--- a/docx/ru/BUFRCREX_TableB_ru_15.docx
+++ b/docx/ru/BUFRCREX_TableB_ru_15.docx
@@ -715,7 +715,7 @@
                 <w:b w:val="0"/>
                 <w:sz w:val="16"/>
               </w:rPr>
-              <w:t>(см. примечание 1)</w:t>
+              <w:t>Note 1: Выражение «плохая погода» обозначает условия, которые обычно наблюдаются во время выпадения осадков, и в короткий промежуток времени до и после выпадения осадков.</w:t>
             </w:r>
           </w:p>
         </w:tc>
@@ -877,7 +877,7 @@
                 <w:b w:val="0"/>
                 <w:sz w:val="16"/>
               </w:rPr>
-              <w:t>(см. примечание 2)</w:t>
+              <w:t>Note 2: «Ясно» или «сплошная облачность» кодируются соответственно цифрами 0 и 8.</w:t>
             </w:r>
           </w:p>
         </w:tc>
@@ -1039,7 +1039,7 @@
                 <w:b w:val="0"/>
                 <w:sz w:val="16"/>
               </w:rPr>
-              <w:t>(см. примечание 3)</w:t>
+              <w:t>Note 3: «Ансамблевое среднее» означает, что ряд отдельных величин, соответствующих набору местоположений во времени, усреднен.</w:t>
             </w:r>
           </w:p>
         </w:tc>
@@ -3455,7 +3455,7 @@
                 <w:b w:val="0"/>
                 <w:sz w:val="16"/>
               </w:rPr>
-              <w:t>(см. примечание 6)</w:t>
+              <w:t>Note 79: Последняя колонка в таблице содержит соответствующий номер регистрации Химической реферативной службы (CAS) Американского химического общества.</w:t>
             </w:r>
           </w:p>
         </w:tc>
@@ -4422,7 +4422,7 @@
                 <w:b w:val="0"/>
                 <w:sz w:val="16"/>
               </w:rPr>
-              <w:t>(см. примечание 5)</w:t>
+              <w:t>Note 142: Преломляющая способность N соотносится с показателем преломления n согласно формуле N = 106 (n – 1). В связи с этим N является безразмерной величиной, но величины, рассчитанные с помощью этой формулы, по договоренности, описываются в «единицах N».</w:t>
             </w:r>
           </w:p>
         </w:tc>
@@ -4745,7 +4745,7 @@
                 <w:b w:val="0"/>
                 <w:sz w:val="16"/>
               </w:rPr>
-              <w:t>(см. примечание 7)</w:t>
+              <w:t>Note 78: Первые три цифры представляют собой код страны ИСО.</w:t>
             </w:r>
           </w:p>
         </w:tc>
@@ -5068,7 +5068,7 @@
                 <w:b w:val="0"/>
                 <w:sz w:val="16"/>
               </w:rPr>
-              <w:t>(см. примечание 8)</w:t>
+              <w:t>Note 77: В связи с наблюдением водяных смерчей или воронкообразных облаков — в радиусе 3 км от станции.</w:t>
             </w:r>
           </w:p>
         </w:tc>
@@ -5230,7 +5230,7 @@
                 <w:b w:val="0"/>
                 <w:sz w:val="16"/>
               </w:rPr>
-              <w:t>(см. примечание 9)</w:t>
+              <w:t>Note 80: Средняя часть данной кодовой таблицы (кодовые цифры 100-199) включает термины на нескольких уровнях, которые могут быть использованы для простых и более сложных автоматических станций.</w:t>
             </w:r>
           </w:p>
         </w:tc>

--- a/docx/ru/BUFRCREX_TableB_ru_15.docx
+++ b/docx/ru/BUFRCREX_TableB_ru_15.docx
@@ -8,19 +8,33 @@
       </w:pPr>
       <w:r>
         <w:rPr>
-          <w:rFonts w:ascii="Arial" w:hAnsi="Arial"/>
+          <w:rFonts w:ascii="Verdana" w:hAnsi="Verdana"/>
           <w:b/>
           <w:sz w:val="22"/>
         </w:rPr>
-        <w:t>BUFR/CREX Table B — Class 15: Физические/химические составляющие в BUFR/CREX</w:t>
+        <w:t>Класс 15: Физические/химические составляющие в BUFR/CREX</w:t>
       </w:r>
     </w:p>
     <w:tbl>
       <w:tblPr>
         <w:tblStyle w:val="TableGrid"/>
         <w:tblW w:type="auto" w:w="0"/>
-        <w:jc w:val="center"/>
+        <w:jc w:val="left"/>
         <w:tblLook w:firstColumn="1" w:firstRow="1" w:lastColumn="0" w:lastRow="0" w:noHBand="0" w:noVBand="1" w:val="04A0"/>
+        <w:tblBorders>
+          <w:top w:val="single" w:sz="4" w:space="0" w:color="595959"/>
+          <w:left w:val="single" w:sz="4" w:space="0" w:color="595959"/>
+          <w:bottom w:val="single" w:sz="4" w:space="0" w:color="595959"/>
+          <w:right w:val="single" w:sz="4" w:space="0" w:color="595959"/>
+          <w:insideH w:val="single" w:sz="4" w:space="0" w:color="595959"/>
+          <w:insideV w:val="single" w:sz="4" w:space="0" w:color="595959"/>
+        </w:tblBorders>
+        <w:tblCellMar>
+          <w:top w:w="85" w:type="dxa"/>
+          <w:left w:w="85" w:type="dxa"/>
+          <w:bottom w:w="85" w:type="dxa"/>
+          <w:right w:w="85" w:type="dxa"/>
+        </w:tblCellMar>
       </w:tblPr>
       <w:tblGrid>
         <w:gridCol w:w="1514"/>
@@ -35,20 +49,20 @@
         <w:gridCol w:w="1514"/>
       </w:tblGrid>
       <w:tr>
-        <w:tc>
-          <w:tcPr>
-            <w:tcW w:type="dxa" w:w="1514"/>
-            <w:shd w:val="clear" w:color="auto" w:fill="D9E2F3"/>
-          </w:tcPr>
-          <w:p>
-            <w:pPr>
-              <w:jc w:val="center"/>
-            </w:pPr>
-            <w:r/>
-            <w:r>
-              <w:rPr>
-                <w:rFonts w:ascii="Arial" w:hAnsi="Arial"/>
-                <w:b/>
+        <w:trPr>
+          <w:tblHeader/>
+        </w:trPr>
+        <w:tc>
+          <w:tcPr>
+            <w:tcW w:type="dxa" w:w="1514"/>
+            <w:shd w:val="clear" w:color="auto" w:fill="D9D9D9"/>
+          </w:tcPr>
+          <w:p>
+            <w:r/>
+            <w:r>
+              <w:rPr>
+                <w:rFonts w:ascii="Verdana" w:hAnsi="Verdana"/>
+                <w:b w:val="0"/>
                 <w:sz w:val="16"/>
               </w:rPr>
               <w:t>FXY</w:t>
@@ -58,194 +72,170 @@
         <w:tc>
           <w:tcPr>
             <w:tcW w:type="dxa" w:w="1514"/>
-            <w:shd w:val="clear" w:color="auto" w:fill="D9E2F3"/>
-          </w:tcPr>
-          <w:p>
-            <w:pPr>
-              <w:jc w:val="center"/>
-            </w:pPr>
-            <w:r/>
-            <w:r>
-              <w:rPr>
-                <w:rFonts w:ascii="Arial" w:hAnsi="Arial"/>
-                <w:b/>
-                <w:sz w:val="16"/>
-              </w:rPr>
-              <w:t>ElementName</w:t>
-            </w:r>
-          </w:p>
-        </w:tc>
-        <w:tc>
-          <w:tcPr>
-            <w:tcW w:type="dxa" w:w="1514"/>
-            <w:shd w:val="clear" w:color="auto" w:fill="D9E2F3"/>
-          </w:tcPr>
-          <w:p>
-            <w:pPr>
-              <w:jc w:val="center"/>
-            </w:pPr>
-            <w:r/>
-            <w:r>
-              <w:rPr>
-                <w:rFonts w:ascii="Arial" w:hAnsi="Arial"/>
-                <w:b/>
-                <w:sz w:val="16"/>
-              </w:rPr>
-              <w:t>BUFR Unit</w:t>
-            </w:r>
-          </w:p>
-        </w:tc>
-        <w:tc>
-          <w:tcPr>
-            <w:tcW w:type="dxa" w:w="1514"/>
-            <w:shd w:val="clear" w:color="auto" w:fill="D9E2F3"/>
-          </w:tcPr>
-          <w:p>
-            <w:pPr>
-              <w:jc w:val="center"/>
-            </w:pPr>
-            <w:r/>
-            <w:r>
-              <w:rPr>
-                <w:rFonts w:ascii="Arial" w:hAnsi="Arial"/>
-                <w:b/>
-                <w:sz w:val="16"/>
-              </w:rPr>
-              <w:t>Scale</w:t>
-            </w:r>
-          </w:p>
-        </w:tc>
-        <w:tc>
-          <w:tcPr>
-            <w:tcW w:type="dxa" w:w="1514"/>
-            <w:shd w:val="clear" w:color="auto" w:fill="D9E2F3"/>
-          </w:tcPr>
-          <w:p>
-            <w:pPr>
-              <w:jc w:val="center"/>
-            </w:pPr>
-            <w:r/>
-            <w:r>
-              <w:rPr>
-                <w:rFonts w:ascii="Arial" w:hAnsi="Arial"/>
-                <w:b/>
-                <w:sz w:val="16"/>
-              </w:rPr>
-              <w:t>Ref Value</w:t>
-            </w:r>
-          </w:p>
-        </w:tc>
-        <w:tc>
-          <w:tcPr>
-            <w:tcW w:type="dxa" w:w="1514"/>
-            <w:shd w:val="clear" w:color="auto" w:fill="D9E2F3"/>
-          </w:tcPr>
-          <w:p>
-            <w:pPr>
-              <w:jc w:val="center"/>
-            </w:pPr>
-            <w:r/>
-            <w:r>
-              <w:rPr>
-                <w:rFonts w:ascii="Arial" w:hAnsi="Arial"/>
-                <w:b/>
-                <w:sz w:val="16"/>
-              </w:rPr>
-              <w:t>Bits</w:t>
-            </w:r>
-          </w:p>
-        </w:tc>
-        <w:tc>
-          <w:tcPr>
-            <w:tcW w:type="dxa" w:w="1514"/>
-            <w:shd w:val="clear" w:color="auto" w:fill="D9E2F3"/>
-          </w:tcPr>
-          <w:p>
-            <w:pPr>
-              <w:jc w:val="center"/>
-            </w:pPr>
-            <w:r/>
-            <w:r>
-              <w:rPr>
-                <w:rFonts w:ascii="Arial" w:hAnsi="Arial"/>
-                <w:b/>
-                <w:sz w:val="16"/>
-              </w:rPr>
-              <w:t>CREX Unit</w:t>
-            </w:r>
-          </w:p>
-        </w:tc>
-        <w:tc>
-          <w:tcPr>
-            <w:tcW w:type="dxa" w:w="1514"/>
-            <w:shd w:val="clear" w:color="auto" w:fill="D9E2F3"/>
-          </w:tcPr>
-          <w:p>
-            <w:pPr>
-              <w:jc w:val="center"/>
-            </w:pPr>
-            <w:r/>
-            <w:r>
-              <w:rPr>
-                <w:rFonts w:ascii="Arial" w:hAnsi="Arial"/>
-                <w:b/>
-                <w:sz w:val="16"/>
-              </w:rPr>
-              <w:t>Scale</w:t>
-            </w:r>
-          </w:p>
-        </w:tc>
-        <w:tc>
-          <w:tcPr>
-            <w:tcW w:type="dxa" w:w="1514"/>
-            <w:shd w:val="clear" w:color="auto" w:fill="D9E2F3"/>
-          </w:tcPr>
-          <w:p>
-            <w:pPr>
-              <w:jc w:val="center"/>
-            </w:pPr>
-            <w:r/>
-            <w:r>
-              <w:rPr>
-                <w:rFonts w:ascii="Arial" w:hAnsi="Arial"/>
-                <w:b/>
-                <w:sz w:val="16"/>
-              </w:rPr>
-              <w:t>Chars</w:t>
-            </w:r>
-          </w:p>
-        </w:tc>
-        <w:tc>
-          <w:tcPr>
-            <w:tcW w:type="dxa" w:w="1514"/>
-            <w:shd w:val="clear" w:color="auto" w:fill="D9E2F3"/>
-          </w:tcPr>
-          <w:p>
-            <w:pPr>
-              <w:jc w:val="center"/>
-            </w:pPr>
-            <w:r/>
-            <w:r>
-              <w:rPr>
-                <w:rFonts w:ascii="Arial" w:hAnsi="Arial"/>
-                <w:b/>
-                <w:sz w:val="16"/>
-              </w:rPr>
-              <w:t>Note</w:t>
+            <w:shd w:val="clear" w:color="auto" w:fill="D9D9D9"/>
+          </w:tcPr>
+          <w:p>
+            <w:r/>
+            <w:r>
+              <w:rPr>
+                <w:rFonts w:ascii="Verdana" w:hAnsi="Verdana"/>
+                <w:b w:val="0"/>
+                <w:sz w:val="16"/>
+              </w:rPr>
+              <w:t>НАЗВАНИЕ ЭЛЕМЕНТА</w:t>
+            </w:r>
+          </w:p>
+        </w:tc>
+        <w:tc>
+          <w:tcPr>
+            <w:tcW w:type="dxa" w:w="1514"/>
+            <w:shd w:val="clear" w:color="auto" w:fill="D9D9D9"/>
+          </w:tcPr>
+          <w:p>
+            <w:r/>
+            <w:r>
+              <w:rPr>
+                <w:rFonts w:ascii="Verdana" w:hAnsi="Verdana"/>
+                <w:b w:val="0"/>
+                <w:sz w:val="16"/>
+              </w:rPr>
+              <w:t>ЕД. ИЗМ. BUFR</w:t>
+            </w:r>
+          </w:p>
+        </w:tc>
+        <w:tc>
+          <w:tcPr>
+            <w:tcW w:type="dxa" w:w="1514"/>
+            <w:shd w:val="clear" w:color="auto" w:fill="D9D9D9"/>
+          </w:tcPr>
+          <w:p>
+            <w:r/>
+            <w:r>
+              <w:rPr>
+                <w:rFonts w:ascii="Verdana" w:hAnsi="Verdana"/>
+                <w:b w:val="0"/>
+                <w:sz w:val="16"/>
+              </w:rPr>
+              <w:t>МАСШТАБ</w:t>
+            </w:r>
+          </w:p>
+        </w:tc>
+        <w:tc>
+          <w:tcPr>
+            <w:tcW w:type="dxa" w:w="1514"/>
+            <w:shd w:val="clear" w:color="auto" w:fill="D9D9D9"/>
+          </w:tcPr>
+          <w:p>
+            <w:r/>
+            <w:r>
+              <w:rPr>
+                <w:rFonts w:ascii="Verdana" w:hAnsi="Verdana"/>
+                <w:b w:val="0"/>
+                <w:sz w:val="16"/>
+              </w:rPr>
+              <w:t>НАЧ. ОТСЧ.</w:t>
+            </w:r>
+          </w:p>
+        </w:tc>
+        <w:tc>
+          <w:tcPr>
+            <w:tcW w:type="dxa" w:w="1514"/>
+            <w:shd w:val="clear" w:color="auto" w:fill="D9D9D9"/>
+          </w:tcPr>
+          <w:p>
+            <w:r/>
+            <w:r>
+              <w:rPr>
+                <w:rFonts w:ascii="Verdana" w:hAnsi="Verdana"/>
+                <w:b w:val="0"/>
+                <w:sz w:val="16"/>
+              </w:rPr>
+              <w:t>БИТЫ</w:t>
+            </w:r>
+          </w:p>
+        </w:tc>
+        <w:tc>
+          <w:tcPr>
+            <w:tcW w:type="dxa" w:w="1514"/>
+            <w:shd w:val="clear" w:color="auto" w:fill="D9D9D9"/>
+          </w:tcPr>
+          <w:p>
+            <w:r/>
+            <w:r>
+              <w:rPr>
+                <w:rFonts w:ascii="Verdana" w:hAnsi="Verdana"/>
+                <w:b w:val="0"/>
+                <w:sz w:val="16"/>
+              </w:rPr>
+              <w:t>ЕД. ИЗМ. CREX</w:t>
+            </w:r>
+          </w:p>
+        </w:tc>
+        <w:tc>
+          <w:tcPr>
+            <w:tcW w:type="dxa" w:w="1514"/>
+            <w:shd w:val="clear" w:color="auto" w:fill="D9D9D9"/>
+          </w:tcPr>
+          <w:p>
+            <w:r/>
+            <w:r>
+              <w:rPr>
+                <w:rFonts w:ascii="Verdana" w:hAnsi="Verdana"/>
+                <w:b w:val="0"/>
+                <w:sz w:val="16"/>
+              </w:rPr>
+              <w:t>МАСШТАБ</w:t>
+            </w:r>
+          </w:p>
+        </w:tc>
+        <w:tc>
+          <w:tcPr>
+            <w:tcW w:type="dxa" w:w="1514"/>
+            <w:shd w:val="clear" w:color="auto" w:fill="D9D9D9"/>
+          </w:tcPr>
+          <w:p>
+            <w:r/>
+            <w:r>
+              <w:rPr>
+                <w:rFonts w:ascii="Verdana" w:hAnsi="Verdana"/>
+                <w:b w:val="0"/>
+                <w:sz w:val="16"/>
+              </w:rPr>
+              <w:t>СИМВ.</w:t>
+            </w:r>
+          </w:p>
+        </w:tc>
+        <w:tc>
+          <w:tcPr>
+            <w:tcW w:type="dxa" w:w="1514"/>
+            <w:shd w:val="clear" w:color="auto" w:fill="D9D9D9"/>
+          </w:tcPr>
+          <w:p>
+            <w:r/>
+            <w:r>
+              <w:rPr>
+                <w:rFonts w:ascii="Verdana" w:hAnsi="Verdana"/>
+                <w:b w:val="0"/>
+                <w:sz w:val="16"/>
+              </w:rPr>
+              <w:t>ПРИМЕЧАНИЕ</w:t>
             </w:r>
           </w:p>
         </w:tc>
       </w:tr>
       <w:tr>
-        <w:tc>
-          <w:tcPr>
-            <w:tcW w:type="dxa" w:w="1514"/>
-          </w:tcPr>
-          <w:p>
-            <w:r/>
-            <w:r>
-              <w:rPr>
-                <w:rFonts w:ascii="Arial" w:hAnsi="Arial"/>
+        <w:trPr>
+          <w:cantSplit/>
+        </w:trPr>
+        <w:tc>
+          <w:tcPr>
+            <w:tcW w:type="dxa" w:w="1514"/>
+          </w:tcPr>
+          <w:p>
+            <w:r/>
+            <w:r>
+              <w:rPr>
+                <w:rFonts w:ascii="Verdana" w:hAnsi="Verdana"/>
                 <w:b w:val="0"/>
                 <w:sz w:val="16"/>
               </w:rPr>
@@ -261,7 +251,7 @@
             <w:r/>
             <w:r>
               <w:rPr>
-                <w:rFonts w:ascii="Arial" w:hAnsi="Arial"/>
+                <w:rFonts w:ascii="Verdana" w:hAnsi="Verdana"/>
                 <w:b w:val="0"/>
                 <w:sz w:val="16"/>
               </w:rPr>
@@ -277,7 +267,7 @@
             <w:r/>
             <w:r>
               <w:rPr>
-                <w:rFonts w:ascii="Arial" w:hAnsi="Arial"/>
+                <w:rFonts w:ascii="Verdana" w:hAnsi="Verdana"/>
                 <w:b w:val="0"/>
                 <w:sz w:val="16"/>
               </w:rPr>
@@ -293,7 +283,7 @@
             <w:r/>
             <w:r>
               <w:rPr>
-                <w:rFonts w:ascii="Arial" w:hAnsi="Arial"/>
+                <w:rFonts w:ascii="Verdana" w:hAnsi="Verdana"/>
                 <w:b w:val="0"/>
                 <w:sz w:val="16"/>
               </w:rPr>
@@ -309,7 +299,7 @@
             <w:r/>
             <w:r>
               <w:rPr>
-                <w:rFonts w:ascii="Arial" w:hAnsi="Arial"/>
+                <w:rFonts w:ascii="Verdana" w:hAnsi="Verdana"/>
                 <w:b w:val="0"/>
                 <w:sz w:val="16"/>
               </w:rPr>
@@ -325,7 +315,7 @@
             <w:r/>
             <w:r>
               <w:rPr>
-                <w:rFonts w:ascii="Arial" w:hAnsi="Arial"/>
+                <w:rFonts w:ascii="Verdana" w:hAnsi="Verdana"/>
                 <w:b w:val="0"/>
                 <w:sz w:val="16"/>
               </w:rPr>
@@ -341,7 +331,7 @@
             <w:r/>
             <w:r>
               <w:rPr>
-                <w:rFonts w:ascii="Arial" w:hAnsi="Arial"/>
+                <w:rFonts w:ascii="Verdana" w:hAnsi="Verdana"/>
                 <w:b w:val="0"/>
                 <w:sz w:val="16"/>
               </w:rPr>
@@ -357,7 +347,7 @@
             <w:r/>
             <w:r>
               <w:rPr>
-                <w:rFonts w:ascii="Arial" w:hAnsi="Arial"/>
+                <w:rFonts w:ascii="Verdana" w:hAnsi="Verdana"/>
                 <w:b w:val="0"/>
                 <w:sz w:val="16"/>
               </w:rPr>
@@ -373,7 +363,7 @@
             <w:r/>
             <w:r>
               <w:rPr>
-                <w:rFonts w:ascii="Arial" w:hAnsi="Arial"/>
+                <w:rFonts w:ascii="Verdana" w:hAnsi="Verdana"/>
                 <w:b w:val="0"/>
                 <w:sz w:val="16"/>
               </w:rPr>
@@ -389,7 +379,7 @@
             <w:r/>
             <w:r>
               <w:rPr>
-                <w:rFonts w:ascii="Arial" w:hAnsi="Arial"/>
+                <w:rFonts w:ascii="Verdana" w:hAnsi="Verdana"/>
                 <w:b w:val="0"/>
                 <w:sz w:val="16"/>
               </w:rPr>
@@ -398,15 +388,18 @@
         </w:tc>
       </w:tr>
       <w:tr>
-        <w:tc>
-          <w:tcPr>
-            <w:tcW w:type="dxa" w:w="1514"/>
-          </w:tcPr>
-          <w:p>
-            <w:r/>
-            <w:r>
-              <w:rPr>
-                <w:rFonts w:ascii="Arial" w:hAnsi="Arial"/>
+        <w:trPr>
+          <w:cantSplit/>
+        </w:trPr>
+        <w:tc>
+          <w:tcPr>
+            <w:tcW w:type="dxa" w:w="1514"/>
+          </w:tcPr>
+          <w:p>
+            <w:r/>
+            <w:r>
+              <w:rPr>
+                <w:rFonts w:ascii="Verdana" w:hAnsi="Verdana"/>
                 <w:b w:val="0"/>
                 <w:sz w:val="16"/>
               </w:rPr>
@@ -422,7 +415,7 @@
             <w:r/>
             <w:r>
               <w:rPr>
-                <w:rFonts w:ascii="Arial" w:hAnsi="Arial"/>
+                <w:rFonts w:ascii="Verdana" w:hAnsi="Verdana"/>
                 <w:b w:val="0"/>
                 <w:sz w:val="16"/>
               </w:rPr>
@@ -438,7 +431,7 @@
             <w:r/>
             <w:r>
               <w:rPr>
-                <w:rFonts w:ascii="Arial" w:hAnsi="Arial"/>
+                <w:rFonts w:ascii="Verdana" w:hAnsi="Verdana"/>
                 <w:b w:val="0"/>
                 <w:sz w:val="16"/>
               </w:rPr>
@@ -454,7 +447,7 @@
             <w:r/>
             <w:r>
               <w:rPr>
-                <w:rFonts w:ascii="Arial" w:hAnsi="Arial"/>
+                <w:rFonts w:ascii="Verdana" w:hAnsi="Verdana"/>
                 <w:b w:val="0"/>
                 <w:sz w:val="16"/>
               </w:rPr>
@@ -470,7 +463,7 @@
             <w:r/>
             <w:r>
               <w:rPr>
-                <w:rFonts w:ascii="Arial" w:hAnsi="Arial"/>
+                <w:rFonts w:ascii="Verdana" w:hAnsi="Verdana"/>
                 <w:b w:val="0"/>
                 <w:sz w:val="16"/>
               </w:rPr>
@@ -486,7 +479,7 @@
             <w:r/>
             <w:r>
               <w:rPr>
-                <w:rFonts w:ascii="Arial" w:hAnsi="Arial"/>
+                <w:rFonts w:ascii="Verdana" w:hAnsi="Verdana"/>
                 <w:b w:val="0"/>
                 <w:sz w:val="16"/>
               </w:rPr>
@@ -502,7 +495,7 @@
             <w:r/>
             <w:r>
               <w:rPr>
-                <w:rFonts w:ascii="Arial" w:hAnsi="Arial"/>
+                <w:rFonts w:ascii="Verdana" w:hAnsi="Verdana"/>
                 <w:b w:val="0"/>
                 <w:sz w:val="16"/>
               </w:rPr>
@@ -518,7 +511,7 @@
             <w:r/>
             <w:r>
               <w:rPr>
-                <w:rFonts w:ascii="Arial" w:hAnsi="Arial"/>
+                <w:rFonts w:ascii="Verdana" w:hAnsi="Verdana"/>
                 <w:b w:val="0"/>
                 <w:sz w:val="16"/>
               </w:rPr>
@@ -534,7 +527,7 @@
             <w:r/>
             <w:r>
               <w:rPr>
-                <w:rFonts w:ascii="Arial" w:hAnsi="Arial"/>
+                <w:rFonts w:ascii="Verdana" w:hAnsi="Verdana"/>
                 <w:b w:val="0"/>
                 <w:sz w:val="16"/>
               </w:rPr>
@@ -550,7 +543,7 @@
             <w:r/>
             <w:r>
               <w:rPr>
-                <w:rFonts w:ascii="Arial" w:hAnsi="Arial"/>
+                <w:rFonts w:ascii="Verdana" w:hAnsi="Verdana"/>
                 <w:b w:val="0"/>
                 <w:sz w:val="16"/>
               </w:rPr>
@@ -559,15 +552,18 @@
         </w:tc>
       </w:tr>
       <w:tr>
-        <w:tc>
-          <w:tcPr>
-            <w:tcW w:type="dxa" w:w="1514"/>
-          </w:tcPr>
-          <w:p>
-            <w:r/>
-            <w:r>
-              <w:rPr>
-                <w:rFonts w:ascii="Arial" w:hAnsi="Arial"/>
+        <w:trPr>
+          <w:cantSplit/>
+        </w:trPr>
+        <w:tc>
+          <w:tcPr>
+            <w:tcW w:type="dxa" w:w="1514"/>
+          </w:tcPr>
+          <w:p>
+            <w:r/>
+            <w:r>
+              <w:rPr>
+                <w:rFonts w:ascii="Verdana" w:hAnsi="Verdana"/>
                 <w:b w:val="0"/>
                 <w:sz w:val="16"/>
               </w:rPr>
@@ -583,7 +579,7 @@
             <w:r/>
             <w:r>
               <w:rPr>
-                <w:rFonts w:ascii="Arial" w:hAnsi="Arial"/>
+                <w:rFonts w:ascii="Verdana" w:hAnsi="Verdana"/>
                 <w:b w:val="0"/>
                 <w:sz w:val="16"/>
               </w:rPr>
@@ -599,7 +595,7 @@
             <w:r/>
             <w:r>
               <w:rPr>
-                <w:rFonts w:ascii="Arial" w:hAnsi="Arial"/>
+                <w:rFonts w:ascii="Verdana" w:hAnsi="Verdana"/>
                 <w:b w:val="0"/>
                 <w:sz w:val="16"/>
               </w:rPr>
@@ -615,7 +611,7 @@
             <w:r/>
             <w:r>
               <w:rPr>
-                <w:rFonts w:ascii="Arial" w:hAnsi="Arial"/>
+                <w:rFonts w:ascii="Verdana" w:hAnsi="Verdana"/>
                 <w:b w:val="0"/>
                 <w:sz w:val="16"/>
               </w:rPr>
@@ -631,7 +627,7 @@
             <w:r/>
             <w:r>
               <w:rPr>
-                <w:rFonts w:ascii="Arial" w:hAnsi="Arial"/>
+                <w:rFonts w:ascii="Verdana" w:hAnsi="Verdana"/>
                 <w:b w:val="0"/>
                 <w:sz w:val="16"/>
               </w:rPr>
@@ -647,7 +643,7 @@
             <w:r/>
             <w:r>
               <w:rPr>
-                <w:rFonts w:ascii="Arial" w:hAnsi="Arial"/>
+                <w:rFonts w:ascii="Verdana" w:hAnsi="Verdana"/>
                 <w:b w:val="0"/>
                 <w:sz w:val="16"/>
               </w:rPr>
@@ -663,7 +659,7 @@
             <w:r/>
             <w:r>
               <w:rPr>
-                <w:rFonts w:ascii="Arial" w:hAnsi="Arial"/>
+                <w:rFonts w:ascii="Verdana" w:hAnsi="Verdana"/>
                 <w:b w:val="0"/>
                 <w:sz w:val="16"/>
               </w:rPr>
@@ -679,7 +675,7 @@
             <w:r/>
             <w:r>
               <w:rPr>
-                <w:rFonts w:ascii="Arial" w:hAnsi="Arial"/>
+                <w:rFonts w:ascii="Verdana" w:hAnsi="Verdana"/>
                 <w:b w:val="0"/>
                 <w:sz w:val="16"/>
               </w:rPr>
@@ -695,7 +691,7 @@
             <w:r/>
             <w:r>
               <w:rPr>
-                <w:rFonts w:ascii="Arial" w:hAnsi="Arial"/>
+                <w:rFonts w:ascii="Verdana" w:hAnsi="Verdana"/>
                 <w:b w:val="0"/>
                 <w:sz w:val="16"/>
               </w:rPr>
@@ -711,25 +707,28 @@
             <w:r/>
             <w:r>
               <w:rPr>
-                <w:rFonts w:ascii="Arial" w:hAnsi="Arial"/>
-                <w:b w:val="0"/>
-                <w:sz w:val="16"/>
-              </w:rPr>
-              <w:t>Note 1: Выражение «плохая погода» обозначает условия, которые обычно наблюдаются во время выпадения осадков, и в короткий промежуток времени до и после выпадения осадков.</w:t>
+                <w:rFonts w:ascii="Verdana" w:hAnsi="Verdana"/>
+                <w:b w:val="0"/>
+                <w:sz w:val="16"/>
+              </w:rPr>
+              <w:t>Note 1: Последовательность 3 04 035 применять не следует.</w:t>
             </w:r>
           </w:p>
         </w:tc>
       </w:tr>
       <w:tr>
-        <w:tc>
-          <w:tcPr>
-            <w:tcW w:type="dxa" w:w="1514"/>
-          </w:tcPr>
-          <w:p>
-            <w:r/>
-            <w:r>
-              <w:rPr>
-                <w:rFonts w:ascii="Arial" w:hAnsi="Arial"/>
+        <w:trPr>
+          <w:cantSplit/>
+        </w:trPr>
+        <w:tc>
+          <w:tcPr>
+            <w:tcW w:type="dxa" w:w="1514"/>
+          </w:tcPr>
+          <w:p>
+            <w:r/>
+            <w:r>
+              <w:rPr>
+                <w:rFonts w:ascii="Verdana" w:hAnsi="Verdana"/>
                 <w:b w:val="0"/>
                 <w:sz w:val="16"/>
               </w:rPr>
@@ -745,7 +744,7 @@
             <w:r/>
             <w:r>
               <w:rPr>
-                <w:rFonts w:ascii="Arial" w:hAnsi="Arial"/>
+                <w:rFonts w:ascii="Verdana" w:hAnsi="Verdana"/>
                 <w:b w:val="0"/>
                 <w:sz w:val="16"/>
               </w:rPr>
@@ -761,7 +760,7 @@
             <w:r/>
             <w:r>
               <w:rPr>
-                <w:rFonts w:ascii="Arial" w:hAnsi="Arial"/>
+                <w:rFonts w:ascii="Verdana" w:hAnsi="Verdana"/>
                 <w:b w:val="0"/>
                 <w:sz w:val="16"/>
               </w:rPr>
@@ -777,7 +776,7 @@
             <w:r/>
             <w:r>
               <w:rPr>
-                <w:rFonts w:ascii="Arial" w:hAnsi="Arial"/>
+                <w:rFonts w:ascii="Verdana" w:hAnsi="Verdana"/>
                 <w:b w:val="0"/>
                 <w:sz w:val="16"/>
               </w:rPr>
@@ -793,7 +792,7 @@
             <w:r/>
             <w:r>
               <w:rPr>
-                <w:rFonts w:ascii="Arial" w:hAnsi="Arial"/>
+                <w:rFonts w:ascii="Verdana" w:hAnsi="Verdana"/>
                 <w:b w:val="0"/>
                 <w:sz w:val="16"/>
               </w:rPr>
@@ -809,7 +808,7 @@
             <w:r/>
             <w:r>
               <w:rPr>
-                <w:rFonts w:ascii="Arial" w:hAnsi="Arial"/>
+                <w:rFonts w:ascii="Verdana" w:hAnsi="Verdana"/>
                 <w:b w:val="0"/>
                 <w:sz w:val="16"/>
               </w:rPr>
@@ -825,7 +824,7 @@
             <w:r/>
             <w:r>
               <w:rPr>
-                <w:rFonts w:ascii="Arial" w:hAnsi="Arial"/>
+                <w:rFonts w:ascii="Verdana" w:hAnsi="Verdana"/>
                 <w:b w:val="0"/>
                 <w:sz w:val="16"/>
               </w:rPr>
@@ -841,7 +840,7 @@
             <w:r/>
             <w:r>
               <w:rPr>
-                <w:rFonts w:ascii="Arial" w:hAnsi="Arial"/>
+                <w:rFonts w:ascii="Verdana" w:hAnsi="Verdana"/>
                 <w:b w:val="0"/>
                 <w:sz w:val="16"/>
               </w:rPr>
@@ -857,7 +856,7 @@
             <w:r/>
             <w:r>
               <w:rPr>
-                <w:rFonts w:ascii="Arial" w:hAnsi="Arial"/>
+                <w:rFonts w:ascii="Verdana" w:hAnsi="Verdana"/>
                 <w:b w:val="0"/>
                 <w:sz w:val="16"/>
               </w:rPr>
@@ -873,25 +872,28 @@
             <w:r/>
             <w:r>
               <w:rPr>
-                <w:rFonts w:ascii="Arial" w:hAnsi="Arial"/>
-                <w:b w:val="0"/>
-                <w:sz w:val="16"/>
-              </w:rPr>
-              <w:t>Note 2: «Ясно» или «сплошная облачность» кодируются соответственно цифрами 0 и 8.</w:t>
+                <w:rFonts w:ascii="Verdana" w:hAnsi="Verdana"/>
+                <w:b w:val="0"/>
+                <w:sz w:val="16"/>
+              </w:rPr>
+              <w:t>Note 2: Последовательность 3 07 082 исключена.</w:t>
             </w:r>
           </w:p>
         </w:tc>
       </w:tr>
       <w:tr>
-        <w:tc>
-          <w:tcPr>
-            <w:tcW w:type="dxa" w:w="1514"/>
-          </w:tcPr>
-          <w:p>
-            <w:r/>
-            <w:r>
-              <w:rPr>
-                <w:rFonts w:ascii="Arial" w:hAnsi="Arial"/>
+        <w:trPr>
+          <w:cantSplit/>
+        </w:trPr>
+        <w:tc>
+          <w:tcPr>
+            <w:tcW w:type="dxa" w:w="1514"/>
+          </w:tcPr>
+          <w:p>
+            <w:r/>
+            <w:r>
+              <w:rPr>
+                <w:rFonts w:ascii="Verdana" w:hAnsi="Verdana"/>
                 <w:b w:val="0"/>
                 <w:sz w:val="16"/>
               </w:rPr>
@@ -907,7 +909,7 @@
             <w:r/>
             <w:r>
               <w:rPr>
-                <w:rFonts w:ascii="Arial" w:hAnsi="Arial"/>
+                <w:rFonts w:ascii="Verdana" w:hAnsi="Verdana"/>
                 <w:b w:val="0"/>
                 <w:sz w:val="16"/>
               </w:rPr>
@@ -923,7 +925,7 @@
             <w:r/>
             <w:r>
               <w:rPr>
-                <w:rFonts w:ascii="Arial" w:hAnsi="Arial"/>
+                <w:rFonts w:ascii="Verdana" w:hAnsi="Verdana"/>
                 <w:b w:val="0"/>
                 <w:sz w:val="16"/>
               </w:rPr>
@@ -939,7 +941,7 @@
             <w:r/>
             <w:r>
               <w:rPr>
-                <w:rFonts w:ascii="Arial" w:hAnsi="Arial"/>
+                <w:rFonts w:ascii="Verdana" w:hAnsi="Verdana"/>
                 <w:b w:val="0"/>
                 <w:sz w:val="16"/>
               </w:rPr>
@@ -955,7 +957,7 @@
             <w:r/>
             <w:r>
               <w:rPr>
-                <w:rFonts w:ascii="Arial" w:hAnsi="Arial"/>
+                <w:rFonts w:ascii="Verdana" w:hAnsi="Verdana"/>
                 <w:b w:val="0"/>
                 <w:sz w:val="16"/>
               </w:rPr>
@@ -971,7 +973,7 @@
             <w:r/>
             <w:r>
               <w:rPr>
-                <w:rFonts w:ascii="Arial" w:hAnsi="Arial"/>
+                <w:rFonts w:ascii="Verdana" w:hAnsi="Verdana"/>
                 <w:b w:val="0"/>
                 <w:sz w:val="16"/>
               </w:rPr>
@@ -987,7 +989,7 @@
             <w:r/>
             <w:r>
               <w:rPr>
-                <w:rFonts w:ascii="Arial" w:hAnsi="Arial"/>
+                <w:rFonts w:ascii="Verdana" w:hAnsi="Verdana"/>
                 <w:b w:val="0"/>
                 <w:sz w:val="16"/>
               </w:rPr>
@@ -1003,7 +1005,7 @@
             <w:r/>
             <w:r>
               <w:rPr>
-                <w:rFonts w:ascii="Arial" w:hAnsi="Arial"/>
+                <w:rFonts w:ascii="Verdana" w:hAnsi="Verdana"/>
                 <w:b w:val="0"/>
                 <w:sz w:val="16"/>
               </w:rPr>
@@ -1019,7 +1021,7 @@
             <w:r/>
             <w:r>
               <w:rPr>
-                <w:rFonts w:ascii="Arial" w:hAnsi="Arial"/>
+                <w:rFonts w:ascii="Verdana" w:hAnsi="Verdana"/>
                 <w:b w:val="0"/>
                 <w:sz w:val="16"/>
               </w:rPr>
@@ -1035,25 +1037,28 @@
             <w:r/>
             <w:r>
               <w:rPr>
-                <w:rFonts w:ascii="Arial" w:hAnsi="Arial"/>
-                <w:b w:val="0"/>
-                <w:sz w:val="16"/>
-              </w:rPr>
-              <w:t>Note 3: «Ансамблевое среднее» означает, что ряд отдельных величин, соответствующих набору местоположений во времени, усреднен.</w:t>
+                <w:rFonts w:ascii="Verdana" w:hAnsi="Verdana"/>
+                <w:b w:val="0"/>
+                <w:sz w:val="16"/>
+              </w:rPr>
+              <w:t>Note 3: Последовательность 3 10 027 исключена.</w:t>
             </w:r>
           </w:p>
         </w:tc>
       </w:tr>
       <w:tr>
-        <w:tc>
-          <w:tcPr>
-            <w:tcW w:type="dxa" w:w="1514"/>
-          </w:tcPr>
-          <w:p>
-            <w:r/>
-            <w:r>
-              <w:rPr>
-                <w:rFonts w:ascii="Arial" w:hAnsi="Arial"/>
+        <w:trPr>
+          <w:cantSplit/>
+        </w:trPr>
+        <w:tc>
+          <w:tcPr>
+            <w:tcW w:type="dxa" w:w="1514"/>
+          </w:tcPr>
+          <w:p>
+            <w:r/>
+            <w:r>
+              <w:rPr>
+                <w:rFonts w:ascii="Verdana" w:hAnsi="Verdana"/>
                 <w:b w:val="0"/>
                 <w:sz w:val="16"/>
               </w:rPr>
@@ -1069,7 +1074,7 @@
             <w:r/>
             <w:r>
               <w:rPr>
-                <w:rFonts w:ascii="Arial" w:hAnsi="Arial"/>
+                <w:rFonts w:ascii="Verdana" w:hAnsi="Verdana"/>
                 <w:b w:val="0"/>
                 <w:sz w:val="16"/>
               </w:rPr>
@@ -1085,7 +1090,7 @@
             <w:r/>
             <w:r>
               <w:rPr>
-                <w:rFonts w:ascii="Arial" w:hAnsi="Arial"/>
+                <w:rFonts w:ascii="Verdana" w:hAnsi="Verdana"/>
                 <w:b w:val="0"/>
                 <w:sz w:val="16"/>
               </w:rPr>
@@ -1101,7 +1106,7 @@
             <w:r/>
             <w:r>
               <w:rPr>
-                <w:rFonts w:ascii="Arial" w:hAnsi="Arial"/>
+                <w:rFonts w:ascii="Verdana" w:hAnsi="Verdana"/>
                 <w:b w:val="0"/>
                 <w:sz w:val="16"/>
               </w:rPr>
@@ -1117,7 +1122,7 @@
             <w:r/>
             <w:r>
               <w:rPr>
-                <w:rFonts w:ascii="Arial" w:hAnsi="Arial"/>
+                <w:rFonts w:ascii="Verdana" w:hAnsi="Verdana"/>
                 <w:b w:val="0"/>
                 <w:sz w:val="16"/>
               </w:rPr>
@@ -1133,7 +1138,7 @@
             <w:r/>
             <w:r>
               <w:rPr>
-                <w:rFonts w:ascii="Arial" w:hAnsi="Arial"/>
+                <w:rFonts w:ascii="Verdana" w:hAnsi="Verdana"/>
                 <w:b w:val="0"/>
                 <w:sz w:val="16"/>
               </w:rPr>
@@ -1149,7 +1154,7 @@
             <w:r/>
             <w:r>
               <w:rPr>
-                <w:rFonts w:ascii="Arial" w:hAnsi="Arial"/>
+                <w:rFonts w:ascii="Verdana" w:hAnsi="Verdana"/>
                 <w:b w:val="0"/>
                 <w:sz w:val="16"/>
               </w:rPr>
@@ -1165,7 +1170,7 @@
             <w:r/>
             <w:r>
               <w:rPr>
-                <w:rFonts w:ascii="Arial" w:hAnsi="Arial"/>
+                <w:rFonts w:ascii="Verdana" w:hAnsi="Verdana"/>
                 <w:b w:val="0"/>
                 <w:sz w:val="16"/>
               </w:rPr>
@@ -1181,7 +1186,7 @@
             <w:r/>
             <w:r>
               <w:rPr>
-                <w:rFonts w:ascii="Arial" w:hAnsi="Arial"/>
+                <w:rFonts w:ascii="Verdana" w:hAnsi="Verdana"/>
                 <w:b w:val="0"/>
                 <w:sz w:val="16"/>
               </w:rPr>
@@ -1197,7 +1202,7 @@
             <w:r/>
             <w:r>
               <w:rPr>
-                <w:rFonts w:ascii="Arial" w:hAnsi="Arial"/>
+                <w:rFonts w:ascii="Verdana" w:hAnsi="Verdana"/>
                 <w:b w:val="0"/>
                 <w:sz w:val="16"/>
               </w:rPr>
@@ -1206,15 +1211,18 @@
         </w:tc>
       </w:tr>
       <w:tr>
-        <w:tc>
-          <w:tcPr>
-            <w:tcW w:type="dxa" w:w="1514"/>
-          </w:tcPr>
-          <w:p>
-            <w:r/>
-            <w:r>
-              <w:rPr>
-                <w:rFonts w:ascii="Arial" w:hAnsi="Arial"/>
+        <w:trPr>
+          <w:cantSplit/>
+        </w:trPr>
+        <w:tc>
+          <w:tcPr>
+            <w:tcW w:type="dxa" w:w="1514"/>
+          </w:tcPr>
+          <w:p>
+            <w:r/>
+            <w:r>
+              <w:rPr>
+                <w:rFonts w:ascii="Verdana" w:hAnsi="Verdana"/>
                 <w:b w:val="0"/>
                 <w:sz w:val="16"/>
               </w:rPr>
@@ -1230,7 +1238,7 @@
             <w:r/>
             <w:r>
               <w:rPr>
-                <w:rFonts w:ascii="Arial" w:hAnsi="Arial"/>
+                <w:rFonts w:ascii="Verdana" w:hAnsi="Verdana"/>
                 <w:b w:val="0"/>
                 <w:sz w:val="16"/>
               </w:rPr>
@@ -1246,7 +1254,7 @@
             <w:r/>
             <w:r>
               <w:rPr>
-                <w:rFonts w:ascii="Arial" w:hAnsi="Arial"/>
+                <w:rFonts w:ascii="Verdana" w:hAnsi="Verdana"/>
                 <w:b w:val="0"/>
                 <w:sz w:val="16"/>
               </w:rPr>
@@ -1262,7 +1270,7 @@
             <w:r/>
             <w:r>
               <w:rPr>
-                <w:rFonts w:ascii="Arial" w:hAnsi="Arial"/>
+                <w:rFonts w:ascii="Verdana" w:hAnsi="Verdana"/>
                 <w:b w:val="0"/>
                 <w:sz w:val="16"/>
               </w:rPr>
@@ -1278,7 +1286,7 @@
             <w:r/>
             <w:r>
               <w:rPr>
-                <w:rFonts w:ascii="Arial" w:hAnsi="Arial"/>
+                <w:rFonts w:ascii="Verdana" w:hAnsi="Verdana"/>
                 <w:b w:val="0"/>
                 <w:sz w:val="16"/>
               </w:rPr>
@@ -1294,7 +1302,7 @@
             <w:r/>
             <w:r>
               <w:rPr>
-                <w:rFonts w:ascii="Arial" w:hAnsi="Arial"/>
+                <w:rFonts w:ascii="Verdana" w:hAnsi="Verdana"/>
                 <w:b w:val="0"/>
                 <w:sz w:val="16"/>
               </w:rPr>
@@ -1310,7 +1318,7 @@
             <w:r/>
             <w:r>
               <w:rPr>
-                <w:rFonts w:ascii="Arial" w:hAnsi="Arial"/>
+                <w:rFonts w:ascii="Verdana" w:hAnsi="Verdana"/>
                 <w:b w:val="0"/>
                 <w:sz w:val="16"/>
               </w:rPr>
@@ -1326,7 +1334,7 @@
             <w:r/>
             <w:r>
               <w:rPr>
-                <w:rFonts w:ascii="Arial" w:hAnsi="Arial"/>
+                <w:rFonts w:ascii="Verdana" w:hAnsi="Verdana"/>
                 <w:b w:val="0"/>
                 <w:sz w:val="16"/>
               </w:rPr>
@@ -1342,7 +1350,7 @@
             <w:r/>
             <w:r>
               <w:rPr>
-                <w:rFonts w:ascii="Arial" w:hAnsi="Arial"/>
+                <w:rFonts w:ascii="Verdana" w:hAnsi="Verdana"/>
                 <w:b w:val="0"/>
                 <w:sz w:val="16"/>
               </w:rPr>
@@ -1358,7 +1366,7 @@
             <w:r/>
             <w:r>
               <w:rPr>
-                <w:rFonts w:ascii="Arial" w:hAnsi="Arial"/>
+                <w:rFonts w:ascii="Verdana" w:hAnsi="Verdana"/>
                 <w:b w:val="0"/>
                 <w:sz w:val="16"/>
               </w:rPr>
@@ -1367,15 +1375,18 @@
         </w:tc>
       </w:tr>
       <w:tr>
-        <w:tc>
-          <w:tcPr>
-            <w:tcW w:type="dxa" w:w="1514"/>
-          </w:tcPr>
-          <w:p>
-            <w:r/>
-            <w:r>
-              <w:rPr>
-                <w:rFonts w:ascii="Arial" w:hAnsi="Arial"/>
+        <w:trPr>
+          <w:cantSplit/>
+        </w:trPr>
+        <w:tc>
+          <w:tcPr>
+            <w:tcW w:type="dxa" w:w="1514"/>
+          </w:tcPr>
+          <w:p>
+            <w:r/>
+            <w:r>
+              <w:rPr>
+                <w:rFonts w:ascii="Verdana" w:hAnsi="Verdana"/>
                 <w:b w:val="0"/>
                 <w:sz w:val="16"/>
               </w:rPr>
@@ -1391,7 +1402,7 @@
             <w:r/>
             <w:r>
               <w:rPr>
-                <w:rFonts w:ascii="Arial" w:hAnsi="Arial"/>
+                <w:rFonts w:ascii="Verdana" w:hAnsi="Verdana"/>
                 <w:b w:val="0"/>
                 <w:sz w:val="16"/>
               </w:rPr>
@@ -1407,7 +1418,7 @@
             <w:r/>
             <w:r>
               <w:rPr>
-                <w:rFonts w:ascii="Arial" w:hAnsi="Arial"/>
+                <w:rFonts w:ascii="Verdana" w:hAnsi="Verdana"/>
                 <w:b w:val="0"/>
                 <w:sz w:val="16"/>
               </w:rPr>
@@ -1423,7 +1434,7 @@
             <w:r/>
             <w:r>
               <w:rPr>
-                <w:rFonts w:ascii="Arial" w:hAnsi="Arial"/>
+                <w:rFonts w:ascii="Verdana" w:hAnsi="Verdana"/>
                 <w:b w:val="0"/>
                 <w:sz w:val="16"/>
               </w:rPr>
@@ -1439,7 +1450,7 @@
             <w:r/>
             <w:r>
               <w:rPr>
-                <w:rFonts w:ascii="Arial" w:hAnsi="Arial"/>
+                <w:rFonts w:ascii="Verdana" w:hAnsi="Verdana"/>
                 <w:b w:val="0"/>
                 <w:sz w:val="16"/>
               </w:rPr>
@@ -1455,7 +1466,7 @@
             <w:r/>
             <w:r>
               <w:rPr>
-                <w:rFonts w:ascii="Arial" w:hAnsi="Arial"/>
+                <w:rFonts w:ascii="Verdana" w:hAnsi="Verdana"/>
                 <w:b w:val="0"/>
                 <w:sz w:val="16"/>
               </w:rPr>
@@ -1471,7 +1482,7 @@
             <w:r/>
             <w:r>
               <w:rPr>
-                <w:rFonts w:ascii="Arial" w:hAnsi="Arial"/>
+                <w:rFonts w:ascii="Verdana" w:hAnsi="Verdana"/>
                 <w:b w:val="0"/>
                 <w:sz w:val="16"/>
               </w:rPr>
@@ -1487,7 +1498,7 @@
             <w:r/>
             <w:r>
               <w:rPr>
-                <w:rFonts w:ascii="Arial" w:hAnsi="Arial"/>
+                <w:rFonts w:ascii="Verdana" w:hAnsi="Verdana"/>
                 <w:b w:val="0"/>
                 <w:sz w:val="16"/>
               </w:rPr>
@@ -1503,7 +1514,7 @@
             <w:r/>
             <w:r>
               <w:rPr>
-                <w:rFonts w:ascii="Arial" w:hAnsi="Arial"/>
+                <w:rFonts w:ascii="Verdana" w:hAnsi="Verdana"/>
                 <w:b w:val="0"/>
                 <w:sz w:val="16"/>
               </w:rPr>
@@ -1519,7 +1530,7 @@
             <w:r/>
             <w:r>
               <w:rPr>
-                <w:rFonts w:ascii="Arial" w:hAnsi="Arial"/>
+                <w:rFonts w:ascii="Verdana" w:hAnsi="Verdana"/>
                 <w:b w:val="0"/>
                 <w:sz w:val="16"/>
               </w:rPr>
@@ -1528,15 +1539,18 @@
         </w:tc>
       </w:tr>
       <w:tr>
-        <w:tc>
-          <w:tcPr>
-            <w:tcW w:type="dxa" w:w="1514"/>
-          </w:tcPr>
-          <w:p>
-            <w:r/>
-            <w:r>
-              <w:rPr>
-                <w:rFonts w:ascii="Arial" w:hAnsi="Arial"/>
+        <w:trPr>
+          <w:cantSplit/>
+        </w:trPr>
+        <w:tc>
+          <w:tcPr>
+            <w:tcW w:type="dxa" w:w="1514"/>
+          </w:tcPr>
+          <w:p>
+            <w:r/>
+            <w:r>
+              <w:rPr>
+                <w:rFonts w:ascii="Verdana" w:hAnsi="Verdana"/>
                 <w:b w:val="0"/>
                 <w:sz w:val="16"/>
               </w:rPr>
@@ -1552,7 +1566,7 @@
             <w:r/>
             <w:r>
               <w:rPr>
-                <w:rFonts w:ascii="Arial" w:hAnsi="Arial"/>
+                <w:rFonts w:ascii="Verdana" w:hAnsi="Verdana"/>
                 <w:b w:val="0"/>
                 <w:sz w:val="16"/>
               </w:rPr>
@@ -1568,7 +1582,7 @@
             <w:r/>
             <w:r>
               <w:rPr>
-                <w:rFonts w:ascii="Arial" w:hAnsi="Arial"/>
+                <w:rFonts w:ascii="Verdana" w:hAnsi="Verdana"/>
                 <w:b w:val="0"/>
                 <w:sz w:val="16"/>
               </w:rPr>
@@ -1584,7 +1598,7 @@
             <w:r/>
             <w:r>
               <w:rPr>
-                <w:rFonts w:ascii="Arial" w:hAnsi="Arial"/>
+                <w:rFonts w:ascii="Verdana" w:hAnsi="Verdana"/>
                 <w:b w:val="0"/>
                 <w:sz w:val="16"/>
               </w:rPr>
@@ -1600,7 +1614,7 @@
             <w:r/>
             <w:r>
               <w:rPr>
-                <w:rFonts w:ascii="Arial" w:hAnsi="Arial"/>
+                <w:rFonts w:ascii="Verdana" w:hAnsi="Verdana"/>
                 <w:b w:val="0"/>
                 <w:sz w:val="16"/>
               </w:rPr>
@@ -1616,7 +1630,7 @@
             <w:r/>
             <w:r>
               <w:rPr>
-                <w:rFonts w:ascii="Arial" w:hAnsi="Arial"/>
+                <w:rFonts w:ascii="Verdana" w:hAnsi="Verdana"/>
                 <w:b w:val="0"/>
                 <w:sz w:val="16"/>
               </w:rPr>
@@ -1632,7 +1646,7 @@
             <w:r/>
             <w:r>
               <w:rPr>
-                <w:rFonts w:ascii="Arial" w:hAnsi="Arial"/>
+                <w:rFonts w:ascii="Verdana" w:hAnsi="Verdana"/>
                 <w:b w:val="0"/>
                 <w:sz w:val="16"/>
               </w:rPr>
@@ -1648,7 +1662,7 @@
             <w:r/>
             <w:r>
               <w:rPr>
-                <w:rFonts w:ascii="Arial" w:hAnsi="Arial"/>
+                <w:rFonts w:ascii="Verdana" w:hAnsi="Verdana"/>
                 <w:b w:val="0"/>
                 <w:sz w:val="16"/>
               </w:rPr>
@@ -1664,7 +1678,7 @@
             <w:r/>
             <w:r>
               <w:rPr>
-                <w:rFonts w:ascii="Arial" w:hAnsi="Arial"/>
+                <w:rFonts w:ascii="Verdana" w:hAnsi="Verdana"/>
                 <w:b w:val="0"/>
                 <w:sz w:val="16"/>
               </w:rPr>
@@ -1680,7 +1694,7 @@
             <w:r/>
             <w:r>
               <w:rPr>
-                <w:rFonts w:ascii="Arial" w:hAnsi="Arial"/>
+                <w:rFonts w:ascii="Verdana" w:hAnsi="Verdana"/>
                 <w:b w:val="0"/>
                 <w:sz w:val="16"/>
               </w:rPr>
@@ -1689,15 +1703,18 @@
         </w:tc>
       </w:tr>
       <w:tr>
-        <w:tc>
-          <w:tcPr>
-            <w:tcW w:type="dxa" w:w="1514"/>
-          </w:tcPr>
-          <w:p>
-            <w:r/>
-            <w:r>
-              <w:rPr>
-                <w:rFonts w:ascii="Arial" w:hAnsi="Arial"/>
+        <w:trPr>
+          <w:cantSplit/>
+        </w:trPr>
+        <w:tc>
+          <w:tcPr>
+            <w:tcW w:type="dxa" w:w="1514"/>
+          </w:tcPr>
+          <w:p>
+            <w:r/>
+            <w:r>
+              <w:rPr>
+                <w:rFonts w:ascii="Verdana" w:hAnsi="Verdana"/>
                 <w:b w:val="0"/>
                 <w:sz w:val="16"/>
               </w:rPr>
@@ -1713,7 +1730,7 @@
             <w:r/>
             <w:r>
               <w:rPr>
-                <w:rFonts w:ascii="Arial" w:hAnsi="Arial"/>
+                <w:rFonts w:ascii="Verdana" w:hAnsi="Verdana"/>
                 <w:b w:val="0"/>
                 <w:sz w:val="16"/>
               </w:rPr>
@@ -1729,7 +1746,7 @@
             <w:r/>
             <w:r>
               <w:rPr>
-                <w:rFonts w:ascii="Arial" w:hAnsi="Arial"/>
+                <w:rFonts w:ascii="Verdana" w:hAnsi="Verdana"/>
                 <w:b w:val="0"/>
                 <w:sz w:val="16"/>
               </w:rPr>
@@ -1745,7 +1762,7 @@
             <w:r/>
             <w:r>
               <w:rPr>
-                <w:rFonts w:ascii="Arial" w:hAnsi="Arial"/>
+                <w:rFonts w:ascii="Verdana" w:hAnsi="Verdana"/>
                 <w:b w:val="0"/>
                 <w:sz w:val="16"/>
               </w:rPr>
@@ -1761,7 +1778,7 @@
             <w:r/>
             <w:r>
               <w:rPr>
-                <w:rFonts w:ascii="Arial" w:hAnsi="Arial"/>
+                <w:rFonts w:ascii="Verdana" w:hAnsi="Verdana"/>
                 <w:b w:val="0"/>
                 <w:sz w:val="16"/>
               </w:rPr>
@@ -1777,7 +1794,7 @@
             <w:r/>
             <w:r>
               <w:rPr>
-                <w:rFonts w:ascii="Arial" w:hAnsi="Arial"/>
+                <w:rFonts w:ascii="Verdana" w:hAnsi="Verdana"/>
                 <w:b w:val="0"/>
                 <w:sz w:val="16"/>
               </w:rPr>
@@ -1793,7 +1810,7 @@
             <w:r/>
             <w:r>
               <w:rPr>
-                <w:rFonts w:ascii="Arial" w:hAnsi="Arial"/>
+                <w:rFonts w:ascii="Verdana" w:hAnsi="Verdana"/>
                 <w:b w:val="0"/>
                 <w:sz w:val="16"/>
               </w:rPr>
@@ -1809,7 +1826,7 @@
             <w:r/>
             <w:r>
               <w:rPr>
-                <w:rFonts w:ascii="Arial" w:hAnsi="Arial"/>
+                <w:rFonts w:ascii="Verdana" w:hAnsi="Verdana"/>
                 <w:b w:val="0"/>
                 <w:sz w:val="16"/>
               </w:rPr>
@@ -1825,7 +1842,7 @@
             <w:r/>
             <w:r>
               <w:rPr>
-                <w:rFonts w:ascii="Arial" w:hAnsi="Arial"/>
+                <w:rFonts w:ascii="Verdana" w:hAnsi="Verdana"/>
                 <w:b w:val="0"/>
                 <w:sz w:val="16"/>
               </w:rPr>
@@ -1841,7 +1858,7 @@
             <w:r/>
             <w:r>
               <w:rPr>
-                <w:rFonts w:ascii="Arial" w:hAnsi="Arial"/>
+                <w:rFonts w:ascii="Verdana" w:hAnsi="Verdana"/>
                 <w:b w:val="0"/>
                 <w:sz w:val="16"/>
               </w:rPr>
@@ -1850,15 +1867,18 @@
         </w:tc>
       </w:tr>
       <w:tr>
-        <w:tc>
-          <w:tcPr>
-            <w:tcW w:type="dxa" w:w="1514"/>
-          </w:tcPr>
-          <w:p>
-            <w:r/>
-            <w:r>
-              <w:rPr>
-                <w:rFonts w:ascii="Arial" w:hAnsi="Arial"/>
+        <w:trPr>
+          <w:cantSplit/>
+        </w:trPr>
+        <w:tc>
+          <w:tcPr>
+            <w:tcW w:type="dxa" w:w="1514"/>
+          </w:tcPr>
+          <w:p>
+            <w:r/>
+            <w:r>
+              <w:rPr>
+                <w:rFonts w:ascii="Verdana" w:hAnsi="Verdana"/>
                 <w:b w:val="0"/>
                 <w:sz w:val="16"/>
               </w:rPr>
@@ -1874,7 +1894,7 @@
             <w:r/>
             <w:r>
               <w:rPr>
-                <w:rFonts w:ascii="Arial" w:hAnsi="Arial"/>
+                <w:rFonts w:ascii="Verdana" w:hAnsi="Verdana"/>
                 <w:b w:val="0"/>
                 <w:sz w:val="16"/>
               </w:rPr>
@@ -1890,7 +1910,7 @@
             <w:r/>
             <w:r>
               <w:rPr>
-                <w:rFonts w:ascii="Arial" w:hAnsi="Arial"/>
+                <w:rFonts w:ascii="Verdana" w:hAnsi="Verdana"/>
                 <w:b w:val="0"/>
                 <w:sz w:val="16"/>
               </w:rPr>
@@ -1906,7 +1926,7 @@
             <w:r/>
             <w:r>
               <w:rPr>
-                <w:rFonts w:ascii="Arial" w:hAnsi="Arial"/>
+                <w:rFonts w:ascii="Verdana" w:hAnsi="Verdana"/>
                 <w:b w:val="0"/>
                 <w:sz w:val="16"/>
               </w:rPr>
@@ -1922,7 +1942,7 @@
             <w:r/>
             <w:r>
               <w:rPr>
-                <w:rFonts w:ascii="Arial" w:hAnsi="Arial"/>
+                <w:rFonts w:ascii="Verdana" w:hAnsi="Verdana"/>
                 <w:b w:val="0"/>
                 <w:sz w:val="16"/>
               </w:rPr>
@@ -1938,7 +1958,7 @@
             <w:r/>
             <w:r>
               <w:rPr>
-                <w:rFonts w:ascii="Arial" w:hAnsi="Arial"/>
+                <w:rFonts w:ascii="Verdana" w:hAnsi="Verdana"/>
                 <w:b w:val="0"/>
                 <w:sz w:val="16"/>
               </w:rPr>
@@ -1954,7 +1974,7 @@
             <w:r/>
             <w:r>
               <w:rPr>
-                <w:rFonts w:ascii="Arial" w:hAnsi="Arial"/>
+                <w:rFonts w:ascii="Verdana" w:hAnsi="Verdana"/>
                 <w:b w:val="0"/>
                 <w:sz w:val="16"/>
               </w:rPr>
@@ -1970,7 +1990,7 @@
             <w:r/>
             <w:r>
               <w:rPr>
-                <w:rFonts w:ascii="Arial" w:hAnsi="Arial"/>
+                <w:rFonts w:ascii="Verdana" w:hAnsi="Verdana"/>
                 <w:b w:val="0"/>
                 <w:sz w:val="16"/>
               </w:rPr>
@@ -1986,7 +2006,7 @@
             <w:r/>
             <w:r>
               <w:rPr>
-                <w:rFonts w:ascii="Arial" w:hAnsi="Arial"/>
+                <w:rFonts w:ascii="Verdana" w:hAnsi="Verdana"/>
                 <w:b w:val="0"/>
                 <w:sz w:val="16"/>
               </w:rPr>
@@ -2002,7 +2022,7 @@
             <w:r/>
             <w:r>
               <w:rPr>
-                <w:rFonts w:ascii="Arial" w:hAnsi="Arial"/>
+                <w:rFonts w:ascii="Verdana" w:hAnsi="Verdana"/>
                 <w:b w:val="0"/>
                 <w:sz w:val="16"/>
               </w:rPr>
@@ -2011,15 +2031,18 @@
         </w:tc>
       </w:tr>
       <w:tr>
-        <w:tc>
-          <w:tcPr>
-            <w:tcW w:type="dxa" w:w="1514"/>
-          </w:tcPr>
-          <w:p>
-            <w:r/>
-            <w:r>
-              <w:rPr>
-                <w:rFonts w:ascii="Arial" w:hAnsi="Arial"/>
+        <w:trPr>
+          <w:cantSplit/>
+        </w:trPr>
+        <w:tc>
+          <w:tcPr>
+            <w:tcW w:type="dxa" w:w="1514"/>
+          </w:tcPr>
+          <w:p>
+            <w:r/>
+            <w:r>
+              <w:rPr>
+                <w:rFonts w:ascii="Verdana" w:hAnsi="Verdana"/>
                 <w:b w:val="0"/>
                 <w:sz w:val="16"/>
               </w:rPr>
@@ -2035,7 +2058,7 @@
             <w:r/>
             <w:r>
               <w:rPr>
-                <w:rFonts w:ascii="Arial" w:hAnsi="Arial"/>
+                <w:rFonts w:ascii="Verdana" w:hAnsi="Verdana"/>
                 <w:b w:val="0"/>
                 <w:sz w:val="16"/>
               </w:rPr>
@@ -2051,7 +2074,7 @@
             <w:r/>
             <w:r>
               <w:rPr>
-                <w:rFonts w:ascii="Arial" w:hAnsi="Arial"/>
+                <w:rFonts w:ascii="Verdana" w:hAnsi="Verdana"/>
                 <w:b w:val="0"/>
                 <w:sz w:val="16"/>
               </w:rPr>
@@ -2067,7 +2090,7 @@
             <w:r/>
             <w:r>
               <w:rPr>
-                <w:rFonts w:ascii="Arial" w:hAnsi="Arial"/>
+                <w:rFonts w:ascii="Verdana" w:hAnsi="Verdana"/>
                 <w:b w:val="0"/>
                 <w:sz w:val="16"/>
               </w:rPr>
@@ -2083,7 +2106,7 @@
             <w:r/>
             <w:r>
               <w:rPr>
-                <w:rFonts w:ascii="Arial" w:hAnsi="Arial"/>
+                <w:rFonts w:ascii="Verdana" w:hAnsi="Verdana"/>
                 <w:b w:val="0"/>
                 <w:sz w:val="16"/>
               </w:rPr>
@@ -2099,7 +2122,7 @@
             <w:r/>
             <w:r>
               <w:rPr>
-                <w:rFonts w:ascii="Arial" w:hAnsi="Arial"/>
+                <w:rFonts w:ascii="Verdana" w:hAnsi="Verdana"/>
                 <w:b w:val="0"/>
                 <w:sz w:val="16"/>
               </w:rPr>
@@ -2115,7 +2138,7 @@
             <w:r/>
             <w:r>
               <w:rPr>
-                <w:rFonts w:ascii="Arial" w:hAnsi="Arial"/>
+                <w:rFonts w:ascii="Verdana" w:hAnsi="Verdana"/>
                 <w:b w:val="0"/>
                 <w:sz w:val="16"/>
               </w:rPr>
@@ -2131,7 +2154,7 @@
             <w:r/>
             <w:r>
               <w:rPr>
-                <w:rFonts w:ascii="Arial" w:hAnsi="Arial"/>
+                <w:rFonts w:ascii="Verdana" w:hAnsi="Verdana"/>
                 <w:b w:val="0"/>
                 <w:sz w:val="16"/>
               </w:rPr>
@@ -2147,7 +2170,7 @@
             <w:r/>
             <w:r>
               <w:rPr>
-                <w:rFonts w:ascii="Arial" w:hAnsi="Arial"/>
+                <w:rFonts w:ascii="Verdana" w:hAnsi="Verdana"/>
                 <w:b w:val="0"/>
                 <w:sz w:val="16"/>
               </w:rPr>
@@ -2163,7 +2186,7 @@
             <w:r/>
             <w:r>
               <w:rPr>
-                <w:rFonts w:ascii="Arial" w:hAnsi="Arial"/>
+                <w:rFonts w:ascii="Verdana" w:hAnsi="Verdana"/>
                 <w:b w:val="0"/>
                 <w:sz w:val="16"/>
               </w:rPr>
@@ -2172,15 +2195,18 @@
         </w:tc>
       </w:tr>
       <w:tr>
-        <w:tc>
-          <w:tcPr>
-            <w:tcW w:type="dxa" w:w="1514"/>
-          </w:tcPr>
-          <w:p>
-            <w:r/>
-            <w:r>
-              <w:rPr>
-                <w:rFonts w:ascii="Arial" w:hAnsi="Arial"/>
+        <w:trPr>
+          <w:cantSplit/>
+        </w:trPr>
+        <w:tc>
+          <w:tcPr>
+            <w:tcW w:type="dxa" w:w="1514"/>
+          </w:tcPr>
+          <w:p>
+            <w:r/>
+            <w:r>
+              <w:rPr>
+                <w:rFonts w:ascii="Verdana" w:hAnsi="Verdana"/>
                 <w:b w:val="0"/>
                 <w:sz w:val="16"/>
               </w:rPr>
@@ -2196,7 +2222,7 @@
             <w:r/>
             <w:r>
               <w:rPr>
-                <w:rFonts w:ascii="Arial" w:hAnsi="Arial"/>
+                <w:rFonts w:ascii="Verdana" w:hAnsi="Verdana"/>
                 <w:b w:val="0"/>
                 <w:sz w:val="16"/>
               </w:rPr>
@@ -2212,7 +2238,7 @@
             <w:r/>
             <w:r>
               <w:rPr>
-                <w:rFonts w:ascii="Arial" w:hAnsi="Arial"/>
+                <w:rFonts w:ascii="Verdana" w:hAnsi="Verdana"/>
                 <w:b w:val="0"/>
                 <w:sz w:val="16"/>
               </w:rPr>
@@ -2228,7 +2254,7 @@
             <w:r/>
             <w:r>
               <w:rPr>
-                <w:rFonts w:ascii="Arial" w:hAnsi="Arial"/>
+                <w:rFonts w:ascii="Verdana" w:hAnsi="Verdana"/>
                 <w:b w:val="0"/>
                 <w:sz w:val="16"/>
               </w:rPr>
@@ -2244,7 +2270,7 @@
             <w:r/>
             <w:r>
               <w:rPr>
-                <w:rFonts w:ascii="Arial" w:hAnsi="Arial"/>
+                <w:rFonts w:ascii="Verdana" w:hAnsi="Verdana"/>
                 <w:b w:val="0"/>
                 <w:sz w:val="16"/>
               </w:rPr>
@@ -2260,7 +2286,7 @@
             <w:r/>
             <w:r>
               <w:rPr>
-                <w:rFonts w:ascii="Arial" w:hAnsi="Arial"/>
+                <w:rFonts w:ascii="Verdana" w:hAnsi="Verdana"/>
                 <w:b w:val="0"/>
                 <w:sz w:val="16"/>
               </w:rPr>
@@ -2276,7 +2302,7 @@
             <w:r/>
             <w:r>
               <w:rPr>
-                <w:rFonts w:ascii="Arial" w:hAnsi="Arial"/>
+                <w:rFonts w:ascii="Verdana" w:hAnsi="Verdana"/>
                 <w:b w:val="0"/>
                 <w:sz w:val="16"/>
               </w:rPr>
@@ -2292,7 +2318,7 @@
             <w:r/>
             <w:r>
               <w:rPr>
-                <w:rFonts w:ascii="Arial" w:hAnsi="Arial"/>
+                <w:rFonts w:ascii="Verdana" w:hAnsi="Verdana"/>
                 <w:b w:val="0"/>
                 <w:sz w:val="16"/>
               </w:rPr>
@@ -2308,7 +2334,7 @@
             <w:r/>
             <w:r>
               <w:rPr>
-                <w:rFonts w:ascii="Arial" w:hAnsi="Arial"/>
+                <w:rFonts w:ascii="Verdana" w:hAnsi="Verdana"/>
                 <w:b w:val="0"/>
                 <w:sz w:val="16"/>
               </w:rPr>
@@ -2324,7 +2350,7 @@
             <w:r/>
             <w:r>
               <w:rPr>
-                <w:rFonts w:ascii="Arial" w:hAnsi="Arial"/>
+                <w:rFonts w:ascii="Verdana" w:hAnsi="Verdana"/>
                 <w:b w:val="0"/>
                 <w:sz w:val="16"/>
               </w:rPr>
@@ -2333,15 +2359,18 @@
         </w:tc>
       </w:tr>
       <w:tr>
-        <w:tc>
-          <w:tcPr>
-            <w:tcW w:type="dxa" w:w="1514"/>
-          </w:tcPr>
-          <w:p>
-            <w:r/>
-            <w:r>
-              <w:rPr>
-                <w:rFonts w:ascii="Arial" w:hAnsi="Arial"/>
+        <w:trPr>
+          <w:cantSplit/>
+        </w:trPr>
+        <w:tc>
+          <w:tcPr>
+            <w:tcW w:type="dxa" w:w="1514"/>
+          </w:tcPr>
+          <w:p>
+            <w:r/>
+            <w:r>
+              <w:rPr>
+                <w:rFonts w:ascii="Verdana" w:hAnsi="Verdana"/>
                 <w:b w:val="0"/>
                 <w:sz w:val="16"/>
               </w:rPr>
@@ -2357,7 +2386,7 @@
             <w:r/>
             <w:r>
               <w:rPr>
-                <w:rFonts w:ascii="Arial" w:hAnsi="Arial"/>
+                <w:rFonts w:ascii="Verdana" w:hAnsi="Verdana"/>
                 <w:b w:val="0"/>
                 <w:sz w:val="16"/>
               </w:rPr>
@@ -2373,7 +2402,7 @@
             <w:r/>
             <w:r>
               <w:rPr>
-                <w:rFonts w:ascii="Arial" w:hAnsi="Arial"/>
+                <w:rFonts w:ascii="Verdana" w:hAnsi="Verdana"/>
                 <w:b w:val="0"/>
                 <w:sz w:val="16"/>
               </w:rPr>
@@ -2389,7 +2418,7 @@
             <w:r/>
             <w:r>
               <w:rPr>
-                <w:rFonts w:ascii="Arial" w:hAnsi="Arial"/>
+                <w:rFonts w:ascii="Verdana" w:hAnsi="Verdana"/>
                 <w:b w:val="0"/>
                 <w:sz w:val="16"/>
               </w:rPr>
@@ -2405,7 +2434,7 @@
             <w:r/>
             <w:r>
               <w:rPr>
-                <w:rFonts w:ascii="Arial" w:hAnsi="Arial"/>
+                <w:rFonts w:ascii="Verdana" w:hAnsi="Verdana"/>
                 <w:b w:val="0"/>
                 <w:sz w:val="16"/>
               </w:rPr>
@@ -2421,7 +2450,7 @@
             <w:r/>
             <w:r>
               <w:rPr>
-                <w:rFonts w:ascii="Arial" w:hAnsi="Arial"/>
+                <w:rFonts w:ascii="Verdana" w:hAnsi="Verdana"/>
                 <w:b w:val="0"/>
                 <w:sz w:val="16"/>
               </w:rPr>
@@ -2437,7 +2466,7 @@
             <w:r/>
             <w:r>
               <w:rPr>
-                <w:rFonts w:ascii="Arial" w:hAnsi="Arial"/>
+                <w:rFonts w:ascii="Verdana" w:hAnsi="Verdana"/>
                 <w:b w:val="0"/>
                 <w:sz w:val="16"/>
               </w:rPr>
@@ -2453,7 +2482,7 @@
             <w:r/>
             <w:r>
               <w:rPr>
-                <w:rFonts w:ascii="Arial" w:hAnsi="Arial"/>
+                <w:rFonts w:ascii="Verdana" w:hAnsi="Verdana"/>
                 <w:b w:val="0"/>
                 <w:sz w:val="16"/>
               </w:rPr>
@@ -2469,7 +2498,7 @@
             <w:r/>
             <w:r>
               <w:rPr>
-                <w:rFonts w:ascii="Arial" w:hAnsi="Arial"/>
+                <w:rFonts w:ascii="Verdana" w:hAnsi="Verdana"/>
                 <w:b w:val="0"/>
                 <w:sz w:val="16"/>
               </w:rPr>
@@ -2485,7 +2514,7 @@
             <w:r/>
             <w:r>
               <w:rPr>
-                <w:rFonts w:ascii="Arial" w:hAnsi="Arial"/>
+                <w:rFonts w:ascii="Verdana" w:hAnsi="Verdana"/>
                 <w:b w:val="0"/>
                 <w:sz w:val="16"/>
               </w:rPr>
@@ -2494,15 +2523,18 @@
         </w:tc>
       </w:tr>
       <w:tr>
-        <w:tc>
-          <w:tcPr>
-            <w:tcW w:type="dxa" w:w="1514"/>
-          </w:tcPr>
-          <w:p>
-            <w:r/>
-            <w:r>
-              <w:rPr>
-                <w:rFonts w:ascii="Arial" w:hAnsi="Arial"/>
+        <w:trPr>
+          <w:cantSplit/>
+        </w:trPr>
+        <w:tc>
+          <w:tcPr>
+            <w:tcW w:type="dxa" w:w="1514"/>
+          </w:tcPr>
+          <w:p>
+            <w:r/>
+            <w:r>
+              <w:rPr>
+                <w:rFonts w:ascii="Verdana" w:hAnsi="Verdana"/>
                 <w:b w:val="0"/>
                 <w:sz w:val="16"/>
               </w:rPr>
@@ -2518,7 +2550,7 @@
             <w:r/>
             <w:r>
               <w:rPr>
-                <w:rFonts w:ascii="Arial" w:hAnsi="Arial"/>
+                <w:rFonts w:ascii="Verdana" w:hAnsi="Verdana"/>
                 <w:b w:val="0"/>
                 <w:sz w:val="16"/>
               </w:rPr>
@@ -2534,7 +2566,7 @@
             <w:r/>
             <w:r>
               <w:rPr>
-                <w:rFonts w:ascii="Arial" w:hAnsi="Arial"/>
+                <w:rFonts w:ascii="Verdana" w:hAnsi="Verdana"/>
                 <w:b w:val="0"/>
                 <w:sz w:val="16"/>
               </w:rPr>
@@ -2550,7 +2582,7 @@
             <w:r/>
             <w:r>
               <w:rPr>
-                <w:rFonts w:ascii="Arial" w:hAnsi="Arial"/>
+                <w:rFonts w:ascii="Verdana" w:hAnsi="Verdana"/>
                 <w:b w:val="0"/>
                 <w:sz w:val="16"/>
               </w:rPr>
@@ -2566,7 +2598,7 @@
             <w:r/>
             <w:r>
               <w:rPr>
-                <w:rFonts w:ascii="Arial" w:hAnsi="Arial"/>
+                <w:rFonts w:ascii="Verdana" w:hAnsi="Verdana"/>
                 <w:b w:val="0"/>
                 <w:sz w:val="16"/>
               </w:rPr>
@@ -2582,7 +2614,7 @@
             <w:r/>
             <w:r>
               <w:rPr>
-                <w:rFonts w:ascii="Arial" w:hAnsi="Arial"/>
+                <w:rFonts w:ascii="Verdana" w:hAnsi="Verdana"/>
                 <w:b w:val="0"/>
                 <w:sz w:val="16"/>
               </w:rPr>
@@ -2598,7 +2630,7 @@
             <w:r/>
             <w:r>
               <w:rPr>
-                <w:rFonts w:ascii="Arial" w:hAnsi="Arial"/>
+                <w:rFonts w:ascii="Verdana" w:hAnsi="Verdana"/>
                 <w:b w:val="0"/>
                 <w:sz w:val="16"/>
               </w:rPr>
@@ -2614,7 +2646,7 @@
             <w:r/>
             <w:r>
               <w:rPr>
-                <w:rFonts w:ascii="Arial" w:hAnsi="Arial"/>
+                <w:rFonts w:ascii="Verdana" w:hAnsi="Verdana"/>
                 <w:b w:val="0"/>
                 <w:sz w:val="16"/>
               </w:rPr>
@@ -2630,7 +2662,7 @@
             <w:r/>
             <w:r>
               <w:rPr>
-                <w:rFonts w:ascii="Arial" w:hAnsi="Arial"/>
+                <w:rFonts w:ascii="Verdana" w:hAnsi="Verdana"/>
                 <w:b w:val="0"/>
                 <w:sz w:val="16"/>
               </w:rPr>
@@ -2646,7 +2678,7 @@
             <w:r/>
             <w:r>
               <w:rPr>
-                <w:rFonts w:ascii="Arial" w:hAnsi="Arial"/>
+                <w:rFonts w:ascii="Verdana" w:hAnsi="Verdana"/>
                 <w:b w:val="0"/>
                 <w:sz w:val="16"/>
               </w:rPr>
@@ -2655,15 +2687,18 @@
         </w:tc>
       </w:tr>
       <w:tr>
-        <w:tc>
-          <w:tcPr>
-            <w:tcW w:type="dxa" w:w="1514"/>
-          </w:tcPr>
-          <w:p>
-            <w:r/>
-            <w:r>
-              <w:rPr>
-                <w:rFonts w:ascii="Arial" w:hAnsi="Arial"/>
+        <w:trPr>
+          <w:cantSplit/>
+        </w:trPr>
+        <w:tc>
+          <w:tcPr>
+            <w:tcW w:type="dxa" w:w="1514"/>
+          </w:tcPr>
+          <w:p>
+            <w:r/>
+            <w:r>
+              <w:rPr>
+                <w:rFonts w:ascii="Verdana" w:hAnsi="Verdana"/>
                 <w:b w:val="0"/>
                 <w:sz w:val="16"/>
               </w:rPr>
@@ -2679,7 +2714,7 @@
             <w:r/>
             <w:r>
               <w:rPr>
-                <w:rFonts w:ascii="Arial" w:hAnsi="Arial"/>
+                <w:rFonts w:ascii="Verdana" w:hAnsi="Verdana"/>
                 <w:b w:val="0"/>
                 <w:sz w:val="16"/>
               </w:rPr>
@@ -2695,7 +2730,7 @@
             <w:r/>
             <w:r>
               <w:rPr>
-                <w:rFonts w:ascii="Arial" w:hAnsi="Arial"/>
+                <w:rFonts w:ascii="Verdana" w:hAnsi="Verdana"/>
                 <w:b w:val="0"/>
                 <w:sz w:val="16"/>
               </w:rPr>
@@ -2711,7 +2746,7 @@
             <w:r/>
             <w:r>
               <w:rPr>
-                <w:rFonts w:ascii="Arial" w:hAnsi="Arial"/>
+                <w:rFonts w:ascii="Verdana" w:hAnsi="Verdana"/>
                 <w:b w:val="0"/>
                 <w:sz w:val="16"/>
               </w:rPr>
@@ -2727,7 +2762,7 @@
             <w:r/>
             <w:r>
               <w:rPr>
-                <w:rFonts w:ascii="Arial" w:hAnsi="Arial"/>
+                <w:rFonts w:ascii="Verdana" w:hAnsi="Verdana"/>
                 <w:b w:val="0"/>
                 <w:sz w:val="16"/>
               </w:rPr>
@@ -2743,7 +2778,7 @@
             <w:r/>
             <w:r>
               <w:rPr>
-                <w:rFonts w:ascii="Arial" w:hAnsi="Arial"/>
+                <w:rFonts w:ascii="Verdana" w:hAnsi="Verdana"/>
                 <w:b w:val="0"/>
                 <w:sz w:val="16"/>
               </w:rPr>
@@ -2759,7 +2794,7 @@
             <w:r/>
             <w:r>
               <w:rPr>
-                <w:rFonts w:ascii="Arial" w:hAnsi="Arial"/>
+                <w:rFonts w:ascii="Verdana" w:hAnsi="Verdana"/>
                 <w:b w:val="0"/>
                 <w:sz w:val="16"/>
               </w:rPr>
@@ -2775,7 +2810,7 @@
             <w:r/>
             <w:r>
               <w:rPr>
-                <w:rFonts w:ascii="Arial" w:hAnsi="Arial"/>
+                <w:rFonts w:ascii="Verdana" w:hAnsi="Verdana"/>
                 <w:b w:val="0"/>
                 <w:sz w:val="16"/>
               </w:rPr>
@@ -2791,7 +2826,7 @@
             <w:r/>
             <w:r>
               <w:rPr>
-                <w:rFonts w:ascii="Arial" w:hAnsi="Arial"/>
+                <w:rFonts w:ascii="Verdana" w:hAnsi="Verdana"/>
                 <w:b w:val="0"/>
                 <w:sz w:val="16"/>
               </w:rPr>
@@ -2807,7 +2842,7 @@
             <w:r/>
             <w:r>
               <w:rPr>
-                <w:rFonts w:ascii="Arial" w:hAnsi="Arial"/>
+                <w:rFonts w:ascii="Verdana" w:hAnsi="Verdana"/>
                 <w:b w:val="0"/>
                 <w:sz w:val="16"/>
               </w:rPr>
@@ -2816,15 +2851,18 @@
         </w:tc>
       </w:tr>
       <w:tr>
-        <w:tc>
-          <w:tcPr>
-            <w:tcW w:type="dxa" w:w="1514"/>
-          </w:tcPr>
-          <w:p>
-            <w:r/>
-            <w:r>
-              <w:rPr>
-                <w:rFonts w:ascii="Arial" w:hAnsi="Arial"/>
+        <w:trPr>
+          <w:cantSplit/>
+        </w:trPr>
+        <w:tc>
+          <w:tcPr>
+            <w:tcW w:type="dxa" w:w="1514"/>
+          </w:tcPr>
+          <w:p>
+            <w:r/>
+            <w:r>
+              <w:rPr>
+                <w:rFonts w:ascii="Verdana" w:hAnsi="Verdana"/>
                 <w:b w:val="0"/>
                 <w:sz w:val="16"/>
               </w:rPr>
@@ -2840,7 +2878,7 @@
             <w:r/>
             <w:r>
               <w:rPr>
-                <w:rFonts w:ascii="Arial" w:hAnsi="Arial"/>
+                <w:rFonts w:ascii="Verdana" w:hAnsi="Verdana"/>
                 <w:b w:val="0"/>
                 <w:sz w:val="16"/>
               </w:rPr>
@@ -2856,7 +2894,7 @@
             <w:r/>
             <w:r>
               <w:rPr>
-                <w:rFonts w:ascii="Arial" w:hAnsi="Arial"/>
+                <w:rFonts w:ascii="Verdana" w:hAnsi="Verdana"/>
                 <w:b w:val="0"/>
                 <w:sz w:val="16"/>
               </w:rPr>
@@ -2872,7 +2910,7 @@
             <w:r/>
             <w:r>
               <w:rPr>
-                <w:rFonts w:ascii="Arial" w:hAnsi="Arial"/>
+                <w:rFonts w:ascii="Verdana" w:hAnsi="Verdana"/>
                 <w:b w:val="0"/>
                 <w:sz w:val="16"/>
               </w:rPr>
@@ -2888,7 +2926,7 @@
             <w:r/>
             <w:r>
               <w:rPr>
-                <w:rFonts w:ascii="Arial" w:hAnsi="Arial"/>
+                <w:rFonts w:ascii="Verdana" w:hAnsi="Verdana"/>
                 <w:b w:val="0"/>
                 <w:sz w:val="16"/>
               </w:rPr>
@@ -2904,7 +2942,7 @@
             <w:r/>
             <w:r>
               <w:rPr>
-                <w:rFonts w:ascii="Arial" w:hAnsi="Arial"/>
+                <w:rFonts w:ascii="Verdana" w:hAnsi="Verdana"/>
                 <w:b w:val="0"/>
                 <w:sz w:val="16"/>
               </w:rPr>
@@ -2920,7 +2958,7 @@
             <w:r/>
             <w:r>
               <w:rPr>
-                <w:rFonts w:ascii="Arial" w:hAnsi="Arial"/>
+                <w:rFonts w:ascii="Verdana" w:hAnsi="Verdana"/>
                 <w:b w:val="0"/>
                 <w:sz w:val="16"/>
               </w:rPr>
@@ -2936,7 +2974,7 @@
             <w:r/>
             <w:r>
               <w:rPr>
-                <w:rFonts w:ascii="Arial" w:hAnsi="Arial"/>
+                <w:rFonts w:ascii="Verdana" w:hAnsi="Verdana"/>
                 <w:b w:val="0"/>
                 <w:sz w:val="16"/>
               </w:rPr>
@@ -2952,7 +2990,7 @@
             <w:r/>
             <w:r>
               <w:rPr>
-                <w:rFonts w:ascii="Arial" w:hAnsi="Arial"/>
+                <w:rFonts w:ascii="Verdana" w:hAnsi="Verdana"/>
                 <w:b w:val="0"/>
                 <w:sz w:val="16"/>
               </w:rPr>
@@ -2968,7 +3006,7 @@
             <w:r/>
             <w:r>
               <w:rPr>
-                <w:rFonts w:ascii="Arial" w:hAnsi="Arial"/>
+                <w:rFonts w:ascii="Verdana" w:hAnsi="Verdana"/>
                 <w:b w:val="0"/>
                 <w:sz w:val="16"/>
               </w:rPr>
@@ -2977,15 +3015,18 @@
         </w:tc>
       </w:tr>
       <w:tr>
-        <w:tc>
-          <w:tcPr>
-            <w:tcW w:type="dxa" w:w="1514"/>
-          </w:tcPr>
-          <w:p>
-            <w:r/>
-            <w:r>
-              <w:rPr>
-                <w:rFonts w:ascii="Arial" w:hAnsi="Arial"/>
+        <w:trPr>
+          <w:cantSplit/>
+        </w:trPr>
+        <w:tc>
+          <w:tcPr>
+            <w:tcW w:type="dxa" w:w="1514"/>
+          </w:tcPr>
+          <w:p>
+            <w:r/>
+            <w:r>
+              <w:rPr>
+                <w:rFonts w:ascii="Verdana" w:hAnsi="Verdana"/>
                 <w:b w:val="0"/>
                 <w:sz w:val="16"/>
               </w:rPr>
@@ -3001,7 +3042,7 @@
             <w:r/>
             <w:r>
               <w:rPr>
-                <w:rFonts w:ascii="Arial" w:hAnsi="Arial"/>
+                <w:rFonts w:ascii="Verdana" w:hAnsi="Verdana"/>
                 <w:b w:val="0"/>
                 <w:sz w:val="16"/>
               </w:rPr>
@@ -3017,7 +3058,7 @@
             <w:r/>
             <w:r>
               <w:rPr>
-                <w:rFonts w:ascii="Arial" w:hAnsi="Arial"/>
+                <w:rFonts w:ascii="Verdana" w:hAnsi="Verdana"/>
                 <w:b w:val="0"/>
                 <w:sz w:val="16"/>
               </w:rPr>
@@ -3033,7 +3074,7 @@
             <w:r/>
             <w:r>
               <w:rPr>
-                <w:rFonts w:ascii="Arial" w:hAnsi="Arial"/>
+                <w:rFonts w:ascii="Verdana" w:hAnsi="Verdana"/>
                 <w:b w:val="0"/>
                 <w:sz w:val="16"/>
               </w:rPr>
@@ -3049,7 +3090,7 @@
             <w:r/>
             <w:r>
               <w:rPr>
-                <w:rFonts w:ascii="Arial" w:hAnsi="Arial"/>
+                <w:rFonts w:ascii="Verdana" w:hAnsi="Verdana"/>
                 <w:b w:val="0"/>
                 <w:sz w:val="16"/>
               </w:rPr>
@@ -3065,7 +3106,7 @@
             <w:r/>
             <w:r>
               <w:rPr>
-                <w:rFonts w:ascii="Arial" w:hAnsi="Arial"/>
+                <w:rFonts w:ascii="Verdana" w:hAnsi="Verdana"/>
                 <w:b w:val="0"/>
                 <w:sz w:val="16"/>
               </w:rPr>
@@ -3081,7 +3122,7 @@
             <w:r/>
             <w:r>
               <w:rPr>
-                <w:rFonts w:ascii="Arial" w:hAnsi="Arial"/>
+                <w:rFonts w:ascii="Verdana" w:hAnsi="Verdana"/>
                 <w:b w:val="0"/>
                 <w:sz w:val="16"/>
               </w:rPr>
@@ -3097,7 +3138,7 @@
             <w:r/>
             <w:r>
               <w:rPr>
-                <w:rFonts w:ascii="Arial" w:hAnsi="Arial"/>
+                <w:rFonts w:ascii="Verdana" w:hAnsi="Verdana"/>
                 <w:b w:val="0"/>
                 <w:sz w:val="16"/>
               </w:rPr>
@@ -3113,7 +3154,7 @@
             <w:r/>
             <w:r>
               <w:rPr>
-                <w:rFonts w:ascii="Arial" w:hAnsi="Arial"/>
+                <w:rFonts w:ascii="Verdana" w:hAnsi="Verdana"/>
                 <w:b w:val="0"/>
                 <w:sz w:val="16"/>
               </w:rPr>
@@ -3129,7 +3170,7 @@
             <w:r/>
             <w:r>
               <w:rPr>
-                <w:rFonts w:ascii="Arial" w:hAnsi="Arial"/>
+                <w:rFonts w:ascii="Verdana" w:hAnsi="Verdana"/>
                 <w:b w:val="0"/>
                 <w:sz w:val="16"/>
               </w:rPr>
@@ -3138,15 +3179,18 @@
         </w:tc>
       </w:tr>
       <w:tr>
-        <w:tc>
-          <w:tcPr>
-            <w:tcW w:type="dxa" w:w="1514"/>
-          </w:tcPr>
-          <w:p>
-            <w:r/>
-            <w:r>
-              <w:rPr>
-                <w:rFonts w:ascii="Arial" w:hAnsi="Arial"/>
+        <w:trPr>
+          <w:cantSplit/>
+        </w:trPr>
+        <w:tc>
+          <w:tcPr>
+            <w:tcW w:type="dxa" w:w="1514"/>
+          </w:tcPr>
+          <w:p>
+            <w:r/>
+            <w:r>
+              <w:rPr>
+                <w:rFonts w:ascii="Verdana" w:hAnsi="Verdana"/>
                 <w:b w:val="0"/>
                 <w:sz w:val="16"/>
               </w:rPr>
@@ -3162,7 +3206,7 @@
             <w:r/>
             <w:r>
               <w:rPr>
-                <w:rFonts w:ascii="Arial" w:hAnsi="Arial"/>
+                <w:rFonts w:ascii="Verdana" w:hAnsi="Verdana"/>
                 <w:b w:val="0"/>
                 <w:sz w:val="16"/>
               </w:rPr>
@@ -3178,7 +3222,7 @@
             <w:r/>
             <w:r>
               <w:rPr>
-                <w:rFonts w:ascii="Arial" w:hAnsi="Arial"/>
+                <w:rFonts w:ascii="Verdana" w:hAnsi="Verdana"/>
                 <w:b w:val="0"/>
                 <w:sz w:val="16"/>
               </w:rPr>
@@ -3194,7 +3238,7 @@
             <w:r/>
             <w:r>
               <w:rPr>
-                <w:rFonts w:ascii="Arial" w:hAnsi="Arial"/>
+                <w:rFonts w:ascii="Verdana" w:hAnsi="Verdana"/>
                 <w:b w:val="0"/>
                 <w:sz w:val="16"/>
               </w:rPr>
@@ -3210,7 +3254,7 @@
             <w:r/>
             <w:r>
               <w:rPr>
-                <w:rFonts w:ascii="Arial" w:hAnsi="Arial"/>
+                <w:rFonts w:ascii="Verdana" w:hAnsi="Verdana"/>
                 <w:b w:val="0"/>
                 <w:sz w:val="16"/>
               </w:rPr>
@@ -3226,7 +3270,7 @@
             <w:r/>
             <w:r>
               <w:rPr>
-                <w:rFonts w:ascii="Arial" w:hAnsi="Arial"/>
+                <w:rFonts w:ascii="Verdana" w:hAnsi="Verdana"/>
                 <w:b w:val="0"/>
                 <w:sz w:val="16"/>
               </w:rPr>
@@ -3242,7 +3286,7 @@
             <w:r/>
             <w:r>
               <w:rPr>
-                <w:rFonts w:ascii="Arial" w:hAnsi="Arial"/>
+                <w:rFonts w:ascii="Verdana" w:hAnsi="Verdana"/>
                 <w:b w:val="0"/>
                 <w:sz w:val="16"/>
               </w:rPr>
@@ -3258,7 +3302,7 @@
             <w:r/>
             <w:r>
               <w:rPr>
-                <w:rFonts w:ascii="Arial" w:hAnsi="Arial"/>
+                <w:rFonts w:ascii="Verdana" w:hAnsi="Verdana"/>
                 <w:b w:val="0"/>
                 <w:sz w:val="16"/>
               </w:rPr>
@@ -3274,7 +3318,7 @@
             <w:r/>
             <w:r>
               <w:rPr>
-                <w:rFonts w:ascii="Arial" w:hAnsi="Arial"/>
+                <w:rFonts w:ascii="Verdana" w:hAnsi="Verdana"/>
                 <w:b w:val="0"/>
                 <w:sz w:val="16"/>
               </w:rPr>
@@ -3290,7 +3334,7 @@
             <w:r/>
             <w:r>
               <w:rPr>
-                <w:rFonts w:ascii="Arial" w:hAnsi="Arial"/>
+                <w:rFonts w:ascii="Verdana" w:hAnsi="Verdana"/>
                 <w:b w:val="0"/>
                 <w:sz w:val="16"/>
               </w:rPr>
@@ -3299,15 +3343,18 @@
         </w:tc>
       </w:tr>
       <w:tr>
-        <w:tc>
-          <w:tcPr>
-            <w:tcW w:type="dxa" w:w="1514"/>
-          </w:tcPr>
-          <w:p>
-            <w:r/>
-            <w:r>
-              <w:rPr>
-                <w:rFonts w:ascii="Arial" w:hAnsi="Arial"/>
+        <w:trPr>
+          <w:cantSplit/>
+        </w:trPr>
+        <w:tc>
+          <w:tcPr>
+            <w:tcW w:type="dxa" w:w="1514"/>
+          </w:tcPr>
+          <w:p>
+            <w:r/>
+            <w:r>
+              <w:rPr>
+                <w:rFonts w:ascii="Verdana" w:hAnsi="Verdana"/>
                 <w:b w:val="0"/>
                 <w:sz w:val="16"/>
               </w:rPr>
@@ -3323,7 +3370,7 @@
             <w:r/>
             <w:r>
               <w:rPr>
-                <w:rFonts w:ascii="Arial" w:hAnsi="Arial"/>
+                <w:rFonts w:ascii="Verdana" w:hAnsi="Verdana"/>
                 <w:b w:val="0"/>
                 <w:sz w:val="16"/>
               </w:rPr>
@@ -3339,7 +3386,7 @@
             <w:r/>
             <w:r>
               <w:rPr>
-                <w:rFonts w:ascii="Arial" w:hAnsi="Arial"/>
+                <w:rFonts w:ascii="Verdana" w:hAnsi="Verdana"/>
                 <w:b w:val="0"/>
                 <w:sz w:val="16"/>
               </w:rPr>
@@ -3355,7 +3402,7 @@
             <w:r/>
             <w:r>
               <w:rPr>
-                <w:rFonts w:ascii="Arial" w:hAnsi="Arial"/>
+                <w:rFonts w:ascii="Verdana" w:hAnsi="Verdana"/>
                 <w:b w:val="0"/>
                 <w:sz w:val="16"/>
               </w:rPr>
@@ -3371,7 +3418,7 @@
             <w:r/>
             <w:r>
               <w:rPr>
-                <w:rFonts w:ascii="Arial" w:hAnsi="Arial"/>
+                <w:rFonts w:ascii="Verdana" w:hAnsi="Verdana"/>
                 <w:b w:val="0"/>
                 <w:sz w:val="16"/>
               </w:rPr>
@@ -3387,7 +3434,7 @@
             <w:r/>
             <w:r>
               <w:rPr>
-                <w:rFonts w:ascii="Arial" w:hAnsi="Arial"/>
+                <w:rFonts w:ascii="Verdana" w:hAnsi="Verdana"/>
                 <w:b w:val="0"/>
                 <w:sz w:val="16"/>
               </w:rPr>
@@ -3403,7 +3450,7 @@
             <w:r/>
             <w:r>
               <w:rPr>
-                <w:rFonts w:ascii="Arial" w:hAnsi="Arial"/>
+                <w:rFonts w:ascii="Verdana" w:hAnsi="Verdana"/>
                 <w:b w:val="0"/>
                 <w:sz w:val="16"/>
               </w:rPr>
@@ -3419,7 +3466,7 @@
             <w:r/>
             <w:r>
               <w:rPr>
-                <w:rFonts w:ascii="Arial" w:hAnsi="Arial"/>
+                <w:rFonts w:ascii="Verdana" w:hAnsi="Verdana"/>
                 <w:b w:val="0"/>
                 <w:sz w:val="16"/>
               </w:rPr>
@@ -3435,7 +3482,7 @@
             <w:r/>
             <w:r>
               <w:rPr>
-                <w:rFonts w:ascii="Arial" w:hAnsi="Arial"/>
+                <w:rFonts w:ascii="Verdana" w:hAnsi="Verdana"/>
                 <w:b w:val="0"/>
                 <w:sz w:val="16"/>
               </w:rPr>
@@ -3451,25 +3498,28 @@
             <w:r/>
             <w:r>
               <w:rPr>
-                <w:rFonts w:ascii="Arial" w:hAnsi="Arial"/>
-                <w:b w:val="0"/>
-                <w:sz w:val="16"/>
-              </w:rPr>
-              <w:t>Note 79: Последняя колонка в таблице содержит соответствующий номер регистрации Химической реферативной службы (CAS) Американского химического общества.</w:t>
+                <w:rFonts w:ascii="Verdana" w:hAnsi="Verdana"/>
+                <w:b w:val="0"/>
+                <w:sz w:val="16"/>
+              </w:rPr>
+              <w:t>Note 79: Для этого дескриптора, числа менее –1 указывают на преобладание рассеивающих аэрозолей, концентрация которых увеличивается по мере увеличения отрицательного числа. Числа более +1 указывают на преобладание поглощающих аэрозолей, концентрация которых увеличивается по мере увеличения положительного числа. Числа между –1 и +1 указывают на облака или шум.</w:t>
             </w:r>
           </w:p>
         </w:tc>
       </w:tr>
       <w:tr>
-        <w:tc>
-          <w:tcPr>
-            <w:tcW w:type="dxa" w:w="1514"/>
-          </w:tcPr>
-          <w:p>
-            <w:r/>
-            <w:r>
-              <w:rPr>
-                <w:rFonts w:ascii="Arial" w:hAnsi="Arial"/>
+        <w:trPr>
+          <w:cantSplit/>
+        </w:trPr>
+        <w:tc>
+          <w:tcPr>
+            <w:tcW w:type="dxa" w:w="1514"/>
+          </w:tcPr>
+          <w:p>
+            <w:r/>
+            <w:r>
+              <w:rPr>
+                <w:rFonts w:ascii="Verdana" w:hAnsi="Verdana"/>
                 <w:b w:val="0"/>
                 <w:sz w:val="16"/>
               </w:rPr>
@@ -3485,7 +3535,7 @@
             <w:r/>
             <w:r>
               <w:rPr>
-                <w:rFonts w:ascii="Arial" w:hAnsi="Arial"/>
+                <w:rFonts w:ascii="Verdana" w:hAnsi="Verdana"/>
                 <w:b w:val="0"/>
                 <w:sz w:val="16"/>
               </w:rPr>
@@ -3501,7 +3551,7 @@
             <w:r/>
             <w:r>
               <w:rPr>
-                <w:rFonts w:ascii="Arial" w:hAnsi="Arial"/>
+                <w:rFonts w:ascii="Verdana" w:hAnsi="Verdana"/>
                 <w:b w:val="0"/>
                 <w:sz w:val="16"/>
               </w:rPr>
@@ -3517,7 +3567,7 @@
             <w:r/>
             <w:r>
               <w:rPr>
-                <w:rFonts w:ascii="Arial" w:hAnsi="Arial"/>
+                <w:rFonts w:ascii="Verdana" w:hAnsi="Verdana"/>
                 <w:b w:val="0"/>
                 <w:sz w:val="16"/>
               </w:rPr>
@@ -3533,7 +3583,7 @@
             <w:r/>
             <w:r>
               <w:rPr>
-                <w:rFonts w:ascii="Arial" w:hAnsi="Arial"/>
+                <w:rFonts w:ascii="Verdana" w:hAnsi="Verdana"/>
                 <w:b w:val="0"/>
                 <w:sz w:val="16"/>
               </w:rPr>
@@ -3549,7 +3599,7 @@
             <w:r/>
             <w:r>
               <w:rPr>
-                <w:rFonts w:ascii="Arial" w:hAnsi="Arial"/>
+                <w:rFonts w:ascii="Verdana" w:hAnsi="Verdana"/>
                 <w:b w:val="0"/>
                 <w:sz w:val="16"/>
               </w:rPr>
@@ -3565,7 +3615,7 @@
             <w:r/>
             <w:r>
               <w:rPr>
-                <w:rFonts w:ascii="Arial" w:hAnsi="Arial"/>
+                <w:rFonts w:ascii="Verdana" w:hAnsi="Verdana"/>
                 <w:b w:val="0"/>
                 <w:sz w:val="16"/>
               </w:rPr>
@@ -3581,7 +3631,7 @@
             <w:r/>
             <w:r>
               <w:rPr>
-                <w:rFonts w:ascii="Arial" w:hAnsi="Arial"/>
+                <w:rFonts w:ascii="Verdana" w:hAnsi="Verdana"/>
                 <w:b w:val="0"/>
                 <w:sz w:val="16"/>
               </w:rPr>
@@ -3597,7 +3647,7 @@
             <w:r/>
             <w:r>
               <w:rPr>
-                <w:rFonts w:ascii="Arial" w:hAnsi="Arial"/>
+                <w:rFonts w:ascii="Verdana" w:hAnsi="Verdana"/>
                 <w:b w:val="0"/>
                 <w:sz w:val="16"/>
               </w:rPr>
@@ -3613,7 +3663,7 @@
             <w:r/>
             <w:r>
               <w:rPr>
-                <w:rFonts w:ascii="Arial" w:hAnsi="Arial"/>
+                <w:rFonts w:ascii="Verdana" w:hAnsi="Verdana"/>
                 <w:b w:val="0"/>
                 <w:sz w:val="16"/>
               </w:rPr>
@@ -3622,15 +3672,18 @@
         </w:tc>
       </w:tr>
       <w:tr>
-        <w:tc>
-          <w:tcPr>
-            <w:tcW w:type="dxa" w:w="1514"/>
-          </w:tcPr>
-          <w:p>
-            <w:r/>
-            <w:r>
-              <w:rPr>
-                <w:rFonts w:ascii="Arial" w:hAnsi="Arial"/>
+        <w:trPr>
+          <w:cantSplit/>
+        </w:trPr>
+        <w:tc>
+          <w:tcPr>
+            <w:tcW w:type="dxa" w:w="1514"/>
+          </w:tcPr>
+          <w:p>
+            <w:r/>
+            <w:r>
+              <w:rPr>
+                <w:rFonts w:ascii="Verdana" w:hAnsi="Verdana"/>
                 <w:b w:val="0"/>
                 <w:sz w:val="16"/>
               </w:rPr>
@@ -3646,7 +3699,7 @@
             <w:r/>
             <w:r>
               <w:rPr>
-                <w:rFonts w:ascii="Arial" w:hAnsi="Arial"/>
+                <w:rFonts w:ascii="Verdana" w:hAnsi="Verdana"/>
                 <w:b w:val="0"/>
                 <w:sz w:val="16"/>
               </w:rPr>
@@ -3662,7 +3715,7 @@
             <w:r/>
             <w:r>
               <w:rPr>
-                <w:rFonts w:ascii="Arial" w:hAnsi="Arial"/>
+                <w:rFonts w:ascii="Verdana" w:hAnsi="Verdana"/>
                 <w:b w:val="0"/>
                 <w:sz w:val="16"/>
               </w:rPr>
@@ -3678,7 +3731,7 @@
             <w:r/>
             <w:r>
               <w:rPr>
-                <w:rFonts w:ascii="Arial" w:hAnsi="Arial"/>
+                <w:rFonts w:ascii="Verdana" w:hAnsi="Verdana"/>
                 <w:b w:val="0"/>
                 <w:sz w:val="16"/>
               </w:rPr>
@@ -3694,7 +3747,7 @@
             <w:r/>
             <w:r>
               <w:rPr>
-                <w:rFonts w:ascii="Arial" w:hAnsi="Arial"/>
+                <w:rFonts w:ascii="Verdana" w:hAnsi="Verdana"/>
                 <w:b w:val="0"/>
                 <w:sz w:val="16"/>
               </w:rPr>
@@ -3710,7 +3763,7 @@
             <w:r/>
             <w:r>
               <w:rPr>
-                <w:rFonts w:ascii="Arial" w:hAnsi="Arial"/>
+                <w:rFonts w:ascii="Verdana" w:hAnsi="Verdana"/>
                 <w:b w:val="0"/>
                 <w:sz w:val="16"/>
               </w:rPr>
@@ -3726,7 +3779,7 @@
             <w:r/>
             <w:r>
               <w:rPr>
-                <w:rFonts w:ascii="Arial" w:hAnsi="Arial"/>
+                <w:rFonts w:ascii="Verdana" w:hAnsi="Verdana"/>
                 <w:b w:val="0"/>
                 <w:sz w:val="16"/>
               </w:rPr>
@@ -3742,7 +3795,7 @@
             <w:r/>
             <w:r>
               <w:rPr>
-                <w:rFonts w:ascii="Arial" w:hAnsi="Arial"/>
+                <w:rFonts w:ascii="Verdana" w:hAnsi="Verdana"/>
                 <w:b w:val="0"/>
                 <w:sz w:val="16"/>
               </w:rPr>
@@ -3758,7 +3811,7 @@
             <w:r/>
             <w:r>
               <w:rPr>
-                <w:rFonts w:ascii="Arial" w:hAnsi="Arial"/>
+                <w:rFonts w:ascii="Verdana" w:hAnsi="Verdana"/>
                 <w:b w:val="0"/>
                 <w:sz w:val="16"/>
               </w:rPr>
@@ -3774,7 +3827,7 @@
             <w:r/>
             <w:r>
               <w:rPr>
-                <w:rFonts w:ascii="Arial" w:hAnsi="Arial"/>
+                <w:rFonts w:ascii="Verdana" w:hAnsi="Verdana"/>
                 <w:b w:val="0"/>
                 <w:sz w:val="16"/>
               </w:rPr>
@@ -3783,15 +3836,18 @@
         </w:tc>
       </w:tr>
       <w:tr>
-        <w:tc>
-          <w:tcPr>
-            <w:tcW w:type="dxa" w:w="1514"/>
-          </w:tcPr>
-          <w:p>
-            <w:r/>
-            <w:r>
-              <w:rPr>
-                <w:rFonts w:ascii="Arial" w:hAnsi="Arial"/>
+        <w:trPr>
+          <w:cantSplit/>
+        </w:trPr>
+        <w:tc>
+          <w:tcPr>
+            <w:tcW w:type="dxa" w:w="1514"/>
+          </w:tcPr>
+          <w:p>
+            <w:r/>
+            <w:r>
+              <w:rPr>
+                <w:rFonts w:ascii="Verdana" w:hAnsi="Verdana"/>
                 <w:b w:val="0"/>
                 <w:sz w:val="16"/>
               </w:rPr>
@@ -3807,7 +3863,7 @@
             <w:r/>
             <w:r>
               <w:rPr>
-                <w:rFonts w:ascii="Arial" w:hAnsi="Arial"/>
+                <w:rFonts w:ascii="Verdana" w:hAnsi="Verdana"/>
                 <w:b w:val="0"/>
                 <w:sz w:val="16"/>
               </w:rPr>
@@ -3823,7 +3879,7 @@
             <w:r/>
             <w:r>
               <w:rPr>
-                <w:rFonts w:ascii="Arial" w:hAnsi="Arial"/>
+                <w:rFonts w:ascii="Verdana" w:hAnsi="Verdana"/>
                 <w:b w:val="0"/>
                 <w:sz w:val="16"/>
               </w:rPr>
@@ -3839,7 +3895,7 @@
             <w:r/>
             <w:r>
               <w:rPr>
-                <w:rFonts w:ascii="Arial" w:hAnsi="Arial"/>
+                <w:rFonts w:ascii="Verdana" w:hAnsi="Verdana"/>
                 <w:b w:val="0"/>
                 <w:sz w:val="16"/>
               </w:rPr>
@@ -3855,7 +3911,7 @@
             <w:r/>
             <w:r>
               <w:rPr>
-                <w:rFonts w:ascii="Arial" w:hAnsi="Arial"/>
+                <w:rFonts w:ascii="Verdana" w:hAnsi="Verdana"/>
                 <w:b w:val="0"/>
                 <w:sz w:val="16"/>
               </w:rPr>
@@ -3871,7 +3927,7 @@
             <w:r/>
             <w:r>
               <w:rPr>
-                <w:rFonts w:ascii="Arial" w:hAnsi="Arial"/>
+                <w:rFonts w:ascii="Verdana" w:hAnsi="Verdana"/>
                 <w:b w:val="0"/>
                 <w:sz w:val="16"/>
               </w:rPr>
@@ -3887,7 +3943,7 @@
             <w:r/>
             <w:r>
               <w:rPr>
-                <w:rFonts w:ascii="Arial" w:hAnsi="Arial"/>
+                <w:rFonts w:ascii="Verdana" w:hAnsi="Verdana"/>
                 <w:b w:val="0"/>
                 <w:sz w:val="16"/>
               </w:rPr>
@@ -3903,7 +3959,7 @@
             <w:r/>
             <w:r>
               <w:rPr>
-                <w:rFonts w:ascii="Arial" w:hAnsi="Arial"/>
+                <w:rFonts w:ascii="Verdana" w:hAnsi="Verdana"/>
                 <w:b w:val="0"/>
                 <w:sz w:val="16"/>
               </w:rPr>
@@ -3919,7 +3975,7 @@
             <w:r/>
             <w:r>
               <w:rPr>
-                <w:rFonts w:ascii="Arial" w:hAnsi="Arial"/>
+                <w:rFonts w:ascii="Verdana" w:hAnsi="Verdana"/>
                 <w:b w:val="0"/>
                 <w:sz w:val="16"/>
               </w:rPr>
@@ -3935,7 +3991,7 @@
             <w:r/>
             <w:r>
               <w:rPr>
-                <w:rFonts w:ascii="Arial" w:hAnsi="Arial"/>
+                <w:rFonts w:ascii="Verdana" w:hAnsi="Verdana"/>
                 <w:b w:val="0"/>
                 <w:sz w:val="16"/>
               </w:rPr>
@@ -3944,15 +4000,18 @@
         </w:tc>
       </w:tr>
       <w:tr>
-        <w:tc>
-          <w:tcPr>
-            <w:tcW w:type="dxa" w:w="1514"/>
-          </w:tcPr>
-          <w:p>
-            <w:r/>
-            <w:r>
-              <w:rPr>
-                <w:rFonts w:ascii="Arial" w:hAnsi="Arial"/>
+        <w:trPr>
+          <w:cantSplit/>
+        </w:trPr>
+        <w:tc>
+          <w:tcPr>
+            <w:tcW w:type="dxa" w:w="1514"/>
+          </w:tcPr>
+          <w:p>
+            <w:r/>
+            <w:r>
+              <w:rPr>
+                <w:rFonts w:ascii="Verdana" w:hAnsi="Verdana"/>
                 <w:b w:val="0"/>
                 <w:sz w:val="16"/>
               </w:rPr>
@@ -3968,7 +4027,7 @@
             <w:r/>
             <w:r>
               <w:rPr>
-                <w:rFonts w:ascii="Arial" w:hAnsi="Arial"/>
+                <w:rFonts w:ascii="Verdana" w:hAnsi="Verdana"/>
                 <w:b w:val="0"/>
                 <w:sz w:val="16"/>
               </w:rPr>
@@ -3984,7 +4043,7 @@
             <w:r/>
             <w:r>
               <w:rPr>
-                <w:rFonts w:ascii="Arial" w:hAnsi="Arial"/>
+                <w:rFonts w:ascii="Verdana" w:hAnsi="Verdana"/>
                 <w:b w:val="0"/>
                 <w:sz w:val="16"/>
               </w:rPr>
@@ -4000,7 +4059,7 @@
             <w:r/>
             <w:r>
               <w:rPr>
-                <w:rFonts w:ascii="Arial" w:hAnsi="Arial"/>
+                <w:rFonts w:ascii="Verdana" w:hAnsi="Verdana"/>
                 <w:b w:val="0"/>
                 <w:sz w:val="16"/>
               </w:rPr>
@@ -4016,7 +4075,7 @@
             <w:r/>
             <w:r>
               <w:rPr>
-                <w:rFonts w:ascii="Arial" w:hAnsi="Arial"/>
+                <w:rFonts w:ascii="Verdana" w:hAnsi="Verdana"/>
                 <w:b w:val="0"/>
                 <w:sz w:val="16"/>
               </w:rPr>
@@ -4032,7 +4091,7 @@
             <w:r/>
             <w:r>
               <w:rPr>
-                <w:rFonts w:ascii="Arial" w:hAnsi="Arial"/>
+                <w:rFonts w:ascii="Verdana" w:hAnsi="Verdana"/>
                 <w:b w:val="0"/>
                 <w:sz w:val="16"/>
               </w:rPr>
@@ -4048,7 +4107,7 @@
             <w:r/>
             <w:r>
               <w:rPr>
-                <w:rFonts w:ascii="Arial" w:hAnsi="Arial"/>
+                <w:rFonts w:ascii="Verdana" w:hAnsi="Verdana"/>
                 <w:b w:val="0"/>
                 <w:sz w:val="16"/>
               </w:rPr>
@@ -4064,7 +4123,7 @@
             <w:r/>
             <w:r>
               <w:rPr>
-                <w:rFonts w:ascii="Arial" w:hAnsi="Arial"/>
+                <w:rFonts w:ascii="Verdana" w:hAnsi="Verdana"/>
                 <w:b w:val="0"/>
                 <w:sz w:val="16"/>
               </w:rPr>
@@ -4080,7 +4139,7 @@
             <w:r/>
             <w:r>
               <w:rPr>
-                <w:rFonts w:ascii="Arial" w:hAnsi="Arial"/>
+                <w:rFonts w:ascii="Verdana" w:hAnsi="Verdana"/>
                 <w:b w:val="0"/>
                 <w:sz w:val="16"/>
               </w:rPr>
@@ -4096,7 +4155,7 @@
             <w:r/>
             <w:r>
               <w:rPr>
-                <w:rFonts w:ascii="Arial" w:hAnsi="Arial"/>
+                <w:rFonts w:ascii="Verdana" w:hAnsi="Verdana"/>
                 <w:b w:val="0"/>
                 <w:sz w:val="16"/>
               </w:rPr>
@@ -4105,15 +4164,18 @@
         </w:tc>
       </w:tr>
       <w:tr>
-        <w:tc>
-          <w:tcPr>
-            <w:tcW w:type="dxa" w:w="1514"/>
-          </w:tcPr>
-          <w:p>
-            <w:r/>
-            <w:r>
-              <w:rPr>
-                <w:rFonts w:ascii="Arial" w:hAnsi="Arial"/>
+        <w:trPr>
+          <w:cantSplit/>
+        </w:trPr>
+        <w:tc>
+          <w:tcPr>
+            <w:tcW w:type="dxa" w:w="1514"/>
+          </w:tcPr>
+          <w:p>
+            <w:r/>
+            <w:r>
+              <w:rPr>
+                <w:rFonts w:ascii="Verdana" w:hAnsi="Verdana"/>
                 <w:b w:val="0"/>
                 <w:sz w:val="16"/>
               </w:rPr>
@@ -4129,7 +4191,7 @@
             <w:r/>
             <w:r>
               <w:rPr>
-                <w:rFonts w:ascii="Arial" w:hAnsi="Arial"/>
+                <w:rFonts w:ascii="Verdana" w:hAnsi="Verdana"/>
                 <w:b w:val="0"/>
                 <w:sz w:val="16"/>
               </w:rPr>
@@ -4145,7 +4207,7 @@
             <w:r/>
             <w:r>
               <w:rPr>
-                <w:rFonts w:ascii="Arial" w:hAnsi="Arial"/>
+                <w:rFonts w:ascii="Verdana" w:hAnsi="Verdana"/>
                 <w:b w:val="0"/>
                 <w:sz w:val="16"/>
               </w:rPr>
@@ -4161,7 +4223,7 @@
             <w:r/>
             <w:r>
               <w:rPr>
-                <w:rFonts w:ascii="Arial" w:hAnsi="Arial"/>
+                <w:rFonts w:ascii="Verdana" w:hAnsi="Verdana"/>
                 <w:b w:val="0"/>
                 <w:sz w:val="16"/>
               </w:rPr>
@@ -4177,7 +4239,7 @@
             <w:r/>
             <w:r>
               <w:rPr>
-                <w:rFonts w:ascii="Arial" w:hAnsi="Arial"/>
+                <w:rFonts w:ascii="Verdana" w:hAnsi="Verdana"/>
                 <w:b w:val="0"/>
                 <w:sz w:val="16"/>
               </w:rPr>
@@ -4193,7 +4255,7 @@
             <w:r/>
             <w:r>
               <w:rPr>
-                <w:rFonts w:ascii="Arial" w:hAnsi="Arial"/>
+                <w:rFonts w:ascii="Verdana" w:hAnsi="Verdana"/>
                 <w:b w:val="0"/>
                 <w:sz w:val="16"/>
               </w:rPr>
@@ -4209,7 +4271,7 @@
             <w:r/>
             <w:r>
               <w:rPr>
-                <w:rFonts w:ascii="Arial" w:hAnsi="Arial"/>
+                <w:rFonts w:ascii="Verdana" w:hAnsi="Verdana"/>
                 <w:b w:val="0"/>
                 <w:sz w:val="16"/>
               </w:rPr>
@@ -4225,7 +4287,7 @@
             <w:r/>
             <w:r>
               <w:rPr>
-                <w:rFonts w:ascii="Arial" w:hAnsi="Arial"/>
+                <w:rFonts w:ascii="Verdana" w:hAnsi="Verdana"/>
                 <w:b w:val="0"/>
                 <w:sz w:val="16"/>
               </w:rPr>
@@ -4241,7 +4303,7 @@
             <w:r/>
             <w:r>
               <w:rPr>
-                <w:rFonts w:ascii="Arial" w:hAnsi="Arial"/>
+                <w:rFonts w:ascii="Verdana" w:hAnsi="Verdana"/>
                 <w:b w:val="0"/>
                 <w:sz w:val="16"/>
               </w:rPr>
@@ -4257,7 +4319,7 @@
             <w:r/>
             <w:r>
               <w:rPr>
-                <w:rFonts w:ascii="Arial" w:hAnsi="Arial"/>
+                <w:rFonts w:ascii="Verdana" w:hAnsi="Verdana"/>
                 <w:b w:val="0"/>
                 <w:sz w:val="16"/>
               </w:rPr>
@@ -4266,15 +4328,18 @@
         </w:tc>
       </w:tr>
       <w:tr>
-        <w:tc>
-          <w:tcPr>
-            <w:tcW w:type="dxa" w:w="1514"/>
-          </w:tcPr>
-          <w:p>
-            <w:r/>
-            <w:r>
-              <w:rPr>
-                <w:rFonts w:ascii="Arial" w:hAnsi="Arial"/>
+        <w:trPr>
+          <w:cantSplit/>
+        </w:trPr>
+        <w:tc>
+          <w:tcPr>
+            <w:tcW w:type="dxa" w:w="1514"/>
+          </w:tcPr>
+          <w:p>
+            <w:r/>
+            <w:r>
+              <w:rPr>
+                <w:rFonts w:ascii="Verdana" w:hAnsi="Verdana"/>
                 <w:b w:val="0"/>
                 <w:sz w:val="16"/>
               </w:rPr>
@@ -4290,7 +4355,7 @@
             <w:r/>
             <w:r>
               <w:rPr>
-                <w:rFonts w:ascii="Arial" w:hAnsi="Arial"/>
+                <w:rFonts w:ascii="Verdana" w:hAnsi="Verdana"/>
                 <w:b w:val="0"/>
                 <w:sz w:val="16"/>
               </w:rPr>
@@ -4306,7 +4371,7 @@
             <w:r/>
             <w:r>
               <w:rPr>
-                <w:rFonts w:ascii="Arial" w:hAnsi="Arial"/>
+                <w:rFonts w:ascii="Verdana" w:hAnsi="Verdana"/>
                 <w:b w:val="0"/>
                 <w:sz w:val="16"/>
               </w:rPr>
@@ -4322,7 +4387,7 @@
             <w:r/>
             <w:r>
               <w:rPr>
-                <w:rFonts w:ascii="Arial" w:hAnsi="Arial"/>
+                <w:rFonts w:ascii="Verdana" w:hAnsi="Verdana"/>
                 <w:b w:val="0"/>
                 <w:sz w:val="16"/>
               </w:rPr>
@@ -4338,7 +4403,7 @@
             <w:r/>
             <w:r>
               <w:rPr>
-                <w:rFonts w:ascii="Arial" w:hAnsi="Arial"/>
+                <w:rFonts w:ascii="Verdana" w:hAnsi="Verdana"/>
                 <w:b w:val="0"/>
                 <w:sz w:val="16"/>
               </w:rPr>
@@ -4354,7 +4419,7 @@
             <w:r/>
             <w:r>
               <w:rPr>
-                <w:rFonts w:ascii="Arial" w:hAnsi="Arial"/>
+                <w:rFonts w:ascii="Verdana" w:hAnsi="Verdana"/>
                 <w:b w:val="0"/>
                 <w:sz w:val="16"/>
               </w:rPr>
@@ -4370,7 +4435,7 @@
             <w:r/>
             <w:r>
               <w:rPr>
-                <w:rFonts w:ascii="Arial" w:hAnsi="Arial"/>
+                <w:rFonts w:ascii="Verdana" w:hAnsi="Verdana"/>
                 <w:b w:val="0"/>
                 <w:sz w:val="16"/>
               </w:rPr>
@@ -4386,7 +4451,7 @@
             <w:r/>
             <w:r>
               <w:rPr>
-                <w:rFonts w:ascii="Arial" w:hAnsi="Arial"/>
+                <w:rFonts w:ascii="Verdana" w:hAnsi="Verdana"/>
                 <w:b w:val="0"/>
                 <w:sz w:val="16"/>
               </w:rPr>
@@ -4402,7 +4467,7 @@
             <w:r/>
             <w:r>
               <w:rPr>
-                <w:rFonts w:ascii="Arial" w:hAnsi="Arial"/>
+                <w:rFonts w:ascii="Verdana" w:hAnsi="Verdana"/>
                 <w:b w:val="0"/>
                 <w:sz w:val="16"/>
               </w:rPr>
@@ -4418,7 +4483,7 @@
             <w:r/>
             <w:r>
               <w:rPr>
-                <w:rFonts w:ascii="Arial" w:hAnsi="Arial"/>
+                <w:rFonts w:ascii="Verdana" w:hAnsi="Verdana"/>
                 <w:b w:val="0"/>
                 <w:sz w:val="16"/>
               </w:rPr>
@@ -4428,15 +4493,18 @@
         </w:tc>
       </w:tr>
       <w:tr>
-        <w:tc>
-          <w:tcPr>
-            <w:tcW w:type="dxa" w:w="1514"/>
-          </w:tcPr>
-          <w:p>
-            <w:r/>
-            <w:r>
-              <w:rPr>
-                <w:rFonts w:ascii="Arial" w:hAnsi="Arial"/>
+        <w:trPr>
+          <w:cantSplit/>
+        </w:trPr>
+        <w:tc>
+          <w:tcPr>
+            <w:tcW w:type="dxa" w:w="1514"/>
+          </w:tcPr>
+          <w:p>
+            <w:r/>
+            <w:r>
+              <w:rPr>
+                <w:rFonts w:ascii="Verdana" w:hAnsi="Verdana"/>
                 <w:b w:val="0"/>
                 <w:sz w:val="16"/>
               </w:rPr>
@@ -4452,7 +4520,7 @@
             <w:r/>
             <w:r>
               <w:rPr>
-                <w:rFonts w:ascii="Arial" w:hAnsi="Arial"/>
+                <w:rFonts w:ascii="Verdana" w:hAnsi="Verdana"/>
                 <w:b w:val="0"/>
                 <w:sz w:val="16"/>
               </w:rPr>
@@ -4468,7 +4536,7 @@
             <w:r/>
             <w:r>
               <w:rPr>
-                <w:rFonts w:ascii="Arial" w:hAnsi="Arial"/>
+                <w:rFonts w:ascii="Verdana" w:hAnsi="Verdana"/>
                 <w:b w:val="0"/>
                 <w:sz w:val="16"/>
               </w:rPr>
@@ -4484,7 +4552,7 @@
             <w:r/>
             <w:r>
               <w:rPr>
-                <w:rFonts w:ascii="Arial" w:hAnsi="Arial"/>
+                <w:rFonts w:ascii="Verdana" w:hAnsi="Verdana"/>
                 <w:b w:val="0"/>
                 <w:sz w:val="16"/>
               </w:rPr>
@@ -4500,7 +4568,7 @@
             <w:r/>
             <w:r>
               <w:rPr>
-                <w:rFonts w:ascii="Arial" w:hAnsi="Arial"/>
+                <w:rFonts w:ascii="Verdana" w:hAnsi="Verdana"/>
                 <w:b w:val="0"/>
                 <w:sz w:val="16"/>
               </w:rPr>
@@ -4516,7 +4584,7 @@
             <w:r/>
             <w:r>
               <w:rPr>
-                <w:rFonts w:ascii="Arial" w:hAnsi="Arial"/>
+                <w:rFonts w:ascii="Verdana" w:hAnsi="Verdana"/>
                 <w:b w:val="0"/>
                 <w:sz w:val="16"/>
               </w:rPr>
@@ -4532,7 +4600,7 @@
             <w:r/>
             <w:r>
               <w:rPr>
-                <w:rFonts w:ascii="Arial" w:hAnsi="Arial"/>
+                <w:rFonts w:ascii="Verdana" w:hAnsi="Verdana"/>
                 <w:b w:val="0"/>
                 <w:sz w:val="16"/>
               </w:rPr>
@@ -4548,7 +4616,7 @@
             <w:r/>
             <w:r>
               <w:rPr>
-                <w:rFonts w:ascii="Arial" w:hAnsi="Arial"/>
+                <w:rFonts w:ascii="Verdana" w:hAnsi="Verdana"/>
                 <w:b w:val="0"/>
                 <w:sz w:val="16"/>
               </w:rPr>
@@ -4564,7 +4632,7 @@
             <w:r/>
             <w:r>
               <w:rPr>
-                <w:rFonts w:ascii="Arial" w:hAnsi="Arial"/>
+                <w:rFonts w:ascii="Verdana" w:hAnsi="Verdana"/>
                 <w:b w:val="0"/>
                 <w:sz w:val="16"/>
               </w:rPr>
@@ -4580,7 +4648,7 @@
             <w:r/>
             <w:r>
               <w:rPr>
-                <w:rFonts w:ascii="Arial" w:hAnsi="Arial"/>
+                <w:rFonts w:ascii="Verdana" w:hAnsi="Verdana"/>
                 <w:b w:val="0"/>
                 <w:sz w:val="16"/>
               </w:rPr>
@@ -4589,15 +4657,18 @@
         </w:tc>
       </w:tr>
       <w:tr>
-        <w:tc>
-          <w:tcPr>
-            <w:tcW w:type="dxa" w:w="1514"/>
-          </w:tcPr>
-          <w:p>
-            <w:r/>
-            <w:r>
-              <w:rPr>
-                <w:rFonts w:ascii="Arial" w:hAnsi="Arial"/>
+        <w:trPr>
+          <w:cantSplit/>
+        </w:trPr>
+        <w:tc>
+          <w:tcPr>
+            <w:tcW w:type="dxa" w:w="1514"/>
+          </w:tcPr>
+          <w:p>
+            <w:r/>
+            <w:r>
+              <w:rPr>
+                <w:rFonts w:ascii="Verdana" w:hAnsi="Verdana"/>
                 <w:b w:val="0"/>
                 <w:sz w:val="16"/>
               </w:rPr>
@@ -4613,7 +4684,7 @@
             <w:r/>
             <w:r>
               <w:rPr>
-                <w:rFonts w:ascii="Arial" w:hAnsi="Arial"/>
+                <w:rFonts w:ascii="Verdana" w:hAnsi="Verdana"/>
                 <w:b w:val="0"/>
                 <w:sz w:val="16"/>
               </w:rPr>
@@ -4629,7 +4700,7 @@
             <w:r/>
             <w:r>
               <w:rPr>
-                <w:rFonts w:ascii="Arial" w:hAnsi="Arial"/>
+                <w:rFonts w:ascii="Verdana" w:hAnsi="Verdana"/>
                 <w:b w:val="0"/>
                 <w:sz w:val="16"/>
               </w:rPr>
@@ -4645,7 +4716,7 @@
             <w:r/>
             <w:r>
               <w:rPr>
-                <w:rFonts w:ascii="Arial" w:hAnsi="Arial"/>
+                <w:rFonts w:ascii="Verdana" w:hAnsi="Verdana"/>
                 <w:b w:val="0"/>
                 <w:sz w:val="16"/>
               </w:rPr>
@@ -4661,7 +4732,7 @@
             <w:r/>
             <w:r>
               <w:rPr>
-                <w:rFonts w:ascii="Arial" w:hAnsi="Arial"/>
+                <w:rFonts w:ascii="Verdana" w:hAnsi="Verdana"/>
                 <w:b w:val="0"/>
                 <w:sz w:val="16"/>
               </w:rPr>
@@ -4677,7 +4748,7 @@
             <w:r/>
             <w:r>
               <w:rPr>
-                <w:rFonts w:ascii="Arial" w:hAnsi="Arial"/>
+                <w:rFonts w:ascii="Verdana" w:hAnsi="Verdana"/>
                 <w:b w:val="0"/>
                 <w:sz w:val="16"/>
               </w:rPr>
@@ -4693,7 +4764,7 @@
             <w:r/>
             <w:r>
               <w:rPr>
-                <w:rFonts w:ascii="Arial" w:hAnsi="Arial"/>
+                <w:rFonts w:ascii="Verdana" w:hAnsi="Verdana"/>
                 <w:b w:val="0"/>
                 <w:sz w:val="16"/>
               </w:rPr>
@@ -4709,7 +4780,7 @@
             <w:r/>
             <w:r>
               <w:rPr>
-                <w:rFonts w:ascii="Arial" w:hAnsi="Arial"/>
+                <w:rFonts w:ascii="Verdana" w:hAnsi="Verdana"/>
                 <w:b w:val="0"/>
                 <w:sz w:val="16"/>
               </w:rPr>
@@ -4725,7 +4796,7 @@
             <w:r/>
             <w:r>
               <w:rPr>
-                <w:rFonts w:ascii="Arial" w:hAnsi="Arial"/>
+                <w:rFonts w:ascii="Verdana" w:hAnsi="Verdana"/>
                 <w:b w:val="0"/>
                 <w:sz w:val="16"/>
               </w:rPr>
@@ -4741,25 +4812,28 @@
             <w:r/>
             <w:r>
               <w:rPr>
-                <w:rFonts w:ascii="Arial" w:hAnsi="Arial"/>
-                <w:b w:val="0"/>
-                <w:sz w:val="16"/>
-              </w:rPr>
-              <w:t>Note 78: Первые три цифры представляют собой код страны ИСО.</w:t>
+                <w:rFonts w:ascii="Verdana" w:hAnsi="Verdana"/>
+                <w:b w:val="0"/>
+                <w:sz w:val="16"/>
+              </w:rPr>
+              <w:t>Note 78: В пределах РА IV данные о максимальной температуре на 12:00 ВСВ сообщаются за предыдущий календарный день (т. е. время окончания периода не равно номинальному времени сводки). Для создания необходимого временного диапазона дескриптор 0 04 024 необходимо включать два раза. Если период заканчивается в номинальное время сводки, то значение второго дескриптора 0 04 024 необходимо установить на 0.</w:t>
             </w:r>
           </w:p>
         </w:tc>
       </w:tr>
       <w:tr>
-        <w:tc>
-          <w:tcPr>
-            <w:tcW w:type="dxa" w:w="1514"/>
-          </w:tcPr>
-          <w:p>
-            <w:r/>
-            <w:r>
-              <w:rPr>
-                <w:rFonts w:ascii="Arial" w:hAnsi="Arial"/>
+        <w:trPr>
+          <w:cantSplit/>
+        </w:trPr>
+        <w:tc>
+          <w:tcPr>
+            <w:tcW w:type="dxa" w:w="1514"/>
+          </w:tcPr>
+          <w:p>
+            <w:r/>
+            <w:r>
+              <w:rPr>
+                <w:rFonts w:ascii="Verdana" w:hAnsi="Verdana"/>
                 <w:b w:val="0"/>
                 <w:sz w:val="16"/>
               </w:rPr>
@@ -4775,7 +4849,7 @@
             <w:r/>
             <w:r>
               <w:rPr>
-                <w:rFonts w:ascii="Arial" w:hAnsi="Arial"/>
+                <w:rFonts w:ascii="Verdana" w:hAnsi="Verdana"/>
                 <w:b w:val="0"/>
                 <w:sz w:val="16"/>
               </w:rPr>
@@ -4791,7 +4865,7 @@
             <w:r/>
             <w:r>
               <w:rPr>
-                <w:rFonts w:ascii="Arial" w:hAnsi="Arial"/>
+                <w:rFonts w:ascii="Verdana" w:hAnsi="Verdana"/>
                 <w:b w:val="0"/>
                 <w:sz w:val="16"/>
               </w:rPr>
@@ -4807,7 +4881,7 @@
             <w:r/>
             <w:r>
               <w:rPr>
-                <w:rFonts w:ascii="Arial" w:hAnsi="Arial"/>
+                <w:rFonts w:ascii="Verdana" w:hAnsi="Verdana"/>
                 <w:b w:val="0"/>
                 <w:sz w:val="16"/>
               </w:rPr>
@@ -4823,7 +4897,7 @@
             <w:r/>
             <w:r>
               <w:rPr>
-                <w:rFonts w:ascii="Arial" w:hAnsi="Arial"/>
+                <w:rFonts w:ascii="Verdana" w:hAnsi="Verdana"/>
                 <w:b w:val="0"/>
                 <w:sz w:val="16"/>
               </w:rPr>
@@ -4839,7 +4913,7 @@
             <w:r/>
             <w:r>
               <w:rPr>
-                <w:rFonts w:ascii="Arial" w:hAnsi="Arial"/>
+                <w:rFonts w:ascii="Verdana" w:hAnsi="Verdana"/>
                 <w:b w:val="0"/>
                 <w:sz w:val="16"/>
               </w:rPr>
@@ -4855,7 +4929,7 @@
             <w:r/>
             <w:r>
               <w:rPr>
-                <w:rFonts w:ascii="Arial" w:hAnsi="Arial"/>
+                <w:rFonts w:ascii="Verdana" w:hAnsi="Verdana"/>
                 <w:b w:val="0"/>
                 <w:sz w:val="16"/>
               </w:rPr>
@@ -4871,7 +4945,7 @@
             <w:r/>
             <w:r>
               <w:rPr>
-                <w:rFonts w:ascii="Arial" w:hAnsi="Arial"/>
+                <w:rFonts w:ascii="Verdana" w:hAnsi="Verdana"/>
                 <w:b w:val="0"/>
                 <w:sz w:val="16"/>
               </w:rPr>
@@ -4887,7 +4961,7 @@
             <w:r/>
             <w:r>
               <w:rPr>
-                <w:rFonts w:ascii="Arial" w:hAnsi="Arial"/>
+                <w:rFonts w:ascii="Verdana" w:hAnsi="Verdana"/>
                 <w:b w:val="0"/>
                 <w:sz w:val="16"/>
               </w:rPr>
@@ -4903,7 +4977,7 @@
             <w:r/>
             <w:r>
               <w:rPr>
-                <w:rFonts w:ascii="Arial" w:hAnsi="Arial"/>
+                <w:rFonts w:ascii="Verdana" w:hAnsi="Verdana"/>
                 <w:b w:val="0"/>
                 <w:sz w:val="16"/>
               </w:rPr>
@@ -4912,15 +4986,18 @@
         </w:tc>
       </w:tr>
       <w:tr>
-        <w:tc>
-          <w:tcPr>
-            <w:tcW w:type="dxa" w:w="1514"/>
-          </w:tcPr>
-          <w:p>
-            <w:r/>
-            <w:r>
-              <w:rPr>
-                <w:rFonts w:ascii="Arial" w:hAnsi="Arial"/>
+        <w:trPr>
+          <w:cantSplit/>
+        </w:trPr>
+        <w:tc>
+          <w:tcPr>
+            <w:tcW w:type="dxa" w:w="1514"/>
+          </w:tcPr>
+          <w:p>
+            <w:r/>
+            <w:r>
+              <w:rPr>
+                <w:rFonts w:ascii="Verdana" w:hAnsi="Verdana"/>
                 <w:b w:val="0"/>
                 <w:sz w:val="16"/>
               </w:rPr>
@@ -4936,7 +5013,7 @@
             <w:r/>
             <w:r>
               <w:rPr>
-                <w:rFonts w:ascii="Arial" w:hAnsi="Arial"/>
+                <w:rFonts w:ascii="Verdana" w:hAnsi="Verdana"/>
                 <w:b w:val="0"/>
                 <w:sz w:val="16"/>
               </w:rPr>
@@ -4952,7 +5029,7 @@
             <w:r/>
             <w:r>
               <w:rPr>
-                <w:rFonts w:ascii="Arial" w:hAnsi="Arial"/>
+                <w:rFonts w:ascii="Verdana" w:hAnsi="Verdana"/>
                 <w:b w:val="0"/>
                 <w:sz w:val="16"/>
               </w:rPr>
@@ -4968,7 +5045,7 @@
             <w:r/>
             <w:r>
               <w:rPr>
-                <w:rFonts w:ascii="Arial" w:hAnsi="Arial"/>
+                <w:rFonts w:ascii="Verdana" w:hAnsi="Verdana"/>
                 <w:b w:val="0"/>
                 <w:sz w:val="16"/>
               </w:rPr>
@@ -4984,7 +5061,7 @@
             <w:r/>
             <w:r>
               <w:rPr>
-                <w:rFonts w:ascii="Arial" w:hAnsi="Arial"/>
+                <w:rFonts w:ascii="Verdana" w:hAnsi="Verdana"/>
                 <w:b w:val="0"/>
                 <w:sz w:val="16"/>
               </w:rPr>
@@ -5000,7 +5077,7 @@
             <w:r/>
             <w:r>
               <w:rPr>
-                <w:rFonts w:ascii="Arial" w:hAnsi="Arial"/>
+                <w:rFonts w:ascii="Verdana" w:hAnsi="Verdana"/>
                 <w:b w:val="0"/>
                 <w:sz w:val="16"/>
               </w:rPr>
@@ -5016,7 +5093,7 @@
             <w:r/>
             <w:r>
               <w:rPr>
-                <w:rFonts w:ascii="Arial" w:hAnsi="Arial"/>
+                <w:rFonts w:ascii="Verdana" w:hAnsi="Verdana"/>
                 <w:b w:val="0"/>
                 <w:sz w:val="16"/>
               </w:rPr>
@@ -5032,7 +5109,7 @@
             <w:r/>
             <w:r>
               <w:rPr>
-                <w:rFonts w:ascii="Arial" w:hAnsi="Arial"/>
+                <w:rFonts w:ascii="Verdana" w:hAnsi="Verdana"/>
                 <w:b w:val="0"/>
                 <w:sz w:val="16"/>
               </w:rPr>
@@ -5048,7 +5125,7 @@
             <w:r/>
             <w:r>
               <w:rPr>
-                <w:rFonts w:ascii="Arial" w:hAnsi="Arial"/>
+                <w:rFonts w:ascii="Verdana" w:hAnsi="Verdana"/>
                 <w:b w:val="0"/>
                 <w:sz w:val="16"/>
               </w:rPr>
@@ -5064,25 +5141,28 @@
             <w:r/>
             <w:r>
               <w:rPr>
-                <w:rFonts w:ascii="Arial" w:hAnsi="Arial"/>
-                <w:b w:val="0"/>
-                <w:sz w:val="16"/>
-              </w:rPr>
-              <w:t>Note 77: В связи с наблюдением водяных смерчей или воронкообразных облаков — в радиусе 3 км от станции.</w:t>
+                <w:rFonts w:ascii="Verdana" w:hAnsi="Verdana"/>
+                <w:b w:val="0"/>
+                <w:sz w:val="16"/>
+              </w:rPr>
+              <w:t>Note 77: В пределах РА III сообщаются данные о максимальной температуре в дневное время и минимальной температуре в ночное время (т. е. время окончания периода может быть не равным номинальному времени сводки). Для создания необходимого временного диапазона дескриптор 0 04 024 необходимо включать два раза. Если период заканчивается в номинальное время сводки, то значение второго дескриптора 0 04 024 необходимо установить на 0.</w:t>
             </w:r>
           </w:p>
         </w:tc>
       </w:tr>
       <w:tr>
-        <w:tc>
-          <w:tcPr>
-            <w:tcW w:type="dxa" w:w="1514"/>
-          </w:tcPr>
-          <w:p>
-            <w:r/>
-            <w:r>
-              <w:rPr>
-                <w:rFonts w:ascii="Arial" w:hAnsi="Arial"/>
+        <w:trPr>
+          <w:cantSplit/>
+        </w:trPr>
+        <w:tc>
+          <w:tcPr>
+            <w:tcW w:type="dxa" w:w="1514"/>
+          </w:tcPr>
+          <w:p>
+            <w:r/>
+            <w:r>
+              <w:rPr>
+                <w:rFonts w:ascii="Verdana" w:hAnsi="Verdana"/>
                 <w:b w:val="0"/>
                 <w:sz w:val="16"/>
               </w:rPr>
@@ -5098,7 +5178,7 @@
             <w:r/>
             <w:r>
               <w:rPr>
-                <w:rFonts w:ascii="Arial" w:hAnsi="Arial"/>
+                <w:rFonts w:ascii="Verdana" w:hAnsi="Verdana"/>
                 <w:b w:val="0"/>
                 <w:sz w:val="16"/>
               </w:rPr>
@@ -5114,7 +5194,7 @@
             <w:r/>
             <w:r>
               <w:rPr>
-                <w:rFonts w:ascii="Arial" w:hAnsi="Arial"/>
+                <w:rFonts w:ascii="Verdana" w:hAnsi="Verdana"/>
                 <w:b w:val="0"/>
                 <w:sz w:val="16"/>
               </w:rPr>
@@ -5130,7 +5210,7 @@
             <w:r/>
             <w:r>
               <w:rPr>
-                <w:rFonts w:ascii="Arial" w:hAnsi="Arial"/>
+                <w:rFonts w:ascii="Verdana" w:hAnsi="Verdana"/>
                 <w:b w:val="0"/>
                 <w:sz w:val="16"/>
               </w:rPr>
@@ -5146,7 +5226,7 @@
             <w:r/>
             <w:r>
               <w:rPr>
-                <w:rFonts w:ascii="Arial" w:hAnsi="Arial"/>
+                <w:rFonts w:ascii="Verdana" w:hAnsi="Verdana"/>
                 <w:b w:val="0"/>
                 <w:sz w:val="16"/>
               </w:rPr>
@@ -5162,7 +5242,7 @@
             <w:r/>
             <w:r>
               <w:rPr>
-                <w:rFonts w:ascii="Arial" w:hAnsi="Arial"/>
+                <w:rFonts w:ascii="Verdana" w:hAnsi="Verdana"/>
                 <w:b w:val="0"/>
                 <w:sz w:val="16"/>
               </w:rPr>
@@ -5178,7 +5258,7 @@
             <w:r/>
             <w:r>
               <w:rPr>
-                <w:rFonts w:ascii="Arial" w:hAnsi="Arial"/>
+                <w:rFonts w:ascii="Verdana" w:hAnsi="Verdana"/>
                 <w:b w:val="0"/>
                 <w:sz w:val="16"/>
               </w:rPr>
@@ -5194,7 +5274,7 @@
             <w:r/>
             <w:r>
               <w:rPr>
-                <w:rFonts w:ascii="Arial" w:hAnsi="Arial"/>
+                <w:rFonts w:ascii="Verdana" w:hAnsi="Verdana"/>
                 <w:b w:val="0"/>
                 <w:sz w:val="16"/>
               </w:rPr>
@@ -5210,7 +5290,7 @@
             <w:r/>
             <w:r>
               <w:rPr>
-                <w:rFonts w:ascii="Arial" w:hAnsi="Arial"/>
+                <w:rFonts w:ascii="Verdana" w:hAnsi="Verdana"/>
                 <w:b w:val="0"/>
                 <w:sz w:val="16"/>
               </w:rPr>
@@ -5226,25 +5306,28 @@
             <w:r/>
             <w:r>
               <w:rPr>
-                <w:rFonts w:ascii="Arial" w:hAnsi="Arial"/>
-                <w:b w:val="0"/>
-                <w:sz w:val="16"/>
-              </w:rPr>
-              <w:t>Note 80: Средняя часть данной кодовой таблицы (кодовые цифры 100-199) включает термины на нескольких уровнях, которые могут быть использованы для простых и более сложных автоматических станций.</w:t>
+                <w:rFonts w:ascii="Verdana" w:hAnsi="Verdana"/>
+                <w:b w:val="0"/>
+                <w:sz w:val="16"/>
+              </w:rPr>
+              <w:t>Note 80: Для этого дескриптора, единицы представляют климатологическое стандартное отклонение значения тропосферного озона для заданной широты. Например, значение величиной 5,0 указывает профиль со значением тропосферного озона на 5,0 стандартных отклонений больше, чем среднее климатологическое.</w:t>
             </w:r>
           </w:p>
         </w:tc>
       </w:tr>
       <w:tr>
-        <w:tc>
-          <w:tcPr>
-            <w:tcW w:type="dxa" w:w="1514"/>
-          </w:tcPr>
-          <w:p>
-            <w:r/>
-            <w:r>
-              <w:rPr>
-                <w:rFonts w:ascii="Arial" w:hAnsi="Arial"/>
+        <w:trPr>
+          <w:cantSplit/>
+        </w:trPr>
+        <w:tc>
+          <w:tcPr>
+            <w:tcW w:type="dxa" w:w="1514"/>
+          </w:tcPr>
+          <w:p>
+            <w:r/>
+            <w:r>
+              <w:rPr>
+                <w:rFonts w:ascii="Verdana" w:hAnsi="Verdana"/>
                 <w:b w:val="0"/>
                 <w:sz w:val="16"/>
               </w:rPr>
@@ -5260,7 +5343,7 @@
             <w:r/>
             <w:r>
               <w:rPr>
-                <w:rFonts w:ascii="Arial" w:hAnsi="Arial"/>
+                <w:rFonts w:ascii="Verdana" w:hAnsi="Verdana"/>
                 <w:b w:val="0"/>
                 <w:sz w:val="16"/>
               </w:rPr>
@@ -5276,7 +5359,7 @@
             <w:r/>
             <w:r>
               <w:rPr>
-                <w:rFonts w:ascii="Arial" w:hAnsi="Arial"/>
+                <w:rFonts w:ascii="Verdana" w:hAnsi="Verdana"/>
                 <w:b w:val="0"/>
                 <w:sz w:val="16"/>
               </w:rPr>
@@ -5292,7 +5375,7 @@
             <w:r/>
             <w:r>
               <w:rPr>
-                <w:rFonts w:ascii="Arial" w:hAnsi="Arial"/>
+                <w:rFonts w:ascii="Verdana" w:hAnsi="Verdana"/>
                 <w:b w:val="0"/>
                 <w:sz w:val="16"/>
               </w:rPr>
@@ -5308,7 +5391,7 @@
             <w:r/>
             <w:r>
               <w:rPr>
-                <w:rFonts w:ascii="Arial" w:hAnsi="Arial"/>
+                <w:rFonts w:ascii="Verdana" w:hAnsi="Verdana"/>
                 <w:b w:val="0"/>
                 <w:sz w:val="16"/>
               </w:rPr>
@@ -5324,7 +5407,7 @@
             <w:r/>
             <w:r>
               <w:rPr>
-                <w:rFonts w:ascii="Arial" w:hAnsi="Arial"/>
+                <w:rFonts w:ascii="Verdana" w:hAnsi="Verdana"/>
                 <w:b w:val="0"/>
                 <w:sz w:val="16"/>
               </w:rPr>
@@ -5340,7 +5423,7 @@
             <w:r/>
             <w:r>
               <w:rPr>
-                <w:rFonts w:ascii="Arial" w:hAnsi="Arial"/>
+                <w:rFonts w:ascii="Verdana" w:hAnsi="Verdana"/>
                 <w:b w:val="0"/>
                 <w:sz w:val="16"/>
               </w:rPr>
@@ -5356,7 +5439,7 @@
             <w:r/>
             <w:r>
               <w:rPr>
-                <w:rFonts w:ascii="Arial" w:hAnsi="Arial"/>
+                <w:rFonts w:ascii="Verdana" w:hAnsi="Verdana"/>
                 <w:b w:val="0"/>
                 <w:sz w:val="16"/>
               </w:rPr>
@@ -5372,7 +5455,7 @@
             <w:r/>
             <w:r>
               <w:rPr>
-                <w:rFonts w:ascii="Arial" w:hAnsi="Arial"/>
+                <w:rFonts w:ascii="Verdana" w:hAnsi="Verdana"/>
                 <w:b w:val="0"/>
                 <w:sz w:val="16"/>
               </w:rPr>
@@ -5388,7 +5471,7 @@
             <w:r/>
             <w:r>
               <w:rPr>
-                <w:rFonts w:ascii="Arial" w:hAnsi="Arial"/>
+                <w:rFonts w:ascii="Verdana" w:hAnsi="Verdana"/>
                 <w:b w:val="0"/>
                 <w:sz w:val="16"/>
               </w:rPr>
@@ -5397,15 +5480,18 @@
         </w:tc>
       </w:tr>
       <w:tr>
-        <w:tc>
-          <w:tcPr>
-            <w:tcW w:type="dxa" w:w="1514"/>
-          </w:tcPr>
-          <w:p>
-            <w:r/>
-            <w:r>
-              <w:rPr>
-                <w:rFonts w:ascii="Arial" w:hAnsi="Arial"/>
+        <w:trPr>
+          <w:cantSplit/>
+        </w:trPr>
+        <w:tc>
+          <w:tcPr>
+            <w:tcW w:type="dxa" w:w="1514"/>
+          </w:tcPr>
+          <w:p>
+            <w:r/>
+            <w:r>
+              <w:rPr>
+                <w:rFonts w:ascii="Verdana" w:hAnsi="Verdana"/>
                 <w:b w:val="0"/>
                 <w:sz w:val="16"/>
               </w:rPr>
@@ -5421,7 +5507,7 @@
             <w:r/>
             <w:r>
               <w:rPr>
-                <w:rFonts w:ascii="Arial" w:hAnsi="Arial"/>
+                <w:rFonts w:ascii="Verdana" w:hAnsi="Verdana"/>
                 <w:b w:val="0"/>
                 <w:sz w:val="16"/>
               </w:rPr>
@@ -5437,7 +5523,7 @@
             <w:r/>
             <w:r>
               <w:rPr>
-                <w:rFonts w:ascii="Arial" w:hAnsi="Arial"/>
+                <w:rFonts w:ascii="Verdana" w:hAnsi="Verdana"/>
                 <w:b w:val="0"/>
                 <w:sz w:val="16"/>
               </w:rPr>
@@ -5453,7 +5539,7 @@
             <w:r/>
             <w:r>
               <w:rPr>
-                <w:rFonts w:ascii="Arial" w:hAnsi="Arial"/>
+                <w:rFonts w:ascii="Verdana" w:hAnsi="Verdana"/>
                 <w:b w:val="0"/>
                 <w:sz w:val="16"/>
               </w:rPr>
@@ -5469,7 +5555,7 @@
             <w:r/>
             <w:r>
               <w:rPr>
-                <w:rFonts w:ascii="Arial" w:hAnsi="Arial"/>
+                <w:rFonts w:ascii="Verdana" w:hAnsi="Verdana"/>
                 <w:b w:val="0"/>
                 <w:sz w:val="16"/>
               </w:rPr>
@@ -5485,7 +5571,7 @@
             <w:r/>
             <w:r>
               <w:rPr>
-                <w:rFonts w:ascii="Arial" w:hAnsi="Arial"/>
+                <w:rFonts w:ascii="Verdana" w:hAnsi="Verdana"/>
                 <w:b w:val="0"/>
                 <w:sz w:val="16"/>
               </w:rPr>
@@ -5501,7 +5587,7 @@
             <w:r/>
             <w:r>
               <w:rPr>
-                <w:rFonts w:ascii="Arial" w:hAnsi="Arial"/>
+                <w:rFonts w:ascii="Verdana" w:hAnsi="Verdana"/>
                 <w:b w:val="0"/>
                 <w:sz w:val="16"/>
               </w:rPr>
@@ -5517,7 +5603,7 @@
             <w:r/>
             <w:r>
               <w:rPr>
-                <w:rFonts w:ascii="Arial" w:hAnsi="Arial"/>
+                <w:rFonts w:ascii="Verdana" w:hAnsi="Verdana"/>
                 <w:b w:val="0"/>
                 <w:sz w:val="16"/>
               </w:rPr>
@@ -5533,7 +5619,7 @@
             <w:r/>
             <w:r>
               <w:rPr>
-                <w:rFonts w:ascii="Arial" w:hAnsi="Arial"/>
+                <w:rFonts w:ascii="Verdana" w:hAnsi="Verdana"/>
                 <w:b w:val="0"/>
                 <w:sz w:val="16"/>
               </w:rPr>
@@ -5549,7 +5635,7 @@
             <w:r/>
             <w:r>
               <w:rPr>
-                <w:rFonts w:ascii="Arial" w:hAnsi="Arial"/>
+                <w:rFonts w:ascii="Verdana" w:hAnsi="Verdana"/>
                 <w:b w:val="0"/>
                 <w:sz w:val="16"/>
               </w:rPr>
@@ -5558,15 +5644,18 @@
         </w:tc>
       </w:tr>
       <w:tr>
-        <w:tc>
-          <w:tcPr>
-            <w:tcW w:type="dxa" w:w="1514"/>
-          </w:tcPr>
-          <w:p>
-            <w:r/>
-            <w:r>
-              <w:rPr>
-                <w:rFonts w:ascii="Arial" w:hAnsi="Arial"/>
+        <w:trPr>
+          <w:cantSplit/>
+        </w:trPr>
+        <w:tc>
+          <w:tcPr>
+            <w:tcW w:type="dxa" w:w="1514"/>
+          </w:tcPr>
+          <w:p>
+            <w:r/>
+            <w:r>
+              <w:rPr>
+                <w:rFonts w:ascii="Verdana" w:hAnsi="Verdana"/>
                 <w:b w:val="0"/>
                 <w:sz w:val="16"/>
               </w:rPr>
@@ -5582,7 +5671,7 @@
             <w:r/>
             <w:r>
               <w:rPr>
-                <w:rFonts w:ascii="Arial" w:hAnsi="Arial"/>
+                <w:rFonts w:ascii="Verdana" w:hAnsi="Verdana"/>
                 <w:b w:val="0"/>
                 <w:sz w:val="16"/>
               </w:rPr>
@@ -5598,7 +5687,7 @@
             <w:r/>
             <w:r>
               <w:rPr>
-                <w:rFonts w:ascii="Arial" w:hAnsi="Arial"/>
+                <w:rFonts w:ascii="Verdana" w:hAnsi="Verdana"/>
                 <w:b w:val="0"/>
                 <w:sz w:val="16"/>
               </w:rPr>
@@ -5614,7 +5703,7 @@
             <w:r/>
             <w:r>
               <w:rPr>
-                <w:rFonts w:ascii="Arial" w:hAnsi="Arial"/>
+                <w:rFonts w:ascii="Verdana" w:hAnsi="Verdana"/>
                 <w:b w:val="0"/>
                 <w:sz w:val="16"/>
               </w:rPr>
@@ -5630,7 +5719,7 @@
             <w:r/>
             <w:r>
               <w:rPr>
-                <w:rFonts w:ascii="Arial" w:hAnsi="Arial"/>
+                <w:rFonts w:ascii="Verdana" w:hAnsi="Verdana"/>
                 <w:b w:val="0"/>
                 <w:sz w:val="16"/>
               </w:rPr>
@@ -5646,7 +5735,7 @@
             <w:r/>
             <w:r>
               <w:rPr>
-                <w:rFonts w:ascii="Arial" w:hAnsi="Arial"/>
+                <w:rFonts w:ascii="Verdana" w:hAnsi="Verdana"/>
                 <w:b w:val="0"/>
                 <w:sz w:val="16"/>
               </w:rPr>
@@ -5662,7 +5751,7 @@
             <w:r/>
             <w:r>
               <w:rPr>
-                <w:rFonts w:ascii="Arial" w:hAnsi="Arial"/>
+                <w:rFonts w:ascii="Verdana" w:hAnsi="Verdana"/>
                 <w:b w:val="0"/>
                 <w:sz w:val="16"/>
               </w:rPr>
@@ -5678,7 +5767,7 @@
             <w:r/>
             <w:r>
               <w:rPr>
-                <w:rFonts w:ascii="Arial" w:hAnsi="Arial"/>
+                <w:rFonts w:ascii="Verdana" w:hAnsi="Verdana"/>
                 <w:b w:val="0"/>
                 <w:sz w:val="16"/>
               </w:rPr>
@@ -5694,7 +5783,7 @@
             <w:r/>
             <w:r>
               <w:rPr>
-                <w:rFonts w:ascii="Arial" w:hAnsi="Arial"/>
+                <w:rFonts w:ascii="Verdana" w:hAnsi="Verdana"/>
                 <w:b w:val="0"/>
                 <w:sz w:val="16"/>
               </w:rPr>
@@ -5710,7 +5799,7 @@
             <w:r/>
             <w:r>
               <w:rPr>
-                <w:rFonts w:ascii="Arial" w:hAnsi="Arial"/>
+                <w:rFonts w:ascii="Verdana" w:hAnsi="Verdana"/>
                 <w:b w:val="0"/>
                 <w:sz w:val="16"/>
               </w:rPr>
@@ -5719,15 +5808,18 @@
         </w:tc>
       </w:tr>
       <w:tr>
-        <w:tc>
-          <w:tcPr>
-            <w:tcW w:type="dxa" w:w="1514"/>
-          </w:tcPr>
-          <w:p>
-            <w:r/>
-            <w:r>
-              <w:rPr>
-                <w:rFonts w:ascii="Arial" w:hAnsi="Arial"/>
+        <w:trPr>
+          <w:cantSplit/>
+        </w:trPr>
+        <w:tc>
+          <w:tcPr>
+            <w:tcW w:type="dxa" w:w="1514"/>
+          </w:tcPr>
+          <w:p>
+            <w:r/>
+            <w:r>
+              <w:rPr>
+                <w:rFonts w:ascii="Verdana" w:hAnsi="Verdana"/>
                 <w:b w:val="0"/>
                 <w:sz w:val="16"/>
               </w:rPr>
@@ -5743,7 +5835,7 @@
             <w:r/>
             <w:r>
               <w:rPr>
-                <w:rFonts w:ascii="Arial" w:hAnsi="Arial"/>
+                <w:rFonts w:ascii="Verdana" w:hAnsi="Verdana"/>
                 <w:b w:val="0"/>
                 <w:sz w:val="16"/>
               </w:rPr>
@@ -5759,7 +5851,7 @@
             <w:r/>
             <w:r>
               <w:rPr>
-                <w:rFonts w:ascii="Arial" w:hAnsi="Arial"/>
+                <w:rFonts w:ascii="Verdana" w:hAnsi="Verdana"/>
                 <w:b w:val="0"/>
                 <w:sz w:val="16"/>
               </w:rPr>
@@ -5775,7 +5867,7 @@
             <w:r/>
             <w:r>
               <w:rPr>
-                <w:rFonts w:ascii="Arial" w:hAnsi="Arial"/>
+                <w:rFonts w:ascii="Verdana" w:hAnsi="Verdana"/>
                 <w:b w:val="0"/>
                 <w:sz w:val="16"/>
               </w:rPr>
@@ -5791,7 +5883,7 @@
             <w:r/>
             <w:r>
               <w:rPr>
-                <w:rFonts w:ascii="Arial" w:hAnsi="Arial"/>
+                <w:rFonts w:ascii="Verdana" w:hAnsi="Verdana"/>
                 <w:b w:val="0"/>
                 <w:sz w:val="16"/>
               </w:rPr>
@@ -5807,7 +5899,7 @@
             <w:r/>
             <w:r>
               <w:rPr>
-                <w:rFonts w:ascii="Arial" w:hAnsi="Arial"/>
+                <w:rFonts w:ascii="Verdana" w:hAnsi="Verdana"/>
                 <w:b w:val="0"/>
                 <w:sz w:val="16"/>
               </w:rPr>
@@ -5823,7 +5915,7 @@
             <w:r/>
             <w:r>
               <w:rPr>
-                <w:rFonts w:ascii="Arial" w:hAnsi="Arial"/>
+                <w:rFonts w:ascii="Verdana" w:hAnsi="Verdana"/>
                 <w:b w:val="0"/>
                 <w:sz w:val="16"/>
               </w:rPr>
@@ -5839,7 +5931,7 @@
             <w:r/>
             <w:r>
               <w:rPr>
-                <w:rFonts w:ascii="Arial" w:hAnsi="Arial"/>
+                <w:rFonts w:ascii="Verdana" w:hAnsi="Verdana"/>
                 <w:b w:val="0"/>
                 <w:sz w:val="16"/>
               </w:rPr>
@@ -5855,7 +5947,7 @@
             <w:r/>
             <w:r>
               <w:rPr>
-                <w:rFonts w:ascii="Arial" w:hAnsi="Arial"/>
+                <w:rFonts w:ascii="Verdana" w:hAnsi="Verdana"/>
                 <w:b w:val="0"/>
                 <w:sz w:val="16"/>
               </w:rPr>
@@ -5871,7 +5963,7 @@
             <w:r/>
             <w:r>
               <w:rPr>
-                <w:rFonts w:ascii="Arial" w:hAnsi="Arial"/>
+                <w:rFonts w:ascii="Verdana" w:hAnsi="Verdana"/>
                 <w:b w:val="0"/>
                 <w:sz w:val="16"/>
               </w:rPr>
@@ -5880,15 +5972,18 @@
         </w:tc>
       </w:tr>
       <w:tr>
-        <w:tc>
-          <w:tcPr>
-            <w:tcW w:type="dxa" w:w="1514"/>
-          </w:tcPr>
-          <w:p>
-            <w:r/>
-            <w:r>
-              <w:rPr>
-                <w:rFonts w:ascii="Arial" w:hAnsi="Arial"/>
+        <w:trPr>
+          <w:cantSplit/>
+        </w:trPr>
+        <w:tc>
+          <w:tcPr>
+            <w:tcW w:type="dxa" w:w="1514"/>
+          </w:tcPr>
+          <w:p>
+            <w:r/>
+            <w:r>
+              <w:rPr>
+                <w:rFonts w:ascii="Verdana" w:hAnsi="Verdana"/>
                 <w:b w:val="0"/>
                 <w:sz w:val="16"/>
               </w:rPr>
@@ -5904,7 +5999,7 @@
             <w:r/>
             <w:r>
               <w:rPr>
-                <w:rFonts w:ascii="Arial" w:hAnsi="Arial"/>
+                <w:rFonts w:ascii="Verdana" w:hAnsi="Verdana"/>
                 <w:b w:val="0"/>
                 <w:sz w:val="16"/>
               </w:rPr>
@@ -5920,7 +6015,7 @@
             <w:r/>
             <w:r>
               <w:rPr>
-                <w:rFonts w:ascii="Arial" w:hAnsi="Arial"/>
+                <w:rFonts w:ascii="Verdana" w:hAnsi="Verdana"/>
                 <w:b w:val="0"/>
                 <w:sz w:val="16"/>
               </w:rPr>
@@ -5936,7 +6031,7 @@
             <w:r/>
             <w:r>
               <w:rPr>
-                <w:rFonts w:ascii="Arial" w:hAnsi="Arial"/>
+                <w:rFonts w:ascii="Verdana" w:hAnsi="Verdana"/>
                 <w:b w:val="0"/>
                 <w:sz w:val="16"/>
               </w:rPr>
@@ -5952,7 +6047,7 @@
             <w:r/>
             <w:r>
               <w:rPr>
-                <w:rFonts w:ascii="Arial" w:hAnsi="Arial"/>
+                <w:rFonts w:ascii="Verdana" w:hAnsi="Verdana"/>
                 <w:b w:val="0"/>
                 <w:sz w:val="16"/>
               </w:rPr>
@@ -5968,7 +6063,7 @@
             <w:r/>
             <w:r>
               <w:rPr>
-                <w:rFonts w:ascii="Arial" w:hAnsi="Arial"/>
+                <w:rFonts w:ascii="Verdana" w:hAnsi="Verdana"/>
                 <w:b w:val="0"/>
                 <w:sz w:val="16"/>
               </w:rPr>
@@ -5984,7 +6079,7 @@
             <w:r/>
             <w:r>
               <w:rPr>
-                <w:rFonts w:ascii="Arial" w:hAnsi="Arial"/>
+                <w:rFonts w:ascii="Verdana" w:hAnsi="Verdana"/>
                 <w:b w:val="0"/>
                 <w:sz w:val="16"/>
               </w:rPr>
@@ -6000,7 +6095,7 @@
             <w:r/>
             <w:r>
               <w:rPr>
-                <w:rFonts w:ascii="Arial" w:hAnsi="Arial"/>
+                <w:rFonts w:ascii="Verdana" w:hAnsi="Verdana"/>
                 <w:b w:val="0"/>
                 <w:sz w:val="16"/>
               </w:rPr>
@@ -6016,7 +6111,7 @@
             <w:r/>
             <w:r>
               <w:rPr>
-                <w:rFonts w:ascii="Arial" w:hAnsi="Arial"/>
+                <w:rFonts w:ascii="Verdana" w:hAnsi="Verdana"/>
                 <w:b w:val="0"/>
                 <w:sz w:val="16"/>
               </w:rPr>
@@ -6032,7 +6127,7 @@
             <w:r/>
             <w:r>
               <w:rPr>
-                <w:rFonts w:ascii="Arial" w:hAnsi="Arial"/>
+                <w:rFonts w:ascii="Verdana" w:hAnsi="Verdana"/>
                 <w:b w:val="0"/>
                 <w:sz w:val="16"/>
               </w:rPr>
@@ -6041,15 +6136,18 @@
         </w:tc>
       </w:tr>
       <w:tr>
-        <w:tc>
-          <w:tcPr>
-            <w:tcW w:type="dxa" w:w="1514"/>
-          </w:tcPr>
-          <w:p>
-            <w:r/>
-            <w:r>
-              <w:rPr>
-                <w:rFonts w:ascii="Arial" w:hAnsi="Arial"/>
+        <w:trPr>
+          <w:cantSplit/>
+        </w:trPr>
+        <w:tc>
+          <w:tcPr>
+            <w:tcW w:type="dxa" w:w="1514"/>
+          </w:tcPr>
+          <w:p>
+            <w:r/>
+            <w:r>
+              <w:rPr>
+                <w:rFonts w:ascii="Verdana" w:hAnsi="Verdana"/>
                 <w:b w:val="0"/>
                 <w:sz w:val="16"/>
               </w:rPr>
@@ -6065,7 +6163,7 @@
             <w:r/>
             <w:r>
               <w:rPr>
-                <w:rFonts w:ascii="Arial" w:hAnsi="Arial"/>
+                <w:rFonts w:ascii="Verdana" w:hAnsi="Verdana"/>
                 <w:b w:val="0"/>
                 <w:sz w:val="16"/>
               </w:rPr>
@@ -6081,7 +6179,7 @@
             <w:r/>
             <w:r>
               <w:rPr>
-                <w:rFonts w:ascii="Arial" w:hAnsi="Arial"/>
+                <w:rFonts w:ascii="Verdana" w:hAnsi="Verdana"/>
                 <w:b w:val="0"/>
                 <w:sz w:val="16"/>
               </w:rPr>
@@ -6097,7 +6195,7 @@
             <w:r/>
             <w:r>
               <w:rPr>
-                <w:rFonts w:ascii="Arial" w:hAnsi="Arial"/>
+                <w:rFonts w:ascii="Verdana" w:hAnsi="Verdana"/>
                 <w:b w:val="0"/>
                 <w:sz w:val="16"/>
               </w:rPr>
@@ -6113,7 +6211,7 @@
             <w:r/>
             <w:r>
               <w:rPr>
-                <w:rFonts w:ascii="Arial" w:hAnsi="Arial"/>
+                <w:rFonts w:ascii="Verdana" w:hAnsi="Verdana"/>
                 <w:b w:val="0"/>
                 <w:sz w:val="16"/>
               </w:rPr>
@@ -6129,7 +6227,7 @@
             <w:r/>
             <w:r>
               <w:rPr>
-                <w:rFonts w:ascii="Arial" w:hAnsi="Arial"/>
+                <w:rFonts w:ascii="Verdana" w:hAnsi="Verdana"/>
                 <w:b w:val="0"/>
                 <w:sz w:val="16"/>
               </w:rPr>
@@ -6145,7 +6243,7 @@
             <w:r/>
             <w:r>
               <w:rPr>
-                <w:rFonts w:ascii="Arial" w:hAnsi="Arial"/>
+                <w:rFonts w:ascii="Verdana" w:hAnsi="Verdana"/>
                 <w:b w:val="0"/>
                 <w:sz w:val="16"/>
               </w:rPr>
@@ -6161,7 +6259,7 @@
             <w:r/>
             <w:r>
               <w:rPr>
-                <w:rFonts w:ascii="Arial" w:hAnsi="Arial"/>
+                <w:rFonts w:ascii="Verdana" w:hAnsi="Verdana"/>
                 <w:b w:val="0"/>
                 <w:sz w:val="16"/>
               </w:rPr>
@@ -6177,7 +6275,7 @@
             <w:r/>
             <w:r>
               <w:rPr>
-                <w:rFonts w:ascii="Arial" w:hAnsi="Arial"/>
+                <w:rFonts w:ascii="Verdana" w:hAnsi="Verdana"/>
                 <w:b w:val="0"/>
                 <w:sz w:val="16"/>
               </w:rPr>
@@ -6193,7 +6291,7 @@
             <w:r/>
             <w:r>
               <w:rPr>
-                <w:rFonts w:ascii="Arial" w:hAnsi="Arial"/>
+                <w:rFonts w:ascii="Verdana" w:hAnsi="Verdana"/>
                 <w:b w:val="0"/>
                 <w:sz w:val="16"/>
               </w:rPr>
@@ -6202,15 +6300,18 @@
         </w:tc>
       </w:tr>
       <w:tr>
-        <w:tc>
-          <w:tcPr>
-            <w:tcW w:type="dxa" w:w="1514"/>
-          </w:tcPr>
-          <w:p>
-            <w:r/>
-            <w:r>
-              <w:rPr>
-                <w:rFonts w:ascii="Arial" w:hAnsi="Arial"/>
+        <w:trPr>
+          <w:cantSplit/>
+        </w:trPr>
+        <w:tc>
+          <w:tcPr>
+            <w:tcW w:type="dxa" w:w="1514"/>
+          </w:tcPr>
+          <w:p>
+            <w:r/>
+            <w:r>
+              <w:rPr>
+                <w:rFonts w:ascii="Verdana" w:hAnsi="Verdana"/>
                 <w:b w:val="0"/>
                 <w:sz w:val="16"/>
               </w:rPr>
@@ -6226,7 +6327,7 @@
             <w:r/>
             <w:r>
               <w:rPr>
-                <w:rFonts w:ascii="Arial" w:hAnsi="Arial"/>
+                <w:rFonts w:ascii="Verdana" w:hAnsi="Verdana"/>
                 <w:b w:val="0"/>
                 <w:sz w:val="16"/>
               </w:rPr>
@@ -6242,7 +6343,7 @@
             <w:r/>
             <w:r>
               <w:rPr>
-                <w:rFonts w:ascii="Arial" w:hAnsi="Arial"/>
+                <w:rFonts w:ascii="Verdana" w:hAnsi="Verdana"/>
                 <w:b w:val="0"/>
                 <w:sz w:val="16"/>
               </w:rPr>
@@ -6258,7 +6359,7 @@
             <w:r/>
             <w:r>
               <w:rPr>
-                <w:rFonts w:ascii="Arial" w:hAnsi="Arial"/>
+                <w:rFonts w:ascii="Verdana" w:hAnsi="Verdana"/>
                 <w:b w:val="0"/>
                 <w:sz w:val="16"/>
               </w:rPr>
@@ -6274,7 +6375,7 @@
             <w:r/>
             <w:r>
               <w:rPr>
-                <w:rFonts w:ascii="Arial" w:hAnsi="Arial"/>
+                <w:rFonts w:ascii="Verdana" w:hAnsi="Verdana"/>
                 <w:b w:val="0"/>
                 <w:sz w:val="16"/>
               </w:rPr>
@@ -6290,7 +6391,7 @@
             <w:r/>
             <w:r>
               <w:rPr>
-                <w:rFonts w:ascii="Arial" w:hAnsi="Arial"/>
+                <w:rFonts w:ascii="Verdana" w:hAnsi="Verdana"/>
                 <w:b w:val="0"/>
                 <w:sz w:val="16"/>
               </w:rPr>
@@ -6306,7 +6407,7 @@
             <w:r/>
             <w:r>
               <w:rPr>
-                <w:rFonts w:ascii="Arial" w:hAnsi="Arial"/>
+                <w:rFonts w:ascii="Verdana" w:hAnsi="Verdana"/>
                 <w:b w:val="0"/>
                 <w:sz w:val="16"/>
               </w:rPr>
@@ -6322,7 +6423,7 @@
             <w:r/>
             <w:r>
               <w:rPr>
-                <w:rFonts w:ascii="Arial" w:hAnsi="Arial"/>
+                <w:rFonts w:ascii="Verdana" w:hAnsi="Verdana"/>
                 <w:b w:val="0"/>
                 <w:sz w:val="16"/>
               </w:rPr>
@@ -6338,7 +6439,7 @@
             <w:r/>
             <w:r>
               <w:rPr>
-                <w:rFonts w:ascii="Arial" w:hAnsi="Arial"/>
+                <w:rFonts w:ascii="Verdana" w:hAnsi="Verdana"/>
                 <w:b w:val="0"/>
                 <w:sz w:val="16"/>
               </w:rPr>
@@ -6354,7 +6455,7 @@
             <w:r/>
             <w:r>
               <w:rPr>
-                <w:rFonts w:ascii="Arial" w:hAnsi="Arial"/>
+                <w:rFonts w:ascii="Verdana" w:hAnsi="Verdana"/>
                 <w:b w:val="0"/>
                 <w:sz w:val="16"/>
               </w:rPr>
@@ -6363,15 +6464,18 @@
         </w:tc>
       </w:tr>
       <w:tr>
-        <w:tc>
-          <w:tcPr>
-            <w:tcW w:type="dxa" w:w="1514"/>
-          </w:tcPr>
-          <w:p>
-            <w:r/>
-            <w:r>
-              <w:rPr>
-                <w:rFonts w:ascii="Arial" w:hAnsi="Arial"/>
+        <w:trPr>
+          <w:cantSplit/>
+        </w:trPr>
+        <w:tc>
+          <w:tcPr>
+            <w:tcW w:type="dxa" w:w="1514"/>
+          </w:tcPr>
+          <w:p>
+            <w:r/>
+            <w:r>
+              <w:rPr>
+                <w:rFonts w:ascii="Verdana" w:hAnsi="Verdana"/>
                 <w:b w:val="0"/>
                 <w:sz w:val="16"/>
               </w:rPr>
@@ -6387,7 +6491,7 @@
             <w:r/>
             <w:r>
               <w:rPr>
-                <w:rFonts w:ascii="Arial" w:hAnsi="Arial"/>
+                <w:rFonts w:ascii="Verdana" w:hAnsi="Verdana"/>
                 <w:b w:val="0"/>
                 <w:sz w:val="16"/>
               </w:rPr>
@@ -6403,7 +6507,7 @@
             <w:r/>
             <w:r>
               <w:rPr>
-                <w:rFonts w:ascii="Arial" w:hAnsi="Arial"/>
+                <w:rFonts w:ascii="Verdana" w:hAnsi="Verdana"/>
                 <w:b w:val="0"/>
                 <w:sz w:val="16"/>
               </w:rPr>
@@ -6419,7 +6523,7 @@
             <w:r/>
             <w:r>
               <w:rPr>
-                <w:rFonts w:ascii="Arial" w:hAnsi="Arial"/>
+                <w:rFonts w:ascii="Verdana" w:hAnsi="Verdana"/>
                 <w:b w:val="0"/>
                 <w:sz w:val="16"/>
               </w:rPr>
@@ -6435,7 +6539,7 @@
             <w:r/>
             <w:r>
               <w:rPr>
-                <w:rFonts w:ascii="Arial" w:hAnsi="Arial"/>
+                <w:rFonts w:ascii="Verdana" w:hAnsi="Verdana"/>
                 <w:b w:val="0"/>
                 <w:sz w:val="16"/>
               </w:rPr>
@@ -6451,7 +6555,7 @@
             <w:r/>
             <w:r>
               <w:rPr>
-                <w:rFonts w:ascii="Arial" w:hAnsi="Arial"/>
+                <w:rFonts w:ascii="Verdana" w:hAnsi="Verdana"/>
                 <w:b w:val="0"/>
                 <w:sz w:val="16"/>
               </w:rPr>
@@ -6467,7 +6571,7 @@
             <w:r/>
             <w:r>
               <w:rPr>
-                <w:rFonts w:ascii="Arial" w:hAnsi="Arial"/>
+                <w:rFonts w:ascii="Verdana" w:hAnsi="Verdana"/>
                 <w:b w:val="0"/>
                 <w:sz w:val="16"/>
               </w:rPr>
@@ -6483,7 +6587,7 @@
             <w:r/>
             <w:r>
               <w:rPr>
-                <w:rFonts w:ascii="Arial" w:hAnsi="Arial"/>
+                <w:rFonts w:ascii="Verdana" w:hAnsi="Verdana"/>
                 <w:b w:val="0"/>
                 <w:sz w:val="16"/>
               </w:rPr>
@@ -6499,7 +6603,7 @@
             <w:r/>
             <w:r>
               <w:rPr>
-                <w:rFonts w:ascii="Arial" w:hAnsi="Arial"/>
+                <w:rFonts w:ascii="Verdana" w:hAnsi="Verdana"/>
                 <w:b w:val="0"/>
                 <w:sz w:val="16"/>
               </w:rPr>
@@ -6515,7 +6619,7 @@
             <w:r/>
             <w:r>
               <w:rPr>
-                <w:rFonts w:ascii="Arial" w:hAnsi="Arial"/>
+                <w:rFonts w:ascii="Verdana" w:hAnsi="Verdana"/>
                 <w:b w:val="0"/>
                 <w:sz w:val="16"/>
               </w:rPr>
@@ -6524,15 +6628,18 @@
         </w:tc>
       </w:tr>
       <w:tr>
-        <w:tc>
-          <w:tcPr>
-            <w:tcW w:type="dxa" w:w="1514"/>
-          </w:tcPr>
-          <w:p>
-            <w:r/>
-            <w:r>
-              <w:rPr>
-                <w:rFonts w:ascii="Arial" w:hAnsi="Arial"/>
+        <w:trPr>
+          <w:cantSplit/>
+        </w:trPr>
+        <w:tc>
+          <w:tcPr>
+            <w:tcW w:type="dxa" w:w="1514"/>
+          </w:tcPr>
+          <w:p>
+            <w:r/>
+            <w:r>
+              <w:rPr>
+                <w:rFonts w:ascii="Verdana" w:hAnsi="Verdana"/>
                 <w:b w:val="0"/>
                 <w:sz w:val="16"/>
               </w:rPr>
@@ -6548,7 +6655,7 @@
             <w:r/>
             <w:r>
               <w:rPr>
-                <w:rFonts w:ascii="Arial" w:hAnsi="Arial"/>
+                <w:rFonts w:ascii="Verdana" w:hAnsi="Verdana"/>
                 <w:b w:val="0"/>
                 <w:sz w:val="16"/>
               </w:rPr>
@@ -6564,7 +6671,7 @@
             <w:r/>
             <w:r>
               <w:rPr>
-                <w:rFonts w:ascii="Arial" w:hAnsi="Arial"/>
+                <w:rFonts w:ascii="Verdana" w:hAnsi="Verdana"/>
                 <w:b w:val="0"/>
                 <w:sz w:val="16"/>
               </w:rPr>
@@ -6580,7 +6687,7 @@
             <w:r/>
             <w:r>
               <w:rPr>
-                <w:rFonts w:ascii="Arial" w:hAnsi="Arial"/>
+                <w:rFonts w:ascii="Verdana" w:hAnsi="Verdana"/>
                 <w:b w:val="0"/>
                 <w:sz w:val="16"/>
               </w:rPr>
@@ -6596,7 +6703,7 @@
             <w:r/>
             <w:r>
               <w:rPr>
-                <w:rFonts w:ascii="Arial" w:hAnsi="Arial"/>
+                <w:rFonts w:ascii="Verdana" w:hAnsi="Verdana"/>
                 <w:b w:val="0"/>
                 <w:sz w:val="16"/>
               </w:rPr>
@@ -6612,7 +6719,7 @@
             <w:r/>
             <w:r>
               <w:rPr>
-                <w:rFonts w:ascii="Arial" w:hAnsi="Arial"/>
+                <w:rFonts w:ascii="Verdana" w:hAnsi="Verdana"/>
                 <w:b w:val="0"/>
                 <w:sz w:val="16"/>
               </w:rPr>
@@ -6628,7 +6735,7 @@
             <w:r/>
             <w:r>
               <w:rPr>
-                <w:rFonts w:ascii="Arial" w:hAnsi="Arial"/>
+                <w:rFonts w:ascii="Verdana" w:hAnsi="Verdana"/>
                 <w:b w:val="0"/>
                 <w:sz w:val="16"/>
               </w:rPr>
@@ -6644,7 +6751,7 @@
             <w:r/>
             <w:r>
               <w:rPr>
-                <w:rFonts w:ascii="Arial" w:hAnsi="Arial"/>
+                <w:rFonts w:ascii="Verdana" w:hAnsi="Verdana"/>
                 <w:b w:val="0"/>
                 <w:sz w:val="16"/>
               </w:rPr>
@@ -6660,7 +6767,7 @@
             <w:r/>
             <w:r>
               <w:rPr>
-                <w:rFonts w:ascii="Arial" w:hAnsi="Arial"/>
+                <w:rFonts w:ascii="Verdana" w:hAnsi="Verdana"/>
                 <w:b w:val="0"/>
                 <w:sz w:val="16"/>
               </w:rPr>
@@ -6676,7 +6783,7 @@
             <w:r/>
             <w:r>
               <w:rPr>
-                <w:rFonts w:ascii="Arial" w:hAnsi="Arial"/>
+                <w:rFonts w:ascii="Verdana" w:hAnsi="Verdana"/>
                 <w:b w:val="0"/>
                 <w:sz w:val="16"/>
               </w:rPr>
@@ -6685,15 +6792,18 @@
         </w:tc>
       </w:tr>
       <w:tr>
-        <w:tc>
-          <w:tcPr>
-            <w:tcW w:type="dxa" w:w="1514"/>
-          </w:tcPr>
-          <w:p>
-            <w:r/>
-            <w:r>
-              <w:rPr>
-                <w:rFonts w:ascii="Arial" w:hAnsi="Arial"/>
+        <w:trPr>
+          <w:cantSplit/>
+        </w:trPr>
+        <w:tc>
+          <w:tcPr>
+            <w:tcW w:type="dxa" w:w="1514"/>
+          </w:tcPr>
+          <w:p>
+            <w:r/>
+            <w:r>
+              <w:rPr>
+                <w:rFonts w:ascii="Verdana" w:hAnsi="Verdana"/>
                 <w:b w:val="0"/>
                 <w:sz w:val="16"/>
               </w:rPr>
@@ -6709,7 +6819,7 @@
             <w:r/>
             <w:r>
               <w:rPr>
-                <w:rFonts w:ascii="Arial" w:hAnsi="Arial"/>
+                <w:rFonts w:ascii="Verdana" w:hAnsi="Verdana"/>
                 <w:b w:val="0"/>
                 <w:sz w:val="16"/>
               </w:rPr>
@@ -6725,7 +6835,7 @@
             <w:r/>
             <w:r>
               <w:rPr>
-                <w:rFonts w:ascii="Arial" w:hAnsi="Arial"/>
+                <w:rFonts w:ascii="Verdana" w:hAnsi="Verdana"/>
                 <w:b w:val="0"/>
                 <w:sz w:val="16"/>
               </w:rPr>
@@ -6741,7 +6851,7 @@
             <w:r/>
             <w:r>
               <w:rPr>
-                <w:rFonts w:ascii="Arial" w:hAnsi="Arial"/>
+                <w:rFonts w:ascii="Verdana" w:hAnsi="Verdana"/>
                 <w:b w:val="0"/>
                 <w:sz w:val="16"/>
               </w:rPr>
@@ -6757,7 +6867,7 @@
             <w:r/>
             <w:r>
               <w:rPr>
-                <w:rFonts w:ascii="Arial" w:hAnsi="Arial"/>
+                <w:rFonts w:ascii="Verdana" w:hAnsi="Verdana"/>
                 <w:b w:val="0"/>
                 <w:sz w:val="16"/>
               </w:rPr>
@@ -6773,7 +6883,7 @@
             <w:r/>
             <w:r>
               <w:rPr>
-                <w:rFonts w:ascii="Arial" w:hAnsi="Arial"/>
+                <w:rFonts w:ascii="Verdana" w:hAnsi="Verdana"/>
                 <w:b w:val="0"/>
                 <w:sz w:val="16"/>
               </w:rPr>
@@ -6789,7 +6899,7 @@
             <w:r/>
             <w:r>
               <w:rPr>
-                <w:rFonts w:ascii="Arial" w:hAnsi="Arial"/>
+                <w:rFonts w:ascii="Verdana" w:hAnsi="Verdana"/>
                 <w:b w:val="0"/>
                 <w:sz w:val="16"/>
               </w:rPr>
@@ -6805,7 +6915,7 @@
             <w:r/>
             <w:r>
               <w:rPr>
-                <w:rFonts w:ascii="Arial" w:hAnsi="Arial"/>
+                <w:rFonts w:ascii="Verdana" w:hAnsi="Verdana"/>
                 <w:b w:val="0"/>
                 <w:sz w:val="16"/>
               </w:rPr>
@@ -6821,7 +6931,7 @@
             <w:r/>
             <w:r>
               <w:rPr>
-                <w:rFonts w:ascii="Arial" w:hAnsi="Arial"/>
+                <w:rFonts w:ascii="Verdana" w:hAnsi="Verdana"/>
                 <w:b w:val="0"/>
                 <w:sz w:val="16"/>
               </w:rPr>
@@ -6837,7 +6947,7 @@
             <w:r/>
             <w:r>
               <w:rPr>
-                <w:rFonts w:ascii="Arial" w:hAnsi="Arial"/>
+                <w:rFonts w:ascii="Verdana" w:hAnsi="Verdana"/>
                 <w:b w:val="0"/>
                 <w:sz w:val="16"/>
               </w:rPr>
@@ -6846,15 +6956,18 @@
         </w:tc>
       </w:tr>
       <w:tr>
-        <w:tc>
-          <w:tcPr>
-            <w:tcW w:type="dxa" w:w="1514"/>
-          </w:tcPr>
-          <w:p>
-            <w:r/>
-            <w:r>
-              <w:rPr>
-                <w:rFonts w:ascii="Arial" w:hAnsi="Arial"/>
+        <w:trPr>
+          <w:cantSplit/>
+        </w:trPr>
+        <w:tc>
+          <w:tcPr>
+            <w:tcW w:type="dxa" w:w="1514"/>
+          </w:tcPr>
+          <w:p>
+            <w:r/>
+            <w:r>
+              <w:rPr>
+                <w:rFonts w:ascii="Verdana" w:hAnsi="Verdana"/>
                 <w:b w:val="0"/>
                 <w:sz w:val="16"/>
               </w:rPr>
@@ -6870,7 +6983,7 @@
             <w:r/>
             <w:r>
               <w:rPr>
-                <w:rFonts w:ascii="Arial" w:hAnsi="Arial"/>
+                <w:rFonts w:ascii="Verdana" w:hAnsi="Verdana"/>
                 <w:b w:val="0"/>
                 <w:sz w:val="16"/>
               </w:rPr>
@@ -6886,7 +6999,7 @@
             <w:r/>
             <w:r>
               <w:rPr>
-                <w:rFonts w:ascii="Arial" w:hAnsi="Arial"/>
+                <w:rFonts w:ascii="Verdana" w:hAnsi="Verdana"/>
                 <w:b w:val="0"/>
                 <w:sz w:val="16"/>
               </w:rPr>
@@ -6902,7 +7015,7 @@
             <w:r/>
             <w:r>
               <w:rPr>
-                <w:rFonts w:ascii="Arial" w:hAnsi="Arial"/>
+                <w:rFonts w:ascii="Verdana" w:hAnsi="Verdana"/>
                 <w:b w:val="0"/>
                 <w:sz w:val="16"/>
               </w:rPr>
@@ -6918,7 +7031,7 @@
             <w:r/>
             <w:r>
               <w:rPr>
-                <w:rFonts w:ascii="Arial" w:hAnsi="Arial"/>
+                <w:rFonts w:ascii="Verdana" w:hAnsi="Verdana"/>
                 <w:b w:val="0"/>
                 <w:sz w:val="16"/>
               </w:rPr>
@@ -6934,7 +7047,7 @@
             <w:r/>
             <w:r>
               <w:rPr>
-                <w:rFonts w:ascii="Arial" w:hAnsi="Arial"/>
+                <w:rFonts w:ascii="Verdana" w:hAnsi="Verdana"/>
                 <w:b w:val="0"/>
                 <w:sz w:val="16"/>
               </w:rPr>
@@ -6950,7 +7063,7 @@
             <w:r/>
             <w:r>
               <w:rPr>
-                <w:rFonts w:ascii="Arial" w:hAnsi="Arial"/>
+                <w:rFonts w:ascii="Verdana" w:hAnsi="Verdana"/>
                 <w:b w:val="0"/>
                 <w:sz w:val="16"/>
               </w:rPr>
@@ -6966,7 +7079,7 @@
             <w:r/>
             <w:r>
               <w:rPr>
-                <w:rFonts w:ascii="Arial" w:hAnsi="Arial"/>
+                <w:rFonts w:ascii="Verdana" w:hAnsi="Verdana"/>
                 <w:b w:val="0"/>
                 <w:sz w:val="16"/>
               </w:rPr>
@@ -6982,7 +7095,7 @@
             <w:r/>
             <w:r>
               <w:rPr>
-                <w:rFonts w:ascii="Arial" w:hAnsi="Arial"/>
+                <w:rFonts w:ascii="Verdana" w:hAnsi="Verdana"/>
                 <w:b w:val="0"/>
                 <w:sz w:val="16"/>
               </w:rPr>
@@ -6998,7 +7111,7 @@
             <w:r/>
             <w:r>
               <w:rPr>
-                <w:rFonts w:ascii="Arial" w:hAnsi="Arial"/>
+                <w:rFonts w:ascii="Verdana" w:hAnsi="Verdana"/>
                 <w:b w:val="0"/>
                 <w:sz w:val="16"/>
               </w:rPr>
@@ -7007,15 +7120,18 @@
         </w:tc>
       </w:tr>
       <w:tr>
-        <w:tc>
-          <w:tcPr>
-            <w:tcW w:type="dxa" w:w="1514"/>
-          </w:tcPr>
-          <w:p>
-            <w:r/>
-            <w:r>
-              <w:rPr>
-                <w:rFonts w:ascii="Arial" w:hAnsi="Arial"/>
+        <w:trPr>
+          <w:cantSplit/>
+        </w:trPr>
+        <w:tc>
+          <w:tcPr>
+            <w:tcW w:type="dxa" w:w="1514"/>
+          </w:tcPr>
+          <w:p>
+            <w:r/>
+            <w:r>
+              <w:rPr>
+                <w:rFonts w:ascii="Verdana" w:hAnsi="Verdana"/>
                 <w:b w:val="0"/>
                 <w:sz w:val="16"/>
               </w:rPr>
@@ -7031,7 +7147,7 @@
             <w:r/>
             <w:r>
               <w:rPr>
-                <w:rFonts w:ascii="Arial" w:hAnsi="Arial"/>
+                <w:rFonts w:ascii="Verdana" w:hAnsi="Verdana"/>
                 <w:b w:val="0"/>
                 <w:sz w:val="16"/>
               </w:rPr>
@@ -7047,7 +7163,7 @@
             <w:r/>
             <w:r>
               <w:rPr>
-                <w:rFonts w:ascii="Arial" w:hAnsi="Arial"/>
+                <w:rFonts w:ascii="Verdana" w:hAnsi="Verdana"/>
                 <w:b w:val="0"/>
                 <w:sz w:val="16"/>
               </w:rPr>
@@ -7063,7 +7179,7 @@
             <w:r/>
             <w:r>
               <w:rPr>
-                <w:rFonts w:ascii="Arial" w:hAnsi="Arial"/>
+                <w:rFonts w:ascii="Verdana" w:hAnsi="Verdana"/>
                 <w:b w:val="0"/>
                 <w:sz w:val="16"/>
               </w:rPr>
@@ -7079,7 +7195,7 @@
             <w:r/>
             <w:r>
               <w:rPr>
-                <w:rFonts w:ascii="Arial" w:hAnsi="Arial"/>
+                <w:rFonts w:ascii="Verdana" w:hAnsi="Verdana"/>
                 <w:b w:val="0"/>
                 <w:sz w:val="16"/>
               </w:rPr>
@@ -7095,7 +7211,7 @@
             <w:r/>
             <w:r>
               <w:rPr>
-                <w:rFonts w:ascii="Arial" w:hAnsi="Arial"/>
+                <w:rFonts w:ascii="Verdana" w:hAnsi="Verdana"/>
                 <w:b w:val="0"/>
                 <w:sz w:val="16"/>
               </w:rPr>
@@ -7111,7 +7227,7 @@
             <w:r/>
             <w:r>
               <w:rPr>
-                <w:rFonts w:ascii="Arial" w:hAnsi="Arial"/>
+                <w:rFonts w:ascii="Verdana" w:hAnsi="Verdana"/>
                 <w:b w:val="0"/>
                 <w:sz w:val="16"/>
               </w:rPr>
@@ -7127,7 +7243,7 @@
             <w:r/>
             <w:r>
               <w:rPr>
-                <w:rFonts w:ascii="Arial" w:hAnsi="Arial"/>
+                <w:rFonts w:ascii="Verdana" w:hAnsi="Verdana"/>
                 <w:b w:val="0"/>
                 <w:sz w:val="16"/>
               </w:rPr>
@@ -7143,7 +7259,7 @@
             <w:r/>
             <w:r>
               <w:rPr>
-                <w:rFonts w:ascii="Arial" w:hAnsi="Arial"/>
+                <w:rFonts w:ascii="Verdana" w:hAnsi="Verdana"/>
                 <w:b w:val="0"/>
                 <w:sz w:val="16"/>
               </w:rPr>
@@ -7159,7 +7275,7 @@
             <w:r/>
             <w:r>
               <w:rPr>
-                <w:rFonts w:ascii="Arial" w:hAnsi="Arial"/>
+                <w:rFonts w:ascii="Verdana" w:hAnsi="Verdana"/>
                 <w:b w:val="0"/>
                 <w:sz w:val="16"/>
               </w:rPr>
@@ -7168,15 +7284,18 @@
         </w:tc>
       </w:tr>
       <w:tr>
-        <w:tc>
-          <w:tcPr>
-            <w:tcW w:type="dxa" w:w="1514"/>
-          </w:tcPr>
-          <w:p>
-            <w:r/>
-            <w:r>
-              <w:rPr>
-                <w:rFonts w:ascii="Arial" w:hAnsi="Arial"/>
+        <w:trPr>
+          <w:cantSplit/>
+        </w:trPr>
+        <w:tc>
+          <w:tcPr>
+            <w:tcW w:type="dxa" w:w="1514"/>
+          </w:tcPr>
+          <w:p>
+            <w:r/>
+            <w:r>
+              <w:rPr>
+                <w:rFonts w:ascii="Verdana" w:hAnsi="Verdana"/>
                 <w:b w:val="0"/>
                 <w:sz w:val="16"/>
               </w:rPr>
@@ -7192,7 +7311,7 @@
             <w:r/>
             <w:r>
               <w:rPr>
-                <w:rFonts w:ascii="Arial" w:hAnsi="Arial"/>
+                <w:rFonts w:ascii="Verdana" w:hAnsi="Verdana"/>
                 <w:b w:val="0"/>
                 <w:sz w:val="16"/>
               </w:rPr>
@@ -7208,7 +7327,7 @@
             <w:r/>
             <w:r>
               <w:rPr>
-                <w:rFonts w:ascii="Arial" w:hAnsi="Arial"/>
+                <w:rFonts w:ascii="Verdana" w:hAnsi="Verdana"/>
                 <w:b w:val="0"/>
                 <w:sz w:val="16"/>
               </w:rPr>
@@ -7224,7 +7343,7 @@
             <w:r/>
             <w:r>
               <w:rPr>
-                <w:rFonts w:ascii="Arial" w:hAnsi="Arial"/>
+                <w:rFonts w:ascii="Verdana" w:hAnsi="Verdana"/>
                 <w:b w:val="0"/>
                 <w:sz w:val="16"/>
               </w:rPr>
@@ -7240,7 +7359,7 @@
             <w:r/>
             <w:r>
               <w:rPr>
-                <w:rFonts w:ascii="Arial" w:hAnsi="Arial"/>
+                <w:rFonts w:ascii="Verdana" w:hAnsi="Verdana"/>
                 <w:b w:val="0"/>
                 <w:sz w:val="16"/>
               </w:rPr>
@@ -7256,7 +7375,7 @@
             <w:r/>
             <w:r>
               <w:rPr>
-                <w:rFonts w:ascii="Arial" w:hAnsi="Arial"/>
+                <w:rFonts w:ascii="Verdana" w:hAnsi="Verdana"/>
                 <w:b w:val="0"/>
                 <w:sz w:val="16"/>
               </w:rPr>
@@ -7272,7 +7391,7 @@
             <w:r/>
             <w:r>
               <w:rPr>
-                <w:rFonts w:ascii="Arial" w:hAnsi="Arial"/>
+                <w:rFonts w:ascii="Verdana" w:hAnsi="Verdana"/>
                 <w:b w:val="0"/>
                 <w:sz w:val="16"/>
               </w:rPr>
@@ -7288,7 +7407,7 @@
             <w:r/>
             <w:r>
               <w:rPr>
-                <w:rFonts w:ascii="Arial" w:hAnsi="Arial"/>
+                <w:rFonts w:ascii="Verdana" w:hAnsi="Verdana"/>
                 <w:b w:val="0"/>
                 <w:sz w:val="16"/>
               </w:rPr>
@@ -7304,7 +7423,7 @@
             <w:r/>
             <w:r>
               <w:rPr>
-                <w:rFonts w:ascii="Arial" w:hAnsi="Arial"/>
+                <w:rFonts w:ascii="Verdana" w:hAnsi="Verdana"/>
                 <w:b w:val="0"/>
                 <w:sz w:val="16"/>
               </w:rPr>
@@ -7320,7 +7439,7 @@
             <w:r/>
             <w:r>
               <w:rPr>
-                <w:rFonts w:ascii="Arial" w:hAnsi="Arial"/>
+                <w:rFonts w:ascii="Verdana" w:hAnsi="Verdana"/>
                 <w:b w:val="0"/>
                 <w:sz w:val="16"/>
               </w:rPr>
@@ -7329,15 +7448,18 @@
         </w:tc>
       </w:tr>
       <w:tr>
-        <w:tc>
-          <w:tcPr>
-            <w:tcW w:type="dxa" w:w="1514"/>
-          </w:tcPr>
-          <w:p>
-            <w:r/>
-            <w:r>
-              <w:rPr>
-                <w:rFonts w:ascii="Arial" w:hAnsi="Arial"/>
+        <w:trPr>
+          <w:cantSplit/>
+        </w:trPr>
+        <w:tc>
+          <w:tcPr>
+            <w:tcW w:type="dxa" w:w="1514"/>
+          </w:tcPr>
+          <w:p>
+            <w:r/>
+            <w:r>
+              <w:rPr>
+                <w:rFonts w:ascii="Verdana" w:hAnsi="Verdana"/>
                 <w:b w:val="0"/>
                 <w:sz w:val="16"/>
               </w:rPr>
@@ -7353,7 +7475,7 @@
             <w:r/>
             <w:r>
               <w:rPr>
-                <w:rFonts w:ascii="Arial" w:hAnsi="Arial"/>
+                <w:rFonts w:ascii="Verdana" w:hAnsi="Verdana"/>
                 <w:b w:val="0"/>
                 <w:sz w:val="16"/>
               </w:rPr>
@@ -7369,7 +7491,7 @@
             <w:r/>
             <w:r>
               <w:rPr>
-                <w:rFonts w:ascii="Arial" w:hAnsi="Arial"/>
+                <w:rFonts w:ascii="Verdana" w:hAnsi="Verdana"/>
                 <w:b w:val="0"/>
                 <w:sz w:val="16"/>
               </w:rPr>
@@ -7385,7 +7507,7 @@
             <w:r/>
             <w:r>
               <w:rPr>
-                <w:rFonts w:ascii="Arial" w:hAnsi="Arial"/>
+                <w:rFonts w:ascii="Verdana" w:hAnsi="Verdana"/>
                 <w:b w:val="0"/>
                 <w:sz w:val="16"/>
               </w:rPr>
@@ -7401,7 +7523,7 @@
             <w:r/>
             <w:r>
               <w:rPr>
-                <w:rFonts w:ascii="Arial" w:hAnsi="Arial"/>
+                <w:rFonts w:ascii="Verdana" w:hAnsi="Verdana"/>
                 <w:b w:val="0"/>
                 <w:sz w:val="16"/>
               </w:rPr>
@@ -7417,7 +7539,7 @@
             <w:r/>
             <w:r>
               <w:rPr>
-                <w:rFonts w:ascii="Arial" w:hAnsi="Arial"/>
+                <w:rFonts w:ascii="Verdana" w:hAnsi="Verdana"/>
                 <w:b w:val="0"/>
                 <w:sz w:val="16"/>
               </w:rPr>
@@ -7433,7 +7555,7 @@
             <w:r/>
             <w:r>
               <w:rPr>
-                <w:rFonts w:ascii="Arial" w:hAnsi="Arial"/>
+                <w:rFonts w:ascii="Verdana" w:hAnsi="Verdana"/>
                 <w:b w:val="0"/>
                 <w:sz w:val="16"/>
               </w:rPr>
@@ -7449,7 +7571,7 @@
             <w:r/>
             <w:r>
               <w:rPr>
-                <w:rFonts w:ascii="Arial" w:hAnsi="Arial"/>
+                <w:rFonts w:ascii="Verdana" w:hAnsi="Verdana"/>
                 <w:b w:val="0"/>
                 <w:sz w:val="16"/>
               </w:rPr>
@@ -7465,7 +7587,7 @@
             <w:r/>
             <w:r>
               <w:rPr>
-                <w:rFonts w:ascii="Arial" w:hAnsi="Arial"/>
+                <w:rFonts w:ascii="Verdana" w:hAnsi="Verdana"/>
                 <w:b w:val="0"/>
                 <w:sz w:val="16"/>
               </w:rPr>
@@ -7481,7 +7603,7 @@
             <w:r/>
             <w:r>
               <w:rPr>
-                <w:rFonts w:ascii="Arial" w:hAnsi="Arial"/>
+                <w:rFonts w:ascii="Verdana" w:hAnsi="Verdana"/>
                 <w:b w:val="0"/>
                 <w:sz w:val="16"/>
               </w:rPr>
@@ -7490,15 +7612,18 @@
         </w:tc>
       </w:tr>
       <w:tr>
-        <w:tc>
-          <w:tcPr>
-            <w:tcW w:type="dxa" w:w="1514"/>
-          </w:tcPr>
-          <w:p>
-            <w:r/>
-            <w:r>
-              <w:rPr>
-                <w:rFonts w:ascii="Arial" w:hAnsi="Arial"/>
+        <w:trPr>
+          <w:cantSplit/>
+        </w:trPr>
+        <w:tc>
+          <w:tcPr>
+            <w:tcW w:type="dxa" w:w="1514"/>
+          </w:tcPr>
+          <w:p>
+            <w:r/>
+            <w:r>
+              <w:rPr>
+                <w:rFonts w:ascii="Verdana" w:hAnsi="Verdana"/>
                 <w:b w:val="0"/>
                 <w:sz w:val="16"/>
               </w:rPr>
@@ -7514,7 +7639,7 @@
             <w:r/>
             <w:r>
               <w:rPr>
-                <w:rFonts w:ascii="Arial" w:hAnsi="Arial"/>
+                <w:rFonts w:ascii="Verdana" w:hAnsi="Verdana"/>
                 <w:b w:val="0"/>
                 <w:sz w:val="16"/>
               </w:rPr>
@@ -7530,7 +7655,7 @@
             <w:r/>
             <w:r>
               <w:rPr>
-                <w:rFonts w:ascii="Arial" w:hAnsi="Arial"/>
+                <w:rFonts w:ascii="Verdana" w:hAnsi="Verdana"/>
                 <w:b w:val="0"/>
                 <w:sz w:val="16"/>
               </w:rPr>
@@ -7546,7 +7671,7 @@
             <w:r/>
             <w:r>
               <w:rPr>
-                <w:rFonts w:ascii="Arial" w:hAnsi="Arial"/>
+                <w:rFonts w:ascii="Verdana" w:hAnsi="Verdana"/>
                 <w:b w:val="0"/>
                 <w:sz w:val="16"/>
               </w:rPr>
@@ -7562,7 +7687,7 @@
             <w:r/>
             <w:r>
               <w:rPr>
-                <w:rFonts w:ascii="Arial" w:hAnsi="Arial"/>
+                <w:rFonts w:ascii="Verdana" w:hAnsi="Verdana"/>
                 <w:b w:val="0"/>
                 <w:sz w:val="16"/>
               </w:rPr>
@@ -7578,7 +7703,7 @@
             <w:r/>
             <w:r>
               <w:rPr>
-                <w:rFonts w:ascii="Arial" w:hAnsi="Arial"/>
+                <w:rFonts w:ascii="Verdana" w:hAnsi="Verdana"/>
                 <w:b w:val="0"/>
                 <w:sz w:val="16"/>
               </w:rPr>
@@ -7594,7 +7719,7 @@
             <w:r/>
             <w:r>
               <w:rPr>
-                <w:rFonts w:ascii="Arial" w:hAnsi="Arial"/>
+                <w:rFonts w:ascii="Verdana" w:hAnsi="Verdana"/>
                 <w:b w:val="0"/>
                 <w:sz w:val="16"/>
               </w:rPr>
@@ -7610,7 +7735,7 @@
             <w:r/>
             <w:r>
               <w:rPr>
-                <w:rFonts w:ascii="Arial" w:hAnsi="Arial"/>
+                <w:rFonts w:ascii="Verdana" w:hAnsi="Verdana"/>
                 <w:b w:val="0"/>
                 <w:sz w:val="16"/>
               </w:rPr>
@@ -7626,7 +7751,7 @@
             <w:r/>
             <w:r>
               <w:rPr>
-                <w:rFonts w:ascii="Arial" w:hAnsi="Arial"/>
+                <w:rFonts w:ascii="Verdana" w:hAnsi="Verdana"/>
                 <w:b w:val="0"/>
                 <w:sz w:val="16"/>
               </w:rPr>
@@ -7642,7 +7767,7 @@
             <w:r/>
             <w:r>
               <w:rPr>
-                <w:rFonts w:ascii="Arial" w:hAnsi="Arial"/>
+                <w:rFonts w:ascii="Verdana" w:hAnsi="Verdana"/>
                 <w:b w:val="0"/>
                 <w:sz w:val="16"/>
               </w:rPr>
@@ -7651,15 +7776,18 @@
         </w:tc>
       </w:tr>
       <w:tr>
-        <w:tc>
-          <w:tcPr>
-            <w:tcW w:type="dxa" w:w="1514"/>
-          </w:tcPr>
-          <w:p>
-            <w:r/>
-            <w:r>
-              <w:rPr>
-                <w:rFonts w:ascii="Arial" w:hAnsi="Arial"/>
+        <w:trPr>
+          <w:cantSplit/>
+        </w:trPr>
+        <w:tc>
+          <w:tcPr>
+            <w:tcW w:type="dxa" w:w="1514"/>
+          </w:tcPr>
+          <w:p>
+            <w:r/>
+            <w:r>
+              <w:rPr>
+                <w:rFonts w:ascii="Verdana" w:hAnsi="Verdana"/>
                 <w:b w:val="0"/>
                 <w:sz w:val="16"/>
               </w:rPr>
@@ -7675,7 +7803,7 @@
             <w:r/>
             <w:r>
               <w:rPr>
-                <w:rFonts w:ascii="Arial" w:hAnsi="Arial"/>
+                <w:rFonts w:ascii="Verdana" w:hAnsi="Verdana"/>
                 <w:b w:val="0"/>
                 <w:sz w:val="16"/>
               </w:rPr>
@@ -7691,7 +7819,7 @@
             <w:r/>
             <w:r>
               <w:rPr>
-                <w:rFonts w:ascii="Arial" w:hAnsi="Arial"/>
+                <w:rFonts w:ascii="Verdana" w:hAnsi="Verdana"/>
                 <w:b w:val="0"/>
                 <w:sz w:val="16"/>
               </w:rPr>
@@ -7707,7 +7835,7 @@
             <w:r/>
             <w:r>
               <w:rPr>
-                <w:rFonts w:ascii="Arial" w:hAnsi="Arial"/>
+                <w:rFonts w:ascii="Verdana" w:hAnsi="Verdana"/>
                 <w:b w:val="0"/>
                 <w:sz w:val="16"/>
               </w:rPr>
@@ -7723,7 +7851,7 @@
             <w:r/>
             <w:r>
               <w:rPr>
-                <w:rFonts w:ascii="Arial" w:hAnsi="Arial"/>
+                <w:rFonts w:ascii="Verdana" w:hAnsi="Verdana"/>
                 <w:b w:val="0"/>
                 <w:sz w:val="16"/>
               </w:rPr>
@@ -7739,7 +7867,7 @@
             <w:r/>
             <w:r>
               <w:rPr>
-                <w:rFonts w:ascii="Arial" w:hAnsi="Arial"/>
+                <w:rFonts w:ascii="Verdana" w:hAnsi="Verdana"/>
                 <w:b w:val="0"/>
                 <w:sz w:val="16"/>
               </w:rPr>
@@ -7755,7 +7883,7 @@
             <w:r/>
             <w:r>
               <w:rPr>
-                <w:rFonts w:ascii="Arial" w:hAnsi="Arial"/>
+                <w:rFonts w:ascii="Verdana" w:hAnsi="Verdana"/>
                 <w:b w:val="0"/>
                 <w:sz w:val="16"/>
               </w:rPr>
@@ -7771,7 +7899,7 @@
             <w:r/>
             <w:r>
               <w:rPr>
-                <w:rFonts w:ascii="Arial" w:hAnsi="Arial"/>
+                <w:rFonts w:ascii="Verdana" w:hAnsi="Verdana"/>
                 <w:b w:val="0"/>
                 <w:sz w:val="16"/>
               </w:rPr>
@@ -7787,7 +7915,7 @@
             <w:r/>
             <w:r>
               <w:rPr>
-                <w:rFonts w:ascii="Arial" w:hAnsi="Arial"/>
+                <w:rFonts w:ascii="Verdana" w:hAnsi="Verdana"/>
                 <w:b w:val="0"/>
                 <w:sz w:val="16"/>
               </w:rPr>
@@ -7803,7 +7931,7 @@
             <w:r/>
             <w:r>
               <w:rPr>
-                <w:rFonts w:ascii="Arial" w:hAnsi="Arial"/>
+                <w:rFonts w:ascii="Verdana" w:hAnsi="Verdana"/>
                 <w:b w:val="0"/>
                 <w:sz w:val="16"/>
               </w:rPr>
@@ -7812,15 +7940,18 @@
         </w:tc>
       </w:tr>
       <w:tr>
-        <w:tc>
-          <w:tcPr>
-            <w:tcW w:type="dxa" w:w="1514"/>
-          </w:tcPr>
-          <w:p>
-            <w:r/>
-            <w:r>
-              <w:rPr>
-                <w:rFonts w:ascii="Arial" w:hAnsi="Arial"/>
+        <w:trPr>
+          <w:cantSplit/>
+        </w:trPr>
+        <w:tc>
+          <w:tcPr>
+            <w:tcW w:type="dxa" w:w="1514"/>
+          </w:tcPr>
+          <w:p>
+            <w:r/>
+            <w:r>
+              <w:rPr>
+                <w:rFonts w:ascii="Verdana" w:hAnsi="Verdana"/>
                 <w:b w:val="0"/>
                 <w:sz w:val="16"/>
               </w:rPr>
@@ -7836,7 +7967,7 @@
             <w:r/>
             <w:r>
               <w:rPr>
-                <w:rFonts w:ascii="Arial" w:hAnsi="Arial"/>
+                <w:rFonts w:ascii="Verdana" w:hAnsi="Verdana"/>
                 <w:b w:val="0"/>
                 <w:sz w:val="16"/>
               </w:rPr>
@@ -7852,7 +7983,7 @@
             <w:r/>
             <w:r>
               <w:rPr>
-                <w:rFonts w:ascii="Arial" w:hAnsi="Arial"/>
+                <w:rFonts w:ascii="Verdana" w:hAnsi="Verdana"/>
                 <w:b w:val="0"/>
                 <w:sz w:val="16"/>
               </w:rPr>
@@ -7868,7 +7999,7 @@
             <w:r/>
             <w:r>
               <w:rPr>
-                <w:rFonts w:ascii="Arial" w:hAnsi="Arial"/>
+                <w:rFonts w:ascii="Verdana" w:hAnsi="Verdana"/>
                 <w:b w:val="0"/>
                 <w:sz w:val="16"/>
               </w:rPr>
@@ -7884,7 +8015,7 @@
             <w:r/>
             <w:r>
               <w:rPr>
-                <w:rFonts w:ascii="Arial" w:hAnsi="Arial"/>
+                <w:rFonts w:ascii="Verdana" w:hAnsi="Verdana"/>
                 <w:b w:val="0"/>
                 <w:sz w:val="16"/>
               </w:rPr>
@@ -7900,7 +8031,7 @@
             <w:r/>
             <w:r>
               <w:rPr>
-                <w:rFonts w:ascii="Arial" w:hAnsi="Arial"/>
+                <w:rFonts w:ascii="Verdana" w:hAnsi="Verdana"/>
                 <w:b w:val="0"/>
                 <w:sz w:val="16"/>
               </w:rPr>
@@ -7916,7 +8047,7 @@
             <w:r/>
             <w:r>
               <w:rPr>
-                <w:rFonts w:ascii="Arial" w:hAnsi="Arial"/>
+                <w:rFonts w:ascii="Verdana" w:hAnsi="Verdana"/>
                 <w:b w:val="0"/>
                 <w:sz w:val="16"/>
               </w:rPr>
@@ -7932,7 +8063,7 @@
             <w:r/>
             <w:r>
               <w:rPr>
-                <w:rFonts w:ascii="Arial" w:hAnsi="Arial"/>
+                <w:rFonts w:ascii="Verdana" w:hAnsi="Verdana"/>
                 <w:b w:val="0"/>
                 <w:sz w:val="16"/>
               </w:rPr>
@@ -7948,7 +8079,7 @@
             <w:r/>
             <w:r>
               <w:rPr>
-                <w:rFonts w:ascii="Arial" w:hAnsi="Arial"/>
+                <w:rFonts w:ascii="Verdana" w:hAnsi="Verdana"/>
                 <w:b w:val="0"/>
                 <w:sz w:val="16"/>
               </w:rPr>
@@ -7964,7 +8095,7 @@
             <w:r/>
             <w:r>
               <w:rPr>
-                <w:rFonts w:ascii="Arial" w:hAnsi="Arial"/>
+                <w:rFonts w:ascii="Verdana" w:hAnsi="Verdana"/>
                 <w:b w:val="0"/>
                 <w:sz w:val="16"/>
               </w:rPr>

--- a/docx/ru/BUFRCREX_TableB_ru_15.docx
+++ b/docx/ru/BUFRCREX_TableB_ru_15.docx
@@ -239,7 +239,7 @@
                 <w:b w:val="0"/>
                 <w:sz w:val="16"/>
               </w:rPr>
-              <w:t>015001</w:t>
+              <w:t>0 15 001</w:t>
             </w:r>
           </w:p>
         </w:tc>
@@ -403,7 +403,7 @@
                 <w:b w:val="0"/>
                 <w:sz w:val="16"/>
               </w:rPr>
-              <w:t>015002</w:t>
+              <w:t>0 15 002</w:t>
             </w:r>
           </w:p>
         </w:tc>
@@ -567,7 +567,7 @@
                 <w:b w:val="0"/>
                 <w:sz w:val="16"/>
               </w:rPr>
-              <w:t>015003</w:t>
+              <w:t>0 15 003</w:t>
             </w:r>
           </w:p>
         </w:tc>
@@ -732,7 +732,7 @@
                 <w:b w:val="0"/>
                 <w:sz w:val="16"/>
               </w:rPr>
-              <w:t>015004</w:t>
+              <w:t>0 15 004</w:t>
             </w:r>
           </w:p>
         </w:tc>
@@ -897,7 +897,7 @@
                 <w:b w:val="0"/>
                 <w:sz w:val="16"/>
               </w:rPr>
-              <w:t>015005</w:t>
+              <w:t>0 15 005</w:t>
             </w:r>
           </w:p>
         </w:tc>
@@ -1062,7 +1062,7 @@
                 <w:b w:val="0"/>
                 <w:sz w:val="16"/>
               </w:rPr>
-              <w:t>015006</w:t>
+              <w:t>0 15 006</w:t>
             </w:r>
           </w:p>
         </w:tc>
@@ -1226,7 +1226,7 @@
                 <w:b w:val="0"/>
                 <w:sz w:val="16"/>
               </w:rPr>
-              <w:t>015008</w:t>
+              <w:t>0 15 008</w:t>
             </w:r>
           </w:p>
         </w:tc>
@@ -1390,7 +1390,7 @@
                 <w:b w:val="0"/>
                 <w:sz w:val="16"/>
               </w:rPr>
-              <w:t>015009</w:t>
+              <w:t>0 15 009</w:t>
             </w:r>
           </w:p>
         </w:tc>
@@ -1554,7 +1554,7 @@
                 <w:b w:val="0"/>
                 <w:sz w:val="16"/>
               </w:rPr>
-              <w:t>015011</w:t>
+              <w:t>0 15 011</w:t>
             </w:r>
           </w:p>
         </w:tc>
@@ -1718,7 +1718,7 @@
                 <w:b w:val="0"/>
                 <w:sz w:val="16"/>
               </w:rPr>
-              <w:t>015012</w:t>
+              <w:t>0 15 012</w:t>
             </w:r>
           </w:p>
         </w:tc>
@@ -1882,7 +1882,7 @@
                 <w:b w:val="0"/>
                 <w:sz w:val="16"/>
               </w:rPr>
-              <w:t>015015</w:t>
+              <w:t>0 15 015</w:t>
             </w:r>
           </w:p>
         </w:tc>
@@ -2046,7 +2046,7 @@
                 <w:b w:val="0"/>
                 <w:sz w:val="16"/>
               </w:rPr>
-              <w:t>015020</w:t>
+              <w:t>0 15 020</w:t>
             </w:r>
           </w:p>
         </w:tc>
@@ -2210,7 +2210,7 @@
                 <w:b w:val="0"/>
                 <w:sz w:val="16"/>
               </w:rPr>
-              <w:t>015021</w:t>
+              <w:t>0 15 021</w:t>
             </w:r>
           </w:p>
         </w:tc>
@@ -2374,7 +2374,7 @@
                 <w:b w:val="0"/>
                 <w:sz w:val="16"/>
               </w:rPr>
-              <w:t>015024</w:t>
+              <w:t>0 15 024</w:t>
             </w:r>
           </w:p>
         </w:tc>
@@ -2538,7 +2538,7 @@
                 <w:b w:val="0"/>
                 <w:sz w:val="16"/>
               </w:rPr>
-              <w:t>015025</w:t>
+              <w:t>0 15 025</w:t>
             </w:r>
           </w:p>
         </w:tc>
@@ -2702,7 +2702,7 @@
                 <w:b w:val="0"/>
                 <w:sz w:val="16"/>
               </w:rPr>
-              <w:t>015026</w:t>
+              <w:t>0 15 026</w:t>
             </w:r>
           </w:p>
         </w:tc>
@@ -2866,7 +2866,7 @@
                 <w:b w:val="0"/>
                 <w:sz w:val="16"/>
               </w:rPr>
-              <w:t>015027</w:t>
+              <w:t>0 15 027</w:t>
             </w:r>
           </w:p>
         </w:tc>
@@ -3030,7 +3030,7 @@
                 <w:b w:val="0"/>
                 <w:sz w:val="16"/>
               </w:rPr>
-              <w:t>015028</w:t>
+              <w:t>0 15 028</w:t>
             </w:r>
           </w:p>
         </w:tc>
@@ -3194,7 +3194,7 @@
                 <w:b w:val="0"/>
                 <w:sz w:val="16"/>
               </w:rPr>
-              <w:t>015029</w:t>
+              <w:t>0 15 029</w:t>
             </w:r>
           </w:p>
         </w:tc>
@@ -3358,7 +3358,7 @@
                 <w:b w:val="0"/>
                 <w:sz w:val="16"/>
               </w:rPr>
-              <w:t>015030</w:t>
+              <w:t>0 15 030</w:t>
             </w:r>
           </w:p>
         </w:tc>
@@ -3523,7 +3523,7 @@
                 <w:b w:val="0"/>
                 <w:sz w:val="16"/>
               </w:rPr>
-              <w:t>015031</w:t>
+              <w:t>0 15 031</w:t>
             </w:r>
           </w:p>
         </w:tc>
@@ -3687,7 +3687,7 @@
                 <w:b w:val="0"/>
                 <w:sz w:val="16"/>
               </w:rPr>
-              <w:t>015032</w:t>
+              <w:t>0 15 032</w:t>
             </w:r>
           </w:p>
         </w:tc>
@@ -3851,7 +3851,7 @@
                 <w:b w:val="0"/>
                 <w:sz w:val="16"/>
               </w:rPr>
-              <w:t>015033</w:t>
+              <w:t>0 15 033</w:t>
             </w:r>
           </w:p>
         </w:tc>
@@ -4015,7 +4015,7 @@
                 <w:b w:val="0"/>
                 <w:sz w:val="16"/>
               </w:rPr>
-              <w:t>015034</w:t>
+              <w:t>0 15 034</w:t>
             </w:r>
           </w:p>
         </w:tc>
@@ -4179,7 +4179,7 @@
                 <w:b w:val="0"/>
                 <w:sz w:val="16"/>
               </w:rPr>
-              <w:t>015035</w:t>
+              <w:t>0 15 035</w:t>
             </w:r>
           </w:p>
         </w:tc>
@@ -4343,7 +4343,7 @@
                 <w:b w:val="0"/>
                 <w:sz w:val="16"/>
               </w:rPr>
-              <w:t>015036</w:t>
+              <w:t>0 15 036</w:t>
             </w:r>
           </w:p>
         </w:tc>
@@ -4508,7 +4508,7 @@
                 <w:b w:val="0"/>
                 <w:sz w:val="16"/>
               </w:rPr>
-              <w:t>015037</w:t>
+              <w:t>0 15 037</w:t>
             </w:r>
           </w:p>
         </w:tc>
@@ -4672,7 +4672,7 @@
                 <w:b w:val="0"/>
                 <w:sz w:val="16"/>
               </w:rPr>
-              <w:t>015041</w:t>
+              <w:t>0 15 041</w:t>
             </w:r>
           </w:p>
         </w:tc>
@@ -4837,7 +4837,7 @@
                 <w:b w:val="0"/>
                 <w:sz w:val="16"/>
               </w:rPr>
-              <w:t>015042</w:t>
+              <w:t>0 15 042</w:t>
             </w:r>
           </w:p>
         </w:tc>
@@ -5001,7 +5001,7 @@
                 <w:b w:val="0"/>
                 <w:sz w:val="16"/>
               </w:rPr>
-              <w:t>015045</w:t>
+              <w:t>0 15 045</w:t>
             </w:r>
           </w:p>
         </w:tc>
@@ -5166,7 +5166,7 @@
                 <w:b w:val="0"/>
                 <w:sz w:val="16"/>
               </w:rPr>
-              <w:t>015046</w:t>
+              <w:t>0 15 046</w:t>
             </w:r>
           </w:p>
         </w:tc>
@@ -5331,7 +5331,7 @@
                 <w:b w:val="0"/>
                 <w:sz w:val="16"/>
               </w:rPr>
-              <w:t>015049</w:t>
+              <w:t>0 15 049</w:t>
             </w:r>
           </w:p>
         </w:tc>
@@ -5495,7 +5495,7 @@
                 <w:b w:val="0"/>
                 <w:sz w:val="16"/>
               </w:rPr>
-              <w:t>015051</w:t>
+              <w:t>0 15 051</w:t>
             </w:r>
           </w:p>
         </w:tc>
@@ -5659,7 +5659,7 @@
                 <w:b w:val="0"/>
                 <w:sz w:val="16"/>
               </w:rPr>
-              <w:t>015052</w:t>
+              <w:t>0 15 052</w:t>
             </w:r>
           </w:p>
         </w:tc>
@@ -5823,7 +5823,7 @@
                 <w:b w:val="0"/>
                 <w:sz w:val="16"/>
               </w:rPr>
-              <w:t>015053</w:t>
+              <w:t>0 15 053</w:t>
             </w:r>
           </w:p>
         </w:tc>
@@ -5987,7 +5987,7 @@
                 <w:b w:val="0"/>
                 <w:sz w:val="16"/>
               </w:rPr>
-              <w:t>015054</w:t>
+              <w:t>0 15 054</w:t>
             </w:r>
           </w:p>
         </w:tc>
@@ -6151,7 +6151,7 @@
                 <w:b w:val="0"/>
                 <w:sz w:val="16"/>
               </w:rPr>
-              <w:t>015055</w:t>
+              <w:t>0 15 055</w:t>
             </w:r>
           </w:p>
         </w:tc>
@@ -6315,7 +6315,7 @@
                 <w:b w:val="0"/>
                 <w:sz w:val="16"/>
               </w:rPr>
-              <w:t>015062</w:t>
+              <w:t>0 15 062</w:t>
             </w:r>
           </w:p>
         </w:tc>
@@ -6479,7 +6479,7 @@
                 <w:b w:val="0"/>
                 <w:sz w:val="16"/>
               </w:rPr>
-              <w:t>015063</w:t>
+              <w:t>0 15 063</w:t>
             </w:r>
           </w:p>
         </w:tc>
@@ -6643,7 +6643,7 @@
                 <w:b w:val="0"/>
                 <w:sz w:val="16"/>
               </w:rPr>
-              <w:t>015064</w:t>
+              <w:t>0 15 064</w:t>
             </w:r>
           </w:p>
         </w:tc>
@@ -6807,7 +6807,7 @@
                 <w:b w:val="0"/>
                 <w:sz w:val="16"/>
               </w:rPr>
-              <w:t>015065</w:t>
+              <w:t>0 15 065</w:t>
             </w:r>
           </w:p>
         </w:tc>
@@ -6971,7 +6971,7 @@
                 <w:b w:val="0"/>
                 <w:sz w:val="16"/>
               </w:rPr>
-              <w:t>015066</w:t>
+              <w:t>0 15 066</w:t>
             </w:r>
           </w:p>
         </w:tc>
@@ -7135,7 +7135,7 @@
                 <w:b w:val="0"/>
                 <w:sz w:val="16"/>
               </w:rPr>
-              <w:t>015067</w:t>
+              <w:t>0 15 067</w:t>
             </w:r>
           </w:p>
         </w:tc>
@@ -7299,7 +7299,7 @@
                 <w:b w:val="0"/>
                 <w:sz w:val="16"/>
               </w:rPr>
-              <w:t>015068</w:t>
+              <w:t>0 15 068</w:t>
             </w:r>
           </w:p>
         </w:tc>
@@ -7463,7 +7463,7 @@
                 <w:b w:val="0"/>
                 <w:sz w:val="16"/>
               </w:rPr>
-              <w:t>015069</w:t>
+              <w:t>0 15 069</w:t>
             </w:r>
           </w:p>
         </w:tc>
@@ -7627,7 +7627,7 @@
                 <w:b w:val="0"/>
                 <w:sz w:val="16"/>
               </w:rPr>
-              <w:t>015070</w:t>
+              <w:t>0 15 070</w:t>
             </w:r>
           </w:p>
         </w:tc>
@@ -7791,7 +7791,7 @@
                 <w:b w:val="0"/>
                 <w:sz w:val="16"/>
               </w:rPr>
-              <w:t>015071</w:t>
+              <w:t>0 15 071</w:t>
             </w:r>
           </w:p>
         </w:tc>
@@ -7955,7 +7955,7 @@
                 <w:b w:val="0"/>
                 <w:sz w:val="16"/>
               </w:rPr>
-              <w:t>015072</w:t>
+              <w:t>0 15 072</w:t>
             </w:r>
           </w:p>
         </w:tc>

--- a/docx/ru/BUFRCREX_TableB_ru_15.docx
+++ b/docx/ru/BUFRCREX_TableB_ru_15.docx
@@ -12,7 +12,367 @@
           <w:b/>
           <w:sz w:val="22"/>
         </w:rPr>
-        <w:t>Класс 15: Физические/химические составляющие в BUFR/CREX</w:t>
+        <w:t>Класс 15: Физические/химические составляющие</w:t>
+      </w:r>
+    </w:p>
+    <w:p>
+      <w:r>
+        <w:rPr>
+          <w:rFonts w:ascii="Verdana" w:hAnsi="Verdana"/>
+          <w:i/>
+          <w:sz w:val="14"/>
+        </w:rPr>
+        <w:t>Note 23: Значение осадков –0,1 кг·м-2 до масштабирования (–1 после масштабирования или в коде CREX) должно указывать на «следы» осадков (не поддающиеся измерению, менее 0,05 кг·м-2).</w:t>
+      </w:r>
+    </w:p>
+    <w:p>
+      <w:r>
+        <w:rPr>
+          <w:rFonts w:ascii="Verdana" w:hAnsi="Verdana"/>
+          <w:i/>
+          <w:sz w:val="14"/>
+        </w:rPr>
+        <w:t>Note 25: Ранее определенное значение может быть отменено путем передачи «отсутствующего значения» из соответствующей кодовой таблицы или таблицы флагов.</w:t>
+      </w:r>
+    </w:p>
+    <w:p>
+      <w:r>
+        <w:rPr>
+          <w:rFonts w:ascii="Verdana" w:hAnsi="Verdana"/>
+          <w:i/>
+          <w:sz w:val="14"/>
+        </w:rPr>
+        <w:t>Note 27: Все время дается во Всемирном скоординированном времени (ВСВ), если не предусмотрено иного.</w:t>
+      </w:r>
+    </w:p>
+    <w:p>
+      <w:r>
+        <w:rPr>
+          <w:rFonts w:ascii="Verdana" w:hAnsi="Verdana"/>
+          <w:i/>
+          <w:sz w:val="14"/>
+        </w:rPr>
+        <w:t>Note 32: Пеленг или азимут следует использовать только для установленного местоположения и не должен переопределять это местоположение.</w:t>
+      </w:r>
+    </w:p>
+    <w:p>
+      <w:r>
+        <w:rPr>
+          <w:rFonts w:ascii="Verdana" w:hAnsi="Verdana"/>
+          <w:i/>
+          <w:sz w:val="14"/>
+        </w:rPr>
+        <w:t>Note 62: Расстояние следует использовать только для установленного местоположения, а также пеленга, азимута или превышения; оно не должно переопределять это местоположение.</w:t>
+      </w:r>
+    </w:p>
+    <w:p>
+      <w:r>
+        <w:rPr>
+          <w:rFonts w:ascii="Verdana" w:hAnsi="Verdana"/>
+          <w:i/>
+          <w:sz w:val="14"/>
+        </w:rPr>
+        <w:t>Note 63: Приходящей радиации следует присваивать положительные значения.</w:t>
+      </w:r>
+    </w:p>
+    <w:p>
+      <w:r>
+        <w:rPr>
+          <w:rFonts w:ascii="Verdana" w:hAnsi="Verdana"/>
+          <w:i/>
+          <w:sz w:val="14"/>
+        </w:rPr>
+        <w:t>Note 64: Для компонент w, направленных вниз, следует выделять положительные значения с единицами измерения в Па·с-1.</w:t>
+      </w:r>
+    </w:p>
+    <w:p>
+      <w:r>
+        <w:rPr>
+          <w:rFonts w:ascii="Verdana" w:hAnsi="Verdana"/>
+          <w:i/>
+          <w:sz w:val="14"/>
+        </w:rPr>
+        <w:t>Note 66: Увеличение широты с востока на запад следует выражать отрицательным значением.</w:t>
+      </w:r>
+    </w:p>
+    <w:p>
+      <w:r>
+        <w:rPr>
+          <w:rFonts w:ascii="Verdana" w:hAnsi="Verdana"/>
+          <w:i/>
+          <w:sz w:val="14"/>
+        </w:rPr>
+        <w:t>Note 75: Для дескрипторов кода CREX F = B, а не 0.</w:t>
+      </w:r>
+    </w:p>
+    <w:p>
+      <w:r>
+        <w:rPr>
+          <w:rFonts w:ascii="Verdana" w:hAnsi="Verdana"/>
+          <w:i/>
+          <w:sz w:val="14"/>
+        </w:rPr>
+        <w:t>Note 92: Для однозначного различения случаев отсутствия данных и насыщенных пикселей, n-битовые данные об изображении следует кодировать, используя длину данных n+1. Когда такого дескриптора еще нет в классе 30, дескриптор оператора 2 01 YYY следует использовать для изменения длины данных существующей позиции, по мере необходимости.</w:t>
+      </w:r>
+    </w:p>
+    <w:p>
+      <w:r>
+        <w:rPr>
+          <w:rFonts w:ascii="Verdana" w:hAnsi="Verdana"/>
+          <w:i/>
+          <w:sz w:val="14"/>
+        </w:rPr>
+        <w:t>Note 105: Негативные временные периоды или отклонения следует использовать для указания временных периодов или отклонений, предшествующих определенному текущему времени.</w:t>
+      </w:r>
+    </w:p>
+    <w:p>
+      <w:r>
+        <w:rPr>
+          <w:rFonts w:ascii="Verdana" w:hAnsi="Verdana"/>
+          <w:i/>
+          <w:sz w:val="14"/>
+        </w:rPr>
+        <w:t>Note 110: Увеличение широты с севера на юг следует выражать отрицательными значениями.</w:t>
+      </w:r>
+    </w:p>
+    <w:p>
+      <w:r>
+        <w:rPr>
+          <w:rFonts w:ascii="Verdana" w:hAnsi="Verdana"/>
+          <w:i/>
+          <w:sz w:val="14"/>
+        </w:rPr>
+        <w:t>Note 115: Длина данных пикселя может быть изменена с помощью дескриптора 2 01 YYY.</w:t>
+      </w:r>
+    </w:p>
+    <w:p>
+      <w:r>
+        <w:rPr>
+          <w:rFonts w:ascii="Verdana" w:hAnsi="Verdana"/>
+          <w:i/>
+          <w:sz w:val="14"/>
+        </w:rPr>
+        <w:t>Note 121: Некоторые указания ожидаемой точности могут в неявной форме содержаться в ряде элементов данного класса.</w:t>
+      </w:r>
+    </w:p>
+    <w:p>
+      <w:r>
+        <w:rPr>
+          <w:rFonts w:ascii="Verdana" w:hAnsi="Verdana"/>
+          <w:i/>
+          <w:sz w:val="14"/>
+        </w:rPr>
+        <w:t>Note 122: Южную широту следует выражать отрицательными значениями.</w:t>
+      </w:r>
+    </w:p>
+    <w:p>
+      <w:r>
+        <w:rPr>
+          <w:rFonts w:ascii="Verdana" w:hAnsi="Verdana"/>
+          <w:i/>
+          <w:sz w:val="14"/>
+        </w:rPr>
+        <w:t>Note 123: Для компонент v, направленных с юга на север, следует выделять положительные значения.</w:t>
+      </w:r>
+    </w:p>
+    <w:p>
+      <w:r>
+        <w:rPr>
+          <w:rFonts w:ascii="Verdana" w:hAnsi="Verdana"/>
+          <w:i/>
+          <w:sz w:val="14"/>
+        </w:rPr>
+        <w:t>Note 126: Направление приземного ветра, измеренное на станции в пределах 1° от Северного полюса или в пределах 1° от Южного полюса, следует сообщать таким образом, чтобы азимутальный круг был выровнен с нулем прибора, соответствуя 0° по Гринвичскому меридиану.</w:t>
+      </w:r>
+    </w:p>
+    <w:p>
+      <w:r>
+        <w:rPr>
+          <w:rFonts w:ascii="Verdana" w:hAnsi="Verdana"/>
+          <w:i/>
+          <w:sz w:val="14"/>
+        </w:rPr>
+        <w:t>Note 140: Размер элемента изображения на горизонтали — 1 приводится в положении, где масштабный коэффициент карты равен единице.</w:t>
+      </w:r>
+    </w:p>
+    <w:p>
+      <w:r>
+        <w:rPr>
+          <w:rFonts w:ascii="Verdana" w:hAnsi="Verdana"/>
+          <w:i/>
+          <w:sz w:val="14"/>
+        </w:rPr>
+        <w:t>Note 141: Размер элемента изображения на горизонтали — 2 указывается в положении, где масштабный коэффициент карты равен единице.</w:t>
+      </w:r>
+    </w:p>
+    <w:p>
+      <w:r>
+        <w:rPr>
+          <w:rFonts w:ascii="Verdana" w:hAnsi="Verdana"/>
+          <w:i/>
+          <w:sz w:val="14"/>
+        </w:rPr>
+        <w:t>Note 145: Значение временных периодов или отклонений может быть указано с использованием значений времени в коде, соответствующем табличной ссылке 0 08 021.</w:t>
+      </w:r>
+    </w:p>
+    <w:p>
+      <w:r>
+        <w:rPr>
+          <w:rFonts w:ascii="Verdana" w:hAnsi="Verdana"/>
+          <w:i/>
+          <w:sz w:val="14"/>
+        </w:rPr>
+        <w:t>Note 149: При использовании с прогнозируемыми величинами временное местоположение должно указывать время исходного состояния или начала для прогностического периода; при использовании с множеством средних прогностических значений временное местоположение должно указывать исходное состояние или начало первого прогноза, по которому получены множественные средние.</w:t>
+      </w:r>
+    </w:p>
+    <w:p>
+      <w:r>
+        <w:rPr>
+          <w:rFonts w:ascii="Verdana" w:hAnsi="Verdana"/>
+          <w:i/>
+          <w:sz w:val="14"/>
+        </w:rPr>
+        <w:t>Note 155: В данный класс могут также войти элементы, относящиеся к процедурам наблюдений.</w:t>
+      </w:r>
+    </w:p>
+    <w:p>
+      <w:r>
+        <w:rPr>
+          <w:rFonts w:ascii="Verdana" w:hAnsi="Verdana"/>
+          <w:i/>
+          <w:sz w:val="14"/>
+        </w:rPr>
+        <w:t>Note 156: Данный класс должен содержать элементы описания приборов, используемых для получения сообщаемых метеорологических элементов.</w:t>
+      </w:r>
+    </w:p>
+    <w:p>
+      <w:r>
+        <w:rPr>
+          <w:rFonts w:ascii="Verdana" w:hAnsi="Verdana"/>
+          <w:i/>
+          <w:sz w:val="14"/>
+        </w:rPr>
+        <w:t>Note 158: Прежде чем использовать временные периоды или отклонения и временные инкременты, необходимо определить исходное временное местоположение, за которым, по мере необходимости, следует определение значимости времени.</w:t>
+      </w:r>
+    </w:p>
+    <w:p>
+      <w:r>
+        <w:rPr>
+          <w:rFonts w:ascii="Verdana" w:hAnsi="Verdana"/>
+          <w:i/>
+          <w:sz w:val="14"/>
+        </w:rPr>
+        <w:t>Note 160: Уходящей радиации следует присваивать отрицательные значения.</w:t>
+      </w:r>
+    </w:p>
+    <w:p>
+      <w:r>
+        <w:rPr>
+          <w:rFonts w:ascii="Verdana" w:hAnsi="Verdana"/>
+          <w:i/>
+          <w:sz w:val="14"/>
+        </w:rPr>
+        <w:t>Note 161: Для компонент w, направленных вверх, следует выделять положительные значения с единицами измерения в м·с-1.</w:t>
+      </w:r>
+    </w:p>
+    <w:p>
+      <w:r>
+        <w:rPr>
+          <w:rFonts w:ascii="Verdana" w:hAnsi="Verdana"/>
+          <w:i/>
+          <w:sz w:val="14"/>
+        </w:rPr>
+        <w:t>Note 162: Пригодные диапазоны, использованные выше: 1011–1019 Бк для выбросов; 10-2–107 Бк и 10-2–107 мЗв для концентраций и доз.</w:t>
+      </w:r>
+    </w:p>
+    <w:p>
+      <w:r>
+        <w:rPr>
+          <w:rFonts w:ascii="Verdana" w:hAnsi="Verdana"/>
+          <w:i/>
+          <w:sz w:val="14"/>
+        </w:rPr>
+        <w:t>Note 163: Величины широты и приращений широты ограничены диапазоном от –90 до +90 градусов.</w:t>
+      </w:r>
+    </w:p>
+    <w:p>
+      <w:r>
+        <w:rPr>
+          <w:rFonts w:ascii="Verdana" w:hAnsi="Verdana"/>
+          <w:i/>
+          <w:sz w:val="14"/>
+        </w:rPr>
+        <w:t>Note 164: Величины долготы ограничены диапазоном от –180 до +180 градусов.</w:t>
+      </w:r>
+    </w:p>
+    <w:p>
+      <w:r>
+        <w:rPr>
+          <w:rFonts w:ascii="Verdana" w:hAnsi="Verdana"/>
+          <w:i/>
+          <w:sz w:val="14"/>
+        </w:rPr>
+        <w:t>Note 165: Вертикальные элементы и давление следует использовать для определения значений этих элементов независимо от элемента или переменной, означающей вертикальную координату.</w:t>
+      </w:r>
+    </w:p>
+    <w:p>
+      <w:r>
+        <w:rPr>
+          <w:rFonts w:ascii="Verdana" w:hAnsi="Verdana"/>
+          <w:i/>
+          <w:sz w:val="14"/>
+        </w:rPr>
+        <w:t>Note 166: Западная долгота выражается отрицательными величинами.</w:t>
+      </w:r>
+    </w:p>
+    <w:p>
+      <w:r>
+        <w:rPr>
+          <w:rFonts w:ascii="Verdana" w:hAnsi="Verdana"/>
+          <w:i/>
+          <w:sz w:val="14"/>
+        </w:rPr>
+        <w:t>Note 167: Для компонент u, направленных с запада на восток, следует выделять положительные значения.</w:t>
+      </w:r>
+    </w:p>
+    <w:p>
+      <w:r>
+        <w:rPr>
+          <w:rFonts w:ascii="Verdana" w:hAnsi="Verdana"/>
+          <w:i/>
+          <w:sz w:val="14"/>
+        </w:rPr>
+        <w:t>Note 176: Там, где в колонку «НАЗВАНИЕ ЭЛЕМЕНТА» вводится выражение «на указанной высоте и за указанный период», соответствующее вертикальное местоположение должно быть определено с использованием дескрипторов из класса 07 совместно с соответствующим периодом с использованием дескрипторов из класса 04.</w:t>
+      </w:r>
+    </w:p>
+    <w:p>
+      <w:r>
+        <w:rPr>
+          <w:rFonts w:ascii="Verdana" w:hAnsi="Verdana"/>
+          <w:i/>
+          <w:sz w:val="14"/>
+        </w:rPr>
+        <w:t>Note 178: Там, где величины суммируются или усредняются (например, за временной период), общее число значений, из которых получается сумма или среднее значение, может быть представлено с использованием ссылки 0 08 022.</w:t>
+      </w:r>
+    </w:p>
+    <w:p>
+      <w:r>
+        <w:rPr>
+          <w:rFonts w:ascii="Verdana" w:hAnsi="Verdana"/>
+          <w:i/>
+          <w:sz w:val="14"/>
+        </w:rPr>
+        <w:t>Note 179: Стандарты ветровых данных: Скорость Направление; Наблюдение отсутствует Отсутствует Отсутствует; Штиль 0 0; Обычное наблюдение &gt;0 1°–360°; Только скорость &gt;0 Отсутствует; Только направление Отсутствует 1°–360°; «Слабый и переменный» &gt;0 0</w:t>
+      </w:r>
+    </w:p>
+    <w:p>
+      <w:r>
+        <w:rPr>
+          <w:rFonts w:ascii="Verdana" w:hAnsi="Verdana"/>
+          <w:i/>
+          <w:sz w:val="14"/>
+        </w:rPr>
+        <w:t>Note 180: Стандарты сообщения о ветровых волнах и волнении: Наблюдения Скорость Направление; Нет наблюдений Отсутствует Отсутствует; Штиль 0 0; Обычное наблюдение &gt;0 1–360; Только скорость &gt;0 Отсутствует; Только направление Отсутствует 1–360; «Легкий и переменный» &gt;0 0</w:t>
       </w:r>
     </w:p>
     <w:tbl>
@@ -58,6 +418,9 @@
             <w:shd w:val="clear" w:color="auto" w:fill="D9D9D9"/>
           </w:tcPr>
           <w:p>
+            <w:pPr>
+              <w:spacing w:before="20" w:after="20"/>
+            </w:pPr>
             <w:r/>
             <w:r>
               <w:rPr>
@@ -75,6 +438,9 @@
             <w:shd w:val="clear" w:color="auto" w:fill="D9D9D9"/>
           </w:tcPr>
           <w:p>
+            <w:pPr>
+              <w:spacing w:before="20" w:after="20"/>
+            </w:pPr>
             <w:r/>
             <w:r>
               <w:rPr>
@@ -92,6 +458,9 @@
             <w:shd w:val="clear" w:color="auto" w:fill="D9D9D9"/>
           </w:tcPr>
           <w:p>
+            <w:pPr>
+              <w:spacing w:before="20" w:after="20"/>
+            </w:pPr>
             <w:r/>
             <w:r>
               <w:rPr>
@@ -109,6 +478,9 @@
             <w:shd w:val="clear" w:color="auto" w:fill="D9D9D9"/>
           </w:tcPr>
           <w:p>
+            <w:pPr>
+              <w:spacing w:before="20" w:after="20"/>
+            </w:pPr>
             <w:r/>
             <w:r>
               <w:rPr>
@@ -126,6 +498,9 @@
             <w:shd w:val="clear" w:color="auto" w:fill="D9D9D9"/>
           </w:tcPr>
           <w:p>
+            <w:pPr>
+              <w:spacing w:before="20" w:after="20"/>
+            </w:pPr>
             <w:r/>
             <w:r>
               <w:rPr>
@@ -143,6 +518,9 @@
             <w:shd w:val="clear" w:color="auto" w:fill="D9D9D9"/>
           </w:tcPr>
           <w:p>
+            <w:pPr>
+              <w:spacing w:before="20" w:after="20"/>
+            </w:pPr>
             <w:r/>
             <w:r>
               <w:rPr>
@@ -160,6 +538,9 @@
             <w:shd w:val="clear" w:color="auto" w:fill="D9D9D9"/>
           </w:tcPr>
           <w:p>
+            <w:pPr>
+              <w:spacing w:before="20" w:after="20"/>
+            </w:pPr>
             <w:r/>
             <w:r>
               <w:rPr>
@@ -177,6 +558,9 @@
             <w:shd w:val="clear" w:color="auto" w:fill="D9D9D9"/>
           </w:tcPr>
           <w:p>
+            <w:pPr>
+              <w:spacing w:before="20" w:after="20"/>
+            </w:pPr>
             <w:r/>
             <w:r>
               <w:rPr>
@@ -194,6 +578,9 @@
             <w:shd w:val="clear" w:color="auto" w:fill="D9D9D9"/>
           </w:tcPr>
           <w:p>
+            <w:pPr>
+              <w:spacing w:before="20" w:after="20"/>
+            </w:pPr>
             <w:r/>
             <w:r>
               <w:rPr>
@@ -211,6 +598,9 @@
             <w:shd w:val="clear" w:color="auto" w:fill="D9D9D9"/>
           </w:tcPr>
           <w:p>
+            <w:pPr>
+              <w:spacing w:before="20" w:after="20"/>
+            </w:pPr>
             <w:r/>
             <w:r>
               <w:rPr>
@@ -232,6 +622,9 @@
             <w:tcW w:type="dxa" w:w="1514"/>
           </w:tcPr>
           <w:p>
+            <w:pPr>
+              <w:spacing w:before="20" w:after="20"/>
+            </w:pPr>
             <w:r/>
             <w:r>
               <w:rPr>
@@ -248,6 +641,9 @@
             <w:tcW w:type="dxa" w:w="1514"/>
           </w:tcPr>
           <w:p>
+            <w:pPr>
+              <w:spacing w:before="20" w:after="20"/>
+            </w:pPr>
             <w:r/>
             <w:r>
               <w:rPr>
@@ -264,11 +660,13 @@
             <w:tcW w:type="dxa" w:w="1514"/>
           </w:tcPr>
           <w:p>
-            <w:r/>
-            <w:r>
-              <w:rPr>
-                <w:rFonts w:ascii="Verdana" w:hAnsi="Verdana"/>
-                <w:b w:val="0"/>
+            <w:pPr>
+              <w:spacing w:before="20" w:after="20"/>
+            </w:pPr>
+            <w:r/>
+            <w:r>
+              <w:rPr>
+                <w:rFonts w:ascii="Verdana" w:hAnsi="Verdana"/>
                 <w:sz w:val="16"/>
               </w:rPr>
               <w:t>DU</w:t>
@@ -280,6 +678,9 @@
             <w:tcW w:type="dxa" w:w="1514"/>
           </w:tcPr>
           <w:p>
+            <w:pPr>
+              <w:spacing w:before="20" w:after="20"/>
+            </w:pPr>
             <w:r/>
             <w:r>
               <w:rPr>
@@ -296,6 +697,9 @@
             <w:tcW w:type="dxa" w:w="1514"/>
           </w:tcPr>
           <w:p>
+            <w:pPr>
+              <w:spacing w:before="20" w:after="20"/>
+            </w:pPr>
             <w:r/>
             <w:r>
               <w:rPr>
@@ -312,6 +716,9 @@
             <w:tcW w:type="dxa" w:w="1514"/>
           </w:tcPr>
           <w:p>
+            <w:pPr>
+              <w:spacing w:before="20" w:after="20"/>
+            </w:pPr>
             <w:r/>
             <w:r>
               <w:rPr>
@@ -328,11 +735,13 @@
             <w:tcW w:type="dxa" w:w="1514"/>
           </w:tcPr>
           <w:p>
-            <w:r/>
-            <w:r>
-              <w:rPr>
-                <w:rFonts w:ascii="Verdana" w:hAnsi="Verdana"/>
-                <w:b w:val="0"/>
+            <w:pPr>
+              <w:spacing w:before="20" w:after="20"/>
+            </w:pPr>
+            <w:r/>
+            <w:r>
+              <w:rPr>
+                <w:rFonts w:ascii="Verdana" w:hAnsi="Verdana"/>
                 <w:sz w:val="16"/>
               </w:rPr>
               <w:t>DU</w:t>
@@ -344,6 +753,9 @@
             <w:tcW w:type="dxa" w:w="1514"/>
           </w:tcPr>
           <w:p>
+            <w:pPr>
+              <w:spacing w:before="20" w:after="20"/>
+            </w:pPr>
             <w:r/>
             <w:r>
               <w:rPr>
@@ -360,6 +772,9 @@
             <w:tcW w:type="dxa" w:w="1514"/>
           </w:tcPr>
           <w:p>
+            <w:pPr>
+              <w:spacing w:before="20" w:after="20"/>
+            </w:pPr>
             <w:r/>
             <w:r>
               <w:rPr>
@@ -376,6 +791,9 @@
             <w:tcW w:type="dxa" w:w="1514"/>
           </w:tcPr>
           <w:p>
+            <w:pPr>
+              <w:spacing w:before="20" w:after="20"/>
+            </w:pPr>
             <w:r/>
             <w:r>
               <w:rPr>
@@ -396,6 +814,9 @@
             <w:tcW w:type="dxa" w:w="1514"/>
           </w:tcPr>
           <w:p>
+            <w:pPr>
+              <w:spacing w:before="20" w:after="20"/>
+            </w:pPr>
             <w:r/>
             <w:r>
               <w:rPr>
@@ -412,6 +833,9 @@
             <w:tcW w:type="dxa" w:w="1514"/>
           </w:tcPr>
           <w:p>
+            <w:pPr>
+              <w:spacing w:before="20" w:after="20"/>
+            </w:pPr>
             <w:r/>
             <w:r>
               <w:rPr>
@@ -428,11 +852,13 @@
             <w:tcW w:type="dxa" w:w="1514"/>
           </w:tcPr>
           <w:p>
-            <w:r/>
-            <w:r>
-              <w:rPr>
-                <w:rFonts w:ascii="Verdana" w:hAnsi="Verdana"/>
-                <w:b w:val="0"/>
+            <w:pPr>
+              <w:spacing w:before="20" w:after="20"/>
+            </w:pPr>
+            <w:r/>
+            <w:r>
+              <w:rPr>
+                <w:rFonts w:ascii="Verdana" w:hAnsi="Verdana"/>
                 <w:sz w:val="16"/>
               </w:rPr>
               <w:t>Числовой</w:t>
@@ -444,6 +870,9 @@
             <w:tcW w:type="dxa" w:w="1514"/>
           </w:tcPr>
           <w:p>
+            <w:pPr>
+              <w:spacing w:before="20" w:after="20"/>
+            </w:pPr>
             <w:r/>
             <w:r>
               <w:rPr>
@@ -460,6 +889,9 @@
             <w:tcW w:type="dxa" w:w="1514"/>
           </w:tcPr>
           <w:p>
+            <w:pPr>
+              <w:spacing w:before="20" w:after="20"/>
+            </w:pPr>
             <w:r/>
             <w:r>
               <w:rPr>
@@ -476,6 +908,9 @@
             <w:tcW w:type="dxa" w:w="1514"/>
           </w:tcPr>
           <w:p>
+            <w:pPr>
+              <w:spacing w:before="20" w:after="20"/>
+            </w:pPr>
             <w:r/>
             <w:r>
               <w:rPr>
@@ -492,11 +927,13 @@
             <w:tcW w:type="dxa" w:w="1514"/>
           </w:tcPr>
           <w:p>
-            <w:r/>
-            <w:r>
-              <w:rPr>
-                <w:rFonts w:ascii="Verdana" w:hAnsi="Verdana"/>
-                <w:b w:val="0"/>
+            <w:pPr>
+              <w:spacing w:before="20" w:after="20"/>
+            </w:pPr>
+            <w:r/>
+            <w:r>
+              <w:rPr>
+                <w:rFonts w:ascii="Verdana" w:hAnsi="Verdana"/>
                 <w:sz w:val="16"/>
               </w:rPr>
               <w:t>Числовой</w:t>
@@ -508,6 +945,9 @@
             <w:tcW w:type="dxa" w:w="1514"/>
           </w:tcPr>
           <w:p>
+            <w:pPr>
+              <w:spacing w:before="20" w:after="20"/>
+            </w:pPr>
             <w:r/>
             <w:r>
               <w:rPr>
@@ -524,6 +964,9 @@
             <w:tcW w:type="dxa" w:w="1514"/>
           </w:tcPr>
           <w:p>
+            <w:pPr>
+              <w:spacing w:before="20" w:after="20"/>
+            </w:pPr>
             <w:r/>
             <w:r>
               <w:rPr>
@@ -540,6 +983,9 @@
             <w:tcW w:type="dxa" w:w="1514"/>
           </w:tcPr>
           <w:p>
+            <w:pPr>
+              <w:spacing w:before="20" w:after="20"/>
+            </w:pPr>
             <w:r/>
             <w:r>
               <w:rPr>
@@ -560,6 +1006,9 @@
             <w:tcW w:type="dxa" w:w="1514"/>
           </w:tcPr>
           <w:p>
+            <w:pPr>
+              <w:spacing w:before="20" w:after="20"/>
+            </w:pPr>
             <w:r/>
             <w:r>
               <w:rPr>
@@ -576,6 +1025,9 @@
             <w:tcW w:type="dxa" w:w="1514"/>
           </w:tcPr>
           <w:p>
+            <w:pPr>
+              <w:spacing w:before="20" w:after="20"/>
+            </w:pPr>
             <w:r/>
             <w:r>
               <w:rPr>
@@ -592,11 +1044,13 @@
             <w:tcW w:type="dxa" w:w="1514"/>
           </w:tcPr>
           <w:p>
-            <w:r/>
-            <w:r>
-              <w:rPr>
-                <w:rFonts w:ascii="Verdana" w:hAnsi="Verdana"/>
-                <w:b w:val="0"/>
+            <w:pPr>
+              <w:spacing w:before="20" w:after="20"/>
+            </w:pPr>
+            <w:r/>
+            <w:r>
+              <w:rPr>
+                <w:rFonts w:ascii="Verdana" w:hAnsi="Verdana"/>
                 <w:sz w:val="16"/>
               </w:rPr>
               <w:t>Pa</w:t>
@@ -608,6 +1062,9 @@
             <w:tcW w:type="dxa" w:w="1514"/>
           </w:tcPr>
           <w:p>
+            <w:pPr>
+              <w:spacing w:before="20" w:after="20"/>
+            </w:pPr>
             <w:r/>
             <w:r>
               <w:rPr>
@@ -624,6 +1081,9 @@
             <w:tcW w:type="dxa" w:w="1514"/>
           </w:tcPr>
           <w:p>
+            <w:pPr>
+              <w:spacing w:before="20" w:after="20"/>
+            </w:pPr>
             <w:r/>
             <w:r>
               <w:rPr>
@@ -640,6 +1100,9 @@
             <w:tcW w:type="dxa" w:w="1514"/>
           </w:tcPr>
           <w:p>
+            <w:pPr>
+              <w:spacing w:before="20" w:after="20"/>
+            </w:pPr>
             <w:r/>
             <w:r>
               <w:rPr>
@@ -656,11 +1119,13 @@
             <w:tcW w:type="dxa" w:w="1514"/>
           </w:tcPr>
           <w:p>
-            <w:r/>
-            <w:r>
-              <w:rPr>
-                <w:rFonts w:ascii="Verdana" w:hAnsi="Verdana"/>
-                <w:b w:val="0"/>
+            <w:pPr>
+              <w:spacing w:before="20" w:after="20"/>
+            </w:pPr>
+            <w:r/>
+            <w:r>
+              <w:rPr>
+                <w:rFonts w:ascii="Verdana" w:hAnsi="Verdana"/>
                 <w:sz w:val="16"/>
               </w:rPr>
               <w:t>nbar</w:t>
@@ -672,6 +1137,9 @@
             <w:tcW w:type="dxa" w:w="1514"/>
           </w:tcPr>
           <w:p>
+            <w:pPr>
+              <w:spacing w:before="20" w:after="20"/>
+            </w:pPr>
             <w:r/>
             <w:r>
               <w:rPr>
@@ -688,6 +1156,9 @@
             <w:tcW w:type="dxa" w:w="1514"/>
           </w:tcPr>
           <w:p>
+            <w:pPr>
+              <w:spacing w:before="20" w:after="20"/>
+            </w:pPr>
             <w:r/>
             <w:r>
               <w:rPr>
@@ -704,6 +1175,9 @@
             <w:tcW w:type="dxa" w:w="1514"/>
           </w:tcPr>
           <w:p>
+            <w:pPr>
+              <w:spacing w:before="20" w:after="20"/>
+            </w:pPr>
             <w:r/>
             <w:r>
               <w:rPr>
@@ -725,6 +1199,9 @@
             <w:tcW w:type="dxa" w:w="1514"/>
           </w:tcPr>
           <w:p>
+            <w:pPr>
+              <w:spacing w:before="20" w:after="20"/>
+            </w:pPr>
             <w:r/>
             <w:r>
               <w:rPr>
@@ -741,6 +1218,9 @@
             <w:tcW w:type="dxa" w:w="1514"/>
           </w:tcPr>
           <w:p>
+            <w:pPr>
+              <w:spacing w:before="20" w:after="20"/>
+            </w:pPr>
             <w:r/>
             <w:r>
               <w:rPr>
@@ -757,11 +1237,13 @@
             <w:tcW w:type="dxa" w:w="1514"/>
           </w:tcPr>
           <w:p>
-            <w:r/>
-            <w:r>
-              <w:rPr>
-                <w:rFonts w:ascii="Verdana" w:hAnsi="Verdana"/>
-                <w:b w:val="0"/>
+            <w:pPr>
+              <w:spacing w:before="20" w:after="20"/>
+            </w:pPr>
+            <w:r/>
+            <w:r>
+              <w:rPr>
+                <w:rFonts w:ascii="Verdana" w:hAnsi="Verdana"/>
                 <w:sz w:val="16"/>
               </w:rPr>
               <w:t>Числовой</w:t>
@@ -773,6 +1255,9 @@
             <w:tcW w:type="dxa" w:w="1514"/>
           </w:tcPr>
           <w:p>
+            <w:pPr>
+              <w:spacing w:before="20" w:after="20"/>
+            </w:pPr>
             <w:r/>
             <w:r>
               <w:rPr>
@@ -789,6 +1274,9 @@
             <w:tcW w:type="dxa" w:w="1514"/>
           </w:tcPr>
           <w:p>
+            <w:pPr>
+              <w:spacing w:before="20" w:after="20"/>
+            </w:pPr>
             <w:r/>
             <w:r>
               <w:rPr>
@@ -805,6 +1293,9 @@
             <w:tcW w:type="dxa" w:w="1514"/>
           </w:tcPr>
           <w:p>
+            <w:pPr>
+              <w:spacing w:before="20" w:after="20"/>
+            </w:pPr>
             <w:r/>
             <w:r>
               <w:rPr>
@@ -821,11 +1312,13 @@
             <w:tcW w:type="dxa" w:w="1514"/>
           </w:tcPr>
           <w:p>
-            <w:r/>
-            <w:r>
-              <w:rPr>
-                <w:rFonts w:ascii="Verdana" w:hAnsi="Verdana"/>
-                <w:b w:val="0"/>
+            <w:pPr>
+              <w:spacing w:before="20" w:after="20"/>
+            </w:pPr>
+            <w:r/>
+            <w:r>
+              <w:rPr>
+                <w:rFonts w:ascii="Verdana" w:hAnsi="Verdana"/>
                 <w:sz w:val="16"/>
               </w:rPr>
               <w:t>Числовой</w:t>
@@ -837,6 +1330,9 @@
             <w:tcW w:type="dxa" w:w="1514"/>
           </w:tcPr>
           <w:p>
+            <w:pPr>
+              <w:spacing w:before="20" w:after="20"/>
+            </w:pPr>
             <w:r/>
             <w:r>
               <w:rPr>
@@ -853,6 +1349,9 @@
             <w:tcW w:type="dxa" w:w="1514"/>
           </w:tcPr>
           <w:p>
+            <w:pPr>
+              <w:spacing w:before="20" w:after="20"/>
+            </w:pPr>
             <w:r/>
             <w:r>
               <w:rPr>
@@ -869,6 +1368,9 @@
             <w:tcW w:type="dxa" w:w="1514"/>
           </w:tcPr>
           <w:p>
+            <w:pPr>
+              <w:spacing w:before="20" w:after="20"/>
+            </w:pPr>
             <w:r/>
             <w:r>
               <w:rPr>
@@ -890,6 +1392,9 @@
             <w:tcW w:type="dxa" w:w="1514"/>
           </w:tcPr>
           <w:p>
+            <w:pPr>
+              <w:spacing w:before="20" w:after="20"/>
+            </w:pPr>
             <w:r/>
             <w:r>
               <w:rPr>
@@ -906,6 +1411,9 @@
             <w:tcW w:type="dxa" w:w="1514"/>
           </w:tcPr>
           <w:p>
+            <w:pPr>
+              <w:spacing w:before="20" w:after="20"/>
+            </w:pPr>
             <w:r/>
             <w:r>
               <w:rPr>
@@ -922,11 +1430,13 @@
             <w:tcW w:type="dxa" w:w="1514"/>
           </w:tcPr>
           <w:p>
-            <w:r/>
-            <w:r>
-              <w:rPr>
-                <w:rFonts w:ascii="Verdana" w:hAnsi="Verdana"/>
-                <w:b w:val="0"/>
+            <w:pPr>
+              <w:spacing w:before="20" w:after="20"/>
+            </w:pPr>
+            <w:r/>
+            <w:r>
+              <w:rPr>
+                <w:rFonts w:ascii="Verdana" w:hAnsi="Verdana"/>
                 <w:sz w:val="16"/>
               </w:rPr>
               <w:t>DU</w:t>
@@ -938,6 +1448,9 @@
             <w:tcW w:type="dxa" w:w="1514"/>
           </w:tcPr>
           <w:p>
+            <w:pPr>
+              <w:spacing w:before="20" w:after="20"/>
+            </w:pPr>
             <w:r/>
             <w:r>
               <w:rPr>
@@ -954,6 +1467,9 @@
             <w:tcW w:type="dxa" w:w="1514"/>
           </w:tcPr>
           <w:p>
+            <w:pPr>
+              <w:spacing w:before="20" w:after="20"/>
+            </w:pPr>
             <w:r/>
             <w:r>
               <w:rPr>
@@ -970,6 +1486,9 @@
             <w:tcW w:type="dxa" w:w="1514"/>
           </w:tcPr>
           <w:p>
+            <w:pPr>
+              <w:spacing w:before="20" w:after="20"/>
+            </w:pPr>
             <w:r/>
             <w:r>
               <w:rPr>
@@ -986,11 +1505,13 @@
             <w:tcW w:type="dxa" w:w="1514"/>
           </w:tcPr>
           <w:p>
-            <w:r/>
-            <w:r>
-              <w:rPr>
-                <w:rFonts w:ascii="Verdana" w:hAnsi="Verdana"/>
-                <w:b w:val="0"/>
+            <w:pPr>
+              <w:spacing w:before="20" w:after="20"/>
+            </w:pPr>
+            <w:r/>
+            <w:r>
+              <w:rPr>
+                <w:rFonts w:ascii="Verdana" w:hAnsi="Verdana"/>
                 <w:sz w:val="16"/>
               </w:rPr>
               <w:t>DU</w:t>
@@ -1002,6 +1523,9 @@
             <w:tcW w:type="dxa" w:w="1514"/>
           </w:tcPr>
           <w:p>
+            <w:pPr>
+              <w:spacing w:before="20" w:after="20"/>
+            </w:pPr>
             <w:r/>
             <w:r>
               <w:rPr>
@@ -1018,6 +1542,9 @@
             <w:tcW w:type="dxa" w:w="1514"/>
           </w:tcPr>
           <w:p>
+            <w:pPr>
+              <w:spacing w:before="20" w:after="20"/>
+            </w:pPr>
             <w:r/>
             <w:r>
               <w:rPr>
@@ -1034,6 +1561,9 @@
             <w:tcW w:type="dxa" w:w="1514"/>
           </w:tcPr>
           <w:p>
+            <w:pPr>
+              <w:spacing w:before="20" w:after="20"/>
+            </w:pPr>
             <w:r/>
             <w:r>
               <w:rPr>
@@ -1055,6 +1585,9 @@
             <w:tcW w:type="dxa" w:w="1514"/>
           </w:tcPr>
           <w:p>
+            <w:pPr>
+              <w:spacing w:before="20" w:after="20"/>
+            </w:pPr>
             <w:r/>
             <w:r>
               <w:rPr>
@@ -1071,6 +1604,9 @@
             <w:tcW w:type="dxa" w:w="1514"/>
           </w:tcPr>
           <w:p>
+            <w:pPr>
+              <w:spacing w:before="20" w:after="20"/>
+            </w:pPr>
             <w:r/>
             <w:r>
               <w:rPr>
@@ -1087,22 +1623,42 @@
             <w:tcW w:type="dxa" w:w="1514"/>
           </w:tcPr>
           <w:p>
-            <w:r/>
-            <w:r>
-              <w:rPr>
-                <w:rFonts w:ascii="Verdana" w:hAnsi="Verdana"/>
-                <w:b w:val="0"/>
-                <w:sz w:val="16"/>
-              </w:rPr>
-              <w:t>log(m-3)</w:t>
-            </w:r>
-          </w:p>
-        </w:tc>
-        <w:tc>
-          <w:tcPr>
-            <w:tcW w:type="dxa" w:w="1514"/>
-          </w:tcPr>
-          <w:p>
+            <w:pPr>
+              <w:spacing w:before="20" w:after="20"/>
+            </w:pPr>
+            <w:r/>
+            <w:r>
+              <w:rPr>
+                <w:rFonts w:ascii="Verdana" w:hAnsi="Verdana"/>
+                <w:sz w:val="16"/>
+              </w:rPr>
+              <w:t>log(m</w:t>
+            </w:r>
+            <w:r>
+              <w:rPr>
+                <w:rFonts w:ascii="Verdana" w:hAnsi="Verdana"/>
+                <w:sz w:val="16"/>
+                <w:vertAlign w:val="superscript"/>
+              </w:rPr>
+              <w:t>-3</w:t>
+            </w:r>
+            <w:r>
+              <w:rPr>
+                <w:rFonts w:ascii="Verdana" w:hAnsi="Verdana"/>
+                <w:sz w:val="16"/>
+              </w:rPr>
+              <w:t>)</w:t>
+            </w:r>
+          </w:p>
+        </w:tc>
+        <w:tc>
+          <w:tcPr>
+            <w:tcW w:type="dxa" w:w="1514"/>
+          </w:tcPr>
+          <w:p>
+            <w:pPr>
+              <w:spacing w:before="20" w:after="20"/>
+            </w:pPr>
             <w:r/>
             <w:r>
               <w:rPr>
@@ -1119,6 +1675,9 @@
             <w:tcW w:type="dxa" w:w="1514"/>
           </w:tcPr>
           <w:p>
+            <w:pPr>
+              <w:spacing w:before="20" w:after="20"/>
+            </w:pPr>
             <w:r/>
             <w:r>
               <w:rPr>
@@ -1135,6 +1694,9 @@
             <w:tcW w:type="dxa" w:w="1514"/>
           </w:tcPr>
           <w:p>
+            <w:pPr>
+              <w:spacing w:before="20" w:after="20"/>
+            </w:pPr>
             <w:r/>
             <w:r>
               <w:rPr>
@@ -1151,22 +1713,42 @@
             <w:tcW w:type="dxa" w:w="1514"/>
           </w:tcPr>
           <w:p>
-            <w:r/>
-            <w:r>
-              <w:rPr>
-                <w:rFonts w:ascii="Verdana" w:hAnsi="Verdana"/>
-                <w:b w:val="0"/>
-                <w:sz w:val="16"/>
-              </w:rPr>
-              <w:t>log(m-3)</w:t>
-            </w:r>
-          </w:p>
-        </w:tc>
-        <w:tc>
-          <w:tcPr>
-            <w:tcW w:type="dxa" w:w="1514"/>
-          </w:tcPr>
-          <w:p>
+            <w:pPr>
+              <w:spacing w:before="20" w:after="20"/>
+            </w:pPr>
+            <w:r/>
+            <w:r>
+              <w:rPr>
+                <w:rFonts w:ascii="Verdana" w:hAnsi="Verdana"/>
+                <w:sz w:val="16"/>
+              </w:rPr>
+              <w:t>log(m</w:t>
+            </w:r>
+            <w:r>
+              <w:rPr>
+                <w:rFonts w:ascii="Verdana" w:hAnsi="Verdana"/>
+                <w:sz w:val="16"/>
+                <w:vertAlign w:val="superscript"/>
+              </w:rPr>
+              <w:t>-3</w:t>
+            </w:r>
+            <w:r>
+              <w:rPr>
+                <w:rFonts w:ascii="Verdana" w:hAnsi="Verdana"/>
+                <w:sz w:val="16"/>
+              </w:rPr>
+              <w:t>)</w:t>
+            </w:r>
+          </w:p>
+        </w:tc>
+        <w:tc>
+          <w:tcPr>
+            <w:tcW w:type="dxa" w:w="1514"/>
+          </w:tcPr>
+          <w:p>
+            <w:pPr>
+              <w:spacing w:before="20" w:after="20"/>
+            </w:pPr>
             <w:r/>
             <w:r>
               <w:rPr>
@@ -1183,6 +1765,9 @@
             <w:tcW w:type="dxa" w:w="1514"/>
           </w:tcPr>
           <w:p>
+            <w:pPr>
+              <w:spacing w:before="20" w:after="20"/>
+            </w:pPr>
             <w:r/>
             <w:r>
               <w:rPr>
@@ -1199,6 +1784,9 @@
             <w:tcW w:type="dxa" w:w="1514"/>
           </w:tcPr>
           <w:p>
+            <w:pPr>
+              <w:spacing w:before="20" w:after="20"/>
+            </w:pPr>
             <w:r/>
             <w:r>
               <w:rPr>
@@ -1219,6 +1807,9 @@
             <w:tcW w:type="dxa" w:w="1514"/>
           </w:tcPr>
           <w:p>
+            <w:pPr>
+              <w:spacing w:before="20" w:after="20"/>
+            </w:pPr>
             <w:r/>
             <w:r>
               <w:rPr>
@@ -1235,6 +1826,9 @@
             <w:tcW w:type="dxa" w:w="1514"/>
           </w:tcPr>
           <w:p>
+            <w:pPr>
+              <w:spacing w:before="20" w:after="20"/>
+            </w:pPr>
             <w:r/>
             <w:r>
               <w:rPr>
@@ -1251,11 +1845,13 @@
             <w:tcW w:type="dxa" w:w="1514"/>
           </w:tcPr>
           <w:p>
-            <w:r/>
-            <w:r>
-              <w:rPr>
-                <w:rFonts w:ascii="Verdana" w:hAnsi="Verdana"/>
-                <w:b w:val="0"/>
+            <w:pPr>
+              <w:spacing w:before="20" w:after="20"/>
+            </w:pPr>
+            <w:r/>
+            <w:r>
+              <w:rPr>
+                <w:rFonts w:ascii="Verdana" w:hAnsi="Verdana"/>
                 <w:sz w:val="16"/>
               </w:rPr>
               <w:t>Числовой</w:t>
@@ -1267,6 +1863,9 @@
             <w:tcW w:type="dxa" w:w="1514"/>
           </w:tcPr>
           <w:p>
+            <w:pPr>
+              <w:spacing w:before="20" w:after="20"/>
+            </w:pPr>
             <w:r/>
             <w:r>
               <w:rPr>
@@ -1283,6 +1882,9 @@
             <w:tcW w:type="dxa" w:w="1514"/>
           </w:tcPr>
           <w:p>
+            <w:pPr>
+              <w:spacing w:before="20" w:after="20"/>
+            </w:pPr>
             <w:r/>
             <w:r>
               <w:rPr>
@@ -1299,6 +1901,9 @@
             <w:tcW w:type="dxa" w:w="1514"/>
           </w:tcPr>
           <w:p>
+            <w:pPr>
+              <w:spacing w:before="20" w:after="20"/>
+            </w:pPr>
             <w:r/>
             <w:r>
               <w:rPr>
@@ -1315,11 +1920,13 @@
             <w:tcW w:type="dxa" w:w="1514"/>
           </w:tcPr>
           <w:p>
-            <w:r/>
-            <w:r>
-              <w:rPr>
-                <w:rFonts w:ascii="Verdana" w:hAnsi="Verdana"/>
-                <w:b w:val="0"/>
+            <w:pPr>
+              <w:spacing w:before="20" w:after="20"/>
+            </w:pPr>
+            <w:r/>
+            <w:r>
+              <w:rPr>
+                <w:rFonts w:ascii="Verdana" w:hAnsi="Verdana"/>
                 <w:sz w:val="16"/>
               </w:rPr>
               <w:t>Числовой</w:t>
@@ -1331,6 +1938,9 @@
             <w:tcW w:type="dxa" w:w="1514"/>
           </w:tcPr>
           <w:p>
+            <w:pPr>
+              <w:spacing w:before="20" w:after="20"/>
+            </w:pPr>
             <w:r/>
             <w:r>
               <w:rPr>
@@ -1347,6 +1957,9 @@
             <w:tcW w:type="dxa" w:w="1514"/>
           </w:tcPr>
           <w:p>
+            <w:pPr>
+              <w:spacing w:before="20" w:after="20"/>
+            </w:pPr>
             <w:r/>
             <w:r>
               <w:rPr>
@@ -1363,6 +1976,9 @@
             <w:tcW w:type="dxa" w:w="1514"/>
           </w:tcPr>
           <w:p>
+            <w:pPr>
+              <w:spacing w:before="20" w:after="20"/>
+            </w:pPr>
             <w:r/>
             <w:r>
               <w:rPr>
@@ -1383,6 +1999,9 @@
             <w:tcW w:type="dxa" w:w="1514"/>
           </w:tcPr>
           <w:p>
+            <w:pPr>
+              <w:spacing w:before="20" w:after="20"/>
+            </w:pPr>
             <w:r/>
             <w:r>
               <w:rPr>
@@ -1399,6 +2018,9 @@
             <w:tcW w:type="dxa" w:w="1514"/>
           </w:tcPr>
           <w:p>
+            <w:pPr>
+              <w:spacing w:before="20" w:after="20"/>
+            </w:pPr>
             <w:r/>
             <w:r>
               <w:rPr>
@@ -1415,22 +2037,42 @@
             <w:tcW w:type="dxa" w:w="1514"/>
           </w:tcPr>
           <w:p>
-            <w:r/>
-            <w:r>
-              <w:rPr>
-                <w:rFonts w:ascii="Verdana" w:hAnsi="Verdana"/>
-                <w:b w:val="0"/>
-                <w:sz w:val="16"/>
-              </w:rPr>
-              <w:t>log(m-3)</w:t>
-            </w:r>
-          </w:p>
-        </w:tc>
-        <w:tc>
-          <w:tcPr>
-            <w:tcW w:type="dxa" w:w="1514"/>
-          </w:tcPr>
-          <w:p>
+            <w:pPr>
+              <w:spacing w:before="20" w:after="20"/>
+            </w:pPr>
+            <w:r/>
+            <w:r>
+              <w:rPr>
+                <w:rFonts w:ascii="Verdana" w:hAnsi="Verdana"/>
+                <w:sz w:val="16"/>
+              </w:rPr>
+              <w:t>log(m</w:t>
+            </w:r>
+            <w:r>
+              <w:rPr>
+                <w:rFonts w:ascii="Verdana" w:hAnsi="Verdana"/>
+                <w:sz w:val="16"/>
+                <w:vertAlign w:val="superscript"/>
+              </w:rPr>
+              <w:t>-3</w:t>
+            </w:r>
+            <w:r>
+              <w:rPr>
+                <w:rFonts w:ascii="Verdana" w:hAnsi="Verdana"/>
+                <w:sz w:val="16"/>
+              </w:rPr>
+              <w:t>)</w:t>
+            </w:r>
+          </w:p>
+        </w:tc>
+        <w:tc>
+          <w:tcPr>
+            <w:tcW w:type="dxa" w:w="1514"/>
+          </w:tcPr>
+          <w:p>
+            <w:pPr>
+              <w:spacing w:before="20" w:after="20"/>
+            </w:pPr>
             <w:r/>
             <w:r>
               <w:rPr>
@@ -1447,6 +2089,9 @@
             <w:tcW w:type="dxa" w:w="1514"/>
           </w:tcPr>
           <w:p>
+            <w:pPr>
+              <w:spacing w:before="20" w:after="20"/>
+            </w:pPr>
             <w:r/>
             <w:r>
               <w:rPr>
@@ -1463,6 +2108,9 @@
             <w:tcW w:type="dxa" w:w="1514"/>
           </w:tcPr>
           <w:p>
+            <w:pPr>
+              <w:spacing w:before="20" w:after="20"/>
+            </w:pPr>
             <w:r/>
             <w:r>
               <w:rPr>
@@ -1479,22 +2127,42 @@
             <w:tcW w:type="dxa" w:w="1514"/>
           </w:tcPr>
           <w:p>
-            <w:r/>
-            <w:r>
-              <w:rPr>
-                <w:rFonts w:ascii="Verdana" w:hAnsi="Verdana"/>
-                <w:b w:val="0"/>
-                <w:sz w:val="16"/>
-              </w:rPr>
-              <w:t>log(m-3)</w:t>
-            </w:r>
-          </w:p>
-        </w:tc>
-        <w:tc>
-          <w:tcPr>
-            <w:tcW w:type="dxa" w:w="1514"/>
-          </w:tcPr>
-          <w:p>
+            <w:pPr>
+              <w:spacing w:before="20" w:after="20"/>
+            </w:pPr>
+            <w:r/>
+            <w:r>
+              <w:rPr>
+                <w:rFonts w:ascii="Verdana" w:hAnsi="Verdana"/>
+                <w:sz w:val="16"/>
+              </w:rPr>
+              <w:t>log(m</w:t>
+            </w:r>
+            <w:r>
+              <w:rPr>
+                <w:rFonts w:ascii="Verdana" w:hAnsi="Verdana"/>
+                <w:sz w:val="16"/>
+                <w:vertAlign w:val="superscript"/>
+              </w:rPr>
+              <w:t>-3</w:t>
+            </w:r>
+            <w:r>
+              <w:rPr>
+                <w:rFonts w:ascii="Verdana" w:hAnsi="Verdana"/>
+                <w:sz w:val="16"/>
+              </w:rPr>
+              <w:t>)</w:t>
+            </w:r>
+          </w:p>
+        </w:tc>
+        <w:tc>
+          <w:tcPr>
+            <w:tcW w:type="dxa" w:w="1514"/>
+          </w:tcPr>
+          <w:p>
+            <w:pPr>
+              <w:spacing w:before="20" w:after="20"/>
+            </w:pPr>
             <w:r/>
             <w:r>
               <w:rPr>
@@ -1511,6 +2179,9 @@
             <w:tcW w:type="dxa" w:w="1514"/>
           </w:tcPr>
           <w:p>
+            <w:pPr>
+              <w:spacing w:before="20" w:after="20"/>
+            </w:pPr>
             <w:r/>
             <w:r>
               <w:rPr>
@@ -1527,6 +2198,9 @@
             <w:tcW w:type="dxa" w:w="1514"/>
           </w:tcPr>
           <w:p>
+            <w:pPr>
+              <w:spacing w:before="20" w:after="20"/>
+            </w:pPr>
             <w:r/>
             <w:r>
               <w:rPr>
@@ -1547,6 +2221,9 @@
             <w:tcW w:type="dxa" w:w="1514"/>
           </w:tcPr>
           <w:p>
+            <w:pPr>
+              <w:spacing w:before="20" w:after="20"/>
+            </w:pPr>
             <w:r/>
             <w:r>
               <w:rPr>
@@ -1563,6 +2240,9 @@
             <w:tcW w:type="dxa" w:w="1514"/>
           </w:tcPr>
           <w:p>
+            <w:pPr>
+              <w:spacing w:before="20" w:after="20"/>
+            </w:pPr>
             <w:r/>
             <w:r>
               <w:rPr>
@@ -1579,22 +2259,42 @@
             <w:tcW w:type="dxa" w:w="1514"/>
           </w:tcPr>
           <w:p>
-            <w:r/>
-            <w:r>
-              <w:rPr>
-                <w:rFonts w:ascii="Verdana" w:hAnsi="Verdana"/>
-                <w:b w:val="0"/>
-                <w:sz w:val="16"/>
-              </w:rPr>
-              <w:t>log (m-2)</w:t>
-            </w:r>
-          </w:p>
-        </w:tc>
-        <w:tc>
-          <w:tcPr>
-            <w:tcW w:type="dxa" w:w="1514"/>
-          </w:tcPr>
-          <w:p>
+            <w:pPr>
+              <w:spacing w:before="20" w:after="20"/>
+            </w:pPr>
+            <w:r/>
+            <w:r>
+              <w:rPr>
+                <w:rFonts w:ascii="Verdana" w:hAnsi="Verdana"/>
+                <w:sz w:val="16"/>
+              </w:rPr>
+              <w:t>log (m</w:t>
+            </w:r>
+            <w:r>
+              <w:rPr>
+                <w:rFonts w:ascii="Verdana" w:hAnsi="Verdana"/>
+                <w:sz w:val="16"/>
+                <w:vertAlign w:val="superscript"/>
+              </w:rPr>
+              <w:t>-2</w:t>
+            </w:r>
+            <w:r>
+              <w:rPr>
+                <w:rFonts w:ascii="Verdana" w:hAnsi="Verdana"/>
+                <w:sz w:val="16"/>
+              </w:rPr>
+              <w:t>)</w:t>
+            </w:r>
+          </w:p>
+        </w:tc>
+        <w:tc>
+          <w:tcPr>
+            <w:tcW w:type="dxa" w:w="1514"/>
+          </w:tcPr>
+          <w:p>
+            <w:pPr>
+              <w:spacing w:before="20" w:after="20"/>
+            </w:pPr>
             <w:r/>
             <w:r>
               <w:rPr>
@@ -1611,6 +2311,9 @@
             <w:tcW w:type="dxa" w:w="1514"/>
           </w:tcPr>
           <w:p>
+            <w:pPr>
+              <w:spacing w:before="20" w:after="20"/>
+            </w:pPr>
             <w:r/>
             <w:r>
               <w:rPr>
@@ -1627,6 +2330,9 @@
             <w:tcW w:type="dxa" w:w="1514"/>
           </w:tcPr>
           <w:p>
+            <w:pPr>
+              <w:spacing w:before="20" w:after="20"/>
+            </w:pPr>
             <w:r/>
             <w:r>
               <w:rPr>
@@ -1643,22 +2349,42 @@
             <w:tcW w:type="dxa" w:w="1514"/>
           </w:tcPr>
           <w:p>
-            <w:r/>
-            <w:r>
-              <w:rPr>
-                <w:rFonts w:ascii="Verdana" w:hAnsi="Verdana"/>
-                <w:b w:val="0"/>
-                <w:sz w:val="16"/>
-              </w:rPr>
-              <w:t>log (m-2)</w:t>
-            </w:r>
-          </w:p>
-        </w:tc>
-        <w:tc>
-          <w:tcPr>
-            <w:tcW w:type="dxa" w:w="1514"/>
-          </w:tcPr>
-          <w:p>
+            <w:pPr>
+              <w:spacing w:before="20" w:after="20"/>
+            </w:pPr>
+            <w:r/>
+            <w:r>
+              <w:rPr>
+                <w:rFonts w:ascii="Verdana" w:hAnsi="Verdana"/>
+                <w:sz w:val="16"/>
+              </w:rPr>
+              <w:t>log (m</w:t>
+            </w:r>
+            <w:r>
+              <w:rPr>
+                <w:rFonts w:ascii="Verdana" w:hAnsi="Verdana"/>
+                <w:sz w:val="16"/>
+                <w:vertAlign w:val="superscript"/>
+              </w:rPr>
+              <w:t>-2</w:t>
+            </w:r>
+            <w:r>
+              <w:rPr>
+                <w:rFonts w:ascii="Verdana" w:hAnsi="Verdana"/>
+                <w:sz w:val="16"/>
+              </w:rPr>
+              <w:t>)</w:t>
+            </w:r>
+          </w:p>
+        </w:tc>
+        <w:tc>
+          <w:tcPr>
+            <w:tcW w:type="dxa" w:w="1514"/>
+          </w:tcPr>
+          <w:p>
+            <w:pPr>
+              <w:spacing w:before="20" w:after="20"/>
+            </w:pPr>
             <w:r/>
             <w:r>
               <w:rPr>
@@ -1675,6 +2401,9 @@
             <w:tcW w:type="dxa" w:w="1514"/>
           </w:tcPr>
           <w:p>
+            <w:pPr>
+              <w:spacing w:before="20" w:after="20"/>
+            </w:pPr>
             <w:r/>
             <w:r>
               <w:rPr>
@@ -1691,6 +2420,9 @@
             <w:tcW w:type="dxa" w:w="1514"/>
           </w:tcPr>
           <w:p>
+            <w:pPr>
+              <w:spacing w:before="20" w:after="20"/>
+            </w:pPr>
             <w:r/>
             <w:r>
               <w:rPr>
@@ -1711,6 +2443,9 @@
             <w:tcW w:type="dxa" w:w="1514"/>
           </w:tcPr>
           <w:p>
+            <w:pPr>
+              <w:spacing w:before="20" w:after="20"/>
+            </w:pPr>
             <w:r/>
             <w:r>
               <w:rPr>
@@ -1727,6 +2462,9 @@
             <w:tcW w:type="dxa" w:w="1514"/>
           </w:tcPr>
           <w:p>
+            <w:pPr>
+              <w:spacing w:before="20" w:after="20"/>
+            </w:pPr>
             <w:r/>
             <w:r>
               <w:rPr>
@@ -1743,22 +2481,35 @@
             <w:tcW w:type="dxa" w:w="1514"/>
           </w:tcPr>
           <w:p>
-            <w:r/>
-            <w:r>
-              <w:rPr>
-                <w:rFonts w:ascii="Verdana" w:hAnsi="Verdana"/>
-                <w:b w:val="0"/>
-                <w:sz w:val="16"/>
-              </w:rPr>
-              <w:t>m-2</w:t>
-            </w:r>
-          </w:p>
-        </w:tc>
-        <w:tc>
-          <w:tcPr>
-            <w:tcW w:type="dxa" w:w="1514"/>
-          </w:tcPr>
-          <w:p>
+            <w:pPr>
+              <w:spacing w:before="20" w:after="20"/>
+            </w:pPr>
+            <w:r/>
+            <w:r>
+              <w:rPr>
+                <w:rFonts w:ascii="Verdana" w:hAnsi="Verdana"/>
+                <w:sz w:val="16"/>
+              </w:rPr>
+              <w:t>m</w:t>
+            </w:r>
+            <w:r>
+              <w:rPr>
+                <w:rFonts w:ascii="Verdana" w:hAnsi="Verdana"/>
+                <w:sz w:val="16"/>
+                <w:vertAlign w:val="superscript"/>
+              </w:rPr>
+              <w:t>-2</w:t>
+            </w:r>
+          </w:p>
+        </w:tc>
+        <w:tc>
+          <w:tcPr>
+            <w:tcW w:type="dxa" w:w="1514"/>
+          </w:tcPr>
+          <w:p>
+            <w:pPr>
+              <w:spacing w:before="20" w:after="20"/>
+            </w:pPr>
             <w:r/>
             <w:r>
               <w:rPr>
@@ -1775,6 +2526,9 @@
             <w:tcW w:type="dxa" w:w="1514"/>
           </w:tcPr>
           <w:p>
+            <w:pPr>
+              <w:spacing w:before="20" w:after="20"/>
+            </w:pPr>
             <w:r/>
             <w:r>
               <w:rPr>
@@ -1791,6 +2545,9 @@
             <w:tcW w:type="dxa" w:w="1514"/>
           </w:tcPr>
           <w:p>
+            <w:pPr>
+              <w:spacing w:before="20" w:after="20"/>
+            </w:pPr>
             <w:r/>
             <w:r>
               <w:rPr>
@@ -1807,22 +2564,35 @@
             <w:tcW w:type="dxa" w:w="1514"/>
           </w:tcPr>
           <w:p>
-            <w:r/>
-            <w:r>
-              <w:rPr>
-                <w:rFonts w:ascii="Verdana" w:hAnsi="Verdana"/>
-                <w:b w:val="0"/>
-                <w:sz w:val="16"/>
-              </w:rPr>
-              <w:t>m-2</w:t>
-            </w:r>
-          </w:p>
-        </w:tc>
-        <w:tc>
-          <w:tcPr>
-            <w:tcW w:type="dxa" w:w="1514"/>
-          </w:tcPr>
-          <w:p>
+            <w:pPr>
+              <w:spacing w:before="20" w:after="20"/>
+            </w:pPr>
+            <w:r/>
+            <w:r>
+              <w:rPr>
+                <w:rFonts w:ascii="Verdana" w:hAnsi="Verdana"/>
+                <w:sz w:val="16"/>
+              </w:rPr>
+              <w:t>m</w:t>
+            </w:r>
+            <w:r>
+              <w:rPr>
+                <w:rFonts w:ascii="Verdana" w:hAnsi="Verdana"/>
+                <w:sz w:val="16"/>
+                <w:vertAlign w:val="superscript"/>
+              </w:rPr>
+              <w:t>-2</w:t>
+            </w:r>
+          </w:p>
+        </w:tc>
+        <w:tc>
+          <w:tcPr>
+            <w:tcW w:type="dxa" w:w="1514"/>
+          </w:tcPr>
+          <w:p>
+            <w:pPr>
+              <w:spacing w:before="20" w:after="20"/>
+            </w:pPr>
             <w:r/>
             <w:r>
               <w:rPr>
@@ -1839,6 +2609,9 @@
             <w:tcW w:type="dxa" w:w="1514"/>
           </w:tcPr>
           <w:p>
+            <w:pPr>
+              <w:spacing w:before="20" w:after="20"/>
+            </w:pPr>
             <w:r/>
             <w:r>
               <w:rPr>
@@ -1855,6 +2628,9 @@
             <w:tcW w:type="dxa" w:w="1514"/>
           </w:tcPr>
           <w:p>
+            <w:pPr>
+              <w:spacing w:before="20" w:after="20"/>
+            </w:pPr>
             <w:r/>
             <w:r>
               <w:rPr>
@@ -1875,6 +2651,9 @@
             <w:tcW w:type="dxa" w:w="1514"/>
           </w:tcPr>
           <w:p>
+            <w:pPr>
+              <w:spacing w:before="20" w:after="20"/>
+            </w:pPr>
             <w:r/>
             <w:r>
               <w:rPr>
@@ -1891,6 +2670,9 @@
             <w:tcW w:type="dxa" w:w="1514"/>
           </w:tcPr>
           <w:p>
+            <w:pPr>
+              <w:spacing w:before="20" w:after="20"/>
+            </w:pPr>
             <w:r/>
             <w:r>
               <w:rPr>
@@ -1907,11 +2689,13 @@
             <w:tcW w:type="dxa" w:w="1514"/>
           </w:tcPr>
           <w:p>
-            <w:r/>
-            <w:r>
-              <w:rPr>
-                <w:rFonts w:ascii="Verdana" w:hAnsi="Verdana"/>
-                <w:b w:val="0"/>
+            <w:pPr>
+              <w:spacing w:before="20" w:after="20"/>
+            </w:pPr>
+            <w:r/>
+            <w:r>
+              <w:rPr>
+                <w:rFonts w:ascii="Verdana" w:hAnsi="Verdana"/>
                 <w:sz w:val="16"/>
               </w:rPr>
               <w:t>Числовой</w:t>
@@ -1923,6 +2707,9 @@
             <w:tcW w:type="dxa" w:w="1514"/>
           </w:tcPr>
           <w:p>
+            <w:pPr>
+              <w:spacing w:before="20" w:after="20"/>
+            </w:pPr>
             <w:r/>
             <w:r>
               <w:rPr>
@@ -1939,6 +2726,9 @@
             <w:tcW w:type="dxa" w:w="1514"/>
           </w:tcPr>
           <w:p>
+            <w:pPr>
+              <w:spacing w:before="20" w:after="20"/>
+            </w:pPr>
             <w:r/>
             <w:r>
               <w:rPr>
@@ -1955,6 +2745,9 @@
             <w:tcW w:type="dxa" w:w="1514"/>
           </w:tcPr>
           <w:p>
+            <w:pPr>
+              <w:spacing w:before="20" w:after="20"/>
+            </w:pPr>
             <w:r/>
             <w:r>
               <w:rPr>
@@ -1971,11 +2764,13 @@
             <w:tcW w:type="dxa" w:w="1514"/>
           </w:tcPr>
           <w:p>
-            <w:r/>
-            <w:r>
-              <w:rPr>
-                <w:rFonts w:ascii="Verdana" w:hAnsi="Verdana"/>
-                <w:b w:val="0"/>
+            <w:pPr>
+              <w:spacing w:before="20" w:after="20"/>
+            </w:pPr>
+            <w:r/>
+            <w:r>
+              <w:rPr>
+                <w:rFonts w:ascii="Verdana" w:hAnsi="Verdana"/>
                 <w:sz w:val="16"/>
               </w:rPr>
               <w:t>Числовой</w:t>
@@ -1987,6 +2782,9 @@
             <w:tcW w:type="dxa" w:w="1514"/>
           </w:tcPr>
           <w:p>
+            <w:pPr>
+              <w:spacing w:before="20" w:after="20"/>
+            </w:pPr>
             <w:r/>
             <w:r>
               <w:rPr>
@@ -2003,6 +2801,9 @@
             <w:tcW w:type="dxa" w:w="1514"/>
           </w:tcPr>
           <w:p>
+            <w:pPr>
+              <w:spacing w:before="20" w:after="20"/>
+            </w:pPr>
             <w:r/>
             <w:r>
               <w:rPr>
@@ -2019,6 +2820,9 @@
             <w:tcW w:type="dxa" w:w="1514"/>
           </w:tcPr>
           <w:p>
+            <w:pPr>
+              <w:spacing w:before="20" w:after="20"/>
+            </w:pPr>
             <w:r/>
             <w:r>
               <w:rPr>
@@ -2039,6 +2843,9 @@
             <w:tcW w:type="dxa" w:w="1514"/>
           </w:tcPr>
           <w:p>
+            <w:pPr>
+              <w:spacing w:before="20" w:after="20"/>
+            </w:pPr>
             <w:r/>
             <w:r>
               <w:rPr>
@@ -2055,6 +2862,9 @@
             <w:tcW w:type="dxa" w:w="1514"/>
           </w:tcPr>
           <w:p>
+            <w:pPr>
+              <w:spacing w:before="20" w:after="20"/>
+            </w:pPr>
             <w:r/>
             <w:r>
               <w:rPr>
@@ -2071,22 +2881,35 @@
             <w:tcW w:type="dxa" w:w="1514"/>
           </w:tcPr>
           <w:p>
-            <w:r/>
-            <w:r>
-              <w:rPr>
-                <w:rFonts w:ascii="Verdana" w:hAnsi="Verdana"/>
-                <w:b w:val="0"/>
-                <w:sz w:val="16"/>
-              </w:rPr>
-              <w:t>kg m-2</w:t>
-            </w:r>
-          </w:p>
-        </w:tc>
-        <w:tc>
-          <w:tcPr>
-            <w:tcW w:type="dxa" w:w="1514"/>
-          </w:tcPr>
-          <w:p>
+            <w:pPr>
+              <w:spacing w:before="20" w:after="20"/>
+            </w:pPr>
+            <w:r/>
+            <w:r>
+              <w:rPr>
+                <w:rFonts w:ascii="Verdana" w:hAnsi="Verdana"/>
+                <w:sz w:val="16"/>
+              </w:rPr>
+              <w:t>kg m</w:t>
+            </w:r>
+            <w:r>
+              <w:rPr>
+                <w:rFonts w:ascii="Verdana" w:hAnsi="Verdana"/>
+                <w:sz w:val="16"/>
+                <w:vertAlign w:val="superscript"/>
+              </w:rPr>
+              <w:t>-2</w:t>
+            </w:r>
+          </w:p>
+        </w:tc>
+        <w:tc>
+          <w:tcPr>
+            <w:tcW w:type="dxa" w:w="1514"/>
+          </w:tcPr>
+          <w:p>
+            <w:pPr>
+              <w:spacing w:before="20" w:after="20"/>
+            </w:pPr>
             <w:r/>
             <w:r>
               <w:rPr>
@@ -2103,6 +2926,9 @@
             <w:tcW w:type="dxa" w:w="1514"/>
           </w:tcPr>
           <w:p>
+            <w:pPr>
+              <w:spacing w:before="20" w:after="20"/>
+            </w:pPr>
             <w:r/>
             <w:r>
               <w:rPr>
@@ -2119,6 +2945,9 @@
             <w:tcW w:type="dxa" w:w="1514"/>
           </w:tcPr>
           <w:p>
+            <w:pPr>
+              <w:spacing w:before="20" w:after="20"/>
+            </w:pPr>
             <w:r/>
             <w:r>
               <w:rPr>
@@ -2135,22 +2964,35 @@
             <w:tcW w:type="dxa" w:w="1514"/>
           </w:tcPr>
           <w:p>
-            <w:r/>
-            <w:r>
-              <w:rPr>
-                <w:rFonts w:ascii="Verdana" w:hAnsi="Verdana"/>
-                <w:b w:val="0"/>
-                <w:sz w:val="16"/>
-              </w:rPr>
-              <w:t>kg m-2</w:t>
-            </w:r>
-          </w:p>
-        </w:tc>
-        <w:tc>
-          <w:tcPr>
-            <w:tcW w:type="dxa" w:w="1514"/>
-          </w:tcPr>
-          <w:p>
+            <w:pPr>
+              <w:spacing w:before="20" w:after="20"/>
+            </w:pPr>
+            <w:r/>
+            <w:r>
+              <w:rPr>
+                <w:rFonts w:ascii="Verdana" w:hAnsi="Verdana"/>
+                <w:sz w:val="16"/>
+              </w:rPr>
+              <w:t>kg m</w:t>
+            </w:r>
+            <w:r>
+              <w:rPr>
+                <w:rFonts w:ascii="Verdana" w:hAnsi="Verdana"/>
+                <w:sz w:val="16"/>
+                <w:vertAlign w:val="superscript"/>
+              </w:rPr>
+              <w:t>-2</w:t>
+            </w:r>
+          </w:p>
+        </w:tc>
+        <w:tc>
+          <w:tcPr>
+            <w:tcW w:type="dxa" w:w="1514"/>
+          </w:tcPr>
+          <w:p>
+            <w:pPr>
+              <w:spacing w:before="20" w:after="20"/>
+            </w:pPr>
             <w:r/>
             <w:r>
               <w:rPr>
@@ -2167,6 +3009,9 @@
             <w:tcW w:type="dxa" w:w="1514"/>
           </w:tcPr>
           <w:p>
+            <w:pPr>
+              <w:spacing w:before="20" w:after="20"/>
+            </w:pPr>
             <w:r/>
             <w:r>
               <w:rPr>
@@ -2183,6 +3028,9 @@
             <w:tcW w:type="dxa" w:w="1514"/>
           </w:tcPr>
           <w:p>
+            <w:pPr>
+              <w:spacing w:before="20" w:after="20"/>
+            </w:pPr>
             <w:r/>
             <w:r>
               <w:rPr>
@@ -2203,6 +3051,9 @@
             <w:tcW w:type="dxa" w:w="1514"/>
           </w:tcPr>
           <w:p>
+            <w:pPr>
+              <w:spacing w:before="20" w:after="20"/>
+            </w:pPr>
             <w:r/>
             <w:r>
               <w:rPr>
@@ -2219,6 +3070,9 @@
             <w:tcW w:type="dxa" w:w="1514"/>
           </w:tcPr>
           <w:p>
+            <w:pPr>
+              <w:spacing w:before="20" w:after="20"/>
+            </w:pPr>
             <w:r/>
             <w:r>
               <w:rPr>
@@ -2235,22 +3089,35 @@
             <w:tcW w:type="dxa" w:w="1514"/>
           </w:tcPr>
           <w:p>
-            <w:r/>
-            <w:r>
-              <w:rPr>
-                <w:rFonts w:ascii="Verdana" w:hAnsi="Verdana"/>
-                <w:b w:val="0"/>
-                <w:sz w:val="16"/>
-              </w:rPr>
-              <w:t>kg m-2</w:t>
-            </w:r>
-          </w:p>
-        </w:tc>
-        <w:tc>
-          <w:tcPr>
-            <w:tcW w:type="dxa" w:w="1514"/>
-          </w:tcPr>
-          <w:p>
+            <w:pPr>
+              <w:spacing w:before="20" w:after="20"/>
+            </w:pPr>
+            <w:r/>
+            <w:r>
+              <w:rPr>
+                <w:rFonts w:ascii="Verdana" w:hAnsi="Verdana"/>
+                <w:sz w:val="16"/>
+              </w:rPr>
+              <w:t>kg m</w:t>
+            </w:r>
+            <w:r>
+              <w:rPr>
+                <w:rFonts w:ascii="Verdana" w:hAnsi="Verdana"/>
+                <w:sz w:val="16"/>
+                <w:vertAlign w:val="superscript"/>
+              </w:rPr>
+              <w:t>-2</w:t>
+            </w:r>
+          </w:p>
+        </w:tc>
+        <w:tc>
+          <w:tcPr>
+            <w:tcW w:type="dxa" w:w="1514"/>
+          </w:tcPr>
+          <w:p>
+            <w:pPr>
+              <w:spacing w:before="20" w:after="20"/>
+            </w:pPr>
             <w:r/>
             <w:r>
               <w:rPr>
@@ -2267,6 +3134,9 @@
             <w:tcW w:type="dxa" w:w="1514"/>
           </w:tcPr>
           <w:p>
+            <w:pPr>
+              <w:spacing w:before="20" w:after="20"/>
+            </w:pPr>
             <w:r/>
             <w:r>
               <w:rPr>
@@ -2283,6 +3153,9 @@
             <w:tcW w:type="dxa" w:w="1514"/>
           </w:tcPr>
           <w:p>
+            <w:pPr>
+              <w:spacing w:before="20" w:after="20"/>
+            </w:pPr>
             <w:r/>
             <w:r>
               <w:rPr>
@@ -2299,22 +3172,35 @@
             <w:tcW w:type="dxa" w:w="1514"/>
           </w:tcPr>
           <w:p>
-            <w:r/>
-            <w:r>
-              <w:rPr>
-                <w:rFonts w:ascii="Verdana" w:hAnsi="Verdana"/>
-                <w:b w:val="0"/>
-                <w:sz w:val="16"/>
-              </w:rPr>
-              <w:t>kg m-2</w:t>
-            </w:r>
-          </w:p>
-        </w:tc>
-        <w:tc>
-          <w:tcPr>
-            <w:tcW w:type="dxa" w:w="1514"/>
-          </w:tcPr>
-          <w:p>
+            <w:pPr>
+              <w:spacing w:before="20" w:after="20"/>
+            </w:pPr>
+            <w:r/>
+            <w:r>
+              <w:rPr>
+                <w:rFonts w:ascii="Verdana" w:hAnsi="Verdana"/>
+                <w:sz w:val="16"/>
+              </w:rPr>
+              <w:t>kg m</w:t>
+            </w:r>
+            <w:r>
+              <w:rPr>
+                <w:rFonts w:ascii="Verdana" w:hAnsi="Verdana"/>
+                <w:sz w:val="16"/>
+                <w:vertAlign w:val="superscript"/>
+              </w:rPr>
+              <w:t>-2</w:t>
+            </w:r>
+          </w:p>
+        </w:tc>
+        <w:tc>
+          <w:tcPr>
+            <w:tcW w:type="dxa" w:w="1514"/>
+          </w:tcPr>
+          <w:p>
+            <w:pPr>
+              <w:spacing w:before="20" w:after="20"/>
+            </w:pPr>
             <w:r/>
             <w:r>
               <w:rPr>
@@ -2331,6 +3217,9 @@
             <w:tcW w:type="dxa" w:w="1514"/>
           </w:tcPr>
           <w:p>
+            <w:pPr>
+              <w:spacing w:before="20" w:after="20"/>
+            </w:pPr>
             <w:r/>
             <w:r>
               <w:rPr>
@@ -2347,6 +3236,9 @@
             <w:tcW w:type="dxa" w:w="1514"/>
           </w:tcPr>
           <w:p>
+            <w:pPr>
+              <w:spacing w:before="20" w:after="20"/>
+            </w:pPr>
             <w:r/>
             <w:r>
               <w:rPr>
@@ -2367,6 +3259,9 @@
             <w:tcW w:type="dxa" w:w="1514"/>
           </w:tcPr>
           <w:p>
+            <w:pPr>
+              <w:spacing w:before="20" w:after="20"/>
+            </w:pPr>
             <w:r/>
             <w:r>
               <w:rPr>
@@ -2383,6 +3278,9 @@
             <w:tcW w:type="dxa" w:w="1514"/>
           </w:tcPr>
           <w:p>
+            <w:pPr>
+              <w:spacing w:before="20" w:after="20"/>
+            </w:pPr>
             <w:r/>
             <w:r>
               <w:rPr>
@@ -2399,11 +3297,13 @@
             <w:tcW w:type="dxa" w:w="1514"/>
           </w:tcPr>
           <w:p>
-            <w:r/>
-            <w:r>
-              <w:rPr>
-                <w:rFonts w:ascii="Verdana" w:hAnsi="Verdana"/>
-                <w:b w:val="0"/>
+            <w:pPr>
+              <w:spacing w:before="20" w:after="20"/>
+            </w:pPr>
+            <w:r/>
+            <w:r>
+              <w:rPr>
+                <w:rFonts w:ascii="Verdana" w:hAnsi="Verdana"/>
                 <w:sz w:val="16"/>
               </w:rPr>
               <w:t>Числовой</w:t>
@@ -2415,6 +3315,9 @@
             <w:tcW w:type="dxa" w:w="1514"/>
           </w:tcPr>
           <w:p>
+            <w:pPr>
+              <w:spacing w:before="20" w:after="20"/>
+            </w:pPr>
             <w:r/>
             <w:r>
               <w:rPr>
@@ -2431,6 +3334,9 @@
             <w:tcW w:type="dxa" w:w="1514"/>
           </w:tcPr>
           <w:p>
+            <w:pPr>
+              <w:spacing w:before="20" w:after="20"/>
+            </w:pPr>
             <w:r/>
             <w:r>
               <w:rPr>
@@ -2447,6 +3353,9 @@
             <w:tcW w:type="dxa" w:w="1514"/>
           </w:tcPr>
           <w:p>
+            <w:pPr>
+              <w:spacing w:before="20" w:after="20"/>
+            </w:pPr>
             <w:r/>
             <w:r>
               <w:rPr>
@@ -2463,11 +3372,13 @@
             <w:tcW w:type="dxa" w:w="1514"/>
           </w:tcPr>
           <w:p>
-            <w:r/>
-            <w:r>
-              <w:rPr>
-                <w:rFonts w:ascii="Verdana" w:hAnsi="Verdana"/>
-                <w:b w:val="0"/>
+            <w:pPr>
+              <w:spacing w:before="20" w:after="20"/>
+            </w:pPr>
+            <w:r/>
+            <w:r>
+              <w:rPr>
+                <w:rFonts w:ascii="Verdana" w:hAnsi="Verdana"/>
                 <w:sz w:val="16"/>
               </w:rPr>
               <w:t>Числовой</w:t>
@@ -2479,6 +3390,9 @@
             <w:tcW w:type="dxa" w:w="1514"/>
           </w:tcPr>
           <w:p>
+            <w:pPr>
+              <w:spacing w:before="20" w:after="20"/>
+            </w:pPr>
             <w:r/>
             <w:r>
               <w:rPr>
@@ -2495,6 +3409,9 @@
             <w:tcW w:type="dxa" w:w="1514"/>
           </w:tcPr>
           <w:p>
+            <w:pPr>
+              <w:spacing w:before="20" w:after="20"/>
+            </w:pPr>
             <w:r/>
             <w:r>
               <w:rPr>
@@ -2511,6 +3428,9 @@
             <w:tcW w:type="dxa" w:w="1514"/>
           </w:tcPr>
           <w:p>
+            <w:pPr>
+              <w:spacing w:before="20" w:after="20"/>
+            </w:pPr>
             <w:r/>
             <w:r>
               <w:rPr>
@@ -2531,6 +3451,9 @@
             <w:tcW w:type="dxa" w:w="1514"/>
           </w:tcPr>
           <w:p>
+            <w:pPr>
+              <w:spacing w:before="20" w:after="20"/>
+            </w:pPr>
             <w:r/>
             <w:r>
               <w:rPr>
@@ -2547,6 +3470,9 @@
             <w:tcW w:type="dxa" w:w="1514"/>
           </w:tcPr>
           <w:p>
+            <w:pPr>
+              <w:spacing w:before="20" w:after="20"/>
+            </w:pPr>
             <w:r/>
             <w:r>
               <w:rPr>
@@ -2563,11 +3489,13 @@
             <w:tcW w:type="dxa" w:w="1514"/>
           </w:tcPr>
           <w:p>
-            <w:r/>
-            <w:r>
-              <w:rPr>
-                <w:rFonts w:ascii="Verdana" w:hAnsi="Verdana"/>
-                <w:b w:val="0"/>
+            <w:pPr>
+              <w:spacing w:before="20" w:after="20"/>
+            </w:pPr>
+            <w:r/>
+            <w:r>
+              <w:rPr>
+                <w:rFonts w:ascii="Verdana" w:hAnsi="Verdana"/>
                 <w:sz w:val="16"/>
               </w:rPr>
               <w:t>Кодовая таблица</w:t>
@@ -2579,6 +3507,9 @@
             <w:tcW w:type="dxa" w:w="1514"/>
           </w:tcPr>
           <w:p>
+            <w:pPr>
+              <w:spacing w:before="20" w:after="20"/>
+            </w:pPr>
             <w:r/>
             <w:r>
               <w:rPr>
@@ -2595,6 +3526,9 @@
             <w:tcW w:type="dxa" w:w="1514"/>
           </w:tcPr>
           <w:p>
+            <w:pPr>
+              <w:spacing w:before="20" w:after="20"/>
+            </w:pPr>
             <w:r/>
             <w:r>
               <w:rPr>
@@ -2611,6 +3545,9 @@
             <w:tcW w:type="dxa" w:w="1514"/>
           </w:tcPr>
           <w:p>
+            <w:pPr>
+              <w:spacing w:before="20" w:after="20"/>
+            </w:pPr>
             <w:r/>
             <w:r>
               <w:rPr>
@@ -2627,11 +3564,13 @@
             <w:tcW w:type="dxa" w:w="1514"/>
           </w:tcPr>
           <w:p>
-            <w:r/>
-            <w:r>
-              <w:rPr>
-                <w:rFonts w:ascii="Verdana" w:hAnsi="Verdana"/>
-                <w:b w:val="0"/>
+            <w:pPr>
+              <w:spacing w:before="20" w:after="20"/>
+            </w:pPr>
+            <w:r/>
+            <w:r>
+              <w:rPr>
+                <w:rFonts w:ascii="Verdana" w:hAnsi="Verdana"/>
                 <w:sz w:val="16"/>
               </w:rPr>
               <w:t>Кодовая таблица</w:t>
@@ -2643,6 +3582,9 @@
             <w:tcW w:type="dxa" w:w="1514"/>
           </w:tcPr>
           <w:p>
+            <w:pPr>
+              <w:spacing w:before="20" w:after="20"/>
+            </w:pPr>
             <w:r/>
             <w:r>
               <w:rPr>
@@ -2659,6 +3601,9 @@
             <w:tcW w:type="dxa" w:w="1514"/>
           </w:tcPr>
           <w:p>
+            <w:pPr>
+              <w:spacing w:before="20" w:after="20"/>
+            </w:pPr>
             <w:r/>
             <w:r>
               <w:rPr>
@@ -2675,6 +3620,9 @@
             <w:tcW w:type="dxa" w:w="1514"/>
           </w:tcPr>
           <w:p>
+            <w:pPr>
+              <w:spacing w:before="20" w:after="20"/>
+            </w:pPr>
             <w:r/>
             <w:r>
               <w:rPr>
@@ -2695,6 +3643,9 @@
             <w:tcW w:type="dxa" w:w="1514"/>
           </w:tcPr>
           <w:p>
+            <w:pPr>
+              <w:spacing w:before="20" w:after="20"/>
+            </w:pPr>
             <w:r/>
             <w:r>
               <w:rPr>
@@ -2711,6 +3662,9 @@
             <w:tcW w:type="dxa" w:w="1514"/>
           </w:tcPr>
           <w:p>
+            <w:pPr>
+              <w:spacing w:before="20" w:after="20"/>
+            </w:pPr>
             <w:r/>
             <w:r>
               <w:rPr>
@@ -2727,11 +3681,13 @@
             <w:tcW w:type="dxa" w:w="1514"/>
           </w:tcPr>
           <w:p>
-            <w:r/>
-            <w:r>
-              <w:rPr>
-                <w:rFonts w:ascii="Verdana" w:hAnsi="Verdana"/>
-                <w:b w:val="0"/>
+            <w:pPr>
+              <w:spacing w:before="20" w:after="20"/>
+            </w:pPr>
+            <w:r/>
+            <w:r>
+              <w:rPr>
+                <w:rFonts w:ascii="Verdana" w:hAnsi="Verdana"/>
                 <w:sz w:val="16"/>
               </w:rPr>
               <w:t>mol/mol</w:t>
@@ -2743,6 +3699,9 @@
             <w:tcW w:type="dxa" w:w="1514"/>
           </w:tcPr>
           <w:p>
+            <w:pPr>
+              <w:spacing w:before="20" w:after="20"/>
+            </w:pPr>
             <w:r/>
             <w:r>
               <w:rPr>
@@ -2759,6 +3718,9 @@
             <w:tcW w:type="dxa" w:w="1514"/>
           </w:tcPr>
           <w:p>
+            <w:pPr>
+              <w:spacing w:before="20" w:after="20"/>
+            </w:pPr>
             <w:r/>
             <w:r>
               <w:rPr>
@@ -2775,6 +3737,9 @@
             <w:tcW w:type="dxa" w:w="1514"/>
           </w:tcPr>
           <w:p>
+            <w:pPr>
+              <w:spacing w:before="20" w:after="20"/>
+            </w:pPr>
             <w:r/>
             <w:r>
               <w:rPr>
@@ -2791,11 +3756,13 @@
             <w:tcW w:type="dxa" w:w="1514"/>
           </w:tcPr>
           <w:p>
-            <w:r/>
-            <w:r>
-              <w:rPr>
-                <w:rFonts w:ascii="Verdana" w:hAnsi="Verdana"/>
-                <w:b w:val="0"/>
+            <w:pPr>
+              <w:spacing w:before="20" w:after="20"/>
+            </w:pPr>
+            <w:r/>
+            <w:r>
+              <w:rPr>
+                <w:rFonts w:ascii="Verdana" w:hAnsi="Verdana"/>
                 <w:sz w:val="16"/>
               </w:rPr>
               <w:t>mol/mol</w:t>
@@ -2807,6 +3774,9 @@
             <w:tcW w:type="dxa" w:w="1514"/>
           </w:tcPr>
           <w:p>
+            <w:pPr>
+              <w:spacing w:before="20" w:after="20"/>
+            </w:pPr>
             <w:r/>
             <w:r>
               <w:rPr>
@@ -2823,6 +3793,9 @@
             <w:tcW w:type="dxa" w:w="1514"/>
           </w:tcPr>
           <w:p>
+            <w:pPr>
+              <w:spacing w:before="20" w:after="20"/>
+            </w:pPr>
             <w:r/>
             <w:r>
               <w:rPr>
@@ -2839,6 +3812,9 @@
             <w:tcW w:type="dxa" w:w="1514"/>
           </w:tcPr>
           <w:p>
+            <w:pPr>
+              <w:spacing w:before="20" w:after="20"/>
+            </w:pPr>
             <w:r/>
             <w:r>
               <w:rPr>
@@ -2859,6 +3835,9 @@
             <w:tcW w:type="dxa" w:w="1514"/>
           </w:tcPr>
           <w:p>
+            <w:pPr>
+              <w:spacing w:before="20" w:after="20"/>
+            </w:pPr>
             <w:r/>
             <w:r>
               <w:rPr>
@@ -2875,6 +3854,9 @@
             <w:tcW w:type="dxa" w:w="1514"/>
           </w:tcPr>
           <w:p>
+            <w:pPr>
+              <w:spacing w:before="20" w:after="20"/>
+            </w:pPr>
             <w:r/>
             <w:r>
               <w:rPr>
@@ -2891,22 +3873,35 @@
             <w:tcW w:type="dxa" w:w="1514"/>
           </w:tcPr>
           <w:p>
-            <w:r/>
-            <w:r>
-              <w:rPr>
-                <w:rFonts w:ascii="Verdana" w:hAnsi="Verdana"/>
-                <w:b w:val="0"/>
-                <w:sz w:val="16"/>
-              </w:rPr>
-              <w:t>kg m-3</w:t>
-            </w:r>
-          </w:p>
-        </w:tc>
-        <w:tc>
-          <w:tcPr>
-            <w:tcW w:type="dxa" w:w="1514"/>
-          </w:tcPr>
-          <w:p>
+            <w:pPr>
+              <w:spacing w:before="20" w:after="20"/>
+            </w:pPr>
+            <w:r/>
+            <w:r>
+              <w:rPr>
+                <w:rFonts w:ascii="Verdana" w:hAnsi="Verdana"/>
+                <w:sz w:val="16"/>
+              </w:rPr>
+              <w:t>kg m</w:t>
+            </w:r>
+            <w:r>
+              <w:rPr>
+                <w:rFonts w:ascii="Verdana" w:hAnsi="Verdana"/>
+                <w:sz w:val="16"/>
+                <w:vertAlign w:val="superscript"/>
+              </w:rPr>
+              <w:t>-3</w:t>
+            </w:r>
+          </w:p>
+        </w:tc>
+        <w:tc>
+          <w:tcPr>
+            <w:tcW w:type="dxa" w:w="1514"/>
+          </w:tcPr>
+          <w:p>
+            <w:pPr>
+              <w:spacing w:before="20" w:after="20"/>
+            </w:pPr>
             <w:r/>
             <w:r>
               <w:rPr>
@@ -2923,6 +3918,9 @@
             <w:tcW w:type="dxa" w:w="1514"/>
           </w:tcPr>
           <w:p>
+            <w:pPr>
+              <w:spacing w:before="20" w:after="20"/>
+            </w:pPr>
             <w:r/>
             <w:r>
               <w:rPr>
@@ -2939,6 +3937,9 @@
             <w:tcW w:type="dxa" w:w="1514"/>
           </w:tcPr>
           <w:p>
+            <w:pPr>
+              <w:spacing w:before="20" w:after="20"/>
+            </w:pPr>
             <w:r/>
             <w:r>
               <w:rPr>
@@ -2955,22 +3956,35 @@
             <w:tcW w:type="dxa" w:w="1514"/>
           </w:tcPr>
           <w:p>
-            <w:r/>
-            <w:r>
-              <w:rPr>
-                <w:rFonts w:ascii="Verdana" w:hAnsi="Verdana"/>
-                <w:b w:val="0"/>
-                <w:sz w:val="16"/>
-              </w:rPr>
-              <w:t>kg m-3</w:t>
-            </w:r>
-          </w:p>
-        </w:tc>
-        <w:tc>
-          <w:tcPr>
-            <w:tcW w:type="dxa" w:w="1514"/>
-          </w:tcPr>
-          <w:p>
+            <w:pPr>
+              <w:spacing w:before="20" w:after="20"/>
+            </w:pPr>
+            <w:r/>
+            <w:r>
+              <w:rPr>
+                <w:rFonts w:ascii="Verdana" w:hAnsi="Verdana"/>
+                <w:sz w:val="16"/>
+              </w:rPr>
+              <w:t>kg m</w:t>
+            </w:r>
+            <w:r>
+              <w:rPr>
+                <w:rFonts w:ascii="Verdana" w:hAnsi="Verdana"/>
+                <w:sz w:val="16"/>
+                <w:vertAlign w:val="superscript"/>
+              </w:rPr>
+              <w:t>-3</w:t>
+            </w:r>
+          </w:p>
+        </w:tc>
+        <w:tc>
+          <w:tcPr>
+            <w:tcW w:type="dxa" w:w="1514"/>
+          </w:tcPr>
+          <w:p>
+            <w:pPr>
+              <w:spacing w:before="20" w:after="20"/>
+            </w:pPr>
             <w:r/>
             <w:r>
               <w:rPr>
@@ -2987,6 +4001,9 @@
             <w:tcW w:type="dxa" w:w="1514"/>
           </w:tcPr>
           <w:p>
+            <w:pPr>
+              <w:spacing w:before="20" w:after="20"/>
+            </w:pPr>
             <w:r/>
             <w:r>
               <w:rPr>
@@ -3003,6 +4020,9 @@
             <w:tcW w:type="dxa" w:w="1514"/>
           </w:tcPr>
           <w:p>
+            <w:pPr>
+              <w:spacing w:before="20" w:after="20"/>
+            </w:pPr>
             <w:r/>
             <w:r>
               <w:rPr>
@@ -3023,6 +4043,9 @@
             <w:tcW w:type="dxa" w:w="1514"/>
           </w:tcPr>
           <w:p>
+            <w:pPr>
+              <w:spacing w:before="20" w:after="20"/>
+            </w:pPr>
             <w:r/>
             <w:r>
               <w:rPr>
@@ -3039,6 +4062,9 @@
             <w:tcW w:type="dxa" w:w="1514"/>
           </w:tcPr>
           <w:p>
+            <w:pPr>
+              <w:spacing w:before="20" w:after="20"/>
+            </w:pPr>
             <w:r/>
             <w:r>
               <w:rPr>
@@ -3055,11 +4081,13 @@
             <w:tcW w:type="dxa" w:w="1514"/>
           </w:tcPr>
           <w:p>
-            <w:r/>
-            <w:r>
-              <w:rPr>
-                <w:rFonts w:ascii="Verdana" w:hAnsi="Verdana"/>
-                <w:b w:val="0"/>
+            <w:pPr>
+              <w:spacing w:before="20" w:after="20"/>
+            </w:pPr>
+            <w:r/>
+            <w:r>
+              <w:rPr>
+                <w:rFonts w:ascii="Verdana" w:hAnsi="Verdana"/>
                 <w:sz w:val="16"/>
               </w:rPr>
               <w:t>0/00</w:t>
@@ -3071,6 +4099,9 @@
             <w:tcW w:type="dxa" w:w="1514"/>
           </w:tcPr>
           <w:p>
+            <w:pPr>
+              <w:spacing w:before="20" w:after="20"/>
+            </w:pPr>
             <w:r/>
             <w:r>
               <w:rPr>
@@ -3087,6 +4118,9 @@
             <w:tcW w:type="dxa" w:w="1514"/>
           </w:tcPr>
           <w:p>
+            <w:pPr>
+              <w:spacing w:before="20" w:after="20"/>
+            </w:pPr>
             <w:r/>
             <w:r>
               <w:rPr>
@@ -3103,6 +4137,9 @@
             <w:tcW w:type="dxa" w:w="1514"/>
           </w:tcPr>
           <w:p>
+            <w:pPr>
+              <w:spacing w:before="20" w:after="20"/>
+            </w:pPr>
             <w:r/>
             <w:r>
               <w:rPr>
@@ -3119,11 +4156,13 @@
             <w:tcW w:type="dxa" w:w="1514"/>
           </w:tcPr>
           <w:p>
-            <w:r/>
-            <w:r>
-              <w:rPr>
-                <w:rFonts w:ascii="Verdana" w:hAnsi="Verdana"/>
-                <w:b w:val="0"/>
+            <w:pPr>
+              <w:spacing w:before="20" w:after="20"/>
+            </w:pPr>
+            <w:r/>
+            <w:r>
+              <w:rPr>
+                <w:rFonts w:ascii="Verdana" w:hAnsi="Verdana"/>
                 <w:sz w:val="16"/>
               </w:rPr>
               <w:t>0/00</w:t>
@@ -3135,6 +4174,9 @@
             <w:tcW w:type="dxa" w:w="1514"/>
           </w:tcPr>
           <w:p>
+            <w:pPr>
+              <w:spacing w:before="20" w:after="20"/>
+            </w:pPr>
             <w:r/>
             <w:r>
               <w:rPr>
@@ -3151,6 +4193,9 @@
             <w:tcW w:type="dxa" w:w="1514"/>
           </w:tcPr>
           <w:p>
+            <w:pPr>
+              <w:spacing w:before="20" w:after="20"/>
+            </w:pPr>
             <w:r/>
             <w:r>
               <w:rPr>
@@ -3167,6 +4212,9 @@
             <w:tcW w:type="dxa" w:w="1514"/>
           </w:tcPr>
           <w:p>
+            <w:pPr>
+              <w:spacing w:before="20" w:after="20"/>
+            </w:pPr>
             <w:r/>
             <w:r>
               <w:rPr>
@@ -3187,6 +4235,9 @@
             <w:tcW w:type="dxa" w:w="1514"/>
           </w:tcPr>
           <w:p>
+            <w:pPr>
+              <w:spacing w:before="20" w:after="20"/>
+            </w:pPr>
             <w:r/>
             <w:r>
               <w:rPr>
@@ -3203,6 +4254,9 @@
             <w:tcW w:type="dxa" w:w="1514"/>
           </w:tcPr>
           <w:p>
+            <w:pPr>
+              <w:spacing w:before="20" w:after="20"/>
+            </w:pPr>
             <w:r/>
             <w:r>
               <w:rPr>
@@ -3219,11 +4273,13 @@
             <w:tcW w:type="dxa" w:w="1514"/>
           </w:tcPr>
           <w:p>
-            <w:r/>
-            <w:r>
-              <w:rPr>
-                <w:rFonts w:ascii="Verdana" w:hAnsi="Verdana"/>
-                <w:b w:val="0"/>
+            <w:pPr>
+              <w:spacing w:before="20" w:after="20"/>
+            </w:pPr>
+            <w:r/>
+            <w:r>
+              <w:rPr>
+                <w:rFonts w:ascii="Verdana" w:hAnsi="Verdana"/>
                 <w:sz w:val="16"/>
               </w:rPr>
               <w:t>/m</w:t>
@@ -3235,6 +4291,9 @@
             <w:tcW w:type="dxa" w:w="1514"/>
           </w:tcPr>
           <w:p>
+            <w:pPr>
+              <w:spacing w:before="20" w:after="20"/>
+            </w:pPr>
             <w:r/>
             <w:r>
               <w:rPr>
@@ -3251,6 +4310,9 @@
             <w:tcW w:type="dxa" w:w="1514"/>
           </w:tcPr>
           <w:p>
+            <w:pPr>
+              <w:spacing w:before="20" w:after="20"/>
+            </w:pPr>
             <w:r/>
             <w:r>
               <w:rPr>
@@ -3267,6 +4329,9 @@
             <w:tcW w:type="dxa" w:w="1514"/>
           </w:tcPr>
           <w:p>
+            <w:pPr>
+              <w:spacing w:before="20" w:after="20"/>
+            </w:pPr>
             <w:r/>
             <w:r>
               <w:rPr>
@@ -3283,11 +4348,13 @@
             <w:tcW w:type="dxa" w:w="1514"/>
           </w:tcPr>
           <w:p>
-            <w:r/>
-            <w:r>
-              <w:rPr>
-                <w:rFonts w:ascii="Verdana" w:hAnsi="Verdana"/>
-                <w:b w:val="0"/>
+            <w:pPr>
+              <w:spacing w:before="20" w:after="20"/>
+            </w:pPr>
+            <w:r/>
+            <w:r>
+              <w:rPr>
+                <w:rFonts w:ascii="Verdana" w:hAnsi="Verdana"/>
                 <w:sz w:val="16"/>
               </w:rPr>
               <w:t>/m</w:t>
@@ -3299,6 +4366,9 @@
             <w:tcW w:type="dxa" w:w="1514"/>
           </w:tcPr>
           <w:p>
+            <w:pPr>
+              <w:spacing w:before="20" w:after="20"/>
+            </w:pPr>
             <w:r/>
             <w:r>
               <w:rPr>
@@ -3315,6 +4385,9 @@
             <w:tcW w:type="dxa" w:w="1514"/>
           </w:tcPr>
           <w:p>
+            <w:pPr>
+              <w:spacing w:before="20" w:after="20"/>
+            </w:pPr>
             <w:r/>
             <w:r>
               <w:rPr>
@@ -3331,6 +4404,9 @@
             <w:tcW w:type="dxa" w:w="1514"/>
           </w:tcPr>
           <w:p>
+            <w:pPr>
+              <w:spacing w:before="20" w:after="20"/>
+            </w:pPr>
             <w:r/>
             <w:r>
               <w:rPr>
@@ -3351,6 +4427,9 @@
             <w:tcW w:type="dxa" w:w="1514"/>
           </w:tcPr>
           <w:p>
+            <w:pPr>
+              <w:spacing w:before="20" w:after="20"/>
+            </w:pPr>
             <w:r/>
             <w:r>
               <w:rPr>
@@ -3367,6 +4446,9 @@
             <w:tcW w:type="dxa" w:w="1514"/>
           </w:tcPr>
           <w:p>
+            <w:pPr>
+              <w:spacing w:before="20" w:after="20"/>
+            </w:pPr>
             <w:r/>
             <w:r>
               <w:rPr>
@@ -3383,11 +4465,13 @@
             <w:tcW w:type="dxa" w:w="1514"/>
           </w:tcPr>
           <w:p>
-            <w:r/>
-            <w:r>
-              <w:rPr>
-                <w:rFonts w:ascii="Verdana" w:hAnsi="Verdana"/>
-                <w:b w:val="0"/>
+            <w:pPr>
+              <w:spacing w:before="20" w:after="20"/>
+            </w:pPr>
+            <w:r/>
+            <w:r>
+              <w:rPr>
+                <w:rFonts w:ascii="Verdana" w:hAnsi="Verdana"/>
                 <w:sz w:val="16"/>
               </w:rPr>
               <w:t>Числовой</w:t>
@@ -3399,6 +4483,9 @@
             <w:tcW w:type="dxa" w:w="1514"/>
           </w:tcPr>
           <w:p>
+            <w:pPr>
+              <w:spacing w:before="20" w:after="20"/>
+            </w:pPr>
             <w:r/>
             <w:r>
               <w:rPr>
@@ -3415,6 +4502,9 @@
             <w:tcW w:type="dxa" w:w="1514"/>
           </w:tcPr>
           <w:p>
+            <w:pPr>
+              <w:spacing w:before="20" w:after="20"/>
+            </w:pPr>
             <w:r/>
             <w:r>
               <w:rPr>
@@ -3431,6 +4521,9 @@
             <w:tcW w:type="dxa" w:w="1514"/>
           </w:tcPr>
           <w:p>
+            <w:pPr>
+              <w:spacing w:before="20" w:after="20"/>
+            </w:pPr>
             <w:r/>
             <w:r>
               <w:rPr>
@@ -3447,11 +4540,13 @@
             <w:tcW w:type="dxa" w:w="1514"/>
           </w:tcPr>
           <w:p>
-            <w:r/>
-            <w:r>
-              <w:rPr>
-                <w:rFonts w:ascii="Verdana" w:hAnsi="Verdana"/>
-                <w:b w:val="0"/>
+            <w:pPr>
+              <w:spacing w:before="20" w:after="20"/>
+            </w:pPr>
+            <w:r/>
+            <w:r>
+              <w:rPr>
+                <w:rFonts w:ascii="Verdana" w:hAnsi="Verdana"/>
                 <w:sz w:val="16"/>
               </w:rPr>
               <w:t>Числовой</w:t>
@@ -3463,6 +4558,9 @@
             <w:tcW w:type="dxa" w:w="1514"/>
           </w:tcPr>
           <w:p>
+            <w:pPr>
+              <w:spacing w:before="20" w:after="20"/>
+            </w:pPr>
             <w:r/>
             <w:r>
               <w:rPr>
@@ -3479,6 +4577,9 @@
             <w:tcW w:type="dxa" w:w="1514"/>
           </w:tcPr>
           <w:p>
+            <w:pPr>
+              <w:spacing w:before="20" w:after="20"/>
+            </w:pPr>
             <w:r/>
             <w:r>
               <w:rPr>
@@ -3495,6 +4596,9 @@
             <w:tcW w:type="dxa" w:w="1514"/>
           </w:tcPr>
           <w:p>
+            <w:pPr>
+              <w:spacing w:before="20" w:after="20"/>
+            </w:pPr>
             <w:r/>
             <w:r>
               <w:rPr>
@@ -3516,6 +4620,9 @@
             <w:tcW w:type="dxa" w:w="1514"/>
           </w:tcPr>
           <w:p>
+            <w:pPr>
+              <w:spacing w:before="20" w:after="20"/>
+            </w:pPr>
             <w:r/>
             <w:r>
               <w:rPr>
@@ -3532,6 +4639,9 @@
             <w:tcW w:type="dxa" w:w="1514"/>
           </w:tcPr>
           <w:p>
+            <w:pPr>
+              <w:spacing w:before="20" w:after="20"/>
+            </w:pPr>
             <w:r/>
             <w:r>
               <w:rPr>
@@ -3548,11 +4658,13 @@
             <w:tcW w:type="dxa" w:w="1514"/>
           </w:tcPr>
           <w:p>
-            <w:r/>
-            <w:r>
-              <w:rPr>
-                <w:rFonts w:ascii="Verdana" w:hAnsi="Verdana"/>
-                <w:b w:val="0"/>
+            <w:pPr>
+              <w:spacing w:before="20" w:after="20"/>
+            </w:pPr>
+            <w:r/>
+            <w:r>
+              <w:rPr>
+                <w:rFonts w:ascii="Verdana" w:hAnsi="Verdana"/>
                 <w:sz w:val="16"/>
               </w:rPr>
               <w:t>m</w:t>
@@ -3564,6 +4676,9 @@
             <w:tcW w:type="dxa" w:w="1514"/>
           </w:tcPr>
           <w:p>
+            <w:pPr>
+              <w:spacing w:before="20" w:after="20"/>
+            </w:pPr>
             <w:r/>
             <w:r>
               <w:rPr>
@@ -3580,6 +4695,9 @@
             <w:tcW w:type="dxa" w:w="1514"/>
           </w:tcPr>
           <w:p>
+            <w:pPr>
+              <w:spacing w:before="20" w:after="20"/>
+            </w:pPr>
             <w:r/>
             <w:r>
               <w:rPr>
@@ -3596,6 +4714,9 @@
             <w:tcW w:type="dxa" w:w="1514"/>
           </w:tcPr>
           <w:p>
+            <w:pPr>
+              <w:spacing w:before="20" w:after="20"/>
+            </w:pPr>
             <w:r/>
             <w:r>
               <w:rPr>
@@ -3612,11 +4733,13 @@
             <w:tcW w:type="dxa" w:w="1514"/>
           </w:tcPr>
           <w:p>
-            <w:r/>
-            <w:r>
-              <w:rPr>
-                <w:rFonts w:ascii="Verdana" w:hAnsi="Verdana"/>
-                <w:b w:val="0"/>
+            <w:pPr>
+              <w:spacing w:before="20" w:after="20"/>
+            </w:pPr>
+            <w:r/>
+            <w:r>
+              <w:rPr>
+                <w:rFonts w:ascii="Verdana" w:hAnsi="Verdana"/>
                 <w:sz w:val="16"/>
               </w:rPr>
               <w:t>m</w:t>
@@ -3628,6 +4751,9 @@
             <w:tcW w:type="dxa" w:w="1514"/>
           </w:tcPr>
           <w:p>
+            <w:pPr>
+              <w:spacing w:before="20" w:after="20"/>
+            </w:pPr>
             <w:r/>
             <w:r>
               <w:rPr>
@@ -3644,6 +4770,9 @@
             <w:tcW w:type="dxa" w:w="1514"/>
           </w:tcPr>
           <w:p>
+            <w:pPr>
+              <w:spacing w:before="20" w:after="20"/>
+            </w:pPr>
             <w:r/>
             <w:r>
               <w:rPr>
@@ -3660,6 +4789,9 @@
             <w:tcW w:type="dxa" w:w="1514"/>
           </w:tcPr>
           <w:p>
+            <w:pPr>
+              <w:spacing w:before="20" w:after="20"/>
+            </w:pPr>
             <w:r/>
             <w:r>
               <w:rPr>
@@ -3680,6 +4812,9 @@
             <w:tcW w:type="dxa" w:w="1514"/>
           </w:tcPr>
           <w:p>
+            <w:pPr>
+              <w:spacing w:before="20" w:after="20"/>
+            </w:pPr>
             <w:r/>
             <w:r>
               <w:rPr>
@@ -3696,6 +4831,9 @@
             <w:tcW w:type="dxa" w:w="1514"/>
           </w:tcPr>
           <w:p>
+            <w:pPr>
+              <w:spacing w:before="20" w:after="20"/>
+            </w:pPr>
             <w:r/>
             <w:r>
               <w:rPr>
@@ -3712,11 +4850,13 @@
             <w:tcW w:type="dxa" w:w="1514"/>
           </w:tcPr>
           <w:p>
-            <w:r/>
-            <w:r>
-              <w:rPr>
-                <w:rFonts w:ascii="Verdana" w:hAnsi="Verdana"/>
-                <w:b w:val="0"/>
+            <w:pPr>
+              <w:spacing w:before="20" w:after="20"/>
+            </w:pPr>
+            <w:r/>
+            <w:r>
+              <w:rPr>
+                <w:rFonts w:ascii="Verdana" w:hAnsi="Verdana"/>
                 <w:sz w:val="16"/>
               </w:rPr>
               <w:t>m</w:t>
@@ -3728,6 +4868,9 @@
             <w:tcW w:type="dxa" w:w="1514"/>
           </w:tcPr>
           <w:p>
+            <w:pPr>
+              <w:spacing w:before="20" w:after="20"/>
+            </w:pPr>
             <w:r/>
             <w:r>
               <w:rPr>
@@ -3744,6 +4887,9 @@
             <w:tcW w:type="dxa" w:w="1514"/>
           </w:tcPr>
           <w:p>
+            <w:pPr>
+              <w:spacing w:before="20" w:after="20"/>
+            </w:pPr>
             <w:r/>
             <w:r>
               <w:rPr>
@@ -3760,6 +4906,9 @@
             <w:tcW w:type="dxa" w:w="1514"/>
           </w:tcPr>
           <w:p>
+            <w:pPr>
+              <w:spacing w:before="20" w:after="20"/>
+            </w:pPr>
             <w:r/>
             <w:r>
               <w:rPr>
@@ -3776,11 +4925,13 @@
             <w:tcW w:type="dxa" w:w="1514"/>
           </w:tcPr>
           <w:p>
-            <w:r/>
-            <w:r>
-              <w:rPr>
-                <w:rFonts w:ascii="Verdana" w:hAnsi="Verdana"/>
-                <w:b w:val="0"/>
+            <w:pPr>
+              <w:spacing w:before="20" w:after="20"/>
+            </w:pPr>
+            <w:r/>
+            <w:r>
+              <w:rPr>
+                <w:rFonts w:ascii="Verdana" w:hAnsi="Verdana"/>
                 <w:sz w:val="16"/>
               </w:rPr>
               <w:t>m</w:t>
@@ -3792,6 +4943,9 @@
             <w:tcW w:type="dxa" w:w="1514"/>
           </w:tcPr>
           <w:p>
+            <w:pPr>
+              <w:spacing w:before="20" w:after="20"/>
+            </w:pPr>
             <w:r/>
             <w:r>
               <w:rPr>
@@ -3808,6 +4962,9 @@
             <w:tcW w:type="dxa" w:w="1514"/>
           </w:tcPr>
           <w:p>
+            <w:pPr>
+              <w:spacing w:before="20" w:after="20"/>
+            </w:pPr>
             <w:r/>
             <w:r>
               <w:rPr>
@@ -3824,6 +4981,9 @@
             <w:tcW w:type="dxa" w:w="1514"/>
           </w:tcPr>
           <w:p>
+            <w:pPr>
+              <w:spacing w:before="20" w:after="20"/>
+            </w:pPr>
             <w:r/>
             <w:r>
               <w:rPr>
@@ -3844,6 +5004,9 @@
             <w:tcW w:type="dxa" w:w="1514"/>
           </w:tcPr>
           <w:p>
+            <w:pPr>
+              <w:spacing w:before="20" w:after="20"/>
+            </w:pPr>
             <w:r/>
             <w:r>
               <w:rPr>
@@ -3860,6 +5023,9 @@
             <w:tcW w:type="dxa" w:w="1514"/>
           </w:tcPr>
           <w:p>
+            <w:pPr>
+              <w:spacing w:before="20" w:after="20"/>
+            </w:pPr>
             <w:r/>
             <w:r>
               <w:rPr>
@@ -3876,11 +5042,13 @@
             <w:tcW w:type="dxa" w:w="1514"/>
           </w:tcPr>
           <w:p>
-            <w:r/>
-            <w:r>
-              <w:rPr>
-                <w:rFonts w:ascii="Verdana" w:hAnsi="Verdana"/>
-                <w:b w:val="0"/>
+            <w:pPr>
+              <w:spacing w:before="20" w:after="20"/>
+            </w:pPr>
+            <w:r/>
+            <w:r>
+              <w:rPr>
+                <w:rFonts w:ascii="Verdana" w:hAnsi="Verdana"/>
                 <w:sz w:val="16"/>
               </w:rPr>
               <w:t>m</w:t>
@@ -3892,6 +5060,9 @@
             <w:tcW w:type="dxa" w:w="1514"/>
           </w:tcPr>
           <w:p>
+            <w:pPr>
+              <w:spacing w:before="20" w:after="20"/>
+            </w:pPr>
             <w:r/>
             <w:r>
               <w:rPr>
@@ -3908,6 +5079,9 @@
             <w:tcW w:type="dxa" w:w="1514"/>
           </w:tcPr>
           <w:p>
+            <w:pPr>
+              <w:spacing w:before="20" w:after="20"/>
+            </w:pPr>
             <w:r/>
             <w:r>
               <w:rPr>
@@ -3924,6 +5098,9 @@
             <w:tcW w:type="dxa" w:w="1514"/>
           </w:tcPr>
           <w:p>
+            <w:pPr>
+              <w:spacing w:before="20" w:after="20"/>
+            </w:pPr>
             <w:r/>
             <w:r>
               <w:rPr>
@@ -3940,11 +5117,13 @@
             <w:tcW w:type="dxa" w:w="1514"/>
           </w:tcPr>
           <w:p>
-            <w:r/>
-            <w:r>
-              <w:rPr>
-                <w:rFonts w:ascii="Verdana" w:hAnsi="Verdana"/>
-                <w:b w:val="0"/>
+            <w:pPr>
+              <w:spacing w:before="20" w:after="20"/>
+            </w:pPr>
+            <w:r/>
+            <w:r>
+              <w:rPr>
+                <w:rFonts w:ascii="Verdana" w:hAnsi="Verdana"/>
                 <w:sz w:val="16"/>
               </w:rPr>
               <w:t>m</w:t>
@@ -3956,6 +5135,9 @@
             <w:tcW w:type="dxa" w:w="1514"/>
           </w:tcPr>
           <w:p>
+            <w:pPr>
+              <w:spacing w:before="20" w:after="20"/>
+            </w:pPr>
             <w:r/>
             <w:r>
               <w:rPr>
@@ -3972,6 +5154,9 @@
             <w:tcW w:type="dxa" w:w="1514"/>
           </w:tcPr>
           <w:p>
+            <w:pPr>
+              <w:spacing w:before="20" w:after="20"/>
+            </w:pPr>
             <w:r/>
             <w:r>
               <w:rPr>
@@ -3988,6 +5173,9 @@
             <w:tcW w:type="dxa" w:w="1514"/>
           </w:tcPr>
           <w:p>
+            <w:pPr>
+              <w:spacing w:before="20" w:after="20"/>
+            </w:pPr>
             <w:r/>
             <w:r>
               <w:rPr>
@@ -4008,6 +5196,9 @@
             <w:tcW w:type="dxa" w:w="1514"/>
           </w:tcPr>
           <w:p>
+            <w:pPr>
+              <w:spacing w:before="20" w:after="20"/>
+            </w:pPr>
             <w:r/>
             <w:r>
               <w:rPr>
@@ -4024,6 +5215,9 @@
             <w:tcW w:type="dxa" w:w="1514"/>
           </w:tcPr>
           <w:p>
+            <w:pPr>
+              <w:spacing w:before="20" w:after="20"/>
+            </w:pPr>
             <w:r/>
             <w:r>
               <w:rPr>
@@ -4040,11 +5234,13 @@
             <w:tcW w:type="dxa" w:w="1514"/>
           </w:tcPr>
           <w:p>
-            <w:r/>
-            <w:r>
-              <w:rPr>
-                <w:rFonts w:ascii="Verdana" w:hAnsi="Verdana"/>
-                <w:b w:val="0"/>
+            <w:pPr>
+              <w:spacing w:before="20" w:after="20"/>
+            </w:pPr>
+            <w:r/>
+            <w:r>
+              <w:rPr>
+                <w:rFonts w:ascii="Verdana" w:hAnsi="Verdana"/>
                 <w:sz w:val="16"/>
               </w:rPr>
               <w:t>m</w:t>
@@ -4056,6 +5252,9 @@
             <w:tcW w:type="dxa" w:w="1514"/>
           </w:tcPr>
           <w:p>
+            <w:pPr>
+              <w:spacing w:before="20" w:after="20"/>
+            </w:pPr>
             <w:r/>
             <w:r>
               <w:rPr>
@@ -4072,6 +5271,9 @@
             <w:tcW w:type="dxa" w:w="1514"/>
           </w:tcPr>
           <w:p>
+            <w:pPr>
+              <w:spacing w:before="20" w:after="20"/>
+            </w:pPr>
             <w:r/>
             <w:r>
               <w:rPr>
@@ -4088,6 +5290,9 @@
             <w:tcW w:type="dxa" w:w="1514"/>
           </w:tcPr>
           <w:p>
+            <w:pPr>
+              <w:spacing w:before="20" w:after="20"/>
+            </w:pPr>
             <w:r/>
             <w:r>
               <w:rPr>
@@ -4104,11 +5309,13 @@
             <w:tcW w:type="dxa" w:w="1514"/>
           </w:tcPr>
           <w:p>
-            <w:r/>
-            <w:r>
-              <w:rPr>
-                <w:rFonts w:ascii="Verdana" w:hAnsi="Verdana"/>
-                <w:b w:val="0"/>
+            <w:pPr>
+              <w:spacing w:before="20" w:after="20"/>
+            </w:pPr>
+            <w:r/>
+            <w:r>
+              <w:rPr>
+                <w:rFonts w:ascii="Verdana" w:hAnsi="Verdana"/>
                 <w:sz w:val="16"/>
               </w:rPr>
               <w:t>m</w:t>
@@ -4120,6 +5327,9 @@
             <w:tcW w:type="dxa" w:w="1514"/>
           </w:tcPr>
           <w:p>
+            <w:pPr>
+              <w:spacing w:before="20" w:after="20"/>
+            </w:pPr>
             <w:r/>
             <w:r>
               <w:rPr>
@@ -4136,6 +5346,9 @@
             <w:tcW w:type="dxa" w:w="1514"/>
           </w:tcPr>
           <w:p>
+            <w:pPr>
+              <w:spacing w:before="20" w:after="20"/>
+            </w:pPr>
             <w:r/>
             <w:r>
               <w:rPr>
@@ -4152,6 +5365,9 @@
             <w:tcW w:type="dxa" w:w="1514"/>
           </w:tcPr>
           <w:p>
+            <w:pPr>
+              <w:spacing w:before="20" w:after="20"/>
+            </w:pPr>
             <w:r/>
             <w:r>
               <w:rPr>
@@ -4172,6 +5388,9 @@
             <w:tcW w:type="dxa" w:w="1514"/>
           </w:tcPr>
           <w:p>
+            <w:pPr>
+              <w:spacing w:before="20" w:after="20"/>
+            </w:pPr>
             <w:r/>
             <w:r>
               <w:rPr>
@@ -4188,6 +5407,9 @@
             <w:tcW w:type="dxa" w:w="1514"/>
           </w:tcPr>
           <w:p>
+            <w:pPr>
+              <w:spacing w:before="20" w:after="20"/>
+            </w:pPr>
             <w:r/>
             <w:r>
               <w:rPr>
@@ -4204,11 +5426,13 @@
             <w:tcW w:type="dxa" w:w="1514"/>
           </w:tcPr>
           <w:p>
-            <w:r/>
-            <w:r>
-              <w:rPr>
-                <w:rFonts w:ascii="Verdana" w:hAnsi="Verdana"/>
-                <w:b w:val="0"/>
+            <w:pPr>
+              <w:spacing w:before="20" w:after="20"/>
+            </w:pPr>
+            <w:r/>
+            <w:r>
+              <w:rPr>
+                <w:rFonts w:ascii="Verdana" w:hAnsi="Verdana"/>
                 <w:sz w:val="16"/>
               </w:rPr>
               <w:t>m</w:t>
@@ -4220,6 +5444,9 @@
             <w:tcW w:type="dxa" w:w="1514"/>
           </w:tcPr>
           <w:p>
+            <w:pPr>
+              <w:spacing w:before="20" w:after="20"/>
+            </w:pPr>
             <w:r/>
             <w:r>
               <w:rPr>
@@ -4236,6 +5463,9 @@
             <w:tcW w:type="dxa" w:w="1514"/>
           </w:tcPr>
           <w:p>
+            <w:pPr>
+              <w:spacing w:before="20" w:after="20"/>
+            </w:pPr>
             <w:r/>
             <w:r>
               <w:rPr>
@@ -4252,6 +5482,9 @@
             <w:tcW w:type="dxa" w:w="1514"/>
           </w:tcPr>
           <w:p>
+            <w:pPr>
+              <w:spacing w:before="20" w:after="20"/>
+            </w:pPr>
             <w:r/>
             <w:r>
               <w:rPr>
@@ -4268,11 +5501,13 @@
             <w:tcW w:type="dxa" w:w="1514"/>
           </w:tcPr>
           <w:p>
-            <w:r/>
-            <w:r>
-              <w:rPr>
-                <w:rFonts w:ascii="Verdana" w:hAnsi="Verdana"/>
-                <w:b w:val="0"/>
+            <w:pPr>
+              <w:spacing w:before="20" w:after="20"/>
+            </w:pPr>
+            <w:r/>
+            <w:r>
+              <w:rPr>
+                <w:rFonts w:ascii="Verdana" w:hAnsi="Verdana"/>
                 <w:sz w:val="16"/>
               </w:rPr>
               <w:t>m</w:t>
@@ -4284,6 +5519,9 @@
             <w:tcW w:type="dxa" w:w="1514"/>
           </w:tcPr>
           <w:p>
+            <w:pPr>
+              <w:spacing w:before="20" w:after="20"/>
+            </w:pPr>
             <w:r/>
             <w:r>
               <w:rPr>
@@ -4300,6 +5538,9 @@
             <w:tcW w:type="dxa" w:w="1514"/>
           </w:tcPr>
           <w:p>
+            <w:pPr>
+              <w:spacing w:before="20" w:after="20"/>
+            </w:pPr>
             <w:r/>
             <w:r>
               <w:rPr>
@@ -4316,6 +5557,9 @@
             <w:tcW w:type="dxa" w:w="1514"/>
           </w:tcPr>
           <w:p>
+            <w:pPr>
+              <w:spacing w:before="20" w:after="20"/>
+            </w:pPr>
             <w:r/>
             <w:r>
               <w:rPr>
@@ -4336,6 +5580,9 @@
             <w:tcW w:type="dxa" w:w="1514"/>
           </w:tcPr>
           <w:p>
+            <w:pPr>
+              <w:spacing w:before="20" w:after="20"/>
+            </w:pPr>
             <w:r/>
             <w:r>
               <w:rPr>
@@ -4352,6 +5599,9 @@
             <w:tcW w:type="dxa" w:w="1514"/>
           </w:tcPr>
           <w:p>
+            <w:pPr>
+              <w:spacing w:before="20" w:after="20"/>
+            </w:pPr>
             <w:r/>
             <w:r>
               <w:rPr>
@@ -4368,11 +5618,13 @@
             <w:tcW w:type="dxa" w:w="1514"/>
           </w:tcPr>
           <w:p>
-            <w:r/>
-            <w:r>
-              <w:rPr>
-                <w:rFonts w:ascii="Verdana" w:hAnsi="Verdana"/>
-                <w:b w:val="0"/>
+            <w:pPr>
+              <w:spacing w:before="20" w:after="20"/>
+            </w:pPr>
+            <w:r/>
+            <w:r>
+              <w:rPr>
+                <w:rFonts w:ascii="Verdana" w:hAnsi="Verdana"/>
                 <w:sz w:val="16"/>
               </w:rPr>
               <w:t>N units</w:t>
@@ -4384,6 +5636,9 @@
             <w:tcW w:type="dxa" w:w="1514"/>
           </w:tcPr>
           <w:p>
+            <w:pPr>
+              <w:spacing w:before="20" w:after="20"/>
+            </w:pPr>
             <w:r/>
             <w:r>
               <w:rPr>
@@ -4400,6 +5655,9 @@
             <w:tcW w:type="dxa" w:w="1514"/>
           </w:tcPr>
           <w:p>
+            <w:pPr>
+              <w:spacing w:before="20" w:after="20"/>
+            </w:pPr>
             <w:r/>
             <w:r>
               <w:rPr>
@@ -4416,6 +5674,9 @@
             <w:tcW w:type="dxa" w:w="1514"/>
           </w:tcPr>
           <w:p>
+            <w:pPr>
+              <w:spacing w:before="20" w:after="20"/>
+            </w:pPr>
             <w:r/>
             <w:r>
               <w:rPr>
@@ -4432,11 +5693,13 @@
             <w:tcW w:type="dxa" w:w="1514"/>
           </w:tcPr>
           <w:p>
-            <w:r/>
-            <w:r>
-              <w:rPr>
-                <w:rFonts w:ascii="Verdana" w:hAnsi="Verdana"/>
-                <w:b w:val="0"/>
+            <w:pPr>
+              <w:spacing w:before="20" w:after="20"/>
+            </w:pPr>
+            <w:r/>
+            <w:r>
+              <w:rPr>
+                <w:rFonts w:ascii="Verdana" w:hAnsi="Verdana"/>
                 <w:sz w:val="16"/>
               </w:rPr>
               <w:t>N units</w:t>
@@ -4448,6 +5711,9 @@
             <w:tcW w:type="dxa" w:w="1514"/>
           </w:tcPr>
           <w:p>
+            <w:pPr>
+              <w:spacing w:before="20" w:after="20"/>
+            </w:pPr>
             <w:r/>
             <w:r>
               <w:rPr>
@@ -4464,6 +5730,9 @@
             <w:tcW w:type="dxa" w:w="1514"/>
           </w:tcPr>
           <w:p>
+            <w:pPr>
+              <w:spacing w:before="20" w:after="20"/>
+            </w:pPr>
             <w:r/>
             <w:r>
               <w:rPr>
@@ -4480,6 +5749,9 @@
             <w:tcW w:type="dxa" w:w="1514"/>
           </w:tcPr>
           <w:p>
+            <w:pPr>
+              <w:spacing w:before="20" w:after="20"/>
+            </w:pPr>
             <w:r/>
             <w:r>
               <w:rPr>
@@ -4501,6 +5773,9 @@
             <w:tcW w:type="dxa" w:w="1514"/>
           </w:tcPr>
           <w:p>
+            <w:pPr>
+              <w:spacing w:before="20" w:after="20"/>
+            </w:pPr>
             <w:r/>
             <w:r>
               <w:rPr>
@@ -4517,6 +5792,9 @@
             <w:tcW w:type="dxa" w:w="1514"/>
           </w:tcPr>
           <w:p>
+            <w:pPr>
+              <w:spacing w:before="20" w:after="20"/>
+            </w:pPr>
             <w:r/>
             <w:r>
               <w:rPr>
@@ -4533,11 +5811,13 @@
             <w:tcW w:type="dxa" w:w="1514"/>
           </w:tcPr>
           <w:p>
-            <w:r/>
-            <w:r>
-              <w:rPr>
-                <w:rFonts w:ascii="Verdana" w:hAnsi="Verdana"/>
-                <w:b w:val="0"/>
+            <w:pPr>
+              <w:spacing w:before="20" w:after="20"/>
+            </w:pPr>
+            <w:r/>
+            <w:r>
+              <w:rPr>
+                <w:rFonts w:ascii="Verdana" w:hAnsi="Verdana"/>
                 <w:sz w:val="16"/>
               </w:rPr>
               <w:t>rad</w:t>
@@ -4549,6 +5829,9 @@
             <w:tcW w:type="dxa" w:w="1514"/>
           </w:tcPr>
           <w:p>
+            <w:pPr>
+              <w:spacing w:before="20" w:after="20"/>
+            </w:pPr>
             <w:r/>
             <w:r>
               <w:rPr>
@@ -4565,6 +5848,9 @@
             <w:tcW w:type="dxa" w:w="1514"/>
           </w:tcPr>
           <w:p>
+            <w:pPr>
+              <w:spacing w:before="20" w:after="20"/>
+            </w:pPr>
             <w:r/>
             <w:r>
               <w:rPr>
@@ -4581,6 +5867,9 @@
             <w:tcW w:type="dxa" w:w="1514"/>
           </w:tcPr>
           <w:p>
+            <w:pPr>
+              <w:spacing w:before="20" w:after="20"/>
+            </w:pPr>
             <w:r/>
             <w:r>
               <w:rPr>
@@ -4597,11 +5886,13 @@
             <w:tcW w:type="dxa" w:w="1514"/>
           </w:tcPr>
           <w:p>
-            <w:r/>
-            <w:r>
-              <w:rPr>
-                <w:rFonts w:ascii="Verdana" w:hAnsi="Verdana"/>
-                <w:b w:val="0"/>
+            <w:pPr>
+              <w:spacing w:before="20" w:after="20"/>
+            </w:pPr>
+            <w:r/>
+            <w:r>
+              <w:rPr>
+                <w:rFonts w:ascii="Verdana" w:hAnsi="Verdana"/>
                 <w:sz w:val="16"/>
               </w:rPr>
               <w:t>rad</w:t>
@@ -4613,6 +5904,9 @@
             <w:tcW w:type="dxa" w:w="1514"/>
           </w:tcPr>
           <w:p>
+            <w:pPr>
+              <w:spacing w:before="20" w:after="20"/>
+            </w:pPr>
             <w:r/>
             <w:r>
               <w:rPr>
@@ -4629,6 +5923,9 @@
             <w:tcW w:type="dxa" w:w="1514"/>
           </w:tcPr>
           <w:p>
+            <w:pPr>
+              <w:spacing w:before="20" w:after="20"/>
+            </w:pPr>
             <w:r/>
             <w:r>
               <w:rPr>
@@ -4645,6 +5942,9 @@
             <w:tcW w:type="dxa" w:w="1514"/>
           </w:tcPr>
           <w:p>
+            <w:pPr>
+              <w:spacing w:before="20" w:after="20"/>
+            </w:pPr>
             <w:r/>
             <w:r>
               <w:rPr>
@@ -4665,6 +5965,9 @@
             <w:tcW w:type="dxa" w:w="1514"/>
           </w:tcPr>
           <w:p>
+            <w:pPr>
+              <w:spacing w:before="20" w:after="20"/>
+            </w:pPr>
             <w:r/>
             <w:r>
               <w:rPr>
@@ -4681,6 +5984,9 @@
             <w:tcW w:type="dxa" w:w="1514"/>
           </w:tcPr>
           <w:p>
+            <w:pPr>
+              <w:spacing w:before="20" w:after="20"/>
+            </w:pPr>
             <w:r/>
             <w:r>
               <w:rPr>
@@ -4697,11 +6003,13 @@
             <w:tcW w:type="dxa" w:w="1514"/>
           </w:tcPr>
           <w:p>
-            <w:r/>
-            <w:r>
-              <w:rPr>
-                <w:rFonts w:ascii="Verdana" w:hAnsi="Verdana"/>
-                <w:b w:val="0"/>
+            <w:pPr>
+              <w:spacing w:before="20" w:after="20"/>
+            </w:pPr>
+            <w:r/>
+            <w:r>
+              <w:rPr>
+                <w:rFonts w:ascii="Verdana" w:hAnsi="Verdana"/>
                 <w:sz w:val="16"/>
               </w:rPr>
               <w:t>Числовой</w:t>
@@ -4713,6 +6021,9 @@
             <w:tcW w:type="dxa" w:w="1514"/>
           </w:tcPr>
           <w:p>
+            <w:pPr>
+              <w:spacing w:before="20" w:after="20"/>
+            </w:pPr>
             <w:r/>
             <w:r>
               <w:rPr>
@@ -4729,6 +6040,9 @@
             <w:tcW w:type="dxa" w:w="1514"/>
           </w:tcPr>
           <w:p>
+            <w:pPr>
+              <w:spacing w:before="20" w:after="20"/>
+            </w:pPr>
             <w:r/>
             <w:r>
               <w:rPr>
@@ -4745,6 +6059,9 @@
             <w:tcW w:type="dxa" w:w="1514"/>
           </w:tcPr>
           <w:p>
+            <w:pPr>
+              <w:spacing w:before="20" w:after="20"/>
+            </w:pPr>
             <w:r/>
             <w:r>
               <w:rPr>
@@ -4761,11 +6078,13 @@
             <w:tcW w:type="dxa" w:w="1514"/>
           </w:tcPr>
           <w:p>
-            <w:r/>
-            <w:r>
-              <w:rPr>
-                <w:rFonts w:ascii="Verdana" w:hAnsi="Verdana"/>
-                <w:b w:val="0"/>
+            <w:pPr>
+              <w:spacing w:before="20" w:after="20"/>
+            </w:pPr>
+            <w:r/>
+            <w:r>
+              <w:rPr>
+                <w:rFonts w:ascii="Verdana" w:hAnsi="Verdana"/>
                 <w:sz w:val="16"/>
               </w:rPr>
               <w:t>Числовой</w:t>
@@ -4777,6 +6096,9 @@
             <w:tcW w:type="dxa" w:w="1514"/>
           </w:tcPr>
           <w:p>
+            <w:pPr>
+              <w:spacing w:before="20" w:after="20"/>
+            </w:pPr>
             <w:r/>
             <w:r>
               <w:rPr>
@@ -4793,6 +6115,9 @@
             <w:tcW w:type="dxa" w:w="1514"/>
           </w:tcPr>
           <w:p>
+            <w:pPr>
+              <w:spacing w:before="20" w:after="20"/>
+            </w:pPr>
             <w:r/>
             <w:r>
               <w:rPr>
@@ -4809,6 +6134,9 @@
             <w:tcW w:type="dxa" w:w="1514"/>
           </w:tcPr>
           <w:p>
+            <w:pPr>
+              <w:spacing w:before="20" w:after="20"/>
+            </w:pPr>
             <w:r/>
             <w:r>
               <w:rPr>
@@ -4830,6 +6158,9 @@
             <w:tcW w:type="dxa" w:w="1514"/>
           </w:tcPr>
           <w:p>
+            <w:pPr>
+              <w:spacing w:before="20" w:after="20"/>
+            </w:pPr>
             <w:r/>
             <w:r>
               <w:rPr>
@@ -4846,6 +6177,9 @@
             <w:tcW w:type="dxa" w:w="1514"/>
           </w:tcPr>
           <w:p>
+            <w:pPr>
+              <w:spacing w:before="20" w:after="20"/>
+            </w:pPr>
             <w:r/>
             <w:r>
               <w:rPr>
@@ -4862,11 +6196,13 @@
             <w:tcW w:type="dxa" w:w="1514"/>
           </w:tcPr>
           <w:p>
-            <w:r/>
-            <w:r>
-              <w:rPr>
-                <w:rFonts w:ascii="Verdana" w:hAnsi="Verdana"/>
-                <w:b w:val="0"/>
+            <w:pPr>
+              <w:spacing w:before="20" w:after="20"/>
+            </w:pPr>
+            <w:r/>
+            <w:r>
+              <w:rPr>
+                <w:rFonts w:ascii="Verdana" w:hAnsi="Verdana"/>
                 <w:sz w:val="16"/>
               </w:rPr>
               <w:t>%</w:t>
@@ -4878,6 +6214,9 @@
             <w:tcW w:type="dxa" w:w="1514"/>
           </w:tcPr>
           <w:p>
+            <w:pPr>
+              <w:spacing w:before="20" w:after="20"/>
+            </w:pPr>
             <w:r/>
             <w:r>
               <w:rPr>
@@ -4894,6 +6233,9 @@
             <w:tcW w:type="dxa" w:w="1514"/>
           </w:tcPr>
           <w:p>
+            <w:pPr>
+              <w:spacing w:before="20" w:after="20"/>
+            </w:pPr>
             <w:r/>
             <w:r>
               <w:rPr>
@@ -4910,6 +6252,9 @@
             <w:tcW w:type="dxa" w:w="1514"/>
           </w:tcPr>
           <w:p>
+            <w:pPr>
+              <w:spacing w:before="20" w:after="20"/>
+            </w:pPr>
             <w:r/>
             <w:r>
               <w:rPr>
@@ -4926,11 +6271,13 @@
             <w:tcW w:type="dxa" w:w="1514"/>
           </w:tcPr>
           <w:p>
-            <w:r/>
-            <w:r>
-              <w:rPr>
-                <w:rFonts w:ascii="Verdana" w:hAnsi="Verdana"/>
-                <w:b w:val="0"/>
+            <w:pPr>
+              <w:spacing w:before="20" w:after="20"/>
+            </w:pPr>
+            <w:r/>
+            <w:r>
+              <w:rPr>
+                <w:rFonts w:ascii="Verdana" w:hAnsi="Verdana"/>
                 <w:sz w:val="16"/>
               </w:rPr>
               <w:t>%</w:t>
@@ -4942,6 +6289,9 @@
             <w:tcW w:type="dxa" w:w="1514"/>
           </w:tcPr>
           <w:p>
+            <w:pPr>
+              <w:spacing w:before="20" w:after="20"/>
+            </w:pPr>
             <w:r/>
             <w:r>
               <w:rPr>
@@ -4958,6 +6308,9 @@
             <w:tcW w:type="dxa" w:w="1514"/>
           </w:tcPr>
           <w:p>
+            <w:pPr>
+              <w:spacing w:before="20" w:after="20"/>
+            </w:pPr>
             <w:r/>
             <w:r>
               <w:rPr>
@@ -4974,6 +6327,9 @@
             <w:tcW w:type="dxa" w:w="1514"/>
           </w:tcPr>
           <w:p>
+            <w:pPr>
+              <w:spacing w:before="20" w:after="20"/>
+            </w:pPr>
             <w:r/>
             <w:r>
               <w:rPr>
@@ -4994,6 +6350,9 @@
             <w:tcW w:type="dxa" w:w="1514"/>
           </w:tcPr>
           <w:p>
+            <w:pPr>
+              <w:spacing w:before="20" w:after="20"/>
+            </w:pPr>
             <w:r/>
             <w:r>
               <w:rPr>
@@ -5010,6 +6369,9 @@
             <w:tcW w:type="dxa" w:w="1514"/>
           </w:tcPr>
           <w:p>
+            <w:pPr>
+              <w:spacing w:before="20" w:after="20"/>
+            </w:pPr>
             <w:r/>
             <w:r>
               <w:rPr>
@@ -5026,11 +6388,13 @@
             <w:tcW w:type="dxa" w:w="1514"/>
           </w:tcPr>
           <w:p>
-            <w:r/>
-            <w:r>
-              <w:rPr>
-                <w:rFonts w:ascii="Verdana" w:hAnsi="Verdana"/>
-                <w:b w:val="0"/>
+            <w:pPr>
+              <w:spacing w:before="20" w:after="20"/>
+            </w:pPr>
+            <w:r/>
+            <w:r>
+              <w:rPr>
+                <w:rFonts w:ascii="Verdana" w:hAnsi="Verdana"/>
                 <w:sz w:val="16"/>
               </w:rPr>
               <w:t>DU</w:t>
@@ -5042,6 +6406,9 @@
             <w:tcW w:type="dxa" w:w="1514"/>
           </w:tcPr>
           <w:p>
+            <w:pPr>
+              <w:spacing w:before="20" w:after="20"/>
+            </w:pPr>
             <w:r/>
             <w:r>
               <w:rPr>
@@ -5058,6 +6425,9 @@
             <w:tcW w:type="dxa" w:w="1514"/>
           </w:tcPr>
           <w:p>
+            <w:pPr>
+              <w:spacing w:before="20" w:after="20"/>
+            </w:pPr>
             <w:r/>
             <w:r>
               <w:rPr>
@@ -5074,6 +6444,9 @@
             <w:tcW w:type="dxa" w:w="1514"/>
           </w:tcPr>
           <w:p>
+            <w:pPr>
+              <w:spacing w:before="20" w:after="20"/>
+            </w:pPr>
             <w:r/>
             <w:r>
               <w:rPr>
@@ -5090,11 +6463,13 @@
             <w:tcW w:type="dxa" w:w="1514"/>
           </w:tcPr>
           <w:p>
-            <w:r/>
-            <w:r>
-              <w:rPr>
-                <w:rFonts w:ascii="Verdana" w:hAnsi="Verdana"/>
-                <w:b w:val="0"/>
+            <w:pPr>
+              <w:spacing w:before="20" w:after="20"/>
+            </w:pPr>
+            <w:r/>
+            <w:r>
+              <w:rPr>
+                <w:rFonts w:ascii="Verdana" w:hAnsi="Verdana"/>
                 <w:sz w:val="16"/>
               </w:rPr>
               <w:t>DU</w:t>
@@ -5106,6 +6481,9 @@
             <w:tcW w:type="dxa" w:w="1514"/>
           </w:tcPr>
           <w:p>
+            <w:pPr>
+              <w:spacing w:before="20" w:after="20"/>
+            </w:pPr>
             <w:r/>
             <w:r>
               <w:rPr>
@@ -5122,6 +6500,9 @@
             <w:tcW w:type="dxa" w:w="1514"/>
           </w:tcPr>
           <w:p>
+            <w:pPr>
+              <w:spacing w:before="20" w:after="20"/>
+            </w:pPr>
             <w:r/>
             <w:r>
               <w:rPr>
@@ -5138,6 +6519,9 @@
             <w:tcW w:type="dxa" w:w="1514"/>
           </w:tcPr>
           <w:p>
+            <w:pPr>
+              <w:spacing w:before="20" w:after="20"/>
+            </w:pPr>
             <w:r/>
             <w:r>
               <w:rPr>
@@ -5159,6 +6543,9 @@
             <w:tcW w:type="dxa" w:w="1514"/>
           </w:tcPr>
           <w:p>
+            <w:pPr>
+              <w:spacing w:before="20" w:after="20"/>
+            </w:pPr>
             <w:r/>
             <w:r>
               <w:rPr>
@@ -5175,6 +6562,9 @@
             <w:tcW w:type="dxa" w:w="1514"/>
           </w:tcPr>
           <w:p>
+            <w:pPr>
+              <w:spacing w:before="20" w:after="20"/>
+            </w:pPr>
             <w:r/>
             <w:r>
               <w:rPr>
@@ -5191,11 +6581,13 @@
             <w:tcW w:type="dxa" w:w="1514"/>
           </w:tcPr>
           <w:p>
-            <w:r/>
-            <w:r>
-              <w:rPr>
-                <w:rFonts w:ascii="Verdana" w:hAnsi="Verdana"/>
-                <w:b w:val="0"/>
+            <w:pPr>
+              <w:spacing w:before="20" w:after="20"/>
+            </w:pPr>
+            <w:r/>
+            <w:r>
+              <w:rPr>
+                <w:rFonts w:ascii="Verdana" w:hAnsi="Verdana"/>
                 <w:sz w:val="16"/>
               </w:rPr>
               <w:t>Числовой</w:t>
@@ -5207,6 +6599,9 @@
             <w:tcW w:type="dxa" w:w="1514"/>
           </w:tcPr>
           <w:p>
+            <w:pPr>
+              <w:spacing w:before="20" w:after="20"/>
+            </w:pPr>
             <w:r/>
             <w:r>
               <w:rPr>
@@ -5223,6 +6618,9 @@
             <w:tcW w:type="dxa" w:w="1514"/>
           </w:tcPr>
           <w:p>
+            <w:pPr>
+              <w:spacing w:before="20" w:after="20"/>
+            </w:pPr>
             <w:r/>
             <w:r>
               <w:rPr>
@@ -5239,6 +6637,9 @@
             <w:tcW w:type="dxa" w:w="1514"/>
           </w:tcPr>
           <w:p>
+            <w:pPr>
+              <w:spacing w:before="20" w:after="20"/>
+            </w:pPr>
             <w:r/>
             <w:r>
               <w:rPr>
@@ -5255,11 +6656,13 @@
             <w:tcW w:type="dxa" w:w="1514"/>
           </w:tcPr>
           <w:p>
-            <w:r/>
-            <w:r>
-              <w:rPr>
-                <w:rFonts w:ascii="Verdana" w:hAnsi="Verdana"/>
-                <w:b w:val="0"/>
+            <w:pPr>
+              <w:spacing w:before="20" w:after="20"/>
+            </w:pPr>
+            <w:r/>
+            <w:r>
+              <w:rPr>
+                <w:rFonts w:ascii="Verdana" w:hAnsi="Verdana"/>
                 <w:sz w:val="16"/>
               </w:rPr>
               <w:t>Числовой</w:t>
@@ -5271,6 +6674,9 @@
             <w:tcW w:type="dxa" w:w="1514"/>
           </w:tcPr>
           <w:p>
+            <w:pPr>
+              <w:spacing w:before="20" w:after="20"/>
+            </w:pPr>
             <w:r/>
             <w:r>
               <w:rPr>
@@ -5287,6 +6693,9 @@
             <w:tcW w:type="dxa" w:w="1514"/>
           </w:tcPr>
           <w:p>
+            <w:pPr>
+              <w:spacing w:before="20" w:after="20"/>
+            </w:pPr>
             <w:r/>
             <w:r>
               <w:rPr>
@@ -5303,6 +6712,9 @@
             <w:tcW w:type="dxa" w:w="1514"/>
           </w:tcPr>
           <w:p>
+            <w:pPr>
+              <w:spacing w:before="20" w:after="20"/>
+            </w:pPr>
             <w:r/>
             <w:r>
               <w:rPr>
@@ -5324,6 +6736,9 @@
             <w:tcW w:type="dxa" w:w="1514"/>
           </w:tcPr>
           <w:p>
+            <w:pPr>
+              <w:spacing w:before="20" w:after="20"/>
+            </w:pPr>
             <w:r/>
             <w:r>
               <w:rPr>
@@ -5340,6 +6755,9 @@
             <w:tcW w:type="dxa" w:w="1514"/>
           </w:tcPr>
           <w:p>
+            <w:pPr>
+              <w:spacing w:before="20" w:after="20"/>
+            </w:pPr>
             <w:r/>
             <w:r>
               <w:rPr>
@@ -5356,11 +6774,13 @@
             <w:tcW w:type="dxa" w:w="1514"/>
           </w:tcPr>
           <w:p>
-            <w:r/>
-            <w:r>
-              <w:rPr>
-                <w:rFonts w:ascii="Verdana" w:hAnsi="Verdana"/>
-                <w:b w:val="0"/>
+            <w:pPr>
+              <w:spacing w:before="20" w:after="20"/>
+            </w:pPr>
+            <w:r/>
+            <w:r>
+              <w:rPr>
+                <w:rFonts w:ascii="Verdana" w:hAnsi="Verdana"/>
                 <w:sz w:val="16"/>
               </w:rPr>
               <w:t>Числовой</w:t>
@@ -5372,6 +6792,9 @@
             <w:tcW w:type="dxa" w:w="1514"/>
           </w:tcPr>
           <w:p>
+            <w:pPr>
+              <w:spacing w:before="20" w:after="20"/>
+            </w:pPr>
             <w:r/>
             <w:r>
               <w:rPr>
@@ -5388,6 +6811,9 @@
             <w:tcW w:type="dxa" w:w="1514"/>
           </w:tcPr>
           <w:p>
+            <w:pPr>
+              <w:spacing w:before="20" w:after="20"/>
+            </w:pPr>
             <w:r/>
             <w:r>
               <w:rPr>
@@ -5404,6 +6830,9 @@
             <w:tcW w:type="dxa" w:w="1514"/>
           </w:tcPr>
           <w:p>
+            <w:pPr>
+              <w:spacing w:before="20" w:after="20"/>
+            </w:pPr>
             <w:r/>
             <w:r>
               <w:rPr>
@@ -5420,11 +6849,13 @@
             <w:tcW w:type="dxa" w:w="1514"/>
           </w:tcPr>
           <w:p>
-            <w:r/>
-            <w:r>
-              <w:rPr>
-                <w:rFonts w:ascii="Verdana" w:hAnsi="Verdana"/>
-                <w:b w:val="0"/>
+            <w:pPr>
+              <w:spacing w:before="20" w:after="20"/>
+            </w:pPr>
+            <w:r/>
+            <w:r>
+              <w:rPr>
+                <w:rFonts w:ascii="Verdana" w:hAnsi="Verdana"/>
                 <w:sz w:val="16"/>
               </w:rPr>
               <w:t>Числовой</w:t>
@@ -5436,6 +6867,9 @@
             <w:tcW w:type="dxa" w:w="1514"/>
           </w:tcPr>
           <w:p>
+            <w:pPr>
+              <w:spacing w:before="20" w:after="20"/>
+            </w:pPr>
             <w:r/>
             <w:r>
               <w:rPr>
@@ -5452,6 +6886,9 @@
             <w:tcW w:type="dxa" w:w="1514"/>
           </w:tcPr>
           <w:p>
+            <w:pPr>
+              <w:spacing w:before="20" w:after="20"/>
+            </w:pPr>
             <w:r/>
             <w:r>
               <w:rPr>
@@ -5468,6 +6905,9 @@
             <w:tcW w:type="dxa" w:w="1514"/>
           </w:tcPr>
           <w:p>
+            <w:pPr>
+              <w:spacing w:before="20" w:after="20"/>
+            </w:pPr>
             <w:r/>
             <w:r>
               <w:rPr>
@@ -5488,6 +6928,9 @@
             <w:tcW w:type="dxa" w:w="1514"/>
           </w:tcPr>
           <w:p>
+            <w:pPr>
+              <w:spacing w:before="20" w:after="20"/>
+            </w:pPr>
             <w:r/>
             <w:r>
               <w:rPr>
@@ -5504,6 +6947,9 @@
             <w:tcW w:type="dxa" w:w="1514"/>
           </w:tcPr>
           <w:p>
+            <w:pPr>
+              <w:spacing w:before="20" w:after="20"/>
+            </w:pPr>
             <w:r/>
             <w:r>
               <w:rPr>
@@ -5520,11 +6966,13 @@
             <w:tcW w:type="dxa" w:w="1514"/>
           </w:tcPr>
           <w:p>
-            <w:r/>
-            <w:r>
-              <w:rPr>
-                <w:rFonts w:ascii="Verdana" w:hAnsi="Verdana"/>
-                <w:b w:val="0"/>
+            <w:pPr>
+              <w:spacing w:before="20" w:after="20"/>
+            </w:pPr>
+            <w:r/>
+            <w:r>
+              <w:rPr>
+                <w:rFonts w:ascii="Verdana" w:hAnsi="Verdana"/>
                 <w:sz w:val="16"/>
               </w:rPr>
               <w:t>m</w:t>
@@ -5536,6 +6984,9 @@
             <w:tcW w:type="dxa" w:w="1514"/>
           </w:tcPr>
           <w:p>
+            <w:pPr>
+              <w:spacing w:before="20" w:after="20"/>
+            </w:pPr>
             <w:r/>
             <w:r>
               <w:rPr>
@@ -5552,6 +7003,9 @@
             <w:tcW w:type="dxa" w:w="1514"/>
           </w:tcPr>
           <w:p>
+            <w:pPr>
+              <w:spacing w:before="20" w:after="20"/>
+            </w:pPr>
             <w:r/>
             <w:r>
               <w:rPr>
@@ -5568,6 +7022,9 @@
             <w:tcW w:type="dxa" w:w="1514"/>
           </w:tcPr>
           <w:p>
+            <w:pPr>
+              <w:spacing w:before="20" w:after="20"/>
+            </w:pPr>
             <w:r/>
             <w:r>
               <w:rPr>
@@ -5584,11 +7041,13 @@
             <w:tcW w:type="dxa" w:w="1514"/>
           </w:tcPr>
           <w:p>
-            <w:r/>
-            <w:r>
-              <w:rPr>
-                <w:rFonts w:ascii="Verdana" w:hAnsi="Verdana"/>
-                <w:b w:val="0"/>
+            <w:pPr>
+              <w:spacing w:before="20" w:after="20"/>
+            </w:pPr>
+            <w:r/>
+            <w:r>
+              <w:rPr>
+                <w:rFonts w:ascii="Verdana" w:hAnsi="Verdana"/>
                 <w:sz w:val="16"/>
               </w:rPr>
               <w:t>m</w:t>
@@ -5600,6 +7059,9 @@
             <w:tcW w:type="dxa" w:w="1514"/>
           </w:tcPr>
           <w:p>
+            <w:pPr>
+              <w:spacing w:before="20" w:after="20"/>
+            </w:pPr>
             <w:r/>
             <w:r>
               <w:rPr>
@@ -5616,6 +7078,9 @@
             <w:tcW w:type="dxa" w:w="1514"/>
           </w:tcPr>
           <w:p>
+            <w:pPr>
+              <w:spacing w:before="20" w:after="20"/>
+            </w:pPr>
             <w:r/>
             <w:r>
               <w:rPr>
@@ -5632,6 +7097,9 @@
             <w:tcW w:type="dxa" w:w="1514"/>
           </w:tcPr>
           <w:p>
+            <w:pPr>
+              <w:spacing w:before="20" w:after="20"/>
+            </w:pPr>
             <w:r/>
             <w:r>
               <w:rPr>
@@ -5652,6 +7120,9 @@
             <w:tcW w:type="dxa" w:w="1514"/>
           </w:tcPr>
           <w:p>
+            <w:pPr>
+              <w:spacing w:before="20" w:after="20"/>
+            </w:pPr>
             <w:r/>
             <w:r>
               <w:rPr>
@@ -5668,6 +7139,9 @@
             <w:tcW w:type="dxa" w:w="1514"/>
           </w:tcPr>
           <w:p>
+            <w:pPr>
+              <w:spacing w:before="20" w:after="20"/>
+            </w:pPr>
             <w:r/>
             <w:r>
               <w:rPr>
@@ -5684,22 +7158,42 @@
             <w:tcW w:type="dxa" w:w="1514"/>
           </w:tcPr>
           <w:p>
-            <w:r/>
-            <w:r>
-              <w:rPr>
-                <w:rFonts w:ascii="Verdana" w:hAnsi="Verdana"/>
-                <w:b w:val="0"/>
-                <w:sz w:val="16"/>
-              </w:rPr>
-              <w:t>log (m-3)</w:t>
-            </w:r>
-          </w:p>
-        </w:tc>
-        <w:tc>
-          <w:tcPr>
-            <w:tcW w:type="dxa" w:w="1514"/>
-          </w:tcPr>
-          <w:p>
+            <w:pPr>
+              <w:spacing w:before="20" w:after="20"/>
+            </w:pPr>
+            <w:r/>
+            <w:r>
+              <w:rPr>
+                <w:rFonts w:ascii="Verdana" w:hAnsi="Verdana"/>
+                <w:sz w:val="16"/>
+              </w:rPr>
+              <w:t>log (m</w:t>
+            </w:r>
+            <w:r>
+              <w:rPr>
+                <w:rFonts w:ascii="Verdana" w:hAnsi="Verdana"/>
+                <w:sz w:val="16"/>
+                <w:vertAlign w:val="superscript"/>
+              </w:rPr>
+              <w:t>-3</w:t>
+            </w:r>
+            <w:r>
+              <w:rPr>
+                <w:rFonts w:ascii="Verdana" w:hAnsi="Verdana"/>
+                <w:sz w:val="16"/>
+              </w:rPr>
+              <w:t>)</w:t>
+            </w:r>
+          </w:p>
+        </w:tc>
+        <w:tc>
+          <w:tcPr>
+            <w:tcW w:type="dxa" w:w="1514"/>
+          </w:tcPr>
+          <w:p>
+            <w:pPr>
+              <w:spacing w:before="20" w:after="20"/>
+            </w:pPr>
             <w:r/>
             <w:r>
               <w:rPr>
@@ -5716,6 +7210,9 @@
             <w:tcW w:type="dxa" w:w="1514"/>
           </w:tcPr>
           <w:p>
+            <w:pPr>
+              <w:spacing w:before="20" w:after="20"/>
+            </w:pPr>
             <w:r/>
             <w:r>
               <w:rPr>
@@ -5732,6 +7229,9 @@
             <w:tcW w:type="dxa" w:w="1514"/>
           </w:tcPr>
           <w:p>
+            <w:pPr>
+              <w:spacing w:before="20" w:after="20"/>
+            </w:pPr>
             <w:r/>
             <w:r>
               <w:rPr>
@@ -5748,22 +7248,42 @@
             <w:tcW w:type="dxa" w:w="1514"/>
           </w:tcPr>
           <w:p>
-            <w:r/>
-            <w:r>
-              <w:rPr>
-                <w:rFonts w:ascii="Verdana" w:hAnsi="Verdana"/>
-                <w:b w:val="0"/>
-                <w:sz w:val="16"/>
-              </w:rPr>
-              <w:t>log (m-3)</w:t>
-            </w:r>
-          </w:p>
-        </w:tc>
-        <w:tc>
-          <w:tcPr>
-            <w:tcW w:type="dxa" w:w="1514"/>
-          </w:tcPr>
-          <w:p>
+            <w:pPr>
+              <w:spacing w:before="20" w:after="20"/>
+            </w:pPr>
+            <w:r/>
+            <w:r>
+              <w:rPr>
+                <w:rFonts w:ascii="Verdana" w:hAnsi="Verdana"/>
+                <w:sz w:val="16"/>
+              </w:rPr>
+              <w:t>log (m</w:t>
+            </w:r>
+            <w:r>
+              <w:rPr>
+                <w:rFonts w:ascii="Verdana" w:hAnsi="Verdana"/>
+                <w:sz w:val="16"/>
+                <w:vertAlign w:val="superscript"/>
+              </w:rPr>
+              <w:t>-3</w:t>
+            </w:r>
+            <w:r>
+              <w:rPr>
+                <w:rFonts w:ascii="Verdana" w:hAnsi="Verdana"/>
+                <w:sz w:val="16"/>
+              </w:rPr>
+              <w:t>)</w:t>
+            </w:r>
+          </w:p>
+        </w:tc>
+        <w:tc>
+          <w:tcPr>
+            <w:tcW w:type="dxa" w:w="1514"/>
+          </w:tcPr>
+          <w:p>
+            <w:pPr>
+              <w:spacing w:before="20" w:after="20"/>
+            </w:pPr>
             <w:r/>
             <w:r>
               <w:rPr>
@@ -5780,6 +7300,9 @@
             <w:tcW w:type="dxa" w:w="1514"/>
           </w:tcPr>
           <w:p>
+            <w:pPr>
+              <w:spacing w:before="20" w:after="20"/>
+            </w:pPr>
             <w:r/>
             <w:r>
               <w:rPr>
@@ -5796,6 +7319,9 @@
             <w:tcW w:type="dxa" w:w="1514"/>
           </w:tcPr>
           <w:p>
+            <w:pPr>
+              <w:spacing w:before="20" w:after="20"/>
+            </w:pPr>
             <w:r/>
             <w:r>
               <w:rPr>
@@ -5816,6 +7342,9 @@
             <w:tcW w:type="dxa" w:w="1514"/>
           </w:tcPr>
           <w:p>
+            <w:pPr>
+              <w:spacing w:before="20" w:after="20"/>
+            </w:pPr>
             <w:r/>
             <w:r>
               <w:rPr>
@@ -5832,6 +7361,9 @@
             <w:tcW w:type="dxa" w:w="1514"/>
           </w:tcPr>
           <w:p>
+            <w:pPr>
+              <w:spacing w:before="20" w:after="20"/>
+            </w:pPr>
             <w:r/>
             <w:r>
               <w:rPr>
@@ -5848,22 +7380,42 @@
             <w:tcW w:type="dxa" w:w="1514"/>
           </w:tcPr>
           <w:p>
-            <w:r/>
-            <w:r>
-              <w:rPr>
-                <w:rFonts w:ascii="Verdana" w:hAnsi="Verdana"/>
-                <w:b w:val="0"/>
-                <w:sz w:val="16"/>
-              </w:rPr>
-              <w:t>log (m-3)</w:t>
-            </w:r>
-          </w:p>
-        </w:tc>
-        <w:tc>
-          <w:tcPr>
-            <w:tcW w:type="dxa" w:w="1514"/>
-          </w:tcPr>
-          <w:p>
+            <w:pPr>
+              <w:spacing w:before="20" w:after="20"/>
+            </w:pPr>
+            <w:r/>
+            <w:r>
+              <w:rPr>
+                <w:rFonts w:ascii="Verdana" w:hAnsi="Verdana"/>
+                <w:sz w:val="16"/>
+              </w:rPr>
+              <w:t>log (m</w:t>
+            </w:r>
+            <w:r>
+              <w:rPr>
+                <w:rFonts w:ascii="Verdana" w:hAnsi="Verdana"/>
+                <w:sz w:val="16"/>
+                <w:vertAlign w:val="superscript"/>
+              </w:rPr>
+              <w:t>-3</w:t>
+            </w:r>
+            <w:r>
+              <w:rPr>
+                <w:rFonts w:ascii="Verdana" w:hAnsi="Verdana"/>
+                <w:sz w:val="16"/>
+              </w:rPr>
+              <w:t>)</w:t>
+            </w:r>
+          </w:p>
+        </w:tc>
+        <w:tc>
+          <w:tcPr>
+            <w:tcW w:type="dxa" w:w="1514"/>
+          </w:tcPr>
+          <w:p>
+            <w:pPr>
+              <w:spacing w:before="20" w:after="20"/>
+            </w:pPr>
             <w:r/>
             <w:r>
               <w:rPr>
@@ -5880,6 +7432,9 @@
             <w:tcW w:type="dxa" w:w="1514"/>
           </w:tcPr>
           <w:p>
+            <w:pPr>
+              <w:spacing w:before="20" w:after="20"/>
+            </w:pPr>
             <w:r/>
             <w:r>
               <w:rPr>
@@ -5896,6 +7451,9 @@
             <w:tcW w:type="dxa" w:w="1514"/>
           </w:tcPr>
           <w:p>
+            <w:pPr>
+              <w:spacing w:before="20" w:after="20"/>
+            </w:pPr>
             <w:r/>
             <w:r>
               <w:rPr>
@@ -5912,22 +7470,42 @@
             <w:tcW w:type="dxa" w:w="1514"/>
           </w:tcPr>
           <w:p>
-            <w:r/>
-            <w:r>
-              <w:rPr>
-                <w:rFonts w:ascii="Verdana" w:hAnsi="Verdana"/>
-                <w:b w:val="0"/>
-                <w:sz w:val="16"/>
-              </w:rPr>
-              <w:t>log (m-3)</w:t>
-            </w:r>
-          </w:p>
-        </w:tc>
-        <w:tc>
-          <w:tcPr>
-            <w:tcW w:type="dxa" w:w="1514"/>
-          </w:tcPr>
-          <w:p>
+            <w:pPr>
+              <w:spacing w:before="20" w:after="20"/>
+            </w:pPr>
+            <w:r/>
+            <w:r>
+              <w:rPr>
+                <w:rFonts w:ascii="Verdana" w:hAnsi="Verdana"/>
+                <w:sz w:val="16"/>
+              </w:rPr>
+              <w:t>log (m</w:t>
+            </w:r>
+            <w:r>
+              <w:rPr>
+                <w:rFonts w:ascii="Verdana" w:hAnsi="Verdana"/>
+                <w:sz w:val="16"/>
+                <w:vertAlign w:val="superscript"/>
+              </w:rPr>
+              <w:t>-3</w:t>
+            </w:r>
+            <w:r>
+              <w:rPr>
+                <w:rFonts w:ascii="Verdana" w:hAnsi="Verdana"/>
+                <w:sz w:val="16"/>
+              </w:rPr>
+              <w:t>)</w:t>
+            </w:r>
+          </w:p>
+        </w:tc>
+        <w:tc>
+          <w:tcPr>
+            <w:tcW w:type="dxa" w:w="1514"/>
+          </w:tcPr>
+          <w:p>
+            <w:pPr>
+              <w:spacing w:before="20" w:after="20"/>
+            </w:pPr>
             <w:r/>
             <w:r>
               <w:rPr>
@@ -5944,6 +7522,9 @@
             <w:tcW w:type="dxa" w:w="1514"/>
           </w:tcPr>
           <w:p>
+            <w:pPr>
+              <w:spacing w:before="20" w:after="20"/>
+            </w:pPr>
             <w:r/>
             <w:r>
               <w:rPr>
@@ -5960,6 +7541,9 @@
             <w:tcW w:type="dxa" w:w="1514"/>
           </w:tcPr>
           <w:p>
+            <w:pPr>
+              <w:spacing w:before="20" w:after="20"/>
+            </w:pPr>
             <w:r/>
             <w:r>
               <w:rPr>
@@ -5980,6 +7564,9 @@
             <w:tcW w:type="dxa" w:w="1514"/>
           </w:tcPr>
           <w:p>
+            <w:pPr>
+              <w:spacing w:before="20" w:after="20"/>
+            </w:pPr>
             <w:r/>
             <w:r>
               <w:rPr>
@@ -5996,6 +7583,9 @@
             <w:tcW w:type="dxa" w:w="1514"/>
           </w:tcPr>
           <w:p>
+            <w:pPr>
+              <w:spacing w:before="20" w:after="20"/>
+            </w:pPr>
             <w:r/>
             <w:r>
               <w:rPr>
@@ -6012,22 +7602,42 @@
             <w:tcW w:type="dxa" w:w="1514"/>
           </w:tcPr>
           <w:p>
-            <w:r/>
-            <w:r>
-              <w:rPr>
-                <w:rFonts w:ascii="Verdana" w:hAnsi="Verdana"/>
-                <w:b w:val="0"/>
-                <w:sz w:val="16"/>
-              </w:rPr>
-              <w:t>log (m-3)</w:t>
-            </w:r>
-          </w:p>
-        </w:tc>
-        <w:tc>
-          <w:tcPr>
-            <w:tcW w:type="dxa" w:w="1514"/>
-          </w:tcPr>
-          <w:p>
+            <w:pPr>
+              <w:spacing w:before="20" w:after="20"/>
+            </w:pPr>
+            <w:r/>
+            <w:r>
+              <w:rPr>
+                <w:rFonts w:ascii="Verdana" w:hAnsi="Verdana"/>
+                <w:sz w:val="16"/>
+              </w:rPr>
+              <w:t>log (m</w:t>
+            </w:r>
+            <w:r>
+              <w:rPr>
+                <w:rFonts w:ascii="Verdana" w:hAnsi="Verdana"/>
+                <w:sz w:val="16"/>
+                <w:vertAlign w:val="superscript"/>
+              </w:rPr>
+              <w:t>-3</w:t>
+            </w:r>
+            <w:r>
+              <w:rPr>
+                <w:rFonts w:ascii="Verdana" w:hAnsi="Verdana"/>
+                <w:sz w:val="16"/>
+              </w:rPr>
+              <w:t>)</w:t>
+            </w:r>
+          </w:p>
+        </w:tc>
+        <w:tc>
+          <w:tcPr>
+            <w:tcW w:type="dxa" w:w="1514"/>
+          </w:tcPr>
+          <w:p>
+            <w:pPr>
+              <w:spacing w:before="20" w:after="20"/>
+            </w:pPr>
             <w:r/>
             <w:r>
               <w:rPr>
@@ -6044,6 +7654,9 @@
             <w:tcW w:type="dxa" w:w="1514"/>
           </w:tcPr>
           <w:p>
+            <w:pPr>
+              <w:spacing w:before="20" w:after="20"/>
+            </w:pPr>
             <w:r/>
             <w:r>
               <w:rPr>
@@ -6060,6 +7673,9 @@
             <w:tcW w:type="dxa" w:w="1514"/>
           </w:tcPr>
           <w:p>
+            <w:pPr>
+              <w:spacing w:before="20" w:after="20"/>
+            </w:pPr>
             <w:r/>
             <w:r>
               <w:rPr>
@@ -6076,22 +7692,42 @@
             <w:tcW w:type="dxa" w:w="1514"/>
           </w:tcPr>
           <w:p>
-            <w:r/>
-            <w:r>
-              <w:rPr>
-                <w:rFonts w:ascii="Verdana" w:hAnsi="Verdana"/>
-                <w:b w:val="0"/>
-                <w:sz w:val="16"/>
-              </w:rPr>
-              <w:t>log (m-3)</w:t>
-            </w:r>
-          </w:p>
-        </w:tc>
-        <w:tc>
-          <w:tcPr>
-            <w:tcW w:type="dxa" w:w="1514"/>
-          </w:tcPr>
-          <w:p>
+            <w:pPr>
+              <w:spacing w:before="20" w:after="20"/>
+            </w:pPr>
+            <w:r/>
+            <w:r>
+              <w:rPr>
+                <w:rFonts w:ascii="Verdana" w:hAnsi="Verdana"/>
+                <w:sz w:val="16"/>
+              </w:rPr>
+              <w:t>log (m</w:t>
+            </w:r>
+            <w:r>
+              <w:rPr>
+                <w:rFonts w:ascii="Verdana" w:hAnsi="Verdana"/>
+                <w:sz w:val="16"/>
+                <w:vertAlign w:val="superscript"/>
+              </w:rPr>
+              <w:t>-3</w:t>
+            </w:r>
+            <w:r>
+              <w:rPr>
+                <w:rFonts w:ascii="Verdana" w:hAnsi="Verdana"/>
+                <w:sz w:val="16"/>
+              </w:rPr>
+              <w:t>)</w:t>
+            </w:r>
+          </w:p>
+        </w:tc>
+        <w:tc>
+          <w:tcPr>
+            <w:tcW w:type="dxa" w:w="1514"/>
+          </w:tcPr>
+          <w:p>
+            <w:pPr>
+              <w:spacing w:before="20" w:after="20"/>
+            </w:pPr>
             <w:r/>
             <w:r>
               <w:rPr>
@@ -6108,6 +7744,9 @@
             <w:tcW w:type="dxa" w:w="1514"/>
           </w:tcPr>
           <w:p>
+            <w:pPr>
+              <w:spacing w:before="20" w:after="20"/>
+            </w:pPr>
             <w:r/>
             <w:r>
               <w:rPr>
@@ -6124,6 +7763,9 @@
             <w:tcW w:type="dxa" w:w="1514"/>
           </w:tcPr>
           <w:p>
+            <w:pPr>
+              <w:spacing w:before="20" w:after="20"/>
+            </w:pPr>
             <w:r/>
             <w:r>
               <w:rPr>
@@ -6144,6 +7786,9 @@
             <w:tcW w:type="dxa" w:w="1514"/>
           </w:tcPr>
           <w:p>
+            <w:pPr>
+              <w:spacing w:before="20" w:after="20"/>
+            </w:pPr>
             <w:r/>
             <w:r>
               <w:rPr>
@@ -6160,6 +7805,9 @@
             <w:tcW w:type="dxa" w:w="1514"/>
           </w:tcPr>
           <w:p>
+            <w:pPr>
+              <w:spacing w:before="20" w:after="20"/>
+            </w:pPr>
             <w:r/>
             <w:r>
               <w:rPr>
@@ -6176,11 +7824,13 @@
             <w:tcW w:type="dxa" w:w="1514"/>
           </w:tcPr>
           <w:p>
-            <w:r/>
-            <w:r>
-              <w:rPr>
-                <w:rFonts w:ascii="Verdana" w:hAnsi="Verdana"/>
-                <w:b w:val="0"/>
+            <w:pPr>
+              <w:spacing w:before="20" w:after="20"/>
+            </w:pPr>
+            <w:r/>
+            <w:r>
+              <w:rPr>
+                <w:rFonts w:ascii="Verdana" w:hAnsi="Verdana"/>
                 <w:sz w:val="16"/>
               </w:rPr>
               <w:t>Числовой</w:t>
@@ -6192,6 +7842,9 @@
             <w:tcW w:type="dxa" w:w="1514"/>
           </w:tcPr>
           <w:p>
+            <w:pPr>
+              <w:spacing w:before="20" w:after="20"/>
+            </w:pPr>
             <w:r/>
             <w:r>
               <w:rPr>
@@ -6208,6 +7861,9 @@
             <w:tcW w:type="dxa" w:w="1514"/>
           </w:tcPr>
           <w:p>
+            <w:pPr>
+              <w:spacing w:before="20" w:after="20"/>
+            </w:pPr>
             <w:r/>
             <w:r>
               <w:rPr>
@@ -6224,6 +7880,9 @@
             <w:tcW w:type="dxa" w:w="1514"/>
           </w:tcPr>
           <w:p>
+            <w:pPr>
+              <w:spacing w:before="20" w:after="20"/>
+            </w:pPr>
             <w:r/>
             <w:r>
               <w:rPr>
@@ -6240,11 +7899,13 @@
             <w:tcW w:type="dxa" w:w="1514"/>
           </w:tcPr>
           <w:p>
-            <w:r/>
-            <w:r>
-              <w:rPr>
-                <w:rFonts w:ascii="Verdana" w:hAnsi="Verdana"/>
-                <w:b w:val="0"/>
+            <w:pPr>
+              <w:spacing w:before="20" w:after="20"/>
+            </w:pPr>
+            <w:r/>
+            <w:r>
+              <w:rPr>
+                <w:rFonts w:ascii="Verdana" w:hAnsi="Verdana"/>
                 <w:sz w:val="16"/>
               </w:rPr>
               <w:t>Числовой</w:t>
@@ -6256,6 +7917,9 @@
             <w:tcW w:type="dxa" w:w="1514"/>
           </w:tcPr>
           <w:p>
+            <w:pPr>
+              <w:spacing w:before="20" w:after="20"/>
+            </w:pPr>
             <w:r/>
             <w:r>
               <w:rPr>
@@ -6272,6 +7936,9 @@
             <w:tcW w:type="dxa" w:w="1514"/>
           </w:tcPr>
           <w:p>
+            <w:pPr>
+              <w:spacing w:before="20" w:after="20"/>
+            </w:pPr>
             <w:r/>
             <w:r>
               <w:rPr>
@@ -6288,6 +7955,9 @@
             <w:tcW w:type="dxa" w:w="1514"/>
           </w:tcPr>
           <w:p>
+            <w:pPr>
+              <w:spacing w:before="20" w:after="20"/>
+            </w:pPr>
             <w:r/>
             <w:r>
               <w:rPr>
@@ -6308,6 +7978,9 @@
             <w:tcW w:type="dxa" w:w="1514"/>
           </w:tcPr>
           <w:p>
+            <w:pPr>
+              <w:spacing w:before="20" w:after="20"/>
+            </w:pPr>
             <w:r/>
             <w:r>
               <w:rPr>
@@ -6324,6 +7997,9 @@
             <w:tcW w:type="dxa" w:w="1514"/>
           </w:tcPr>
           <w:p>
+            <w:pPr>
+              <w:spacing w:before="20" w:after="20"/>
+            </w:pPr>
             <w:r/>
             <w:r>
               <w:rPr>
@@ -6340,11 +8016,13 @@
             <w:tcW w:type="dxa" w:w="1514"/>
           </w:tcPr>
           <w:p>
-            <w:r/>
-            <w:r>
-              <w:rPr>
-                <w:rFonts w:ascii="Verdana" w:hAnsi="Verdana"/>
-                <w:b w:val="0"/>
+            <w:pPr>
+              <w:spacing w:before="20" w:after="20"/>
+            </w:pPr>
+            <w:r/>
+            <w:r>
+              <w:rPr>
+                <w:rFonts w:ascii="Verdana" w:hAnsi="Verdana"/>
                 <w:sz w:val="16"/>
               </w:rPr>
               <w:t>Числовой</w:t>
@@ -6356,6 +8034,9 @@
             <w:tcW w:type="dxa" w:w="1514"/>
           </w:tcPr>
           <w:p>
+            <w:pPr>
+              <w:spacing w:before="20" w:after="20"/>
+            </w:pPr>
             <w:r/>
             <w:r>
               <w:rPr>
@@ -6372,6 +8053,9 @@
             <w:tcW w:type="dxa" w:w="1514"/>
           </w:tcPr>
           <w:p>
+            <w:pPr>
+              <w:spacing w:before="20" w:after="20"/>
+            </w:pPr>
             <w:r/>
             <w:r>
               <w:rPr>
@@ -6388,6 +8072,9 @@
             <w:tcW w:type="dxa" w:w="1514"/>
           </w:tcPr>
           <w:p>
+            <w:pPr>
+              <w:spacing w:before="20" w:after="20"/>
+            </w:pPr>
             <w:r/>
             <w:r>
               <w:rPr>
@@ -6404,11 +8091,13 @@
             <w:tcW w:type="dxa" w:w="1514"/>
           </w:tcPr>
           <w:p>
-            <w:r/>
-            <w:r>
-              <w:rPr>
-                <w:rFonts w:ascii="Verdana" w:hAnsi="Verdana"/>
-                <w:b w:val="0"/>
+            <w:pPr>
+              <w:spacing w:before="20" w:after="20"/>
+            </w:pPr>
+            <w:r/>
+            <w:r>
+              <w:rPr>
+                <w:rFonts w:ascii="Verdana" w:hAnsi="Verdana"/>
                 <w:sz w:val="16"/>
               </w:rPr>
               <w:t>Числовой</w:t>
@@ -6420,6 +8109,9 @@
             <w:tcW w:type="dxa" w:w="1514"/>
           </w:tcPr>
           <w:p>
+            <w:pPr>
+              <w:spacing w:before="20" w:after="20"/>
+            </w:pPr>
             <w:r/>
             <w:r>
               <w:rPr>
@@ -6436,6 +8128,9 @@
             <w:tcW w:type="dxa" w:w="1514"/>
           </w:tcPr>
           <w:p>
+            <w:pPr>
+              <w:spacing w:before="20" w:after="20"/>
+            </w:pPr>
             <w:r/>
             <w:r>
               <w:rPr>
@@ -6452,6 +8147,9 @@
             <w:tcW w:type="dxa" w:w="1514"/>
           </w:tcPr>
           <w:p>
+            <w:pPr>
+              <w:spacing w:before="20" w:after="20"/>
+            </w:pPr>
             <w:r/>
             <w:r>
               <w:rPr>
@@ -6472,6 +8170,9 @@
             <w:tcW w:type="dxa" w:w="1514"/>
           </w:tcPr>
           <w:p>
+            <w:pPr>
+              <w:spacing w:before="20" w:after="20"/>
+            </w:pPr>
             <w:r/>
             <w:r>
               <w:rPr>
@@ -6488,6 +8189,9 @@
             <w:tcW w:type="dxa" w:w="1514"/>
           </w:tcPr>
           <w:p>
+            <w:pPr>
+              <w:spacing w:before="20" w:after="20"/>
+            </w:pPr>
             <w:r/>
             <w:r>
               <w:rPr>
@@ -6504,22 +8208,50 @@
             <w:tcW w:type="dxa" w:w="1514"/>
           </w:tcPr>
           <w:p>
-            <w:r/>
-            <w:r>
-              <w:rPr>
-                <w:rFonts w:ascii="Verdana" w:hAnsi="Verdana"/>
-                <w:b w:val="0"/>
-                <w:sz w:val="16"/>
-              </w:rPr>
-              <w:t>m-1 sr-1</w:t>
-            </w:r>
-          </w:p>
-        </w:tc>
-        <w:tc>
-          <w:tcPr>
-            <w:tcW w:type="dxa" w:w="1514"/>
-          </w:tcPr>
-          <w:p>
+            <w:pPr>
+              <w:spacing w:before="20" w:after="20"/>
+            </w:pPr>
+            <w:r/>
+            <w:r>
+              <w:rPr>
+                <w:rFonts w:ascii="Verdana" w:hAnsi="Verdana"/>
+                <w:sz w:val="16"/>
+              </w:rPr>
+              <w:t>m</w:t>
+            </w:r>
+            <w:r>
+              <w:rPr>
+                <w:rFonts w:ascii="Verdana" w:hAnsi="Verdana"/>
+                <w:sz w:val="16"/>
+                <w:vertAlign w:val="superscript"/>
+              </w:rPr>
+              <w:t>-1</w:t>
+            </w:r>
+            <w:r>
+              <w:rPr>
+                <w:rFonts w:ascii="Verdana" w:hAnsi="Verdana"/>
+                <w:sz w:val="16"/>
+              </w:rPr>
+              <w:t xml:space="preserve"> sr</w:t>
+            </w:r>
+            <w:r>
+              <w:rPr>
+                <w:rFonts w:ascii="Verdana" w:hAnsi="Verdana"/>
+                <w:sz w:val="16"/>
+                <w:vertAlign w:val="superscript"/>
+              </w:rPr>
+              <w:t>-1</w:t>
+            </w:r>
+          </w:p>
+        </w:tc>
+        <w:tc>
+          <w:tcPr>
+            <w:tcW w:type="dxa" w:w="1514"/>
+          </w:tcPr>
+          <w:p>
+            <w:pPr>
+              <w:spacing w:before="20" w:after="20"/>
+            </w:pPr>
             <w:r/>
             <w:r>
               <w:rPr>
@@ -6536,6 +8268,9 @@
             <w:tcW w:type="dxa" w:w="1514"/>
           </w:tcPr>
           <w:p>
+            <w:pPr>
+              <w:spacing w:before="20" w:after="20"/>
+            </w:pPr>
             <w:r/>
             <w:r>
               <w:rPr>
@@ -6552,6 +8287,9 @@
             <w:tcW w:type="dxa" w:w="1514"/>
           </w:tcPr>
           <w:p>
+            <w:pPr>
+              <w:spacing w:before="20" w:after="20"/>
+            </w:pPr>
             <w:r/>
             <w:r>
               <w:rPr>
@@ -6568,22 +8306,50 @@
             <w:tcW w:type="dxa" w:w="1514"/>
           </w:tcPr>
           <w:p>
-            <w:r/>
-            <w:r>
-              <w:rPr>
-                <w:rFonts w:ascii="Verdana" w:hAnsi="Verdana"/>
-                <w:b w:val="0"/>
-                <w:sz w:val="16"/>
-              </w:rPr>
-              <w:t>m-1 sr-1</w:t>
-            </w:r>
-          </w:p>
-        </w:tc>
-        <w:tc>
-          <w:tcPr>
-            <w:tcW w:type="dxa" w:w="1514"/>
-          </w:tcPr>
-          <w:p>
+            <w:pPr>
+              <w:spacing w:before="20" w:after="20"/>
+            </w:pPr>
+            <w:r/>
+            <w:r>
+              <w:rPr>
+                <w:rFonts w:ascii="Verdana" w:hAnsi="Verdana"/>
+                <w:sz w:val="16"/>
+              </w:rPr>
+              <w:t>m</w:t>
+            </w:r>
+            <w:r>
+              <w:rPr>
+                <w:rFonts w:ascii="Verdana" w:hAnsi="Verdana"/>
+                <w:sz w:val="16"/>
+                <w:vertAlign w:val="superscript"/>
+              </w:rPr>
+              <w:t>-1</w:t>
+            </w:r>
+            <w:r>
+              <w:rPr>
+                <w:rFonts w:ascii="Verdana" w:hAnsi="Verdana"/>
+                <w:sz w:val="16"/>
+              </w:rPr>
+              <w:t xml:space="preserve"> sr</w:t>
+            </w:r>
+            <w:r>
+              <w:rPr>
+                <w:rFonts w:ascii="Verdana" w:hAnsi="Verdana"/>
+                <w:sz w:val="16"/>
+                <w:vertAlign w:val="superscript"/>
+              </w:rPr>
+              <w:t>-1</w:t>
+            </w:r>
+          </w:p>
+        </w:tc>
+        <w:tc>
+          <w:tcPr>
+            <w:tcW w:type="dxa" w:w="1514"/>
+          </w:tcPr>
+          <w:p>
+            <w:pPr>
+              <w:spacing w:before="20" w:after="20"/>
+            </w:pPr>
             <w:r/>
             <w:r>
               <w:rPr>
@@ -6600,6 +8366,9 @@
             <w:tcW w:type="dxa" w:w="1514"/>
           </w:tcPr>
           <w:p>
+            <w:pPr>
+              <w:spacing w:before="20" w:after="20"/>
+            </w:pPr>
             <w:r/>
             <w:r>
               <w:rPr>
@@ -6616,6 +8385,9 @@
             <w:tcW w:type="dxa" w:w="1514"/>
           </w:tcPr>
           <w:p>
+            <w:pPr>
+              <w:spacing w:before="20" w:after="20"/>
+            </w:pPr>
             <w:r/>
             <w:r>
               <w:rPr>
@@ -6636,6 +8408,9 @@
             <w:tcW w:type="dxa" w:w="1514"/>
           </w:tcPr>
           <w:p>
+            <w:pPr>
+              <w:spacing w:before="20" w:after="20"/>
+            </w:pPr>
             <w:r/>
             <w:r>
               <w:rPr>
@@ -6652,6 +8427,9 @@
             <w:tcW w:type="dxa" w:w="1514"/>
           </w:tcPr>
           <w:p>
+            <w:pPr>
+              <w:spacing w:before="20" w:after="20"/>
+            </w:pPr>
             <w:r/>
             <w:r>
               <w:rPr>
@@ -6668,22 +8446,50 @@
             <w:tcW w:type="dxa" w:w="1514"/>
           </w:tcPr>
           <w:p>
-            <w:r/>
-            <w:r>
-              <w:rPr>
-                <w:rFonts w:ascii="Verdana" w:hAnsi="Verdana"/>
-                <w:b w:val="0"/>
-                <w:sz w:val="16"/>
-              </w:rPr>
-              <w:t>m-1 sr-1</w:t>
-            </w:r>
-          </w:p>
-        </w:tc>
-        <w:tc>
-          <w:tcPr>
-            <w:tcW w:type="dxa" w:w="1514"/>
-          </w:tcPr>
-          <w:p>
+            <w:pPr>
+              <w:spacing w:before="20" w:after="20"/>
+            </w:pPr>
+            <w:r/>
+            <w:r>
+              <w:rPr>
+                <w:rFonts w:ascii="Verdana" w:hAnsi="Verdana"/>
+                <w:sz w:val="16"/>
+              </w:rPr>
+              <w:t>m</w:t>
+            </w:r>
+            <w:r>
+              <w:rPr>
+                <w:rFonts w:ascii="Verdana" w:hAnsi="Verdana"/>
+                <w:sz w:val="16"/>
+                <w:vertAlign w:val="superscript"/>
+              </w:rPr>
+              <w:t>-1</w:t>
+            </w:r>
+            <w:r>
+              <w:rPr>
+                <w:rFonts w:ascii="Verdana" w:hAnsi="Verdana"/>
+                <w:sz w:val="16"/>
+              </w:rPr>
+              <w:t xml:space="preserve"> sr</w:t>
+            </w:r>
+            <w:r>
+              <w:rPr>
+                <w:rFonts w:ascii="Verdana" w:hAnsi="Verdana"/>
+                <w:sz w:val="16"/>
+                <w:vertAlign w:val="superscript"/>
+              </w:rPr>
+              <w:t>-1</w:t>
+            </w:r>
+          </w:p>
+        </w:tc>
+        <w:tc>
+          <w:tcPr>
+            <w:tcW w:type="dxa" w:w="1514"/>
+          </w:tcPr>
+          <w:p>
+            <w:pPr>
+              <w:spacing w:before="20" w:after="20"/>
+            </w:pPr>
             <w:r/>
             <w:r>
               <w:rPr>
@@ -6700,6 +8506,9 @@
             <w:tcW w:type="dxa" w:w="1514"/>
           </w:tcPr>
           <w:p>
+            <w:pPr>
+              <w:spacing w:before="20" w:after="20"/>
+            </w:pPr>
             <w:r/>
             <w:r>
               <w:rPr>
@@ -6716,6 +8525,9 @@
             <w:tcW w:type="dxa" w:w="1514"/>
           </w:tcPr>
           <w:p>
+            <w:pPr>
+              <w:spacing w:before="20" w:after="20"/>
+            </w:pPr>
             <w:r/>
             <w:r>
               <w:rPr>
@@ -6732,22 +8544,50 @@
             <w:tcW w:type="dxa" w:w="1514"/>
           </w:tcPr>
           <w:p>
-            <w:r/>
-            <w:r>
-              <w:rPr>
-                <w:rFonts w:ascii="Verdana" w:hAnsi="Verdana"/>
-                <w:b w:val="0"/>
-                <w:sz w:val="16"/>
-              </w:rPr>
-              <w:t>m-1 sr-1</w:t>
-            </w:r>
-          </w:p>
-        </w:tc>
-        <w:tc>
-          <w:tcPr>
-            <w:tcW w:type="dxa" w:w="1514"/>
-          </w:tcPr>
-          <w:p>
+            <w:pPr>
+              <w:spacing w:before="20" w:after="20"/>
+            </w:pPr>
+            <w:r/>
+            <w:r>
+              <w:rPr>
+                <w:rFonts w:ascii="Verdana" w:hAnsi="Verdana"/>
+                <w:sz w:val="16"/>
+              </w:rPr>
+              <w:t>m</w:t>
+            </w:r>
+            <w:r>
+              <w:rPr>
+                <w:rFonts w:ascii="Verdana" w:hAnsi="Verdana"/>
+                <w:sz w:val="16"/>
+                <w:vertAlign w:val="superscript"/>
+              </w:rPr>
+              <w:t>-1</w:t>
+            </w:r>
+            <w:r>
+              <w:rPr>
+                <w:rFonts w:ascii="Verdana" w:hAnsi="Verdana"/>
+                <w:sz w:val="16"/>
+              </w:rPr>
+              <w:t xml:space="preserve"> sr</w:t>
+            </w:r>
+            <w:r>
+              <w:rPr>
+                <w:rFonts w:ascii="Verdana" w:hAnsi="Verdana"/>
+                <w:sz w:val="16"/>
+                <w:vertAlign w:val="superscript"/>
+              </w:rPr>
+              <w:t>-1</w:t>
+            </w:r>
+          </w:p>
+        </w:tc>
+        <w:tc>
+          <w:tcPr>
+            <w:tcW w:type="dxa" w:w="1514"/>
+          </w:tcPr>
+          <w:p>
+            <w:pPr>
+              <w:spacing w:before="20" w:after="20"/>
+            </w:pPr>
             <w:r/>
             <w:r>
               <w:rPr>
@@ -6764,6 +8604,9 @@
             <w:tcW w:type="dxa" w:w="1514"/>
           </w:tcPr>
           <w:p>
+            <w:pPr>
+              <w:spacing w:before="20" w:after="20"/>
+            </w:pPr>
             <w:r/>
             <w:r>
               <w:rPr>
@@ -6780,6 +8623,9 @@
             <w:tcW w:type="dxa" w:w="1514"/>
           </w:tcPr>
           <w:p>
+            <w:pPr>
+              <w:spacing w:before="20" w:after="20"/>
+            </w:pPr>
             <w:r/>
             <w:r>
               <w:rPr>
@@ -6800,6 +8646,9 @@
             <w:tcW w:type="dxa" w:w="1514"/>
           </w:tcPr>
           <w:p>
+            <w:pPr>
+              <w:spacing w:before="20" w:after="20"/>
+            </w:pPr>
             <w:r/>
             <w:r>
               <w:rPr>
@@ -6816,6 +8665,9 @@
             <w:tcW w:type="dxa" w:w="1514"/>
           </w:tcPr>
           <w:p>
+            <w:pPr>
+              <w:spacing w:before="20" w:after="20"/>
+            </w:pPr>
             <w:r/>
             <w:r>
               <w:rPr>
@@ -6832,22 +8684,50 @@
             <w:tcW w:type="dxa" w:w="1514"/>
           </w:tcPr>
           <w:p>
-            <w:r/>
-            <w:r>
-              <w:rPr>
-                <w:rFonts w:ascii="Verdana" w:hAnsi="Verdana"/>
-                <w:b w:val="0"/>
-                <w:sz w:val="16"/>
-              </w:rPr>
-              <w:t>m-1 sr-1</w:t>
-            </w:r>
-          </w:p>
-        </w:tc>
-        <w:tc>
-          <w:tcPr>
-            <w:tcW w:type="dxa" w:w="1514"/>
-          </w:tcPr>
-          <w:p>
+            <w:pPr>
+              <w:spacing w:before="20" w:after="20"/>
+            </w:pPr>
+            <w:r/>
+            <w:r>
+              <w:rPr>
+                <w:rFonts w:ascii="Verdana" w:hAnsi="Verdana"/>
+                <w:sz w:val="16"/>
+              </w:rPr>
+              <w:t>m</w:t>
+            </w:r>
+            <w:r>
+              <w:rPr>
+                <w:rFonts w:ascii="Verdana" w:hAnsi="Verdana"/>
+                <w:sz w:val="16"/>
+                <w:vertAlign w:val="superscript"/>
+              </w:rPr>
+              <w:t>-1</w:t>
+            </w:r>
+            <w:r>
+              <w:rPr>
+                <w:rFonts w:ascii="Verdana" w:hAnsi="Verdana"/>
+                <w:sz w:val="16"/>
+              </w:rPr>
+              <w:t xml:space="preserve"> sr</w:t>
+            </w:r>
+            <w:r>
+              <w:rPr>
+                <w:rFonts w:ascii="Verdana" w:hAnsi="Verdana"/>
+                <w:sz w:val="16"/>
+                <w:vertAlign w:val="superscript"/>
+              </w:rPr>
+              <w:t>-1</w:t>
+            </w:r>
+          </w:p>
+        </w:tc>
+        <w:tc>
+          <w:tcPr>
+            <w:tcW w:type="dxa" w:w="1514"/>
+          </w:tcPr>
+          <w:p>
+            <w:pPr>
+              <w:spacing w:before="20" w:after="20"/>
+            </w:pPr>
             <w:r/>
             <w:r>
               <w:rPr>
@@ -6864,6 +8744,9 @@
             <w:tcW w:type="dxa" w:w="1514"/>
           </w:tcPr>
           <w:p>
+            <w:pPr>
+              <w:spacing w:before="20" w:after="20"/>
+            </w:pPr>
             <w:r/>
             <w:r>
               <w:rPr>
@@ -6880,6 +8763,9 @@
             <w:tcW w:type="dxa" w:w="1514"/>
           </w:tcPr>
           <w:p>
+            <w:pPr>
+              <w:spacing w:before="20" w:after="20"/>
+            </w:pPr>
             <w:r/>
             <w:r>
               <w:rPr>
@@ -6896,22 +8782,50 @@
             <w:tcW w:type="dxa" w:w="1514"/>
           </w:tcPr>
           <w:p>
-            <w:r/>
-            <w:r>
-              <w:rPr>
-                <w:rFonts w:ascii="Verdana" w:hAnsi="Verdana"/>
-                <w:b w:val="0"/>
-                <w:sz w:val="16"/>
-              </w:rPr>
-              <w:t>m-1 sr-1</w:t>
-            </w:r>
-          </w:p>
-        </w:tc>
-        <w:tc>
-          <w:tcPr>
-            <w:tcW w:type="dxa" w:w="1514"/>
-          </w:tcPr>
-          <w:p>
+            <w:pPr>
+              <w:spacing w:before="20" w:after="20"/>
+            </w:pPr>
+            <w:r/>
+            <w:r>
+              <w:rPr>
+                <w:rFonts w:ascii="Verdana" w:hAnsi="Verdana"/>
+                <w:sz w:val="16"/>
+              </w:rPr>
+              <w:t>m</w:t>
+            </w:r>
+            <w:r>
+              <w:rPr>
+                <w:rFonts w:ascii="Verdana" w:hAnsi="Verdana"/>
+                <w:sz w:val="16"/>
+                <w:vertAlign w:val="superscript"/>
+              </w:rPr>
+              <w:t>-1</w:t>
+            </w:r>
+            <w:r>
+              <w:rPr>
+                <w:rFonts w:ascii="Verdana" w:hAnsi="Verdana"/>
+                <w:sz w:val="16"/>
+              </w:rPr>
+              <w:t xml:space="preserve"> sr</w:t>
+            </w:r>
+            <w:r>
+              <w:rPr>
+                <w:rFonts w:ascii="Verdana" w:hAnsi="Verdana"/>
+                <w:sz w:val="16"/>
+                <w:vertAlign w:val="superscript"/>
+              </w:rPr>
+              <w:t>-1</w:t>
+            </w:r>
+          </w:p>
+        </w:tc>
+        <w:tc>
+          <w:tcPr>
+            <w:tcW w:type="dxa" w:w="1514"/>
+          </w:tcPr>
+          <w:p>
+            <w:pPr>
+              <w:spacing w:before="20" w:after="20"/>
+            </w:pPr>
             <w:r/>
             <w:r>
               <w:rPr>
@@ -6928,6 +8842,9 @@
             <w:tcW w:type="dxa" w:w="1514"/>
           </w:tcPr>
           <w:p>
+            <w:pPr>
+              <w:spacing w:before="20" w:after="20"/>
+            </w:pPr>
             <w:r/>
             <w:r>
               <w:rPr>
@@ -6944,6 +8861,9 @@
             <w:tcW w:type="dxa" w:w="1514"/>
           </w:tcPr>
           <w:p>
+            <w:pPr>
+              <w:spacing w:before="20" w:after="20"/>
+            </w:pPr>
             <w:r/>
             <w:r>
               <w:rPr>
@@ -6964,6 +8884,9 @@
             <w:tcW w:type="dxa" w:w="1514"/>
           </w:tcPr>
           <w:p>
+            <w:pPr>
+              <w:spacing w:before="20" w:after="20"/>
+            </w:pPr>
             <w:r/>
             <w:r>
               <w:rPr>
@@ -6980,6 +8903,9 @@
             <w:tcW w:type="dxa" w:w="1514"/>
           </w:tcPr>
           <w:p>
+            <w:pPr>
+              <w:spacing w:before="20" w:after="20"/>
+            </w:pPr>
             <w:r/>
             <w:r>
               <w:rPr>
@@ -6996,22 +8922,50 @@
             <w:tcW w:type="dxa" w:w="1514"/>
           </w:tcPr>
           <w:p>
-            <w:r/>
-            <w:r>
-              <w:rPr>
-                <w:rFonts w:ascii="Verdana" w:hAnsi="Verdana"/>
-                <w:b w:val="0"/>
-                <w:sz w:val="16"/>
-              </w:rPr>
-              <w:t>m-1 sr-1</w:t>
-            </w:r>
-          </w:p>
-        </w:tc>
-        <w:tc>
-          <w:tcPr>
-            <w:tcW w:type="dxa" w:w="1514"/>
-          </w:tcPr>
-          <w:p>
+            <w:pPr>
+              <w:spacing w:before="20" w:after="20"/>
+            </w:pPr>
+            <w:r/>
+            <w:r>
+              <w:rPr>
+                <w:rFonts w:ascii="Verdana" w:hAnsi="Verdana"/>
+                <w:sz w:val="16"/>
+              </w:rPr>
+              <w:t>m</w:t>
+            </w:r>
+            <w:r>
+              <w:rPr>
+                <w:rFonts w:ascii="Verdana" w:hAnsi="Verdana"/>
+                <w:sz w:val="16"/>
+                <w:vertAlign w:val="superscript"/>
+              </w:rPr>
+              <w:t>-1</w:t>
+            </w:r>
+            <w:r>
+              <w:rPr>
+                <w:rFonts w:ascii="Verdana" w:hAnsi="Verdana"/>
+                <w:sz w:val="16"/>
+              </w:rPr>
+              <w:t xml:space="preserve"> sr</w:t>
+            </w:r>
+            <w:r>
+              <w:rPr>
+                <w:rFonts w:ascii="Verdana" w:hAnsi="Verdana"/>
+                <w:sz w:val="16"/>
+                <w:vertAlign w:val="superscript"/>
+              </w:rPr>
+              <w:t>-1</w:t>
+            </w:r>
+          </w:p>
+        </w:tc>
+        <w:tc>
+          <w:tcPr>
+            <w:tcW w:type="dxa" w:w="1514"/>
+          </w:tcPr>
+          <w:p>
+            <w:pPr>
+              <w:spacing w:before="20" w:after="20"/>
+            </w:pPr>
             <w:r/>
             <w:r>
               <w:rPr>
@@ -7028,6 +8982,9 @@
             <w:tcW w:type="dxa" w:w="1514"/>
           </w:tcPr>
           <w:p>
+            <w:pPr>
+              <w:spacing w:before="20" w:after="20"/>
+            </w:pPr>
             <w:r/>
             <w:r>
               <w:rPr>
@@ -7044,6 +9001,9 @@
             <w:tcW w:type="dxa" w:w="1514"/>
           </w:tcPr>
           <w:p>
+            <w:pPr>
+              <w:spacing w:before="20" w:after="20"/>
+            </w:pPr>
             <w:r/>
             <w:r>
               <w:rPr>
@@ -7060,22 +9020,50 @@
             <w:tcW w:type="dxa" w:w="1514"/>
           </w:tcPr>
           <w:p>
-            <w:r/>
-            <w:r>
-              <w:rPr>
-                <w:rFonts w:ascii="Verdana" w:hAnsi="Verdana"/>
-                <w:b w:val="0"/>
-                <w:sz w:val="16"/>
-              </w:rPr>
-              <w:t>m-1 sr-1</w:t>
-            </w:r>
-          </w:p>
-        </w:tc>
-        <w:tc>
-          <w:tcPr>
-            <w:tcW w:type="dxa" w:w="1514"/>
-          </w:tcPr>
-          <w:p>
+            <w:pPr>
+              <w:spacing w:before="20" w:after="20"/>
+            </w:pPr>
+            <w:r/>
+            <w:r>
+              <w:rPr>
+                <w:rFonts w:ascii="Verdana" w:hAnsi="Verdana"/>
+                <w:sz w:val="16"/>
+              </w:rPr>
+              <w:t>m</w:t>
+            </w:r>
+            <w:r>
+              <w:rPr>
+                <w:rFonts w:ascii="Verdana" w:hAnsi="Verdana"/>
+                <w:sz w:val="16"/>
+                <w:vertAlign w:val="superscript"/>
+              </w:rPr>
+              <w:t>-1</w:t>
+            </w:r>
+            <w:r>
+              <w:rPr>
+                <w:rFonts w:ascii="Verdana" w:hAnsi="Verdana"/>
+                <w:sz w:val="16"/>
+              </w:rPr>
+              <w:t xml:space="preserve"> sr</w:t>
+            </w:r>
+            <w:r>
+              <w:rPr>
+                <w:rFonts w:ascii="Verdana" w:hAnsi="Verdana"/>
+                <w:sz w:val="16"/>
+                <w:vertAlign w:val="superscript"/>
+              </w:rPr>
+              <w:t>-1</w:t>
+            </w:r>
+          </w:p>
+        </w:tc>
+        <w:tc>
+          <w:tcPr>
+            <w:tcW w:type="dxa" w:w="1514"/>
+          </w:tcPr>
+          <w:p>
+            <w:pPr>
+              <w:spacing w:before="20" w:after="20"/>
+            </w:pPr>
             <w:r/>
             <w:r>
               <w:rPr>
@@ -7092,6 +9080,9 @@
             <w:tcW w:type="dxa" w:w="1514"/>
           </w:tcPr>
           <w:p>
+            <w:pPr>
+              <w:spacing w:before="20" w:after="20"/>
+            </w:pPr>
             <w:r/>
             <w:r>
               <w:rPr>
@@ -7108,6 +9099,9 @@
             <w:tcW w:type="dxa" w:w="1514"/>
           </w:tcPr>
           <w:p>
+            <w:pPr>
+              <w:spacing w:before="20" w:after="20"/>
+            </w:pPr>
             <w:r/>
             <w:r>
               <w:rPr>
@@ -7128,6 +9122,9 @@
             <w:tcW w:type="dxa" w:w="1514"/>
           </w:tcPr>
           <w:p>
+            <w:pPr>
+              <w:spacing w:before="20" w:after="20"/>
+            </w:pPr>
             <w:r/>
             <w:r>
               <w:rPr>
@@ -7144,6 +9141,9 @@
             <w:tcW w:type="dxa" w:w="1514"/>
           </w:tcPr>
           <w:p>
+            <w:pPr>
+              <w:spacing w:before="20" w:after="20"/>
+            </w:pPr>
             <w:r/>
             <w:r>
               <w:rPr>
@@ -7160,22 +9160,35 @@
             <w:tcW w:type="dxa" w:w="1514"/>
           </w:tcPr>
           <w:p>
-            <w:r/>
-            <w:r>
-              <w:rPr>
-                <w:rFonts w:ascii="Verdana" w:hAnsi="Verdana"/>
-                <w:b w:val="0"/>
-                <w:sz w:val="16"/>
-              </w:rPr>
-              <w:t>m-1</w:t>
-            </w:r>
-          </w:p>
-        </w:tc>
-        <w:tc>
-          <w:tcPr>
-            <w:tcW w:type="dxa" w:w="1514"/>
-          </w:tcPr>
-          <w:p>
+            <w:pPr>
+              <w:spacing w:before="20" w:after="20"/>
+            </w:pPr>
+            <w:r/>
+            <w:r>
+              <w:rPr>
+                <w:rFonts w:ascii="Verdana" w:hAnsi="Verdana"/>
+                <w:sz w:val="16"/>
+              </w:rPr>
+              <w:t>m</w:t>
+            </w:r>
+            <w:r>
+              <w:rPr>
+                <w:rFonts w:ascii="Verdana" w:hAnsi="Verdana"/>
+                <w:sz w:val="16"/>
+                <w:vertAlign w:val="superscript"/>
+              </w:rPr>
+              <w:t>-1</w:t>
+            </w:r>
+          </w:p>
+        </w:tc>
+        <w:tc>
+          <w:tcPr>
+            <w:tcW w:type="dxa" w:w="1514"/>
+          </w:tcPr>
+          <w:p>
+            <w:pPr>
+              <w:spacing w:before="20" w:after="20"/>
+            </w:pPr>
             <w:r/>
             <w:r>
               <w:rPr>
@@ -7192,6 +9205,9 @@
             <w:tcW w:type="dxa" w:w="1514"/>
           </w:tcPr>
           <w:p>
+            <w:pPr>
+              <w:spacing w:before="20" w:after="20"/>
+            </w:pPr>
             <w:r/>
             <w:r>
               <w:rPr>
@@ -7208,6 +9224,9 @@
             <w:tcW w:type="dxa" w:w="1514"/>
           </w:tcPr>
           <w:p>
+            <w:pPr>
+              <w:spacing w:before="20" w:after="20"/>
+            </w:pPr>
             <w:r/>
             <w:r>
               <w:rPr>
@@ -7224,22 +9243,35 @@
             <w:tcW w:type="dxa" w:w="1514"/>
           </w:tcPr>
           <w:p>
-            <w:r/>
-            <w:r>
-              <w:rPr>
-                <w:rFonts w:ascii="Verdana" w:hAnsi="Verdana"/>
-                <w:b w:val="0"/>
-                <w:sz w:val="16"/>
-              </w:rPr>
-              <w:t>m-1</w:t>
-            </w:r>
-          </w:p>
-        </w:tc>
-        <w:tc>
-          <w:tcPr>
-            <w:tcW w:type="dxa" w:w="1514"/>
-          </w:tcPr>
-          <w:p>
+            <w:pPr>
+              <w:spacing w:before="20" w:after="20"/>
+            </w:pPr>
+            <w:r/>
+            <w:r>
+              <w:rPr>
+                <w:rFonts w:ascii="Verdana" w:hAnsi="Verdana"/>
+                <w:sz w:val="16"/>
+              </w:rPr>
+              <w:t>m</w:t>
+            </w:r>
+            <w:r>
+              <w:rPr>
+                <w:rFonts w:ascii="Verdana" w:hAnsi="Verdana"/>
+                <w:sz w:val="16"/>
+                <w:vertAlign w:val="superscript"/>
+              </w:rPr>
+              <w:t>-1</w:t>
+            </w:r>
+          </w:p>
+        </w:tc>
+        <w:tc>
+          <w:tcPr>
+            <w:tcW w:type="dxa" w:w="1514"/>
+          </w:tcPr>
+          <w:p>
+            <w:pPr>
+              <w:spacing w:before="20" w:after="20"/>
+            </w:pPr>
             <w:r/>
             <w:r>
               <w:rPr>
@@ -7256,6 +9288,9 @@
             <w:tcW w:type="dxa" w:w="1514"/>
           </w:tcPr>
           <w:p>
+            <w:pPr>
+              <w:spacing w:before="20" w:after="20"/>
+            </w:pPr>
             <w:r/>
             <w:r>
               <w:rPr>
@@ -7272,6 +9307,9 @@
             <w:tcW w:type="dxa" w:w="1514"/>
           </w:tcPr>
           <w:p>
+            <w:pPr>
+              <w:spacing w:before="20" w:after="20"/>
+            </w:pPr>
             <w:r/>
             <w:r>
               <w:rPr>
@@ -7292,6 +9330,9 @@
             <w:tcW w:type="dxa" w:w="1514"/>
           </w:tcPr>
           <w:p>
+            <w:pPr>
+              <w:spacing w:before="20" w:after="20"/>
+            </w:pPr>
             <w:r/>
             <w:r>
               <w:rPr>
@@ -7308,6 +9349,9 @@
             <w:tcW w:type="dxa" w:w="1514"/>
           </w:tcPr>
           <w:p>
+            <w:pPr>
+              <w:spacing w:before="20" w:after="20"/>
+            </w:pPr>
             <w:r/>
             <w:r>
               <w:rPr>
@@ -7324,22 +9368,35 @@
             <w:tcW w:type="dxa" w:w="1514"/>
           </w:tcPr>
           <w:p>
-            <w:r/>
-            <w:r>
-              <w:rPr>
-                <w:rFonts w:ascii="Verdana" w:hAnsi="Verdana"/>
-                <w:b w:val="0"/>
-                <w:sz w:val="16"/>
-              </w:rPr>
-              <w:t>m-1</w:t>
-            </w:r>
-          </w:p>
-        </w:tc>
-        <w:tc>
-          <w:tcPr>
-            <w:tcW w:type="dxa" w:w="1514"/>
-          </w:tcPr>
-          <w:p>
+            <w:pPr>
+              <w:spacing w:before="20" w:after="20"/>
+            </w:pPr>
+            <w:r/>
+            <w:r>
+              <w:rPr>
+                <w:rFonts w:ascii="Verdana" w:hAnsi="Verdana"/>
+                <w:sz w:val="16"/>
+              </w:rPr>
+              <w:t>m</w:t>
+            </w:r>
+            <w:r>
+              <w:rPr>
+                <w:rFonts w:ascii="Verdana" w:hAnsi="Verdana"/>
+                <w:sz w:val="16"/>
+                <w:vertAlign w:val="superscript"/>
+              </w:rPr>
+              <w:t>-1</w:t>
+            </w:r>
+          </w:p>
+        </w:tc>
+        <w:tc>
+          <w:tcPr>
+            <w:tcW w:type="dxa" w:w="1514"/>
+          </w:tcPr>
+          <w:p>
+            <w:pPr>
+              <w:spacing w:before="20" w:after="20"/>
+            </w:pPr>
             <w:r/>
             <w:r>
               <w:rPr>
@@ -7356,6 +9413,9 @@
             <w:tcW w:type="dxa" w:w="1514"/>
           </w:tcPr>
           <w:p>
+            <w:pPr>
+              <w:spacing w:before="20" w:after="20"/>
+            </w:pPr>
             <w:r/>
             <w:r>
               <w:rPr>
@@ -7372,6 +9432,9 @@
             <w:tcW w:type="dxa" w:w="1514"/>
           </w:tcPr>
           <w:p>
+            <w:pPr>
+              <w:spacing w:before="20" w:after="20"/>
+            </w:pPr>
             <w:r/>
             <w:r>
               <w:rPr>
@@ -7388,22 +9451,35 @@
             <w:tcW w:type="dxa" w:w="1514"/>
           </w:tcPr>
           <w:p>
-            <w:r/>
-            <w:r>
-              <w:rPr>
-                <w:rFonts w:ascii="Verdana" w:hAnsi="Verdana"/>
-                <w:b w:val="0"/>
-                <w:sz w:val="16"/>
-              </w:rPr>
-              <w:t>m-1</w:t>
-            </w:r>
-          </w:p>
-        </w:tc>
-        <w:tc>
-          <w:tcPr>
-            <w:tcW w:type="dxa" w:w="1514"/>
-          </w:tcPr>
-          <w:p>
+            <w:pPr>
+              <w:spacing w:before="20" w:after="20"/>
+            </w:pPr>
+            <w:r/>
+            <w:r>
+              <w:rPr>
+                <w:rFonts w:ascii="Verdana" w:hAnsi="Verdana"/>
+                <w:sz w:val="16"/>
+              </w:rPr>
+              <w:t>m</w:t>
+            </w:r>
+            <w:r>
+              <w:rPr>
+                <w:rFonts w:ascii="Verdana" w:hAnsi="Verdana"/>
+                <w:sz w:val="16"/>
+                <w:vertAlign w:val="superscript"/>
+              </w:rPr>
+              <w:t>-1</w:t>
+            </w:r>
+          </w:p>
+        </w:tc>
+        <w:tc>
+          <w:tcPr>
+            <w:tcW w:type="dxa" w:w="1514"/>
+          </w:tcPr>
+          <w:p>
+            <w:pPr>
+              <w:spacing w:before="20" w:after="20"/>
+            </w:pPr>
             <w:r/>
             <w:r>
               <w:rPr>
@@ -7420,6 +9496,9 @@
             <w:tcW w:type="dxa" w:w="1514"/>
           </w:tcPr>
           <w:p>
+            <w:pPr>
+              <w:spacing w:before="20" w:after="20"/>
+            </w:pPr>
             <w:r/>
             <w:r>
               <w:rPr>
@@ -7436,6 +9515,9 @@
             <w:tcW w:type="dxa" w:w="1514"/>
           </w:tcPr>
           <w:p>
+            <w:pPr>
+              <w:spacing w:before="20" w:after="20"/>
+            </w:pPr>
             <w:r/>
             <w:r>
               <w:rPr>
@@ -7456,6 +9538,9 @@
             <w:tcW w:type="dxa" w:w="1514"/>
           </w:tcPr>
           <w:p>
+            <w:pPr>
+              <w:spacing w:before="20" w:after="20"/>
+            </w:pPr>
             <w:r/>
             <w:r>
               <w:rPr>
@@ -7472,6 +9557,9 @@
             <w:tcW w:type="dxa" w:w="1514"/>
           </w:tcPr>
           <w:p>
+            <w:pPr>
+              <w:spacing w:before="20" w:after="20"/>
+            </w:pPr>
             <w:r/>
             <w:r>
               <w:rPr>
@@ -7488,11 +9576,13 @@
             <w:tcW w:type="dxa" w:w="1514"/>
           </w:tcPr>
           <w:p>
-            <w:r/>
-            <w:r>
-              <w:rPr>
-                <w:rFonts w:ascii="Verdana" w:hAnsi="Verdana"/>
-                <w:b w:val="0"/>
+            <w:pPr>
+              <w:spacing w:before="20" w:after="20"/>
+            </w:pPr>
+            <w:r/>
+            <w:r>
+              <w:rPr>
+                <w:rFonts w:ascii="Verdana" w:hAnsi="Verdana"/>
                 <w:sz w:val="16"/>
               </w:rPr>
               <w:t>sr</w:t>
@@ -7504,6 +9594,9 @@
             <w:tcW w:type="dxa" w:w="1514"/>
           </w:tcPr>
           <w:p>
+            <w:pPr>
+              <w:spacing w:before="20" w:after="20"/>
+            </w:pPr>
             <w:r/>
             <w:r>
               <w:rPr>
@@ -7520,6 +9613,9 @@
             <w:tcW w:type="dxa" w:w="1514"/>
           </w:tcPr>
           <w:p>
+            <w:pPr>
+              <w:spacing w:before="20" w:after="20"/>
+            </w:pPr>
             <w:r/>
             <w:r>
               <w:rPr>
@@ -7536,6 +9632,9 @@
             <w:tcW w:type="dxa" w:w="1514"/>
           </w:tcPr>
           <w:p>
+            <w:pPr>
+              <w:spacing w:before="20" w:after="20"/>
+            </w:pPr>
             <w:r/>
             <w:r>
               <w:rPr>
@@ -7552,11 +9651,13 @@
             <w:tcW w:type="dxa" w:w="1514"/>
           </w:tcPr>
           <w:p>
-            <w:r/>
-            <w:r>
-              <w:rPr>
-                <w:rFonts w:ascii="Verdana" w:hAnsi="Verdana"/>
-                <w:b w:val="0"/>
+            <w:pPr>
+              <w:spacing w:before="20" w:after="20"/>
+            </w:pPr>
+            <w:r/>
+            <w:r>
+              <w:rPr>
+                <w:rFonts w:ascii="Verdana" w:hAnsi="Verdana"/>
                 <w:sz w:val="16"/>
               </w:rPr>
               <w:t>sr</w:t>
@@ -7568,6 +9669,9 @@
             <w:tcW w:type="dxa" w:w="1514"/>
           </w:tcPr>
           <w:p>
+            <w:pPr>
+              <w:spacing w:before="20" w:after="20"/>
+            </w:pPr>
             <w:r/>
             <w:r>
               <w:rPr>
@@ -7584,6 +9688,9 @@
             <w:tcW w:type="dxa" w:w="1514"/>
           </w:tcPr>
           <w:p>
+            <w:pPr>
+              <w:spacing w:before="20" w:after="20"/>
+            </w:pPr>
             <w:r/>
             <w:r>
               <w:rPr>
@@ -7600,6 +9707,9 @@
             <w:tcW w:type="dxa" w:w="1514"/>
           </w:tcPr>
           <w:p>
+            <w:pPr>
+              <w:spacing w:before="20" w:after="20"/>
+            </w:pPr>
             <w:r/>
             <w:r>
               <w:rPr>
@@ -7620,6 +9730,9 @@
             <w:tcW w:type="dxa" w:w="1514"/>
           </w:tcPr>
           <w:p>
+            <w:pPr>
+              <w:spacing w:before="20" w:after="20"/>
+            </w:pPr>
             <w:r/>
             <w:r>
               <w:rPr>
@@ -7636,6 +9749,9 @@
             <w:tcW w:type="dxa" w:w="1514"/>
           </w:tcPr>
           <w:p>
+            <w:pPr>
+              <w:spacing w:before="20" w:after="20"/>
+            </w:pPr>
             <w:r/>
             <w:r>
               <w:rPr>
@@ -7652,11 +9768,13 @@
             <w:tcW w:type="dxa" w:w="1514"/>
           </w:tcPr>
           <w:p>
-            <w:r/>
-            <w:r>
-              <w:rPr>
-                <w:rFonts w:ascii="Verdana" w:hAnsi="Verdana"/>
-                <w:b w:val="0"/>
+            <w:pPr>
+              <w:spacing w:before="20" w:after="20"/>
+            </w:pPr>
+            <w:r/>
+            <w:r>
+              <w:rPr>
+                <w:rFonts w:ascii="Verdana" w:hAnsi="Verdana"/>
                 <w:sz w:val="16"/>
               </w:rPr>
               <w:t>sr</w:t>
@@ -7668,6 +9786,9 @@
             <w:tcW w:type="dxa" w:w="1514"/>
           </w:tcPr>
           <w:p>
+            <w:pPr>
+              <w:spacing w:before="20" w:after="20"/>
+            </w:pPr>
             <w:r/>
             <w:r>
               <w:rPr>
@@ -7684,6 +9805,9 @@
             <w:tcW w:type="dxa" w:w="1514"/>
           </w:tcPr>
           <w:p>
+            <w:pPr>
+              <w:spacing w:before="20" w:after="20"/>
+            </w:pPr>
             <w:r/>
             <w:r>
               <w:rPr>
@@ -7700,6 +9824,9 @@
             <w:tcW w:type="dxa" w:w="1514"/>
           </w:tcPr>
           <w:p>
+            <w:pPr>
+              <w:spacing w:before="20" w:after="20"/>
+            </w:pPr>
             <w:r/>
             <w:r>
               <w:rPr>
@@ -7716,11 +9843,13 @@
             <w:tcW w:type="dxa" w:w="1514"/>
           </w:tcPr>
           <w:p>
-            <w:r/>
-            <w:r>
-              <w:rPr>
-                <w:rFonts w:ascii="Verdana" w:hAnsi="Verdana"/>
-                <w:b w:val="0"/>
+            <w:pPr>
+              <w:spacing w:before="20" w:after="20"/>
+            </w:pPr>
+            <w:r/>
+            <w:r>
+              <w:rPr>
+                <w:rFonts w:ascii="Verdana" w:hAnsi="Verdana"/>
                 <w:sz w:val="16"/>
               </w:rPr>
               <w:t>sr</w:t>
@@ -7732,6 +9861,9 @@
             <w:tcW w:type="dxa" w:w="1514"/>
           </w:tcPr>
           <w:p>
+            <w:pPr>
+              <w:spacing w:before="20" w:after="20"/>
+            </w:pPr>
             <w:r/>
             <w:r>
               <w:rPr>
@@ -7748,6 +9880,9 @@
             <w:tcW w:type="dxa" w:w="1514"/>
           </w:tcPr>
           <w:p>
+            <w:pPr>
+              <w:spacing w:before="20" w:after="20"/>
+            </w:pPr>
             <w:r/>
             <w:r>
               <w:rPr>
@@ -7764,6 +9899,9 @@
             <w:tcW w:type="dxa" w:w="1514"/>
           </w:tcPr>
           <w:p>
+            <w:pPr>
+              <w:spacing w:before="20" w:after="20"/>
+            </w:pPr>
             <w:r/>
             <w:r>
               <w:rPr>
@@ -7784,6 +9922,9 @@
             <w:tcW w:type="dxa" w:w="1514"/>
           </w:tcPr>
           <w:p>
+            <w:pPr>
+              <w:spacing w:before="20" w:after="20"/>
+            </w:pPr>
             <w:r/>
             <w:r>
               <w:rPr>
@@ -7800,6 +9941,9 @@
             <w:tcW w:type="dxa" w:w="1514"/>
           </w:tcPr>
           <w:p>
+            <w:pPr>
+              <w:spacing w:before="20" w:after="20"/>
+            </w:pPr>
             <w:r/>
             <w:r>
               <w:rPr>
@@ -7816,11 +9960,13 @@
             <w:tcW w:type="dxa" w:w="1514"/>
           </w:tcPr>
           <w:p>
-            <w:r/>
-            <w:r>
-              <w:rPr>
-                <w:rFonts w:ascii="Verdana" w:hAnsi="Verdana"/>
-                <w:b w:val="0"/>
+            <w:pPr>
+              <w:spacing w:before="20" w:after="20"/>
+            </w:pPr>
+            <w:r/>
+            <w:r>
+              <w:rPr>
+                <w:rFonts w:ascii="Verdana" w:hAnsi="Verdana"/>
                 <w:sz w:val="16"/>
               </w:rPr>
               <w:t>%</w:t>
@@ -7832,6 +9978,9 @@
             <w:tcW w:type="dxa" w:w="1514"/>
           </w:tcPr>
           <w:p>
+            <w:pPr>
+              <w:spacing w:before="20" w:after="20"/>
+            </w:pPr>
             <w:r/>
             <w:r>
               <w:rPr>
@@ -7848,6 +9997,9 @@
             <w:tcW w:type="dxa" w:w="1514"/>
           </w:tcPr>
           <w:p>
+            <w:pPr>
+              <w:spacing w:before="20" w:after="20"/>
+            </w:pPr>
             <w:r/>
             <w:r>
               <w:rPr>
@@ -7864,6 +10016,9 @@
             <w:tcW w:type="dxa" w:w="1514"/>
           </w:tcPr>
           <w:p>
+            <w:pPr>
+              <w:spacing w:before="20" w:after="20"/>
+            </w:pPr>
             <w:r/>
             <w:r>
               <w:rPr>
@@ -7880,11 +10035,13 @@
             <w:tcW w:type="dxa" w:w="1514"/>
           </w:tcPr>
           <w:p>
-            <w:r/>
-            <w:r>
-              <w:rPr>
-                <w:rFonts w:ascii="Verdana" w:hAnsi="Verdana"/>
-                <w:b w:val="0"/>
+            <w:pPr>
+              <w:spacing w:before="20" w:after="20"/>
+            </w:pPr>
+            <w:r/>
+            <w:r>
+              <w:rPr>
+                <w:rFonts w:ascii="Verdana" w:hAnsi="Verdana"/>
                 <w:sz w:val="16"/>
               </w:rPr>
               <w:t>%</w:t>
@@ -7896,6 +10053,9 @@
             <w:tcW w:type="dxa" w:w="1514"/>
           </w:tcPr>
           <w:p>
+            <w:pPr>
+              <w:spacing w:before="20" w:after="20"/>
+            </w:pPr>
             <w:r/>
             <w:r>
               <w:rPr>
@@ -7912,6 +10072,9 @@
             <w:tcW w:type="dxa" w:w="1514"/>
           </w:tcPr>
           <w:p>
+            <w:pPr>
+              <w:spacing w:before="20" w:after="20"/>
+            </w:pPr>
             <w:r/>
             <w:r>
               <w:rPr>
@@ -7928,6 +10091,9 @@
             <w:tcW w:type="dxa" w:w="1514"/>
           </w:tcPr>
           <w:p>
+            <w:pPr>
+              <w:spacing w:before="20" w:after="20"/>
+            </w:pPr>
             <w:r/>
             <w:r>
               <w:rPr>
@@ -7948,6 +10114,9 @@
             <w:tcW w:type="dxa" w:w="1514"/>
           </w:tcPr>
           <w:p>
+            <w:pPr>
+              <w:spacing w:before="20" w:after="20"/>
+            </w:pPr>
             <w:r/>
             <w:r>
               <w:rPr>
@@ -7964,6 +10133,9 @@
             <w:tcW w:type="dxa" w:w="1514"/>
           </w:tcPr>
           <w:p>
+            <w:pPr>
+              <w:spacing w:before="20" w:after="20"/>
+            </w:pPr>
             <w:r/>
             <w:r>
               <w:rPr>
@@ -7980,11 +10152,13 @@
             <w:tcW w:type="dxa" w:w="1514"/>
           </w:tcPr>
           <w:p>
-            <w:r/>
-            <w:r>
-              <w:rPr>
-                <w:rFonts w:ascii="Verdana" w:hAnsi="Verdana"/>
-                <w:b w:val="0"/>
+            <w:pPr>
+              <w:spacing w:before="20" w:after="20"/>
+            </w:pPr>
+            <w:r/>
+            <w:r>
+              <w:rPr>
+                <w:rFonts w:ascii="Verdana" w:hAnsi="Verdana"/>
                 <w:sz w:val="16"/>
               </w:rPr>
               <w:t>%</w:t>
@@ -7996,6 +10170,9 @@
             <w:tcW w:type="dxa" w:w="1514"/>
           </w:tcPr>
           <w:p>
+            <w:pPr>
+              <w:spacing w:before="20" w:after="20"/>
+            </w:pPr>
             <w:r/>
             <w:r>
               <w:rPr>
@@ -8012,6 +10189,9 @@
             <w:tcW w:type="dxa" w:w="1514"/>
           </w:tcPr>
           <w:p>
+            <w:pPr>
+              <w:spacing w:before="20" w:after="20"/>
+            </w:pPr>
             <w:r/>
             <w:r>
               <w:rPr>
@@ -8028,6 +10208,9 @@
             <w:tcW w:type="dxa" w:w="1514"/>
           </w:tcPr>
           <w:p>
+            <w:pPr>
+              <w:spacing w:before="20" w:after="20"/>
+            </w:pPr>
             <w:r/>
             <w:r>
               <w:rPr>
@@ -8044,11 +10227,13 @@
             <w:tcW w:type="dxa" w:w="1514"/>
           </w:tcPr>
           <w:p>
-            <w:r/>
-            <w:r>
-              <w:rPr>
-                <w:rFonts w:ascii="Verdana" w:hAnsi="Verdana"/>
-                <w:b w:val="0"/>
+            <w:pPr>
+              <w:spacing w:before="20" w:after="20"/>
+            </w:pPr>
+            <w:r/>
+            <w:r>
+              <w:rPr>
+                <w:rFonts w:ascii="Verdana" w:hAnsi="Verdana"/>
                 <w:sz w:val="16"/>
               </w:rPr>
               <w:t>%</w:t>
@@ -8060,6 +10245,9 @@
             <w:tcW w:type="dxa" w:w="1514"/>
           </w:tcPr>
           <w:p>
+            <w:pPr>
+              <w:spacing w:before="20" w:after="20"/>
+            </w:pPr>
             <w:r/>
             <w:r>
               <w:rPr>
@@ -8076,6 +10264,9 @@
             <w:tcW w:type="dxa" w:w="1514"/>
           </w:tcPr>
           <w:p>
+            <w:pPr>
+              <w:spacing w:before="20" w:after="20"/>
+            </w:pPr>
             <w:r/>
             <w:r>
               <w:rPr>
@@ -8092,6 +10283,9 @@
             <w:tcW w:type="dxa" w:w="1514"/>
           </w:tcPr>
           <w:p>
+            <w:pPr>
+              <w:spacing w:before="20" w:after="20"/>
+            </w:pPr>
             <w:r/>
             <w:r>
               <w:rPr>

--- a/docx/ru/BUFRCREX_TableB_ru_15.docx
+++ b/docx/ru/BUFRCREX_TableB_ru_15.docx
@@ -9938,367 +9938,6 @@
         </w:tc>
       </w:tr>
     </w:tbl>
-    <w:p/>
-    <w:p>
-      <w:r>
-        <w:rPr>
-          <w:rFonts w:ascii="Verdana" w:hAnsi="Verdana"/>
-          <w:i/>
-          <w:sz w:val="14"/>
-        </w:rPr>
-        <w:t>Note 23: Значение осадков –0,1 кг·м-2 до масштабирования (–1 после масштабирования или в коде CREX) должно указывать на «следы» осадков (не поддающиеся измерению, менее 0,05 кг·м-2).</w:t>
-      </w:r>
-    </w:p>
-    <w:p>
-      <w:r>
-        <w:rPr>
-          <w:rFonts w:ascii="Verdana" w:hAnsi="Verdana"/>
-          <w:i/>
-          <w:sz w:val="14"/>
-        </w:rPr>
-        <w:t>Note 25: Ранее определенное значение может быть отменено путем передачи «отсутствующего значения» из соответствующей кодовой таблицы или таблицы флагов.</w:t>
-      </w:r>
-    </w:p>
-    <w:p>
-      <w:r>
-        <w:rPr>
-          <w:rFonts w:ascii="Verdana" w:hAnsi="Verdana"/>
-          <w:i/>
-          <w:sz w:val="14"/>
-        </w:rPr>
-        <w:t>Note 27: Все время дается во Всемирном скоординированном времени (ВСВ), если не предусмотрено иного.</w:t>
-      </w:r>
-    </w:p>
-    <w:p>
-      <w:r>
-        <w:rPr>
-          <w:rFonts w:ascii="Verdana" w:hAnsi="Verdana"/>
-          <w:i/>
-          <w:sz w:val="14"/>
-        </w:rPr>
-        <w:t>Note 32: Пеленг или азимут следует использовать только для установленного местоположения и не должен переопределять это местоположение.</w:t>
-      </w:r>
-    </w:p>
-    <w:p>
-      <w:r>
-        <w:rPr>
-          <w:rFonts w:ascii="Verdana" w:hAnsi="Verdana"/>
-          <w:i/>
-          <w:sz w:val="14"/>
-        </w:rPr>
-        <w:t>Note 62: Расстояние следует использовать только для установленного местоположения, а также пеленга, азимута или превышения; оно не должно переопределять это местоположение.</w:t>
-      </w:r>
-    </w:p>
-    <w:p>
-      <w:r>
-        <w:rPr>
-          <w:rFonts w:ascii="Verdana" w:hAnsi="Verdana"/>
-          <w:i/>
-          <w:sz w:val="14"/>
-        </w:rPr>
-        <w:t>Note 63: Приходящей радиации следует присваивать положительные значения.</w:t>
-      </w:r>
-    </w:p>
-    <w:p>
-      <w:r>
-        <w:rPr>
-          <w:rFonts w:ascii="Verdana" w:hAnsi="Verdana"/>
-          <w:i/>
-          <w:sz w:val="14"/>
-        </w:rPr>
-        <w:t>Note 64: Для компонент w, направленных вниз, следует выделять положительные значения с единицами измерения в Па·с-1.</w:t>
-      </w:r>
-    </w:p>
-    <w:p>
-      <w:r>
-        <w:rPr>
-          <w:rFonts w:ascii="Verdana" w:hAnsi="Verdana"/>
-          <w:i/>
-          <w:sz w:val="14"/>
-        </w:rPr>
-        <w:t>Note 66: Увеличение широты с востока на запад следует выражать отрицательным значением.</w:t>
-      </w:r>
-    </w:p>
-    <w:p>
-      <w:r>
-        <w:rPr>
-          <w:rFonts w:ascii="Verdana" w:hAnsi="Verdana"/>
-          <w:i/>
-          <w:sz w:val="14"/>
-        </w:rPr>
-        <w:t>Note 75: Для дескрипторов кода CREX F = B, а не 0.</w:t>
-      </w:r>
-    </w:p>
-    <w:p>
-      <w:r>
-        <w:rPr>
-          <w:rFonts w:ascii="Verdana" w:hAnsi="Verdana"/>
-          <w:i/>
-          <w:sz w:val="14"/>
-        </w:rPr>
-        <w:t>Note 92: Для однозначного различения случаев отсутствия данных и насыщенных пикселей, n-битовые данные об изображении следует кодировать, используя длину данных n+1. Когда такого дескриптора еще нет в классе 30, дескриптор оператора 2 01 YYY следует использовать для изменения длины данных существующей позиции, по мере необходимости.</w:t>
-      </w:r>
-    </w:p>
-    <w:p>
-      <w:r>
-        <w:rPr>
-          <w:rFonts w:ascii="Verdana" w:hAnsi="Verdana"/>
-          <w:i/>
-          <w:sz w:val="14"/>
-        </w:rPr>
-        <w:t>Note 105: Негативные временные периоды или отклонения следует использовать для указания временных периодов или отклонений, предшествующих определенному текущему времени.</w:t>
-      </w:r>
-    </w:p>
-    <w:p>
-      <w:r>
-        <w:rPr>
-          <w:rFonts w:ascii="Verdana" w:hAnsi="Verdana"/>
-          <w:i/>
-          <w:sz w:val="14"/>
-        </w:rPr>
-        <w:t>Note 110: Увеличение широты с севера на юг следует выражать отрицательными значениями.</w:t>
-      </w:r>
-    </w:p>
-    <w:p>
-      <w:r>
-        <w:rPr>
-          <w:rFonts w:ascii="Verdana" w:hAnsi="Verdana"/>
-          <w:i/>
-          <w:sz w:val="14"/>
-        </w:rPr>
-        <w:t>Note 115: Длина данных пикселя может быть изменена с помощью дескриптора 2 01 YYY.</w:t>
-      </w:r>
-    </w:p>
-    <w:p>
-      <w:r>
-        <w:rPr>
-          <w:rFonts w:ascii="Verdana" w:hAnsi="Verdana"/>
-          <w:i/>
-          <w:sz w:val="14"/>
-        </w:rPr>
-        <w:t>Note 121: Некоторые указания ожидаемой точности могут в неявной форме содержаться в ряде элементов данного класса.</w:t>
-      </w:r>
-    </w:p>
-    <w:p>
-      <w:r>
-        <w:rPr>
-          <w:rFonts w:ascii="Verdana" w:hAnsi="Verdana"/>
-          <w:i/>
-          <w:sz w:val="14"/>
-        </w:rPr>
-        <w:t>Note 122: Южную широту следует выражать отрицательными значениями.</w:t>
-      </w:r>
-    </w:p>
-    <w:p>
-      <w:r>
-        <w:rPr>
-          <w:rFonts w:ascii="Verdana" w:hAnsi="Verdana"/>
-          <w:i/>
-          <w:sz w:val="14"/>
-        </w:rPr>
-        <w:t>Note 123: Для компонент v, направленных с юга на север, следует выделять положительные значения.</w:t>
-      </w:r>
-    </w:p>
-    <w:p>
-      <w:r>
-        <w:rPr>
-          <w:rFonts w:ascii="Verdana" w:hAnsi="Verdana"/>
-          <w:i/>
-          <w:sz w:val="14"/>
-        </w:rPr>
-        <w:t>Note 126: Направление приземного ветра, измеренное на станции в пределах 1° от Северного полюса или в пределах 1° от Южного полюса, следует сообщать таким образом, чтобы азимутальный круг был выровнен с нулем прибора, соответствуя 0° по Гринвичскому меридиану.</w:t>
-      </w:r>
-    </w:p>
-    <w:p>
-      <w:r>
-        <w:rPr>
-          <w:rFonts w:ascii="Verdana" w:hAnsi="Verdana"/>
-          <w:i/>
-          <w:sz w:val="14"/>
-        </w:rPr>
-        <w:t>Note 140: Размер элемента изображения на горизонтали — 1 приводится в положении, где масштабный коэффициент карты равен единице.</w:t>
-      </w:r>
-    </w:p>
-    <w:p>
-      <w:r>
-        <w:rPr>
-          <w:rFonts w:ascii="Verdana" w:hAnsi="Verdana"/>
-          <w:i/>
-          <w:sz w:val="14"/>
-        </w:rPr>
-        <w:t>Note 141: Размер элемента изображения на горизонтали — 2 указывается в положении, где масштабный коэффициент карты равен единице.</w:t>
-      </w:r>
-    </w:p>
-    <w:p>
-      <w:r>
-        <w:rPr>
-          <w:rFonts w:ascii="Verdana" w:hAnsi="Verdana"/>
-          <w:i/>
-          <w:sz w:val="14"/>
-        </w:rPr>
-        <w:t>Note 145: Значение временных периодов или отклонений может быть указано с использованием значений времени в коде, соответствующем табличной ссылке 0 08 021.</w:t>
-      </w:r>
-    </w:p>
-    <w:p>
-      <w:r>
-        <w:rPr>
-          <w:rFonts w:ascii="Verdana" w:hAnsi="Verdana"/>
-          <w:i/>
-          <w:sz w:val="14"/>
-        </w:rPr>
-        <w:t>Note 149: При использовании с прогнозируемыми величинами временное местоположение должно указывать время исходного состояния или начала для прогностического периода; при использовании с множеством средних прогностических значений временное местоположение должно указывать исходное состояние или начало первого прогноза, по которому получены множественные средние.</w:t>
-      </w:r>
-    </w:p>
-    <w:p>
-      <w:r>
-        <w:rPr>
-          <w:rFonts w:ascii="Verdana" w:hAnsi="Verdana"/>
-          <w:i/>
-          <w:sz w:val="14"/>
-        </w:rPr>
-        <w:t>Note 155: В данный класс могут также войти элементы, относящиеся к процедурам наблюдений.</w:t>
-      </w:r>
-    </w:p>
-    <w:p>
-      <w:r>
-        <w:rPr>
-          <w:rFonts w:ascii="Verdana" w:hAnsi="Verdana"/>
-          <w:i/>
-          <w:sz w:val="14"/>
-        </w:rPr>
-        <w:t>Note 156: Данный класс должен содержать элементы описания приборов, используемых для получения сообщаемых метеорологических элементов.</w:t>
-      </w:r>
-    </w:p>
-    <w:p>
-      <w:r>
-        <w:rPr>
-          <w:rFonts w:ascii="Verdana" w:hAnsi="Verdana"/>
-          <w:i/>
-          <w:sz w:val="14"/>
-        </w:rPr>
-        <w:t>Note 158: Прежде чем использовать временные периоды или отклонения и временные инкременты, необходимо определить исходное временное местоположение, за которым, по мере необходимости, следует определение значимости времени.</w:t>
-      </w:r>
-    </w:p>
-    <w:p>
-      <w:r>
-        <w:rPr>
-          <w:rFonts w:ascii="Verdana" w:hAnsi="Verdana"/>
-          <w:i/>
-          <w:sz w:val="14"/>
-        </w:rPr>
-        <w:t>Note 160: Уходящей радиации следует присваивать отрицательные значения.</w:t>
-      </w:r>
-    </w:p>
-    <w:p>
-      <w:r>
-        <w:rPr>
-          <w:rFonts w:ascii="Verdana" w:hAnsi="Verdana"/>
-          <w:i/>
-          <w:sz w:val="14"/>
-        </w:rPr>
-        <w:t>Note 161: Для компонент w, направленных вверх, следует выделять положительные значения с единицами измерения в м·с-1.</w:t>
-      </w:r>
-    </w:p>
-    <w:p>
-      <w:r>
-        <w:rPr>
-          <w:rFonts w:ascii="Verdana" w:hAnsi="Verdana"/>
-          <w:i/>
-          <w:sz w:val="14"/>
-        </w:rPr>
-        <w:t>Note 162: Пригодные диапазоны, использованные выше: 1011–1019 Бк для выбросов; 10-2–107 Бк и 10-2–107 мЗв для концентраций и доз.</w:t>
-      </w:r>
-    </w:p>
-    <w:p>
-      <w:r>
-        <w:rPr>
-          <w:rFonts w:ascii="Verdana" w:hAnsi="Verdana"/>
-          <w:i/>
-          <w:sz w:val="14"/>
-        </w:rPr>
-        <w:t>Note 163: Величины широты и приращений широты ограничены диапазоном от –90 до +90 градусов.</w:t>
-      </w:r>
-    </w:p>
-    <w:p>
-      <w:r>
-        <w:rPr>
-          <w:rFonts w:ascii="Verdana" w:hAnsi="Verdana"/>
-          <w:i/>
-          <w:sz w:val="14"/>
-        </w:rPr>
-        <w:t>Note 164: Величины долготы ограничены диапазоном от –180 до +180 градусов.</w:t>
-      </w:r>
-    </w:p>
-    <w:p>
-      <w:r>
-        <w:rPr>
-          <w:rFonts w:ascii="Verdana" w:hAnsi="Verdana"/>
-          <w:i/>
-          <w:sz w:val="14"/>
-        </w:rPr>
-        <w:t>Note 165: Вертикальные элементы и давление следует использовать для определения значений этих элементов независимо от элемента или переменной, означающей вертикальную координату.</w:t>
-      </w:r>
-    </w:p>
-    <w:p>
-      <w:r>
-        <w:rPr>
-          <w:rFonts w:ascii="Verdana" w:hAnsi="Verdana"/>
-          <w:i/>
-          <w:sz w:val="14"/>
-        </w:rPr>
-        <w:t>Note 166: Западная долгота выражается отрицательными величинами.</w:t>
-      </w:r>
-    </w:p>
-    <w:p>
-      <w:r>
-        <w:rPr>
-          <w:rFonts w:ascii="Verdana" w:hAnsi="Verdana"/>
-          <w:i/>
-          <w:sz w:val="14"/>
-        </w:rPr>
-        <w:t>Note 167: Для компонент u, направленных с запада на восток, следует выделять положительные значения.</w:t>
-      </w:r>
-    </w:p>
-    <w:p>
-      <w:r>
-        <w:rPr>
-          <w:rFonts w:ascii="Verdana" w:hAnsi="Verdana"/>
-          <w:i/>
-          <w:sz w:val="14"/>
-        </w:rPr>
-        <w:t>Note 176: Там, где в колонку «НАЗВАНИЕ ЭЛЕМЕНТА» вводится выражение «на указанной высоте и за указанный период», соответствующее вертикальное местоположение должно быть определено с использованием дескрипторов из класса 07 совместно с соответствующим периодом с использованием дескрипторов из класса 04.</w:t>
-      </w:r>
-    </w:p>
-    <w:p>
-      <w:r>
-        <w:rPr>
-          <w:rFonts w:ascii="Verdana" w:hAnsi="Verdana"/>
-          <w:i/>
-          <w:sz w:val="14"/>
-        </w:rPr>
-        <w:t>Note 178: Там, где величины суммируются или усредняются (например, за временной период), общее число значений, из которых получается сумма или среднее значение, может быть представлено с использованием ссылки 0 08 022.</w:t>
-      </w:r>
-    </w:p>
-    <w:p>
-      <w:r>
-        <w:rPr>
-          <w:rFonts w:ascii="Verdana" w:hAnsi="Verdana"/>
-          <w:i/>
-          <w:sz w:val="14"/>
-        </w:rPr>
-        <w:t>Note 179: Стандарты ветровых данных: Скорость Направление; Наблюдение отсутствует Отсутствует Отсутствует; Штиль 0 0; Обычное наблюдение &gt;0 1°–360°; Только скорость &gt;0 Отсутствует; Только направление Отсутствует 1°–360°; «Слабый и переменный» &gt;0 0</w:t>
-      </w:r>
-    </w:p>
-    <w:p>
-      <w:r>
-        <w:rPr>
-          <w:rFonts w:ascii="Verdana" w:hAnsi="Verdana"/>
-          <w:i/>
-          <w:sz w:val="14"/>
-        </w:rPr>
-        <w:t>Note 180: Стандарты сообщения о ветровых волнах и волнении: Наблюдения Скорость Направление; Нет наблюдений Отсутствует Отсутствует; Штиль 0 0; Обычное наблюдение &gt;0 1–360; Только скорость &gt;0 Отсутствует; Только направление Отсутствует 1–360; «Легкий и переменный» &gt;0 0</w:t>
-      </w:r>
-    </w:p>
     <w:sectPr>
       <w:pgSz w:w="16838" w:h="11906" w:orient="landscape"/>
       <w:pgMar w:top="850" w:right="850" w:bottom="850" w:left="850" w:header="720" w:footer="720" w:gutter="0"/>
